--- a/Output/grace_overall_white_models.docx
+++ b/Output/grace_overall_white_models.docx
@@ -5346,7 +5346,7 @@
                 <w:szCs w:val="22"/>
                 <w:color w:val="000000"/>
               </w:rPr>
-              <w:t xml:space="preserve">-3.705***</w:t>
+              <w:t xml:space="preserve">-3.656***</w:t>
             </w:r>
           </w:p>
         </w:tc>
@@ -5401,7 +5401,7 @@
                 <w:szCs w:val="22"/>
                 <w:color w:val="000000"/>
               </w:rPr>
-              <w:t xml:space="preserve">-3.459***</w:t>
+              <w:t xml:space="preserve">-3.439***</w:t>
             </w:r>
           </w:p>
         </w:tc>
@@ -5456,7 +5456,7 @@
                 <w:szCs w:val="22"/>
                 <w:color w:val="000000"/>
               </w:rPr>
-              <w:t xml:space="preserve">-3.483***</w:t>
+              <w:t xml:space="preserve">-3.462***</w:t>
             </w:r>
           </w:p>
         </w:tc>
@@ -5511,7 +5511,7 @@
                 <w:szCs w:val="22"/>
                 <w:color w:val="000000"/>
               </w:rPr>
-              <w:t xml:space="preserve">-3.466***</w:t>
+              <w:t xml:space="preserve">-3.510***</w:t>
             </w:r>
           </w:p>
         </w:tc>
@@ -5566,7 +5566,7 @@
                 <w:szCs w:val="22"/>
                 <w:color w:val="000000"/>
               </w:rPr>
-              <w:t xml:space="preserve">-3.829***</w:t>
+              <w:t xml:space="preserve">-4.071***</w:t>
             </w:r>
           </w:p>
         </w:tc>
@@ -5681,7 +5681,7 @@
                 <w:szCs w:val="22"/>
                 <w:color w:val="000000"/>
               </w:rPr>
-              <w:t xml:space="preserve">(0.067)</w:t>
+              <w:t xml:space="preserve">(0.074)</w:t>
             </w:r>
           </w:p>
         </w:tc>
@@ -5736,7 +5736,7 @@
                 <w:szCs w:val="22"/>
                 <w:color w:val="000000"/>
               </w:rPr>
-              <w:t xml:space="preserve">(0.075)</w:t>
+              <w:t xml:space="preserve">(0.084)</w:t>
             </w:r>
           </w:p>
         </w:tc>
@@ -5791,7 +5791,7 @@
                 <w:szCs w:val="22"/>
                 <w:color w:val="000000"/>
               </w:rPr>
-              <w:t xml:space="preserve">(0.075)</w:t>
+              <w:t xml:space="preserve">(0.084)</w:t>
             </w:r>
           </w:p>
         </w:tc>
@@ -5846,7 +5846,7 @@
                 <w:szCs w:val="22"/>
                 <w:color w:val="000000"/>
               </w:rPr>
-              <w:t xml:space="preserve">(0.098)</w:t>
+              <w:t xml:space="preserve">(0.115)</w:t>
             </w:r>
           </w:p>
         </w:tc>
@@ -5901,7 +5901,7 @@
                 <w:szCs w:val="22"/>
                 <w:color w:val="000000"/>
               </w:rPr>
-              <w:t xml:space="preserve">(0.101)</w:t>
+              <w:t xml:space="preserve">(0.122)</w:t>
             </w:r>
           </w:p>
         </w:tc>
@@ -6016,7 +6016,7 @@
                 <w:szCs w:val="22"/>
                 <w:color w:val="000000"/>
               </w:rPr>
-              <w:t xml:space="preserve">0.101***</w:t>
+              <w:t xml:space="preserve">0.074***</w:t>
             </w:r>
           </w:p>
         </w:tc>
@@ -6071,7 +6071,7 @@
                 <w:szCs w:val="22"/>
                 <w:color w:val="000000"/>
               </w:rPr>
-              <w:t xml:space="preserve">0.085***</w:t>
+              <w:t xml:space="preserve">0.063***</w:t>
             </w:r>
           </w:p>
         </w:tc>
@@ -6126,7 +6126,7 @@
                 <w:szCs w:val="22"/>
                 <w:color w:val="000000"/>
               </w:rPr>
-              <w:t xml:space="preserve">0.082***</w:t>
+              <w:t xml:space="preserve">0.062***</w:t>
             </w:r>
           </w:p>
         </w:tc>
@@ -6181,7 +6181,7 @@
                 <w:szCs w:val="22"/>
                 <w:color w:val="000000"/>
               </w:rPr>
-              <w:t xml:space="preserve">0.081***</w:t>
+              <w:t xml:space="preserve">0.064***</w:t>
             </w:r>
           </w:p>
         </w:tc>
@@ -6236,7 +6236,7 @@
                 <w:szCs w:val="22"/>
                 <w:color w:val="000000"/>
               </w:rPr>
-              <w:t xml:space="preserve">0.027*</w:t>
+              <w:t xml:space="preserve">0.023</w:t>
             </w:r>
           </w:p>
         </w:tc>
@@ -6351,7 +6351,7 @@
                 <w:szCs w:val="22"/>
                 <w:color w:val="000000"/>
               </w:rPr>
-              <w:t xml:space="preserve">(0.014)</w:t>
+              <w:t xml:space="preserve">(0.017)</w:t>
             </w:r>
           </w:p>
         </w:tc>
@@ -6406,7 +6406,7 @@
                 <w:szCs w:val="22"/>
                 <w:color w:val="000000"/>
               </w:rPr>
-              <w:t xml:space="preserve">(0.013)</w:t>
+              <w:t xml:space="preserve">(0.016)</w:t>
             </w:r>
           </w:p>
         </w:tc>
@@ -6461,7 +6461,7 @@
                 <w:szCs w:val="22"/>
                 <w:color w:val="000000"/>
               </w:rPr>
-              <w:t xml:space="preserve">(0.014)</w:t>
+              <w:t xml:space="preserve">(0.017)</w:t>
             </w:r>
           </w:p>
         </w:tc>
@@ -6516,7 +6516,7 @@
                 <w:szCs w:val="22"/>
                 <w:color w:val="000000"/>
               </w:rPr>
-              <w:t xml:space="preserve">(0.014)</w:t>
+              <w:t xml:space="preserve">(0.017)</w:t>
             </w:r>
           </w:p>
         </w:tc>
@@ -6571,7 +6571,7 @@
                 <w:szCs w:val="22"/>
                 <w:color w:val="000000"/>
               </w:rPr>
-              <w:t xml:space="preserve">(0.012)</w:t>
+              <w:t xml:space="preserve">(0.014)</w:t>
             </w:r>
           </w:p>
         </w:tc>
@@ -6686,7 +6686,7 @@
                 <w:szCs w:val="22"/>
                 <w:color w:val="000000"/>
               </w:rPr>
-              <w:t xml:space="preserve">1156</w:t>
+              <w:t xml:space="preserve">764</w:t>
             </w:r>
           </w:p>
         </w:tc>
@@ -6741,7 +6741,7 @@
                 <w:szCs w:val="22"/>
                 <w:color w:val="000000"/>
               </w:rPr>
-              <w:t xml:space="preserve">1156</w:t>
+              <w:t xml:space="preserve">764</w:t>
             </w:r>
           </w:p>
         </w:tc>
@@ -6796,7 +6796,7 @@
                 <w:szCs w:val="22"/>
                 <w:color w:val="000000"/>
               </w:rPr>
-              <w:t xml:space="preserve">1156</w:t>
+              <w:t xml:space="preserve">764</w:t>
             </w:r>
           </w:p>
         </w:tc>
@@ -6851,7 +6851,7 @@
                 <w:szCs w:val="22"/>
                 <w:color w:val="000000"/>
               </w:rPr>
-              <w:t xml:space="preserve">1156</w:t>
+              <w:t xml:space="preserve">764</w:t>
             </w:r>
           </w:p>
         </w:tc>
@@ -6906,7 +6906,7 @@
                 <w:szCs w:val="22"/>
                 <w:color w:val="000000"/>
               </w:rPr>
-              <w:t xml:space="preserve">1156</w:t>
+              <w:t xml:space="preserve">764</w:t>
             </w:r>
           </w:p>
         </w:tc>
@@ -7021,7 +7021,7 @@
                 <w:szCs w:val="22"/>
                 <w:color w:val="000000"/>
               </w:rPr>
-              <w:t xml:space="preserve">0.785</w:t>
+              <w:t xml:space="preserve">0.812</w:t>
             </w:r>
           </w:p>
         </w:tc>
@@ -7076,7 +7076,7 @@
                 <w:szCs w:val="22"/>
                 <w:color w:val="000000"/>
               </w:rPr>
-              <w:t xml:space="preserve">0.803</w:t>
+              <w:t xml:space="preserve">0.827</w:t>
             </w:r>
           </w:p>
         </w:tc>
@@ -7131,7 +7131,7 @@
                 <w:szCs w:val="22"/>
                 <w:color w:val="000000"/>
               </w:rPr>
-              <w:t xml:space="preserve">0.805</w:t>
+              <w:t xml:space="preserve">0.828</w:t>
             </w:r>
           </w:p>
         </w:tc>
@@ -7186,7 +7186,7 @@
                 <w:szCs w:val="22"/>
                 <w:color w:val="000000"/>
               </w:rPr>
-              <w:t xml:space="preserve">0.805</w:t>
+              <w:t xml:space="preserve">0.829</w:t>
             </w:r>
           </w:p>
         </w:tc>
@@ -7241,7 +7241,7 @@
                 <w:szCs w:val="22"/>
                 <w:color w:val="000000"/>
               </w:rPr>
-              <w:t xml:space="preserve">0.860</w:t>
+              <w:t xml:space="preserve">0.882</w:t>
             </w:r>
           </w:p>
         </w:tc>
@@ -7784,7 +7784,7 @@
                 <w:szCs w:val="22"/>
                 <w:color w:val="000000"/>
               </w:rPr>
-              <w:t xml:space="preserve">-1.346***</w:t>
+              <w:t xml:space="preserve">-1.285***</w:t>
             </w:r>
           </w:p>
         </w:tc>
@@ -7839,7 +7839,7 @@
                 <w:szCs w:val="22"/>
                 <w:color w:val="000000"/>
               </w:rPr>
-              <w:t xml:space="preserve">-0.899***</w:t>
+              <w:t xml:space="preserve">-0.935***</w:t>
             </w:r>
           </w:p>
         </w:tc>
@@ -7894,7 +7894,7 @@
                 <w:szCs w:val="22"/>
                 <w:color w:val="000000"/>
               </w:rPr>
-              <w:t xml:space="preserve">-0.946***</w:t>
+              <w:t xml:space="preserve">-1.004***</w:t>
             </w:r>
           </w:p>
         </w:tc>
@@ -7949,7 +7949,7 @@
                 <w:szCs w:val="22"/>
                 <w:color w:val="000000"/>
               </w:rPr>
-              <w:t xml:space="preserve">-0.763***</w:t>
+              <w:t xml:space="preserve">-0.843***</w:t>
             </w:r>
           </w:p>
         </w:tc>
@@ -8004,7 +8004,7 @@
                 <w:szCs w:val="22"/>
                 <w:color w:val="000000"/>
               </w:rPr>
-              <w:t xml:space="preserve">-2.058***</w:t>
+              <w:t xml:space="preserve">-2.588***</w:t>
             </w:r>
           </w:p>
         </w:tc>
@@ -8119,7 +8119,7 @@
                 <w:szCs w:val="22"/>
                 <w:color w:val="000000"/>
               </w:rPr>
-              <w:t xml:space="preserve">(0.127)</w:t>
+              <w:t xml:space="preserve">(0.143)</w:t>
             </w:r>
           </w:p>
         </w:tc>
@@ -8174,7 +8174,7 @@
                 <w:szCs w:val="22"/>
                 <w:color w:val="000000"/>
               </w:rPr>
-              <w:t xml:space="preserve">(0.145)</w:t>
+              <w:t xml:space="preserve">(0.164)</w:t>
             </w:r>
           </w:p>
         </w:tc>
@@ -8229,7 +8229,7 @@
                 <w:szCs w:val="22"/>
                 <w:color w:val="000000"/>
               </w:rPr>
-              <w:t xml:space="preserve">(0.145)</w:t>
+              <w:t xml:space="preserve">(0.164)</w:t>
             </w:r>
           </w:p>
         </w:tc>
@@ -8284,7 +8284,7 @@
                 <w:szCs w:val="22"/>
                 <w:color w:val="000000"/>
               </w:rPr>
-              <w:t xml:space="preserve">(0.188)</w:t>
+              <w:t xml:space="preserve">(0.224)</w:t>
             </w:r>
           </w:p>
         </w:tc>
@@ -8339,7 +8339,7 @@
                 <w:szCs w:val="22"/>
                 <w:color w:val="000000"/>
               </w:rPr>
-              <w:t xml:space="preserve">(0.207)</w:t>
+              <w:t xml:space="preserve">(0.256)</w:t>
             </w:r>
           </w:p>
         </w:tc>
@@ -8454,7 +8454,7 @@
                 <w:szCs w:val="22"/>
                 <w:color w:val="000000"/>
               </w:rPr>
-              <w:t xml:space="preserve">0.109***</w:t>
+              <w:t xml:space="preserve">0.063+</w:t>
             </w:r>
           </w:p>
         </w:tc>
@@ -8509,7 +8509,7 @@
                 <w:szCs w:val="22"/>
                 <w:color w:val="000000"/>
               </w:rPr>
-              <w:t xml:space="preserve">0.082**</w:t>
+              <w:t xml:space="preserve">0.042</w:t>
             </w:r>
           </w:p>
         </w:tc>
@@ -8564,7 +8564,7 @@
                 <w:szCs w:val="22"/>
                 <w:color w:val="000000"/>
               </w:rPr>
-              <w:t xml:space="preserve">0.081**</w:t>
+              <w:t xml:space="preserve">0.042</w:t>
             </w:r>
           </w:p>
         </w:tc>
@@ -8619,7 +8619,7 @@
                 <w:szCs w:val="22"/>
                 <w:color w:val="000000"/>
               </w:rPr>
-              <w:t xml:space="preserve">0.076**</w:t>
+              <w:t xml:space="preserve">0.036</w:t>
             </w:r>
           </w:p>
         </w:tc>
@@ -8674,7 +8674,7 @@
                 <w:szCs w:val="22"/>
                 <w:color w:val="000000"/>
               </w:rPr>
-              <w:t xml:space="preserve">0.017</w:t>
+              <w:t xml:space="preserve">0.006</w:t>
             </w:r>
           </w:p>
         </w:tc>
@@ -8789,7 +8789,7 @@
                 <w:szCs w:val="22"/>
                 <w:color w:val="000000"/>
               </w:rPr>
-              <w:t xml:space="preserve">(0.027)</w:t>
+              <w:t xml:space="preserve">(0.032)</w:t>
             </w:r>
           </w:p>
         </w:tc>
@@ -8844,7 +8844,7 @@
                 <w:szCs w:val="22"/>
                 <w:color w:val="000000"/>
               </w:rPr>
-              <w:t xml:space="preserve">(0.026)</w:t>
+              <w:t xml:space="preserve">(0.032)</w:t>
             </w:r>
           </w:p>
         </w:tc>
@@ -8899,7 +8899,7 @@
                 <w:szCs w:val="22"/>
                 <w:color w:val="000000"/>
               </w:rPr>
-              <w:t xml:space="preserve">(0.027)</w:t>
+              <w:t xml:space="preserve">(0.033)</w:t>
             </w:r>
           </w:p>
         </w:tc>
@@ -8954,7 +8954,7 @@
                 <w:szCs w:val="22"/>
                 <w:color w:val="000000"/>
               </w:rPr>
-              <w:t xml:space="preserve">(0.027)</w:t>
+              <w:t xml:space="preserve">(0.033)</w:t>
             </w:r>
           </w:p>
         </w:tc>
@@ -9009,7 +9009,7 @@
                 <w:szCs w:val="22"/>
                 <w:color w:val="000000"/>
               </w:rPr>
-              <w:t xml:space="preserve">(0.025)</w:t>
+              <w:t xml:space="preserve">(0.030)</w:t>
             </w:r>
           </w:p>
         </w:tc>
@@ -9124,7 +9124,7 @@
                 <w:szCs w:val="22"/>
                 <w:color w:val="000000"/>
               </w:rPr>
-              <w:t xml:space="preserve">1156</w:t>
+              <w:t xml:space="preserve">764</w:t>
             </w:r>
           </w:p>
         </w:tc>
@@ -9179,7 +9179,7 @@
                 <w:szCs w:val="22"/>
                 <w:color w:val="000000"/>
               </w:rPr>
-              <w:t xml:space="preserve">1156</w:t>
+              <w:t xml:space="preserve">764</w:t>
             </w:r>
           </w:p>
         </w:tc>
@@ -9234,7 +9234,7 @@
                 <w:szCs w:val="22"/>
                 <w:color w:val="000000"/>
               </w:rPr>
-              <w:t xml:space="preserve">1156</w:t>
+              <w:t xml:space="preserve">764</w:t>
             </w:r>
           </w:p>
         </w:tc>
@@ -9289,7 +9289,7 @@
                 <w:szCs w:val="22"/>
                 <w:color w:val="000000"/>
               </w:rPr>
-              <w:t xml:space="preserve">1156</w:t>
+              <w:t xml:space="preserve">764</w:t>
             </w:r>
           </w:p>
         </w:tc>
@@ -9344,7 +9344,7 @@
                 <w:szCs w:val="22"/>
                 <w:color w:val="000000"/>
               </w:rPr>
-              <w:t xml:space="preserve">1156</w:t>
+              <w:t xml:space="preserve">764</w:t>
             </w:r>
           </w:p>
         </w:tc>
@@ -9459,7 +9459,7 @@
                 <w:szCs w:val="22"/>
                 <w:color w:val="000000"/>
               </w:rPr>
-              <w:t xml:space="preserve">0.223</w:t>
+              <w:t xml:space="preserve">0.108</w:t>
             </w:r>
           </w:p>
         </w:tc>
@@ -9514,7 +9514,7 @@
                 <w:szCs w:val="22"/>
                 <w:color w:val="000000"/>
               </w:rPr>
-              <w:t xml:space="preserve">0.271</w:t>
+              <w:t xml:space="preserve">0.162</w:t>
             </w:r>
           </w:p>
         </w:tc>
@@ -9569,7 +9569,7 @@
                 <w:szCs w:val="22"/>
                 <w:color w:val="000000"/>
               </w:rPr>
-              <w:t xml:space="preserve">0.282</w:t>
+              <w:t xml:space="preserve">0.178</w:t>
             </w:r>
           </w:p>
         </w:tc>
@@ -9624,7 +9624,7 @@
                 <w:szCs w:val="22"/>
                 <w:color w:val="000000"/>
               </w:rPr>
-              <w:t xml:space="preserve">0.283</w:t>
+              <w:t xml:space="preserve">0.179</w:t>
             </w:r>
           </w:p>
         </w:tc>
@@ -9679,7 +9679,7 @@
                 <w:szCs w:val="22"/>
                 <w:color w:val="000000"/>
               </w:rPr>
-              <w:t xml:space="preserve">0.412</w:t>
+              <w:t xml:space="preserve">0.351</w:t>
             </w:r>
           </w:p>
         </w:tc>

--- a/Output/grace_overall_white_models.docx
+++ b/Output/grace_overall_white_models.docx
@@ -29,6 +29,7 @@
           <w:trHeight w:val="360" w:hRule="auto"/>
           <w:tblHeader/>
         </w:trPr>
+        header1
         <w:tc>
           <w:tcPr>
             <w:tcBorders>
@@ -48,7 +49,6 @@
           </w:tcPr>
           <w:p>
             <w:pPr>
-              <w:pStyle w:val="Normal"/>
               <w:jc w:val="left"/>
               <w:pBdr>
                 <w:bottom w:val="none" w:sz="0" w:space="0" w:color="000000"/>
@@ -59,19 +59,19 @@
               <w:spacing w:after="100" w:before="100" w:line="240"/>
               <w:ind w:left="100" w:right="100" w:firstLine="0" w:firstLineChars="0"/>
               <w:rPr>
-                <w:rFonts w:ascii="Helvetica" w:hAnsi="Helvetica" w:eastAsia="Helvetica" w:cs="Helvetica"/>
-                <w:i w:val="false"/>
-                <w:b w:val="false"/>
-                <w:u w:val="none"/>
-                <w:strike w:val="false"/>
-                <w:sz w:val="22"/>
-                <w:szCs w:val="22"/>
-                <w:color w:val="000000"/>
-              </w:rPr>
-            </w:pPr>
-            <w:r>
-              <w:rPr>
-                <w:rFonts w:ascii="Helvetica" w:hAnsi="Helvetica" w:eastAsia="Helvetica" w:cs="Helvetica"/>
+                <w:rFonts w:ascii="Arial" w:hAnsi="Arial" w:eastAsia="Arial" w:cs="Arial"/>
+                <w:i w:val="false"/>
+                <w:b w:val="false"/>
+                <w:u w:val="none"/>
+                <w:strike w:val="false"/>
+                <w:sz w:val="22"/>
+                <w:szCs w:val="22"/>
+                <w:color w:val="000000"/>
+              </w:rPr>
+            </w:pPr>
+            <w:r>
+              <w:rPr>
+                <w:rFonts w:ascii="Arial" w:hAnsi="Arial" w:eastAsia="Arial" w:cs="Arial"/>
                 <w:i w:val="false"/>
                 <w:b w:val="false"/>
                 <w:u w:val="none"/>
@@ -103,30 +103,29 @@
           </w:tcPr>
           <w:p>
             <w:pPr>
-              <w:pStyle w:val="Normal"/>
-              <w:jc w:val="center"/>
-              <w:pBdr>
-                <w:bottom w:val="none" w:sz="0" w:space="0" w:color="000000"/>
-                <w:top w:val="none" w:sz="0" w:space="0" w:color="000000"/>
-                <w:left w:val="none" w:sz="0" w:space="0" w:color="000000"/>
-                <w:right w:val="none" w:sz="0" w:space="0" w:color="000000"/>
-              </w:pBdr>
-              <w:spacing w:after="100" w:before="100" w:line="240"/>
-              <w:ind w:left="100" w:right="100" w:firstLine="0" w:firstLineChars="0"/>
-              <w:rPr>
-                <w:rFonts w:ascii="Helvetica" w:hAnsi="Helvetica" w:eastAsia="Helvetica" w:cs="Helvetica"/>
-                <w:i w:val="false"/>
-                <w:b w:val="false"/>
-                <w:u w:val="none"/>
-                <w:strike w:val="false"/>
-                <w:sz w:val="22"/>
-                <w:szCs w:val="22"/>
-                <w:color w:val="000000"/>
-              </w:rPr>
-            </w:pPr>
-            <w:r>
-              <w:rPr>
-                <w:rFonts w:ascii="Helvetica" w:hAnsi="Helvetica" w:eastAsia="Helvetica" w:cs="Helvetica"/>
+              <w:jc w:val="center"/>
+              <w:pBdr>
+                <w:bottom w:val="none" w:sz="0" w:space="0" w:color="000000"/>
+                <w:top w:val="none" w:sz="0" w:space="0" w:color="000000"/>
+                <w:left w:val="none" w:sz="0" w:space="0" w:color="000000"/>
+                <w:right w:val="none" w:sz="0" w:space="0" w:color="000000"/>
+              </w:pBdr>
+              <w:spacing w:after="100" w:before="100" w:line="240"/>
+              <w:ind w:left="100" w:right="100" w:firstLine="0" w:firstLineChars="0"/>
+              <w:rPr>
+                <w:rFonts w:ascii="Arial" w:hAnsi="Arial" w:eastAsia="Arial" w:cs="Arial"/>
+                <w:i w:val="false"/>
+                <w:b w:val="false"/>
+                <w:u w:val="none"/>
+                <w:strike w:val="false"/>
+                <w:sz w:val="22"/>
+                <w:szCs w:val="22"/>
+                <w:color w:val="000000"/>
+              </w:rPr>
+            </w:pPr>
+            <w:r>
+              <w:rPr>
+                <w:rFonts w:ascii="Arial" w:hAnsi="Arial" w:eastAsia="Arial" w:cs="Arial"/>
                 <w:i w:val="false"/>
                 <w:b w:val="false"/>
                 <w:u w:val="none"/>
@@ -158,30 +157,29 @@
           </w:tcPr>
           <w:p>
             <w:pPr>
-              <w:pStyle w:val="Normal"/>
-              <w:jc w:val="center"/>
-              <w:pBdr>
-                <w:bottom w:val="none" w:sz="0" w:space="0" w:color="000000"/>
-                <w:top w:val="none" w:sz="0" w:space="0" w:color="000000"/>
-                <w:left w:val="none" w:sz="0" w:space="0" w:color="000000"/>
-                <w:right w:val="none" w:sz="0" w:space="0" w:color="000000"/>
-              </w:pBdr>
-              <w:spacing w:after="100" w:before="100" w:line="240"/>
-              <w:ind w:left="100" w:right="100" w:firstLine="0" w:firstLineChars="0"/>
-              <w:rPr>
-                <w:rFonts w:ascii="Helvetica" w:hAnsi="Helvetica" w:eastAsia="Helvetica" w:cs="Helvetica"/>
-                <w:i w:val="false"/>
-                <w:b w:val="false"/>
-                <w:u w:val="none"/>
-                <w:strike w:val="false"/>
-                <w:sz w:val="22"/>
-                <w:szCs w:val="22"/>
-                <w:color w:val="000000"/>
-              </w:rPr>
-            </w:pPr>
-            <w:r>
-              <w:rPr>
-                <w:rFonts w:ascii="Helvetica" w:hAnsi="Helvetica" w:eastAsia="Helvetica" w:cs="Helvetica"/>
+              <w:jc w:val="center"/>
+              <w:pBdr>
+                <w:bottom w:val="none" w:sz="0" w:space="0" w:color="000000"/>
+                <w:top w:val="none" w:sz="0" w:space="0" w:color="000000"/>
+                <w:left w:val="none" w:sz="0" w:space="0" w:color="000000"/>
+                <w:right w:val="none" w:sz="0" w:space="0" w:color="000000"/>
+              </w:pBdr>
+              <w:spacing w:after="100" w:before="100" w:line="240"/>
+              <w:ind w:left="100" w:right="100" w:firstLine="0" w:firstLineChars="0"/>
+              <w:rPr>
+                <w:rFonts w:ascii="Arial" w:hAnsi="Arial" w:eastAsia="Arial" w:cs="Arial"/>
+                <w:i w:val="false"/>
+                <w:b w:val="false"/>
+                <w:u w:val="none"/>
+                <w:strike w:val="false"/>
+                <w:sz w:val="22"/>
+                <w:szCs w:val="22"/>
+                <w:color w:val="000000"/>
+              </w:rPr>
+            </w:pPr>
+            <w:r>
+              <w:rPr>
+                <w:rFonts w:ascii="Arial" w:hAnsi="Arial" w:eastAsia="Arial" w:cs="Arial"/>
                 <w:i w:val="false"/>
                 <w:b w:val="false"/>
                 <w:u w:val="none"/>
@@ -213,30 +211,29 @@
           </w:tcPr>
           <w:p>
             <w:pPr>
-              <w:pStyle w:val="Normal"/>
-              <w:jc w:val="center"/>
-              <w:pBdr>
-                <w:bottom w:val="none" w:sz="0" w:space="0" w:color="000000"/>
-                <w:top w:val="none" w:sz="0" w:space="0" w:color="000000"/>
-                <w:left w:val="none" w:sz="0" w:space="0" w:color="000000"/>
-                <w:right w:val="none" w:sz="0" w:space="0" w:color="000000"/>
-              </w:pBdr>
-              <w:spacing w:after="100" w:before="100" w:line="240"/>
-              <w:ind w:left="100" w:right="100" w:firstLine="0" w:firstLineChars="0"/>
-              <w:rPr>
-                <w:rFonts w:ascii="Helvetica" w:hAnsi="Helvetica" w:eastAsia="Helvetica" w:cs="Helvetica"/>
-                <w:i w:val="false"/>
-                <w:b w:val="false"/>
-                <w:u w:val="none"/>
-                <w:strike w:val="false"/>
-                <w:sz w:val="22"/>
-                <w:szCs w:val="22"/>
-                <w:color w:val="000000"/>
-              </w:rPr>
-            </w:pPr>
-            <w:r>
-              <w:rPr>
-                <w:rFonts w:ascii="Helvetica" w:hAnsi="Helvetica" w:eastAsia="Helvetica" w:cs="Helvetica"/>
+              <w:jc w:val="center"/>
+              <w:pBdr>
+                <w:bottom w:val="none" w:sz="0" w:space="0" w:color="000000"/>
+                <w:top w:val="none" w:sz="0" w:space="0" w:color="000000"/>
+                <w:left w:val="none" w:sz="0" w:space="0" w:color="000000"/>
+                <w:right w:val="none" w:sz="0" w:space="0" w:color="000000"/>
+              </w:pBdr>
+              <w:spacing w:after="100" w:before="100" w:line="240"/>
+              <w:ind w:left="100" w:right="100" w:firstLine="0" w:firstLineChars="0"/>
+              <w:rPr>
+                <w:rFonts w:ascii="Arial" w:hAnsi="Arial" w:eastAsia="Arial" w:cs="Arial"/>
+                <w:i w:val="false"/>
+                <w:b w:val="false"/>
+                <w:u w:val="none"/>
+                <w:strike w:val="false"/>
+                <w:sz w:val="22"/>
+                <w:szCs w:val="22"/>
+                <w:color w:val="000000"/>
+              </w:rPr>
+            </w:pPr>
+            <w:r>
+              <w:rPr>
+                <w:rFonts w:ascii="Arial" w:hAnsi="Arial" w:eastAsia="Arial" w:cs="Arial"/>
                 <w:i w:val="false"/>
                 <w:b w:val="false"/>
                 <w:u w:val="none"/>
@@ -268,30 +265,29 @@
           </w:tcPr>
           <w:p>
             <w:pPr>
-              <w:pStyle w:val="Normal"/>
-              <w:jc w:val="center"/>
-              <w:pBdr>
-                <w:bottom w:val="none" w:sz="0" w:space="0" w:color="000000"/>
-                <w:top w:val="none" w:sz="0" w:space="0" w:color="000000"/>
-                <w:left w:val="none" w:sz="0" w:space="0" w:color="000000"/>
-                <w:right w:val="none" w:sz="0" w:space="0" w:color="000000"/>
-              </w:pBdr>
-              <w:spacing w:after="100" w:before="100" w:line="240"/>
-              <w:ind w:left="100" w:right="100" w:firstLine="0" w:firstLineChars="0"/>
-              <w:rPr>
-                <w:rFonts w:ascii="Helvetica" w:hAnsi="Helvetica" w:eastAsia="Helvetica" w:cs="Helvetica"/>
-                <w:i w:val="false"/>
-                <w:b w:val="false"/>
-                <w:u w:val="none"/>
-                <w:strike w:val="false"/>
-                <w:sz w:val="22"/>
-                <w:szCs w:val="22"/>
-                <w:color w:val="000000"/>
-              </w:rPr>
-            </w:pPr>
-            <w:r>
-              <w:rPr>
-                <w:rFonts w:ascii="Helvetica" w:hAnsi="Helvetica" w:eastAsia="Helvetica" w:cs="Helvetica"/>
+              <w:jc w:val="center"/>
+              <w:pBdr>
+                <w:bottom w:val="none" w:sz="0" w:space="0" w:color="000000"/>
+                <w:top w:val="none" w:sz="0" w:space="0" w:color="000000"/>
+                <w:left w:val="none" w:sz="0" w:space="0" w:color="000000"/>
+                <w:right w:val="none" w:sz="0" w:space="0" w:color="000000"/>
+              </w:pBdr>
+              <w:spacing w:after="100" w:before="100" w:line="240"/>
+              <w:ind w:left="100" w:right="100" w:firstLine="0" w:firstLineChars="0"/>
+              <w:rPr>
+                <w:rFonts w:ascii="Arial" w:hAnsi="Arial" w:eastAsia="Arial" w:cs="Arial"/>
+                <w:i w:val="false"/>
+                <w:b w:val="false"/>
+                <w:u w:val="none"/>
+                <w:strike w:val="false"/>
+                <w:sz w:val="22"/>
+                <w:szCs w:val="22"/>
+                <w:color w:val="000000"/>
+              </w:rPr>
+            </w:pPr>
+            <w:r>
+              <w:rPr>
+                <w:rFonts w:ascii="Arial" w:hAnsi="Arial" w:eastAsia="Arial" w:cs="Arial"/>
                 <w:i w:val="false"/>
                 <w:b w:val="false"/>
                 <w:u w:val="none"/>
@@ -323,30 +319,29 @@
           </w:tcPr>
           <w:p>
             <w:pPr>
-              <w:pStyle w:val="Normal"/>
-              <w:jc w:val="center"/>
-              <w:pBdr>
-                <w:bottom w:val="none" w:sz="0" w:space="0" w:color="000000"/>
-                <w:top w:val="none" w:sz="0" w:space="0" w:color="000000"/>
-                <w:left w:val="none" w:sz="0" w:space="0" w:color="000000"/>
-                <w:right w:val="none" w:sz="0" w:space="0" w:color="000000"/>
-              </w:pBdr>
-              <w:spacing w:after="100" w:before="100" w:line="240"/>
-              <w:ind w:left="100" w:right="100" w:firstLine="0" w:firstLineChars="0"/>
-              <w:rPr>
-                <w:rFonts w:ascii="Helvetica" w:hAnsi="Helvetica" w:eastAsia="Helvetica" w:cs="Helvetica"/>
-                <w:i w:val="false"/>
-                <w:b w:val="false"/>
-                <w:u w:val="none"/>
-                <w:strike w:val="false"/>
-                <w:sz w:val="22"/>
-                <w:szCs w:val="22"/>
-                <w:color w:val="000000"/>
-              </w:rPr>
-            </w:pPr>
-            <w:r>
-              <w:rPr>
-                <w:rFonts w:ascii="Helvetica" w:hAnsi="Helvetica" w:eastAsia="Helvetica" w:cs="Helvetica"/>
+              <w:jc w:val="center"/>
+              <w:pBdr>
+                <w:bottom w:val="none" w:sz="0" w:space="0" w:color="000000"/>
+                <w:top w:val="none" w:sz="0" w:space="0" w:color="000000"/>
+                <w:left w:val="none" w:sz="0" w:space="0" w:color="000000"/>
+                <w:right w:val="none" w:sz="0" w:space="0" w:color="000000"/>
+              </w:pBdr>
+              <w:spacing w:after="100" w:before="100" w:line="240"/>
+              <w:ind w:left="100" w:right="100" w:firstLine="0" w:firstLineChars="0"/>
+              <w:rPr>
+                <w:rFonts w:ascii="Arial" w:hAnsi="Arial" w:eastAsia="Arial" w:cs="Arial"/>
+                <w:i w:val="false"/>
+                <w:b w:val="false"/>
+                <w:u w:val="none"/>
+                <w:strike w:val="false"/>
+                <w:sz w:val="22"/>
+                <w:szCs w:val="22"/>
+                <w:color w:val="000000"/>
+              </w:rPr>
+            </w:pPr>
+            <w:r>
+              <w:rPr>
+                <w:rFonts w:ascii="Arial" w:hAnsi="Arial" w:eastAsia="Arial" w:cs="Arial"/>
                 <w:i w:val="false"/>
                 <w:b w:val="false"/>
                 <w:u w:val="none"/>
@@ -364,6 +359,7 @@
         <w:trPr>
           <w:trHeight w:val="360" w:hRule="auto"/>
         </w:trPr>
+        body1
         <w:tc>
           <w:tcPr>
             <w:tcBorders>
@@ -383,7 +379,6 @@
           </w:tcPr>
           <w:p>
             <w:pPr>
-              <w:pStyle w:val="Normal"/>
               <w:jc w:val="left"/>
               <w:pBdr>
                 <w:bottom w:val="none" w:sz="0" w:space="0" w:color="000000"/>
@@ -394,19 +389,19 @@
               <w:spacing w:after="100" w:before="100" w:line="240"/>
               <w:ind w:left="100" w:right="100" w:firstLine="0" w:firstLineChars="0"/>
               <w:rPr>
-                <w:rFonts w:ascii="Helvetica" w:hAnsi="Helvetica" w:eastAsia="Helvetica" w:cs="Helvetica"/>
-                <w:i w:val="false"/>
-                <w:b w:val="false"/>
-                <w:u w:val="none"/>
-                <w:strike w:val="false"/>
-                <w:sz w:val="22"/>
-                <w:szCs w:val="22"/>
-                <w:color w:val="000000"/>
-              </w:rPr>
-            </w:pPr>
-            <w:r>
-              <w:rPr>
-                <w:rFonts w:ascii="Helvetica" w:hAnsi="Helvetica" w:eastAsia="Helvetica" w:cs="Helvetica"/>
+                <w:rFonts w:ascii="Arial" w:hAnsi="Arial" w:eastAsia="Arial" w:cs="Arial"/>
+                <w:i w:val="false"/>
+                <w:b w:val="false"/>
+                <w:u w:val="none"/>
+                <w:strike w:val="false"/>
+                <w:sz w:val="22"/>
+                <w:szCs w:val="22"/>
+                <w:color w:val="000000"/>
+              </w:rPr>
+            </w:pPr>
+            <w:r>
+              <w:rPr>
+                <w:rFonts w:ascii="Arial" w:hAnsi="Arial" w:eastAsia="Arial" w:cs="Arial"/>
                 <w:i w:val="false"/>
                 <w:b w:val="false"/>
                 <w:u w:val="none"/>
@@ -438,30 +433,29 @@
           </w:tcPr>
           <w:p>
             <w:pPr>
-              <w:pStyle w:val="Normal"/>
-              <w:jc w:val="center"/>
-              <w:pBdr>
-                <w:bottom w:val="none" w:sz="0" w:space="0" w:color="000000"/>
-                <w:top w:val="none" w:sz="0" w:space="0" w:color="000000"/>
-                <w:left w:val="none" w:sz="0" w:space="0" w:color="000000"/>
-                <w:right w:val="none" w:sz="0" w:space="0" w:color="000000"/>
-              </w:pBdr>
-              <w:spacing w:after="100" w:before="100" w:line="240"/>
-              <w:ind w:left="100" w:right="100" w:firstLine="0" w:firstLineChars="0"/>
-              <w:rPr>
-                <w:rFonts w:ascii="Helvetica" w:hAnsi="Helvetica" w:eastAsia="Helvetica" w:cs="Helvetica"/>
-                <w:i w:val="false"/>
-                <w:b w:val="false"/>
-                <w:u w:val="none"/>
-                <w:strike w:val="false"/>
-                <w:sz w:val="22"/>
-                <w:szCs w:val="22"/>
-                <w:color w:val="000000"/>
-              </w:rPr>
-            </w:pPr>
-            <w:r>
-              <w:rPr>
-                <w:rFonts w:ascii="Helvetica" w:hAnsi="Helvetica" w:eastAsia="Helvetica" w:cs="Helvetica"/>
+              <w:jc w:val="center"/>
+              <w:pBdr>
+                <w:bottom w:val="none" w:sz="0" w:space="0" w:color="000000"/>
+                <w:top w:val="none" w:sz="0" w:space="0" w:color="000000"/>
+                <w:left w:val="none" w:sz="0" w:space="0" w:color="000000"/>
+                <w:right w:val="none" w:sz="0" w:space="0" w:color="000000"/>
+              </w:pBdr>
+              <w:spacing w:after="100" w:before="100" w:line="240"/>
+              <w:ind w:left="100" w:right="100" w:firstLine="0" w:firstLineChars="0"/>
+              <w:rPr>
+                <w:rFonts w:ascii="Arial" w:hAnsi="Arial" w:eastAsia="Arial" w:cs="Arial"/>
+                <w:i w:val="false"/>
+                <w:b w:val="false"/>
+                <w:u w:val="none"/>
+                <w:strike w:val="false"/>
+                <w:sz w:val="22"/>
+                <w:szCs w:val="22"/>
+                <w:color w:val="000000"/>
+              </w:rPr>
+            </w:pPr>
+            <w:r>
+              <w:rPr>
+                <w:rFonts w:ascii="Arial" w:hAnsi="Arial" w:eastAsia="Arial" w:cs="Arial"/>
                 <w:i w:val="false"/>
                 <w:b w:val="false"/>
                 <w:u w:val="none"/>
@@ -493,30 +487,29 @@
           </w:tcPr>
           <w:p>
             <w:pPr>
-              <w:pStyle w:val="Normal"/>
-              <w:jc w:val="center"/>
-              <w:pBdr>
-                <w:bottom w:val="none" w:sz="0" w:space="0" w:color="000000"/>
-                <w:top w:val="none" w:sz="0" w:space="0" w:color="000000"/>
-                <w:left w:val="none" w:sz="0" w:space="0" w:color="000000"/>
-                <w:right w:val="none" w:sz="0" w:space="0" w:color="000000"/>
-              </w:pBdr>
-              <w:spacing w:after="100" w:before="100" w:line="240"/>
-              <w:ind w:left="100" w:right="100" w:firstLine="0" w:firstLineChars="0"/>
-              <w:rPr>
-                <w:rFonts w:ascii="Helvetica" w:hAnsi="Helvetica" w:eastAsia="Helvetica" w:cs="Helvetica"/>
-                <w:i w:val="false"/>
-                <w:b w:val="false"/>
-                <w:u w:val="none"/>
-                <w:strike w:val="false"/>
-                <w:sz w:val="22"/>
-                <w:szCs w:val="22"/>
-                <w:color w:val="000000"/>
-              </w:rPr>
-            </w:pPr>
-            <w:r>
-              <w:rPr>
-                <w:rFonts w:ascii="Helvetica" w:hAnsi="Helvetica" w:eastAsia="Helvetica" w:cs="Helvetica"/>
+              <w:jc w:val="center"/>
+              <w:pBdr>
+                <w:bottom w:val="none" w:sz="0" w:space="0" w:color="000000"/>
+                <w:top w:val="none" w:sz="0" w:space="0" w:color="000000"/>
+                <w:left w:val="none" w:sz="0" w:space="0" w:color="000000"/>
+                <w:right w:val="none" w:sz="0" w:space="0" w:color="000000"/>
+              </w:pBdr>
+              <w:spacing w:after="100" w:before="100" w:line="240"/>
+              <w:ind w:left="100" w:right="100" w:firstLine="0" w:firstLineChars="0"/>
+              <w:rPr>
+                <w:rFonts w:ascii="Arial" w:hAnsi="Arial" w:eastAsia="Arial" w:cs="Arial"/>
+                <w:i w:val="false"/>
+                <w:b w:val="false"/>
+                <w:u w:val="none"/>
+                <w:strike w:val="false"/>
+                <w:sz w:val="22"/>
+                <w:szCs w:val="22"/>
+                <w:color w:val="000000"/>
+              </w:rPr>
+            </w:pPr>
+            <w:r>
+              <w:rPr>
+                <w:rFonts w:ascii="Arial" w:hAnsi="Arial" w:eastAsia="Arial" w:cs="Arial"/>
                 <w:i w:val="false"/>
                 <w:b w:val="false"/>
                 <w:u w:val="none"/>
@@ -548,30 +541,29 @@
           </w:tcPr>
           <w:p>
             <w:pPr>
-              <w:pStyle w:val="Normal"/>
-              <w:jc w:val="center"/>
-              <w:pBdr>
-                <w:bottom w:val="none" w:sz="0" w:space="0" w:color="000000"/>
-                <w:top w:val="none" w:sz="0" w:space="0" w:color="000000"/>
-                <w:left w:val="none" w:sz="0" w:space="0" w:color="000000"/>
-                <w:right w:val="none" w:sz="0" w:space="0" w:color="000000"/>
-              </w:pBdr>
-              <w:spacing w:after="100" w:before="100" w:line="240"/>
-              <w:ind w:left="100" w:right="100" w:firstLine="0" w:firstLineChars="0"/>
-              <w:rPr>
-                <w:rFonts w:ascii="Helvetica" w:hAnsi="Helvetica" w:eastAsia="Helvetica" w:cs="Helvetica"/>
-                <w:i w:val="false"/>
-                <w:b w:val="false"/>
-                <w:u w:val="none"/>
-                <w:strike w:val="false"/>
-                <w:sz w:val="22"/>
-                <w:szCs w:val="22"/>
-                <w:color w:val="000000"/>
-              </w:rPr>
-            </w:pPr>
-            <w:r>
-              <w:rPr>
-                <w:rFonts w:ascii="Helvetica" w:hAnsi="Helvetica" w:eastAsia="Helvetica" w:cs="Helvetica"/>
+              <w:jc w:val="center"/>
+              <w:pBdr>
+                <w:bottom w:val="none" w:sz="0" w:space="0" w:color="000000"/>
+                <w:top w:val="none" w:sz="0" w:space="0" w:color="000000"/>
+                <w:left w:val="none" w:sz="0" w:space="0" w:color="000000"/>
+                <w:right w:val="none" w:sz="0" w:space="0" w:color="000000"/>
+              </w:pBdr>
+              <w:spacing w:after="100" w:before="100" w:line="240"/>
+              <w:ind w:left="100" w:right="100" w:firstLine="0" w:firstLineChars="0"/>
+              <w:rPr>
+                <w:rFonts w:ascii="Arial" w:hAnsi="Arial" w:eastAsia="Arial" w:cs="Arial"/>
+                <w:i w:val="false"/>
+                <w:b w:val="false"/>
+                <w:u w:val="none"/>
+                <w:strike w:val="false"/>
+                <w:sz w:val="22"/>
+                <w:szCs w:val="22"/>
+                <w:color w:val="000000"/>
+              </w:rPr>
+            </w:pPr>
+            <w:r>
+              <w:rPr>
+                <w:rFonts w:ascii="Arial" w:hAnsi="Arial" w:eastAsia="Arial" w:cs="Arial"/>
                 <w:i w:val="false"/>
                 <w:b w:val="false"/>
                 <w:u w:val="none"/>
@@ -603,30 +595,29 @@
           </w:tcPr>
           <w:p>
             <w:pPr>
-              <w:pStyle w:val="Normal"/>
-              <w:jc w:val="center"/>
-              <w:pBdr>
-                <w:bottom w:val="none" w:sz="0" w:space="0" w:color="000000"/>
-                <w:top w:val="none" w:sz="0" w:space="0" w:color="000000"/>
-                <w:left w:val="none" w:sz="0" w:space="0" w:color="000000"/>
-                <w:right w:val="none" w:sz="0" w:space="0" w:color="000000"/>
-              </w:pBdr>
-              <w:spacing w:after="100" w:before="100" w:line="240"/>
-              <w:ind w:left="100" w:right="100" w:firstLine="0" w:firstLineChars="0"/>
-              <w:rPr>
-                <w:rFonts w:ascii="Helvetica" w:hAnsi="Helvetica" w:eastAsia="Helvetica" w:cs="Helvetica"/>
-                <w:i w:val="false"/>
-                <w:b w:val="false"/>
-                <w:u w:val="none"/>
-                <w:strike w:val="false"/>
-                <w:sz w:val="22"/>
-                <w:szCs w:val="22"/>
-                <w:color w:val="000000"/>
-              </w:rPr>
-            </w:pPr>
-            <w:r>
-              <w:rPr>
-                <w:rFonts w:ascii="Helvetica" w:hAnsi="Helvetica" w:eastAsia="Helvetica" w:cs="Helvetica"/>
+              <w:jc w:val="center"/>
+              <w:pBdr>
+                <w:bottom w:val="none" w:sz="0" w:space="0" w:color="000000"/>
+                <w:top w:val="none" w:sz="0" w:space="0" w:color="000000"/>
+                <w:left w:val="none" w:sz="0" w:space="0" w:color="000000"/>
+                <w:right w:val="none" w:sz="0" w:space="0" w:color="000000"/>
+              </w:pBdr>
+              <w:spacing w:after="100" w:before="100" w:line="240"/>
+              <w:ind w:left="100" w:right="100" w:firstLine="0" w:firstLineChars="0"/>
+              <w:rPr>
+                <w:rFonts w:ascii="Arial" w:hAnsi="Arial" w:eastAsia="Arial" w:cs="Arial"/>
+                <w:i w:val="false"/>
+                <w:b w:val="false"/>
+                <w:u w:val="none"/>
+                <w:strike w:val="false"/>
+                <w:sz w:val="22"/>
+                <w:szCs w:val="22"/>
+                <w:color w:val="000000"/>
+              </w:rPr>
+            </w:pPr>
+            <w:r>
+              <w:rPr>
+                <w:rFonts w:ascii="Arial" w:hAnsi="Arial" w:eastAsia="Arial" w:cs="Arial"/>
                 <w:i w:val="false"/>
                 <w:b w:val="false"/>
                 <w:u w:val="none"/>
@@ -658,30 +649,29 @@
           </w:tcPr>
           <w:p>
             <w:pPr>
-              <w:pStyle w:val="Normal"/>
-              <w:jc w:val="center"/>
-              <w:pBdr>
-                <w:bottom w:val="none" w:sz="0" w:space="0" w:color="000000"/>
-                <w:top w:val="none" w:sz="0" w:space="0" w:color="000000"/>
-                <w:left w:val="none" w:sz="0" w:space="0" w:color="000000"/>
-                <w:right w:val="none" w:sz="0" w:space="0" w:color="000000"/>
-              </w:pBdr>
-              <w:spacing w:after="100" w:before="100" w:line="240"/>
-              <w:ind w:left="100" w:right="100" w:firstLine="0" w:firstLineChars="0"/>
-              <w:rPr>
-                <w:rFonts w:ascii="Helvetica" w:hAnsi="Helvetica" w:eastAsia="Helvetica" w:cs="Helvetica"/>
-                <w:i w:val="false"/>
-                <w:b w:val="false"/>
-                <w:u w:val="none"/>
-                <w:strike w:val="false"/>
-                <w:sz w:val="22"/>
-                <w:szCs w:val="22"/>
-                <w:color w:val="000000"/>
-              </w:rPr>
-            </w:pPr>
-            <w:r>
-              <w:rPr>
-                <w:rFonts w:ascii="Helvetica" w:hAnsi="Helvetica" w:eastAsia="Helvetica" w:cs="Helvetica"/>
+              <w:jc w:val="center"/>
+              <w:pBdr>
+                <w:bottom w:val="none" w:sz="0" w:space="0" w:color="000000"/>
+                <w:top w:val="none" w:sz="0" w:space="0" w:color="000000"/>
+                <w:left w:val="none" w:sz="0" w:space="0" w:color="000000"/>
+                <w:right w:val="none" w:sz="0" w:space="0" w:color="000000"/>
+              </w:pBdr>
+              <w:spacing w:after="100" w:before="100" w:line="240"/>
+              <w:ind w:left="100" w:right="100" w:firstLine="0" w:firstLineChars="0"/>
+              <w:rPr>
+                <w:rFonts w:ascii="Arial" w:hAnsi="Arial" w:eastAsia="Arial" w:cs="Arial"/>
+                <w:i w:val="false"/>
+                <w:b w:val="false"/>
+                <w:u w:val="none"/>
+                <w:strike w:val="false"/>
+                <w:sz w:val="22"/>
+                <w:szCs w:val="22"/>
+                <w:color w:val="000000"/>
+              </w:rPr>
+            </w:pPr>
+            <w:r>
+              <w:rPr>
+                <w:rFonts w:ascii="Arial" w:hAnsi="Arial" w:eastAsia="Arial" w:cs="Arial"/>
                 <w:i w:val="false"/>
                 <w:b w:val="false"/>
                 <w:u w:val="none"/>
@@ -699,6 +689,7 @@
         <w:trPr>
           <w:trHeight w:val="360" w:hRule="auto"/>
         </w:trPr>
+        body2
         <w:tc>
           <w:tcPr>
             <w:tcBorders>
@@ -718,7 +709,6 @@
           </w:tcPr>
           <w:p>
             <w:pPr>
-              <w:pStyle w:val="Normal"/>
               <w:jc w:val="left"/>
               <w:pBdr>
                 <w:bottom w:val="none" w:sz="0" w:space="0" w:color="000000"/>
@@ -729,19 +719,19 @@
               <w:spacing w:after="100" w:before="100" w:line="240"/>
               <w:ind w:left="100" w:right="100" w:firstLine="0" w:firstLineChars="0"/>
               <w:rPr>
-                <w:rFonts w:ascii="Helvetica" w:hAnsi="Helvetica" w:eastAsia="Helvetica" w:cs="Helvetica"/>
-                <w:i w:val="false"/>
-                <w:b w:val="false"/>
-                <w:u w:val="none"/>
-                <w:strike w:val="false"/>
-                <w:sz w:val="22"/>
-                <w:szCs w:val="22"/>
-                <w:color w:val="000000"/>
-              </w:rPr>
-            </w:pPr>
-            <w:r>
-              <w:rPr>
-                <w:rFonts w:ascii="Helvetica" w:hAnsi="Helvetica" w:eastAsia="Helvetica" w:cs="Helvetica"/>
+                <w:rFonts w:ascii="Arial" w:hAnsi="Arial" w:eastAsia="Arial" w:cs="Arial"/>
+                <w:i w:val="false"/>
+                <w:b w:val="false"/>
+                <w:u w:val="none"/>
+                <w:strike w:val="false"/>
+                <w:sz w:val="22"/>
+                <w:szCs w:val="22"/>
+                <w:color w:val="000000"/>
+              </w:rPr>
+            </w:pPr>
+            <w:r>
+              <w:rPr>
+                <w:rFonts w:ascii="Arial" w:hAnsi="Arial" w:eastAsia="Arial" w:cs="Arial"/>
                 <w:i w:val="false"/>
                 <w:b w:val="false"/>
                 <w:u w:val="none"/>
@@ -773,30 +763,29 @@
           </w:tcPr>
           <w:p>
             <w:pPr>
-              <w:pStyle w:val="Normal"/>
-              <w:jc w:val="center"/>
-              <w:pBdr>
-                <w:bottom w:val="none" w:sz="0" w:space="0" w:color="000000"/>
-                <w:top w:val="none" w:sz="0" w:space="0" w:color="000000"/>
-                <w:left w:val="none" w:sz="0" w:space="0" w:color="000000"/>
-                <w:right w:val="none" w:sz="0" w:space="0" w:color="000000"/>
-              </w:pBdr>
-              <w:spacing w:after="100" w:before="100" w:line="240"/>
-              <w:ind w:left="100" w:right="100" w:firstLine="0" w:firstLineChars="0"/>
-              <w:rPr>
-                <w:rFonts w:ascii="Helvetica" w:hAnsi="Helvetica" w:eastAsia="Helvetica" w:cs="Helvetica"/>
-                <w:i w:val="false"/>
-                <w:b w:val="false"/>
-                <w:u w:val="none"/>
-                <w:strike w:val="false"/>
-                <w:sz w:val="22"/>
-                <w:szCs w:val="22"/>
-                <w:color w:val="000000"/>
-              </w:rPr>
-            </w:pPr>
-            <w:r>
-              <w:rPr>
-                <w:rFonts w:ascii="Helvetica" w:hAnsi="Helvetica" w:eastAsia="Helvetica" w:cs="Helvetica"/>
+              <w:jc w:val="center"/>
+              <w:pBdr>
+                <w:bottom w:val="none" w:sz="0" w:space="0" w:color="000000"/>
+                <w:top w:val="none" w:sz="0" w:space="0" w:color="000000"/>
+                <w:left w:val="none" w:sz="0" w:space="0" w:color="000000"/>
+                <w:right w:val="none" w:sz="0" w:space="0" w:color="000000"/>
+              </w:pBdr>
+              <w:spacing w:after="100" w:before="100" w:line="240"/>
+              <w:ind w:left="100" w:right="100" w:firstLine="0" w:firstLineChars="0"/>
+              <w:rPr>
+                <w:rFonts w:ascii="Arial" w:hAnsi="Arial" w:eastAsia="Arial" w:cs="Arial"/>
+                <w:i w:val="false"/>
+                <w:b w:val="false"/>
+                <w:u w:val="none"/>
+                <w:strike w:val="false"/>
+                <w:sz w:val="22"/>
+                <w:szCs w:val="22"/>
+                <w:color w:val="000000"/>
+              </w:rPr>
+            </w:pPr>
+            <w:r>
+              <w:rPr>
+                <w:rFonts w:ascii="Arial" w:hAnsi="Arial" w:eastAsia="Arial" w:cs="Arial"/>
                 <w:i w:val="false"/>
                 <w:b w:val="false"/>
                 <w:u w:val="none"/>
@@ -828,30 +817,29 @@
           </w:tcPr>
           <w:p>
             <w:pPr>
-              <w:pStyle w:val="Normal"/>
-              <w:jc w:val="center"/>
-              <w:pBdr>
-                <w:bottom w:val="none" w:sz="0" w:space="0" w:color="000000"/>
-                <w:top w:val="none" w:sz="0" w:space="0" w:color="000000"/>
-                <w:left w:val="none" w:sz="0" w:space="0" w:color="000000"/>
-                <w:right w:val="none" w:sz="0" w:space="0" w:color="000000"/>
-              </w:pBdr>
-              <w:spacing w:after="100" w:before="100" w:line="240"/>
-              <w:ind w:left="100" w:right="100" w:firstLine="0" w:firstLineChars="0"/>
-              <w:rPr>
-                <w:rFonts w:ascii="Helvetica" w:hAnsi="Helvetica" w:eastAsia="Helvetica" w:cs="Helvetica"/>
-                <w:i w:val="false"/>
-                <w:b w:val="false"/>
-                <w:u w:val="none"/>
-                <w:strike w:val="false"/>
-                <w:sz w:val="22"/>
-                <w:szCs w:val="22"/>
-                <w:color w:val="000000"/>
-              </w:rPr>
-            </w:pPr>
-            <w:r>
-              <w:rPr>
-                <w:rFonts w:ascii="Helvetica" w:hAnsi="Helvetica" w:eastAsia="Helvetica" w:cs="Helvetica"/>
+              <w:jc w:val="center"/>
+              <w:pBdr>
+                <w:bottom w:val="none" w:sz="0" w:space="0" w:color="000000"/>
+                <w:top w:val="none" w:sz="0" w:space="0" w:color="000000"/>
+                <w:left w:val="none" w:sz="0" w:space="0" w:color="000000"/>
+                <w:right w:val="none" w:sz="0" w:space="0" w:color="000000"/>
+              </w:pBdr>
+              <w:spacing w:after="100" w:before="100" w:line="240"/>
+              <w:ind w:left="100" w:right="100" w:firstLine="0" w:firstLineChars="0"/>
+              <w:rPr>
+                <w:rFonts w:ascii="Arial" w:hAnsi="Arial" w:eastAsia="Arial" w:cs="Arial"/>
+                <w:i w:val="false"/>
+                <w:b w:val="false"/>
+                <w:u w:val="none"/>
+                <w:strike w:val="false"/>
+                <w:sz w:val="22"/>
+                <w:szCs w:val="22"/>
+                <w:color w:val="000000"/>
+              </w:rPr>
+            </w:pPr>
+            <w:r>
+              <w:rPr>
+                <w:rFonts w:ascii="Arial" w:hAnsi="Arial" w:eastAsia="Arial" w:cs="Arial"/>
                 <w:i w:val="false"/>
                 <w:b w:val="false"/>
                 <w:u w:val="none"/>
@@ -883,30 +871,29 @@
           </w:tcPr>
           <w:p>
             <w:pPr>
-              <w:pStyle w:val="Normal"/>
-              <w:jc w:val="center"/>
-              <w:pBdr>
-                <w:bottom w:val="none" w:sz="0" w:space="0" w:color="000000"/>
-                <w:top w:val="none" w:sz="0" w:space="0" w:color="000000"/>
-                <w:left w:val="none" w:sz="0" w:space="0" w:color="000000"/>
-                <w:right w:val="none" w:sz="0" w:space="0" w:color="000000"/>
-              </w:pBdr>
-              <w:spacing w:after="100" w:before="100" w:line="240"/>
-              <w:ind w:left="100" w:right="100" w:firstLine="0" w:firstLineChars="0"/>
-              <w:rPr>
-                <w:rFonts w:ascii="Helvetica" w:hAnsi="Helvetica" w:eastAsia="Helvetica" w:cs="Helvetica"/>
-                <w:i w:val="false"/>
-                <w:b w:val="false"/>
-                <w:u w:val="none"/>
-                <w:strike w:val="false"/>
-                <w:sz w:val="22"/>
-                <w:szCs w:val="22"/>
-                <w:color w:val="000000"/>
-              </w:rPr>
-            </w:pPr>
-            <w:r>
-              <w:rPr>
-                <w:rFonts w:ascii="Helvetica" w:hAnsi="Helvetica" w:eastAsia="Helvetica" w:cs="Helvetica"/>
+              <w:jc w:val="center"/>
+              <w:pBdr>
+                <w:bottom w:val="none" w:sz="0" w:space="0" w:color="000000"/>
+                <w:top w:val="none" w:sz="0" w:space="0" w:color="000000"/>
+                <w:left w:val="none" w:sz="0" w:space="0" w:color="000000"/>
+                <w:right w:val="none" w:sz="0" w:space="0" w:color="000000"/>
+              </w:pBdr>
+              <w:spacing w:after="100" w:before="100" w:line="240"/>
+              <w:ind w:left="100" w:right="100" w:firstLine="0" w:firstLineChars="0"/>
+              <w:rPr>
+                <w:rFonts w:ascii="Arial" w:hAnsi="Arial" w:eastAsia="Arial" w:cs="Arial"/>
+                <w:i w:val="false"/>
+                <w:b w:val="false"/>
+                <w:u w:val="none"/>
+                <w:strike w:val="false"/>
+                <w:sz w:val="22"/>
+                <w:szCs w:val="22"/>
+                <w:color w:val="000000"/>
+              </w:rPr>
+            </w:pPr>
+            <w:r>
+              <w:rPr>
+                <w:rFonts w:ascii="Arial" w:hAnsi="Arial" w:eastAsia="Arial" w:cs="Arial"/>
                 <w:i w:val="false"/>
                 <w:b w:val="false"/>
                 <w:u w:val="none"/>
@@ -938,30 +925,29 @@
           </w:tcPr>
           <w:p>
             <w:pPr>
-              <w:pStyle w:val="Normal"/>
-              <w:jc w:val="center"/>
-              <w:pBdr>
-                <w:bottom w:val="none" w:sz="0" w:space="0" w:color="000000"/>
-                <w:top w:val="none" w:sz="0" w:space="0" w:color="000000"/>
-                <w:left w:val="none" w:sz="0" w:space="0" w:color="000000"/>
-                <w:right w:val="none" w:sz="0" w:space="0" w:color="000000"/>
-              </w:pBdr>
-              <w:spacing w:after="100" w:before="100" w:line="240"/>
-              <w:ind w:left="100" w:right="100" w:firstLine="0" w:firstLineChars="0"/>
-              <w:rPr>
-                <w:rFonts w:ascii="Helvetica" w:hAnsi="Helvetica" w:eastAsia="Helvetica" w:cs="Helvetica"/>
-                <w:i w:val="false"/>
-                <w:b w:val="false"/>
-                <w:u w:val="none"/>
-                <w:strike w:val="false"/>
-                <w:sz w:val="22"/>
-                <w:szCs w:val="22"/>
-                <w:color w:val="000000"/>
-              </w:rPr>
-            </w:pPr>
-            <w:r>
-              <w:rPr>
-                <w:rFonts w:ascii="Helvetica" w:hAnsi="Helvetica" w:eastAsia="Helvetica" w:cs="Helvetica"/>
+              <w:jc w:val="center"/>
+              <w:pBdr>
+                <w:bottom w:val="none" w:sz="0" w:space="0" w:color="000000"/>
+                <w:top w:val="none" w:sz="0" w:space="0" w:color="000000"/>
+                <w:left w:val="none" w:sz="0" w:space="0" w:color="000000"/>
+                <w:right w:val="none" w:sz="0" w:space="0" w:color="000000"/>
+              </w:pBdr>
+              <w:spacing w:after="100" w:before="100" w:line="240"/>
+              <w:ind w:left="100" w:right="100" w:firstLine="0" w:firstLineChars="0"/>
+              <w:rPr>
+                <w:rFonts w:ascii="Arial" w:hAnsi="Arial" w:eastAsia="Arial" w:cs="Arial"/>
+                <w:i w:val="false"/>
+                <w:b w:val="false"/>
+                <w:u w:val="none"/>
+                <w:strike w:val="false"/>
+                <w:sz w:val="22"/>
+                <w:szCs w:val="22"/>
+                <w:color w:val="000000"/>
+              </w:rPr>
+            </w:pPr>
+            <w:r>
+              <w:rPr>
+                <w:rFonts w:ascii="Arial" w:hAnsi="Arial" w:eastAsia="Arial" w:cs="Arial"/>
                 <w:i w:val="false"/>
                 <w:b w:val="false"/>
                 <w:u w:val="none"/>
@@ -993,30 +979,29 @@
           </w:tcPr>
           <w:p>
             <w:pPr>
-              <w:pStyle w:val="Normal"/>
-              <w:jc w:val="center"/>
-              <w:pBdr>
-                <w:bottom w:val="none" w:sz="0" w:space="0" w:color="000000"/>
-                <w:top w:val="none" w:sz="0" w:space="0" w:color="000000"/>
-                <w:left w:val="none" w:sz="0" w:space="0" w:color="000000"/>
-                <w:right w:val="none" w:sz="0" w:space="0" w:color="000000"/>
-              </w:pBdr>
-              <w:spacing w:after="100" w:before="100" w:line="240"/>
-              <w:ind w:left="100" w:right="100" w:firstLine="0" w:firstLineChars="0"/>
-              <w:rPr>
-                <w:rFonts w:ascii="Helvetica" w:hAnsi="Helvetica" w:eastAsia="Helvetica" w:cs="Helvetica"/>
-                <w:i w:val="false"/>
-                <w:b w:val="false"/>
-                <w:u w:val="none"/>
-                <w:strike w:val="false"/>
-                <w:sz w:val="22"/>
-                <w:szCs w:val="22"/>
-                <w:color w:val="000000"/>
-              </w:rPr>
-            </w:pPr>
-            <w:r>
-              <w:rPr>
-                <w:rFonts w:ascii="Helvetica" w:hAnsi="Helvetica" w:eastAsia="Helvetica" w:cs="Helvetica"/>
+              <w:jc w:val="center"/>
+              <w:pBdr>
+                <w:bottom w:val="none" w:sz="0" w:space="0" w:color="000000"/>
+                <w:top w:val="none" w:sz="0" w:space="0" w:color="000000"/>
+                <w:left w:val="none" w:sz="0" w:space="0" w:color="000000"/>
+                <w:right w:val="none" w:sz="0" w:space="0" w:color="000000"/>
+              </w:pBdr>
+              <w:spacing w:after="100" w:before="100" w:line="240"/>
+              <w:ind w:left="100" w:right="100" w:firstLine="0" w:firstLineChars="0"/>
+              <w:rPr>
+                <w:rFonts w:ascii="Arial" w:hAnsi="Arial" w:eastAsia="Arial" w:cs="Arial"/>
+                <w:i w:val="false"/>
+                <w:b w:val="false"/>
+                <w:u w:val="none"/>
+                <w:strike w:val="false"/>
+                <w:sz w:val="22"/>
+                <w:szCs w:val="22"/>
+                <w:color w:val="000000"/>
+              </w:rPr>
+            </w:pPr>
+            <w:r>
+              <w:rPr>
+                <w:rFonts w:ascii="Arial" w:hAnsi="Arial" w:eastAsia="Arial" w:cs="Arial"/>
                 <w:i w:val="false"/>
                 <w:b w:val="false"/>
                 <w:u w:val="none"/>
@@ -1034,6 +1019,7 @@
         <w:trPr>
           <w:trHeight w:val="360" w:hRule="auto"/>
         </w:trPr>
+        body3
         <w:tc>
           <w:tcPr>
             <w:tcBorders>
@@ -1053,7 +1039,6 @@
           </w:tcPr>
           <w:p>
             <w:pPr>
-              <w:pStyle w:val="Normal"/>
               <w:jc w:val="left"/>
               <w:pBdr>
                 <w:bottom w:val="none" w:sz="0" w:space="0" w:color="000000"/>
@@ -1064,19 +1049,19 @@
               <w:spacing w:after="100" w:before="100" w:line="240"/>
               <w:ind w:left="100" w:right="100" w:firstLine="0" w:firstLineChars="0"/>
               <w:rPr>
-                <w:rFonts w:ascii="Helvetica" w:hAnsi="Helvetica" w:eastAsia="Helvetica" w:cs="Helvetica"/>
-                <w:i w:val="false"/>
-                <w:b w:val="false"/>
-                <w:u w:val="none"/>
-                <w:strike w:val="false"/>
-                <w:sz w:val="22"/>
-                <w:szCs w:val="22"/>
-                <w:color w:val="000000"/>
-              </w:rPr>
-            </w:pPr>
-            <w:r>
-              <w:rPr>
-                <w:rFonts w:ascii="Helvetica" w:hAnsi="Helvetica" w:eastAsia="Helvetica" w:cs="Helvetica"/>
+                <w:rFonts w:ascii="Arial" w:hAnsi="Arial" w:eastAsia="Arial" w:cs="Arial"/>
+                <w:i w:val="false"/>
+                <w:b w:val="false"/>
+                <w:u w:val="none"/>
+                <w:strike w:val="false"/>
+                <w:sz w:val="22"/>
+                <w:szCs w:val="22"/>
+                <w:color w:val="000000"/>
+              </w:rPr>
+            </w:pPr>
+            <w:r>
+              <w:rPr>
+                <w:rFonts w:ascii="Arial" w:hAnsi="Arial" w:eastAsia="Arial" w:cs="Arial"/>
                 <w:i w:val="false"/>
                 <w:b w:val="false"/>
                 <w:u w:val="none"/>
@@ -1108,30 +1093,29 @@
           </w:tcPr>
           <w:p>
             <w:pPr>
-              <w:pStyle w:val="Normal"/>
-              <w:jc w:val="center"/>
-              <w:pBdr>
-                <w:bottom w:val="none" w:sz="0" w:space="0" w:color="000000"/>
-                <w:top w:val="none" w:sz="0" w:space="0" w:color="000000"/>
-                <w:left w:val="none" w:sz="0" w:space="0" w:color="000000"/>
-                <w:right w:val="none" w:sz="0" w:space="0" w:color="000000"/>
-              </w:pBdr>
-              <w:spacing w:after="100" w:before="100" w:line="240"/>
-              <w:ind w:left="100" w:right="100" w:firstLine="0" w:firstLineChars="0"/>
-              <w:rPr>
-                <w:rFonts w:ascii="Helvetica" w:hAnsi="Helvetica" w:eastAsia="Helvetica" w:cs="Helvetica"/>
-                <w:i w:val="false"/>
-                <w:b w:val="false"/>
-                <w:u w:val="none"/>
-                <w:strike w:val="false"/>
-                <w:sz w:val="22"/>
-                <w:szCs w:val="22"/>
-                <w:color w:val="000000"/>
-              </w:rPr>
-            </w:pPr>
-            <w:r>
-              <w:rPr>
-                <w:rFonts w:ascii="Helvetica" w:hAnsi="Helvetica" w:eastAsia="Helvetica" w:cs="Helvetica"/>
+              <w:jc w:val="center"/>
+              <w:pBdr>
+                <w:bottom w:val="none" w:sz="0" w:space="0" w:color="000000"/>
+                <w:top w:val="none" w:sz="0" w:space="0" w:color="000000"/>
+                <w:left w:val="none" w:sz="0" w:space="0" w:color="000000"/>
+                <w:right w:val="none" w:sz="0" w:space="0" w:color="000000"/>
+              </w:pBdr>
+              <w:spacing w:after="100" w:before="100" w:line="240"/>
+              <w:ind w:left="100" w:right="100" w:firstLine="0" w:firstLineChars="0"/>
+              <w:rPr>
+                <w:rFonts w:ascii="Arial" w:hAnsi="Arial" w:eastAsia="Arial" w:cs="Arial"/>
+                <w:i w:val="false"/>
+                <w:b w:val="false"/>
+                <w:u w:val="none"/>
+                <w:strike w:val="false"/>
+                <w:sz w:val="22"/>
+                <w:szCs w:val="22"/>
+                <w:color w:val="000000"/>
+              </w:rPr>
+            </w:pPr>
+            <w:r>
+              <w:rPr>
+                <w:rFonts w:ascii="Arial" w:hAnsi="Arial" w:eastAsia="Arial" w:cs="Arial"/>
                 <w:i w:val="false"/>
                 <w:b w:val="false"/>
                 <w:u w:val="none"/>
@@ -1163,30 +1147,29 @@
           </w:tcPr>
           <w:p>
             <w:pPr>
-              <w:pStyle w:val="Normal"/>
-              <w:jc w:val="center"/>
-              <w:pBdr>
-                <w:bottom w:val="none" w:sz="0" w:space="0" w:color="000000"/>
-                <w:top w:val="none" w:sz="0" w:space="0" w:color="000000"/>
-                <w:left w:val="none" w:sz="0" w:space="0" w:color="000000"/>
-                <w:right w:val="none" w:sz="0" w:space="0" w:color="000000"/>
-              </w:pBdr>
-              <w:spacing w:after="100" w:before="100" w:line="240"/>
-              <w:ind w:left="100" w:right="100" w:firstLine="0" w:firstLineChars="0"/>
-              <w:rPr>
-                <w:rFonts w:ascii="Helvetica" w:hAnsi="Helvetica" w:eastAsia="Helvetica" w:cs="Helvetica"/>
-                <w:i w:val="false"/>
-                <w:b w:val="false"/>
-                <w:u w:val="none"/>
-                <w:strike w:val="false"/>
-                <w:sz w:val="22"/>
-                <w:szCs w:val="22"/>
-                <w:color w:val="000000"/>
-              </w:rPr>
-            </w:pPr>
-            <w:r>
-              <w:rPr>
-                <w:rFonts w:ascii="Helvetica" w:hAnsi="Helvetica" w:eastAsia="Helvetica" w:cs="Helvetica"/>
+              <w:jc w:val="center"/>
+              <w:pBdr>
+                <w:bottom w:val="none" w:sz="0" w:space="0" w:color="000000"/>
+                <w:top w:val="none" w:sz="0" w:space="0" w:color="000000"/>
+                <w:left w:val="none" w:sz="0" w:space="0" w:color="000000"/>
+                <w:right w:val="none" w:sz="0" w:space="0" w:color="000000"/>
+              </w:pBdr>
+              <w:spacing w:after="100" w:before="100" w:line="240"/>
+              <w:ind w:left="100" w:right="100" w:firstLine="0" w:firstLineChars="0"/>
+              <w:rPr>
+                <w:rFonts w:ascii="Arial" w:hAnsi="Arial" w:eastAsia="Arial" w:cs="Arial"/>
+                <w:i w:val="false"/>
+                <w:b w:val="false"/>
+                <w:u w:val="none"/>
+                <w:strike w:val="false"/>
+                <w:sz w:val="22"/>
+                <w:szCs w:val="22"/>
+                <w:color w:val="000000"/>
+              </w:rPr>
+            </w:pPr>
+            <w:r>
+              <w:rPr>
+                <w:rFonts w:ascii="Arial" w:hAnsi="Arial" w:eastAsia="Arial" w:cs="Arial"/>
                 <w:i w:val="false"/>
                 <w:b w:val="false"/>
                 <w:u w:val="none"/>
@@ -1218,30 +1201,29 @@
           </w:tcPr>
           <w:p>
             <w:pPr>
-              <w:pStyle w:val="Normal"/>
-              <w:jc w:val="center"/>
-              <w:pBdr>
-                <w:bottom w:val="none" w:sz="0" w:space="0" w:color="000000"/>
-                <w:top w:val="none" w:sz="0" w:space="0" w:color="000000"/>
-                <w:left w:val="none" w:sz="0" w:space="0" w:color="000000"/>
-                <w:right w:val="none" w:sz="0" w:space="0" w:color="000000"/>
-              </w:pBdr>
-              <w:spacing w:after="100" w:before="100" w:line="240"/>
-              <w:ind w:left="100" w:right="100" w:firstLine="0" w:firstLineChars="0"/>
-              <w:rPr>
-                <w:rFonts w:ascii="Helvetica" w:hAnsi="Helvetica" w:eastAsia="Helvetica" w:cs="Helvetica"/>
-                <w:i w:val="false"/>
-                <w:b w:val="false"/>
-                <w:u w:val="none"/>
-                <w:strike w:val="false"/>
-                <w:sz w:val="22"/>
-                <w:szCs w:val="22"/>
-                <w:color w:val="000000"/>
-              </w:rPr>
-            </w:pPr>
-            <w:r>
-              <w:rPr>
-                <w:rFonts w:ascii="Helvetica" w:hAnsi="Helvetica" w:eastAsia="Helvetica" w:cs="Helvetica"/>
+              <w:jc w:val="center"/>
+              <w:pBdr>
+                <w:bottom w:val="none" w:sz="0" w:space="0" w:color="000000"/>
+                <w:top w:val="none" w:sz="0" w:space="0" w:color="000000"/>
+                <w:left w:val="none" w:sz="0" w:space="0" w:color="000000"/>
+                <w:right w:val="none" w:sz="0" w:space="0" w:color="000000"/>
+              </w:pBdr>
+              <w:spacing w:after="100" w:before="100" w:line="240"/>
+              <w:ind w:left="100" w:right="100" w:firstLine="0" w:firstLineChars="0"/>
+              <w:rPr>
+                <w:rFonts w:ascii="Arial" w:hAnsi="Arial" w:eastAsia="Arial" w:cs="Arial"/>
+                <w:i w:val="false"/>
+                <w:b w:val="false"/>
+                <w:u w:val="none"/>
+                <w:strike w:val="false"/>
+                <w:sz w:val="22"/>
+                <w:szCs w:val="22"/>
+                <w:color w:val="000000"/>
+              </w:rPr>
+            </w:pPr>
+            <w:r>
+              <w:rPr>
+                <w:rFonts w:ascii="Arial" w:hAnsi="Arial" w:eastAsia="Arial" w:cs="Arial"/>
                 <w:i w:val="false"/>
                 <w:b w:val="false"/>
                 <w:u w:val="none"/>
@@ -1273,30 +1255,29 @@
           </w:tcPr>
           <w:p>
             <w:pPr>
-              <w:pStyle w:val="Normal"/>
-              <w:jc w:val="center"/>
-              <w:pBdr>
-                <w:bottom w:val="none" w:sz="0" w:space="0" w:color="000000"/>
-                <w:top w:val="none" w:sz="0" w:space="0" w:color="000000"/>
-                <w:left w:val="none" w:sz="0" w:space="0" w:color="000000"/>
-                <w:right w:val="none" w:sz="0" w:space="0" w:color="000000"/>
-              </w:pBdr>
-              <w:spacing w:after="100" w:before="100" w:line="240"/>
-              <w:ind w:left="100" w:right="100" w:firstLine="0" w:firstLineChars="0"/>
-              <w:rPr>
-                <w:rFonts w:ascii="Helvetica" w:hAnsi="Helvetica" w:eastAsia="Helvetica" w:cs="Helvetica"/>
-                <w:i w:val="false"/>
-                <w:b w:val="false"/>
-                <w:u w:val="none"/>
-                <w:strike w:val="false"/>
-                <w:sz w:val="22"/>
-                <w:szCs w:val="22"/>
-                <w:color w:val="000000"/>
-              </w:rPr>
-            </w:pPr>
-            <w:r>
-              <w:rPr>
-                <w:rFonts w:ascii="Helvetica" w:hAnsi="Helvetica" w:eastAsia="Helvetica" w:cs="Helvetica"/>
+              <w:jc w:val="center"/>
+              <w:pBdr>
+                <w:bottom w:val="none" w:sz="0" w:space="0" w:color="000000"/>
+                <w:top w:val="none" w:sz="0" w:space="0" w:color="000000"/>
+                <w:left w:val="none" w:sz="0" w:space="0" w:color="000000"/>
+                <w:right w:val="none" w:sz="0" w:space="0" w:color="000000"/>
+              </w:pBdr>
+              <w:spacing w:after="100" w:before="100" w:line="240"/>
+              <w:ind w:left="100" w:right="100" w:firstLine="0" w:firstLineChars="0"/>
+              <w:rPr>
+                <w:rFonts w:ascii="Arial" w:hAnsi="Arial" w:eastAsia="Arial" w:cs="Arial"/>
+                <w:i w:val="false"/>
+                <w:b w:val="false"/>
+                <w:u w:val="none"/>
+                <w:strike w:val="false"/>
+                <w:sz w:val="22"/>
+                <w:szCs w:val="22"/>
+                <w:color w:val="000000"/>
+              </w:rPr>
+            </w:pPr>
+            <w:r>
+              <w:rPr>
+                <w:rFonts w:ascii="Arial" w:hAnsi="Arial" w:eastAsia="Arial" w:cs="Arial"/>
                 <w:i w:val="false"/>
                 <w:b w:val="false"/>
                 <w:u w:val="none"/>
@@ -1328,30 +1309,29 @@
           </w:tcPr>
           <w:p>
             <w:pPr>
-              <w:pStyle w:val="Normal"/>
-              <w:jc w:val="center"/>
-              <w:pBdr>
-                <w:bottom w:val="none" w:sz="0" w:space="0" w:color="000000"/>
-                <w:top w:val="none" w:sz="0" w:space="0" w:color="000000"/>
-                <w:left w:val="none" w:sz="0" w:space="0" w:color="000000"/>
-                <w:right w:val="none" w:sz="0" w:space="0" w:color="000000"/>
-              </w:pBdr>
-              <w:spacing w:after="100" w:before="100" w:line="240"/>
-              <w:ind w:left="100" w:right="100" w:firstLine="0" w:firstLineChars="0"/>
-              <w:rPr>
-                <w:rFonts w:ascii="Helvetica" w:hAnsi="Helvetica" w:eastAsia="Helvetica" w:cs="Helvetica"/>
-                <w:i w:val="false"/>
-                <w:b w:val="false"/>
-                <w:u w:val="none"/>
-                <w:strike w:val="false"/>
-                <w:sz w:val="22"/>
-                <w:szCs w:val="22"/>
-                <w:color w:val="000000"/>
-              </w:rPr>
-            </w:pPr>
-            <w:r>
-              <w:rPr>
-                <w:rFonts w:ascii="Helvetica" w:hAnsi="Helvetica" w:eastAsia="Helvetica" w:cs="Helvetica"/>
+              <w:jc w:val="center"/>
+              <w:pBdr>
+                <w:bottom w:val="none" w:sz="0" w:space="0" w:color="000000"/>
+                <w:top w:val="none" w:sz="0" w:space="0" w:color="000000"/>
+                <w:left w:val="none" w:sz="0" w:space="0" w:color="000000"/>
+                <w:right w:val="none" w:sz="0" w:space="0" w:color="000000"/>
+              </w:pBdr>
+              <w:spacing w:after="100" w:before="100" w:line="240"/>
+              <w:ind w:left="100" w:right="100" w:firstLine="0" w:firstLineChars="0"/>
+              <w:rPr>
+                <w:rFonts w:ascii="Arial" w:hAnsi="Arial" w:eastAsia="Arial" w:cs="Arial"/>
+                <w:i w:val="false"/>
+                <w:b w:val="false"/>
+                <w:u w:val="none"/>
+                <w:strike w:val="false"/>
+                <w:sz w:val="22"/>
+                <w:szCs w:val="22"/>
+                <w:color w:val="000000"/>
+              </w:rPr>
+            </w:pPr>
+            <w:r>
+              <w:rPr>
+                <w:rFonts w:ascii="Arial" w:hAnsi="Arial" w:eastAsia="Arial" w:cs="Arial"/>
                 <w:i w:val="false"/>
                 <w:b w:val="false"/>
                 <w:u w:val="none"/>
@@ -1369,6 +1349,7 @@
         <w:trPr>
           <w:trHeight w:val="360" w:hRule="auto"/>
         </w:trPr>
+        body4
         <w:tc>
           <w:tcPr>
             <w:tcBorders>
@@ -1388,7 +1369,6 @@
           </w:tcPr>
           <w:p>
             <w:pPr>
-              <w:pStyle w:val="Normal"/>
               <w:jc w:val="left"/>
               <w:pBdr>
                 <w:bottom w:val="none" w:sz="0" w:space="0" w:color="000000"/>
@@ -1399,19 +1379,19 @@
               <w:spacing w:after="100" w:before="100" w:line="240"/>
               <w:ind w:left="100" w:right="100" w:firstLine="0" w:firstLineChars="0"/>
               <w:rPr>
-                <w:rFonts w:ascii="Helvetica" w:hAnsi="Helvetica" w:eastAsia="Helvetica" w:cs="Helvetica"/>
-                <w:i w:val="false"/>
-                <w:b w:val="false"/>
-                <w:u w:val="none"/>
-                <w:strike w:val="false"/>
-                <w:sz w:val="22"/>
-                <w:szCs w:val="22"/>
-                <w:color w:val="000000"/>
-              </w:rPr>
-            </w:pPr>
-            <w:r>
-              <w:rPr>
-                <w:rFonts w:ascii="Helvetica" w:hAnsi="Helvetica" w:eastAsia="Helvetica" w:cs="Helvetica"/>
+                <w:rFonts w:ascii="Arial" w:hAnsi="Arial" w:eastAsia="Arial" w:cs="Arial"/>
+                <w:i w:val="false"/>
+                <w:b w:val="false"/>
+                <w:u w:val="none"/>
+                <w:strike w:val="false"/>
+                <w:sz w:val="22"/>
+                <w:szCs w:val="22"/>
+                <w:color w:val="000000"/>
+              </w:rPr>
+            </w:pPr>
+            <w:r>
+              <w:rPr>
+                <w:rFonts w:ascii="Arial" w:hAnsi="Arial" w:eastAsia="Arial" w:cs="Arial"/>
                 <w:i w:val="false"/>
                 <w:b w:val="false"/>
                 <w:u w:val="none"/>
@@ -1443,30 +1423,29 @@
           </w:tcPr>
           <w:p>
             <w:pPr>
-              <w:pStyle w:val="Normal"/>
-              <w:jc w:val="center"/>
-              <w:pBdr>
-                <w:bottom w:val="none" w:sz="0" w:space="0" w:color="000000"/>
-                <w:top w:val="none" w:sz="0" w:space="0" w:color="000000"/>
-                <w:left w:val="none" w:sz="0" w:space="0" w:color="000000"/>
-                <w:right w:val="none" w:sz="0" w:space="0" w:color="000000"/>
-              </w:pBdr>
-              <w:spacing w:after="100" w:before="100" w:line="240"/>
-              <w:ind w:left="100" w:right="100" w:firstLine="0" w:firstLineChars="0"/>
-              <w:rPr>
-                <w:rFonts w:ascii="Helvetica" w:hAnsi="Helvetica" w:eastAsia="Helvetica" w:cs="Helvetica"/>
-                <w:i w:val="false"/>
-                <w:b w:val="false"/>
-                <w:u w:val="none"/>
-                <w:strike w:val="false"/>
-                <w:sz w:val="22"/>
-                <w:szCs w:val="22"/>
-                <w:color w:val="000000"/>
-              </w:rPr>
-            </w:pPr>
-            <w:r>
-              <w:rPr>
-                <w:rFonts w:ascii="Helvetica" w:hAnsi="Helvetica" w:eastAsia="Helvetica" w:cs="Helvetica"/>
+              <w:jc w:val="center"/>
+              <w:pBdr>
+                <w:bottom w:val="none" w:sz="0" w:space="0" w:color="000000"/>
+                <w:top w:val="none" w:sz="0" w:space="0" w:color="000000"/>
+                <w:left w:val="none" w:sz="0" w:space="0" w:color="000000"/>
+                <w:right w:val="none" w:sz="0" w:space="0" w:color="000000"/>
+              </w:pBdr>
+              <w:spacing w:after="100" w:before="100" w:line="240"/>
+              <w:ind w:left="100" w:right="100" w:firstLine="0" w:firstLineChars="0"/>
+              <w:rPr>
+                <w:rFonts w:ascii="Arial" w:hAnsi="Arial" w:eastAsia="Arial" w:cs="Arial"/>
+                <w:i w:val="false"/>
+                <w:b w:val="false"/>
+                <w:u w:val="none"/>
+                <w:strike w:val="false"/>
+                <w:sz w:val="22"/>
+                <w:szCs w:val="22"/>
+                <w:color w:val="000000"/>
+              </w:rPr>
+            </w:pPr>
+            <w:r>
+              <w:rPr>
+                <w:rFonts w:ascii="Arial" w:hAnsi="Arial" w:eastAsia="Arial" w:cs="Arial"/>
                 <w:i w:val="false"/>
                 <w:b w:val="false"/>
                 <w:u w:val="none"/>
@@ -1498,30 +1477,29 @@
           </w:tcPr>
           <w:p>
             <w:pPr>
-              <w:pStyle w:val="Normal"/>
-              <w:jc w:val="center"/>
-              <w:pBdr>
-                <w:bottom w:val="none" w:sz="0" w:space="0" w:color="000000"/>
-                <w:top w:val="none" w:sz="0" w:space="0" w:color="000000"/>
-                <w:left w:val="none" w:sz="0" w:space="0" w:color="000000"/>
-                <w:right w:val="none" w:sz="0" w:space="0" w:color="000000"/>
-              </w:pBdr>
-              <w:spacing w:after="100" w:before="100" w:line="240"/>
-              <w:ind w:left="100" w:right="100" w:firstLine="0" w:firstLineChars="0"/>
-              <w:rPr>
-                <w:rFonts w:ascii="Helvetica" w:hAnsi="Helvetica" w:eastAsia="Helvetica" w:cs="Helvetica"/>
-                <w:i w:val="false"/>
-                <w:b w:val="false"/>
-                <w:u w:val="none"/>
-                <w:strike w:val="false"/>
-                <w:sz w:val="22"/>
-                <w:szCs w:val="22"/>
-                <w:color w:val="000000"/>
-              </w:rPr>
-            </w:pPr>
-            <w:r>
-              <w:rPr>
-                <w:rFonts w:ascii="Helvetica" w:hAnsi="Helvetica" w:eastAsia="Helvetica" w:cs="Helvetica"/>
+              <w:jc w:val="center"/>
+              <w:pBdr>
+                <w:bottom w:val="none" w:sz="0" w:space="0" w:color="000000"/>
+                <w:top w:val="none" w:sz="0" w:space="0" w:color="000000"/>
+                <w:left w:val="none" w:sz="0" w:space="0" w:color="000000"/>
+                <w:right w:val="none" w:sz="0" w:space="0" w:color="000000"/>
+              </w:pBdr>
+              <w:spacing w:after="100" w:before="100" w:line="240"/>
+              <w:ind w:left="100" w:right="100" w:firstLine="0" w:firstLineChars="0"/>
+              <w:rPr>
+                <w:rFonts w:ascii="Arial" w:hAnsi="Arial" w:eastAsia="Arial" w:cs="Arial"/>
+                <w:i w:val="false"/>
+                <w:b w:val="false"/>
+                <w:u w:val="none"/>
+                <w:strike w:val="false"/>
+                <w:sz w:val="22"/>
+                <w:szCs w:val="22"/>
+                <w:color w:val="000000"/>
+              </w:rPr>
+            </w:pPr>
+            <w:r>
+              <w:rPr>
+                <w:rFonts w:ascii="Arial" w:hAnsi="Arial" w:eastAsia="Arial" w:cs="Arial"/>
                 <w:i w:val="false"/>
                 <w:b w:val="false"/>
                 <w:u w:val="none"/>
@@ -1553,30 +1531,29 @@
           </w:tcPr>
           <w:p>
             <w:pPr>
-              <w:pStyle w:val="Normal"/>
-              <w:jc w:val="center"/>
-              <w:pBdr>
-                <w:bottom w:val="none" w:sz="0" w:space="0" w:color="000000"/>
-                <w:top w:val="none" w:sz="0" w:space="0" w:color="000000"/>
-                <w:left w:val="none" w:sz="0" w:space="0" w:color="000000"/>
-                <w:right w:val="none" w:sz="0" w:space="0" w:color="000000"/>
-              </w:pBdr>
-              <w:spacing w:after="100" w:before="100" w:line="240"/>
-              <w:ind w:left="100" w:right="100" w:firstLine="0" w:firstLineChars="0"/>
-              <w:rPr>
-                <w:rFonts w:ascii="Helvetica" w:hAnsi="Helvetica" w:eastAsia="Helvetica" w:cs="Helvetica"/>
-                <w:i w:val="false"/>
-                <w:b w:val="false"/>
-                <w:u w:val="none"/>
-                <w:strike w:val="false"/>
-                <w:sz w:val="22"/>
-                <w:szCs w:val="22"/>
-                <w:color w:val="000000"/>
-              </w:rPr>
-            </w:pPr>
-            <w:r>
-              <w:rPr>
-                <w:rFonts w:ascii="Helvetica" w:hAnsi="Helvetica" w:eastAsia="Helvetica" w:cs="Helvetica"/>
+              <w:jc w:val="center"/>
+              <w:pBdr>
+                <w:bottom w:val="none" w:sz="0" w:space="0" w:color="000000"/>
+                <w:top w:val="none" w:sz="0" w:space="0" w:color="000000"/>
+                <w:left w:val="none" w:sz="0" w:space="0" w:color="000000"/>
+                <w:right w:val="none" w:sz="0" w:space="0" w:color="000000"/>
+              </w:pBdr>
+              <w:spacing w:after="100" w:before="100" w:line="240"/>
+              <w:ind w:left="100" w:right="100" w:firstLine="0" w:firstLineChars="0"/>
+              <w:rPr>
+                <w:rFonts w:ascii="Arial" w:hAnsi="Arial" w:eastAsia="Arial" w:cs="Arial"/>
+                <w:i w:val="false"/>
+                <w:b w:val="false"/>
+                <w:u w:val="none"/>
+                <w:strike w:val="false"/>
+                <w:sz w:val="22"/>
+                <w:szCs w:val="22"/>
+                <w:color w:val="000000"/>
+              </w:rPr>
+            </w:pPr>
+            <w:r>
+              <w:rPr>
+                <w:rFonts w:ascii="Arial" w:hAnsi="Arial" w:eastAsia="Arial" w:cs="Arial"/>
                 <w:i w:val="false"/>
                 <w:b w:val="false"/>
                 <w:u w:val="none"/>
@@ -1608,30 +1585,29 @@
           </w:tcPr>
           <w:p>
             <w:pPr>
-              <w:pStyle w:val="Normal"/>
-              <w:jc w:val="center"/>
-              <w:pBdr>
-                <w:bottom w:val="none" w:sz="0" w:space="0" w:color="000000"/>
-                <w:top w:val="none" w:sz="0" w:space="0" w:color="000000"/>
-                <w:left w:val="none" w:sz="0" w:space="0" w:color="000000"/>
-                <w:right w:val="none" w:sz="0" w:space="0" w:color="000000"/>
-              </w:pBdr>
-              <w:spacing w:after="100" w:before="100" w:line="240"/>
-              <w:ind w:left="100" w:right="100" w:firstLine="0" w:firstLineChars="0"/>
-              <w:rPr>
-                <w:rFonts w:ascii="Helvetica" w:hAnsi="Helvetica" w:eastAsia="Helvetica" w:cs="Helvetica"/>
-                <w:i w:val="false"/>
-                <w:b w:val="false"/>
-                <w:u w:val="none"/>
-                <w:strike w:val="false"/>
-                <w:sz w:val="22"/>
-                <w:szCs w:val="22"/>
-                <w:color w:val="000000"/>
-              </w:rPr>
-            </w:pPr>
-            <w:r>
-              <w:rPr>
-                <w:rFonts w:ascii="Helvetica" w:hAnsi="Helvetica" w:eastAsia="Helvetica" w:cs="Helvetica"/>
+              <w:jc w:val="center"/>
+              <w:pBdr>
+                <w:bottom w:val="none" w:sz="0" w:space="0" w:color="000000"/>
+                <w:top w:val="none" w:sz="0" w:space="0" w:color="000000"/>
+                <w:left w:val="none" w:sz="0" w:space="0" w:color="000000"/>
+                <w:right w:val="none" w:sz="0" w:space="0" w:color="000000"/>
+              </w:pBdr>
+              <w:spacing w:after="100" w:before="100" w:line="240"/>
+              <w:ind w:left="100" w:right="100" w:firstLine="0" w:firstLineChars="0"/>
+              <w:rPr>
+                <w:rFonts w:ascii="Arial" w:hAnsi="Arial" w:eastAsia="Arial" w:cs="Arial"/>
+                <w:i w:val="false"/>
+                <w:b w:val="false"/>
+                <w:u w:val="none"/>
+                <w:strike w:val="false"/>
+                <w:sz w:val="22"/>
+                <w:szCs w:val="22"/>
+                <w:color w:val="000000"/>
+              </w:rPr>
+            </w:pPr>
+            <w:r>
+              <w:rPr>
+                <w:rFonts w:ascii="Arial" w:hAnsi="Arial" w:eastAsia="Arial" w:cs="Arial"/>
                 <w:i w:val="false"/>
                 <w:b w:val="false"/>
                 <w:u w:val="none"/>
@@ -1663,30 +1639,29 @@
           </w:tcPr>
           <w:p>
             <w:pPr>
-              <w:pStyle w:val="Normal"/>
-              <w:jc w:val="center"/>
-              <w:pBdr>
-                <w:bottom w:val="none" w:sz="0" w:space="0" w:color="000000"/>
-                <w:top w:val="none" w:sz="0" w:space="0" w:color="000000"/>
-                <w:left w:val="none" w:sz="0" w:space="0" w:color="000000"/>
-                <w:right w:val="none" w:sz="0" w:space="0" w:color="000000"/>
-              </w:pBdr>
-              <w:spacing w:after="100" w:before="100" w:line="240"/>
-              <w:ind w:left="100" w:right="100" w:firstLine="0" w:firstLineChars="0"/>
-              <w:rPr>
-                <w:rFonts w:ascii="Helvetica" w:hAnsi="Helvetica" w:eastAsia="Helvetica" w:cs="Helvetica"/>
-                <w:i w:val="false"/>
-                <w:b w:val="false"/>
-                <w:u w:val="none"/>
-                <w:strike w:val="false"/>
-                <w:sz w:val="22"/>
-                <w:szCs w:val="22"/>
-                <w:color w:val="000000"/>
-              </w:rPr>
-            </w:pPr>
-            <w:r>
-              <w:rPr>
-                <w:rFonts w:ascii="Helvetica" w:hAnsi="Helvetica" w:eastAsia="Helvetica" w:cs="Helvetica"/>
+              <w:jc w:val="center"/>
+              <w:pBdr>
+                <w:bottom w:val="none" w:sz="0" w:space="0" w:color="000000"/>
+                <w:top w:val="none" w:sz="0" w:space="0" w:color="000000"/>
+                <w:left w:val="none" w:sz="0" w:space="0" w:color="000000"/>
+                <w:right w:val="none" w:sz="0" w:space="0" w:color="000000"/>
+              </w:pBdr>
+              <w:spacing w:after="100" w:before="100" w:line="240"/>
+              <w:ind w:left="100" w:right="100" w:firstLine="0" w:firstLineChars="0"/>
+              <w:rPr>
+                <w:rFonts w:ascii="Arial" w:hAnsi="Arial" w:eastAsia="Arial" w:cs="Arial"/>
+                <w:i w:val="false"/>
+                <w:b w:val="false"/>
+                <w:u w:val="none"/>
+                <w:strike w:val="false"/>
+                <w:sz w:val="22"/>
+                <w:szCs w:val="22"/>
+                <w:color w:val="000000"/>
+              </w:rPr>
+            </w:pPr>
+            <w:r>
+              <w:rPr>
+                <w:rFonts w:ascii="Arial" w:hAnsi="Arial" w:eastAsia="Arial" w:cs="Arial"/>
                 <w:i w:val="false"/>
                 <w:b w:val="false"/>
                 <w:u w:val="none"/>
@@ -1704,6 +1679,7 @@
         <w:trPr>
           <w:trHeight w:val="360" w:hRule="auto"/>
         </w:trPr>
+        body5
         <w:tc>
           <w:tcPr>
             <w:tcBorders>
@@ -1723,7 +1699,6 @@
           </w:tcPr>
           <w:p>
             <w:pPr>
-              <w:pStyle w:val="Normal"/>
               <w:jc w:val="left"/>
               <w:pBdr>
                 <w:bottom w:val="none" w:sz="0" w:space="0" w:color="000000"/>
@@ -1734,19 +1709,19 @@
               <w:spacing w:after="100" w:before="100" w:line="240"/>
               <w:ind w:left="100" w:right="100" w:firstLine="0" w:firstLineChars="0"/>
               <w:rPr>
-                <w:rFonts w:ascii="Helvetica" w:hAnsi="Helvetica" w:eastAsia="Helvetica" w:cs="Helvetica"/>
-                <w:i w:val="false"/>
-                <w:b w:val="false"/>
-                <w:u w:val="none"/>
-                <w:strike w:val="false"/>
-                <w:sz w:val="22"/>
-                <w:szCs w:val="22"/>
-                <w:color w:val="000000"/>
-              </w:rPr>
-            </w:pPr>
-            <w:r>
-              <w:rPr>
-                <w:rFonts w:ascii="Helvetica" w:hAnsi="Helvetica" w:eastAsia="Helvetica" w:cs="Helvetica"/>
+                <w:rFonts w:ascii="Arial" w:hAnsi="Arial" w:eastAsia="Arial" w:cs="Arial"/>
+                <w:i w:val="false"/>
+                <w:b w:val="false"/>
+                <w:u w:val="none"/>
+                <w:strike w:val="false"/>
+                <w:sz w:val="22"/>
+                <w:szCs w:val="22"/>
+                <w:color w:val="000000"/>
+              </w:rPr>
+            </w:pPr>
+            <w:r>
+              <w:rPr>
+                <w:rFonts w:ascii="Arial" w:hAnsi="Arial" w:eastAsia="Arial" w:cs="Arial"/>
                 <w:i w:val="false"/>
                 <w:b w:val="false"/>
                 <w:u w:val="none"/>
@@ -1778,30 +1753,29 @@
           </w:tcPr>
           <w:p>
             <w:pPr>
-              <w:pStyle w:val="Normal"/>
-              <w:jc w:val="center"/>
-              <w:pBdr>
-                <w:bottom w:val="none" w:sz="0" w:space="0" w:color="000000"/>
-                <w:top w:val="none" w:sz="0" w:space="0" w:color="000000"/>
-                <w:left w:val="none" w:sz="0" w:space="0" w:color="000000"/>
-                <w:right w:val="none" w:sz="0" w:space="0" w:color="000000"/>
-              </w:pBdr>
-              <w:spacing w:after="100" w:before="100" w:line="240"/>
-              <w:ind w:left="100" w:right="100" w:firstLine="0" w:firstLineChars="0"/>
-              <w:rPr>
-                <w:rFonts w:ascii="Helvetica" w:hAnsi="Helvetica" w:eastAsia="Helvetica" w:cs="Helvetica"/>
-                <w:i w:val="false"/>
-                <w:b w:val="false"/>
-                <w:u w:val="none"/>
-                <w:strike w:val="false"/>
-                <w:sz w:val="22"/>
-                <w:szCs w:val="22"/>
-                <w:color w:val="000000"/>
-              </w:rPr>
-            </w:pPr>
-            <w:r>
-              <w:rPr>
-                <w:rFonts w:ascii="Helvetica" w:hAnsi="Helvetica" w:eastAsia="Helvetica" w:cs="Helvetica"/>
+              <w:jc w:val="center"/>
+              <w:pBdr>
+                <w:bottom w:val="none" w:sz="0" w:space="0" w:color="000000"/>
+                <w:top w:val="none" w:sz="0" w:space="0" w:color="000000"/>
+                <w:left w:val="none" w:sz="0" w:space="0" w:color="000000"/>
+                <w:right w:val="none" w:sz="0" w:space="0" w:color="000000"/>
+              </w:pBdr>
+              <w:spacing w:after="100" w:before="100" w:line="240"/>
+              <w:ind w:left="100" w:right="100" w:firstLine="0" w:firstLineChars="0"/>
+              <w:rPr>
+                <w:rFonts w:ascii="Arial" w:hAnsi="Arial" w:eastAsia="Arial" w:cs="Arial"/>
+                <w:i w:val="false"/>
+                <w:b w:val="false"/>
+                <w:u w:val="none"/>
+                <w:strike w:val="false"/>
+                <w:sz w:val="22"/>
+                <w:szCs w:val="22"/>
+                <w:color w:val="000000"/>
+              </w:rPr>
+            </w:pPr>
+            <w:r>
+              <w:rPr>
+                <w:rFonts w:ascii="Arial" w:hAnsi="Arial" w:eastAsia="Arial" w:cs="Arial"/>
                 <w:i w:val="false"/>
                 <w:b w:val="false"/>
                 <w:u w:val="none"/>
@@ -1833,30 +1807,29 @@
           </w:tcPr>
           <w:p>
             <w:pPr>
-              <w:pStyle w:val="Normal"/>
-              <w:jc w:val="center"/>
-              <w:pBdr>
-                <w:bottom w:val="none" w:sz="0" w:space="0" w:color="000000"/>
-                <w:top w:val="none" w:sz="0" w:space="0" w:color="000000"/>
-                <w:left w:val="none" w:sz="0" w:space="0" w:color="000000"/>
-                <w:right w:val="none" w:sz="0" w:space="0" w:color="000000"/>
-              </w:pBdr>
-              <w:spacing w:after="100" w:before="100" w:line="240"/>
-              <w:ind w:left="100" w:right="100" w:firstLine="0" w:firstLineChars="0"/>
-              <w:rPr>
-                <w:rFonts w:ascii="Helvetica" w:hAnsi="Helvetica" w:eastAsia="Helvetica" w:cs="Helvetica"/>
-                <w:i w:val="false"/>
-                <w:b w:val="false"/>
-                <w:u w:val="none"/>
-                <w:strike w:val="false"/>
-                <w:sz w:val="22"/>
-                <w:szCs w:val="22"/>
-                <w:color w:val="000000"/>
-              </w:rPr>
-            </w:pPr>
-            <w:r>
-              <w:rPr>
-                <w:rFonts w:ascii="Helvetica" w:hAnsi="Helvetica" w:eastAsia="Helvetica" w:cs="Helvetica"/>
+              <w:jc w:val="center"/>
+              <w:pBdr>
+                <w:bottom w:val="none" w:sz="0" w:space="0" w:color="000000"/>
+                <w:top w:val="none" w:sz="0" w:space="0" w:color="000000"/>
+                <w:left w:val="none" w:sz="0" w:space="0" w:color="000000"/>
+                <w:right w:val="none" w:sz="0" w:space="0" w:color="000000"/>
+              </w:pBdr>
+              <w:spacing w:after="100" w:before="100" w:line="240"/>
+              <w:ind w:left="100" w:right="100" w:firstLine="0" w:firstLineChars="0"/>
+              <w:rPr>
+                <w:rFonts w:ascii="Arial" w:hAnsi="Arial" w:eastAsia="Arial" w:cs="Arial"/>
+                <w:i w:val="false"/>
+                <w:b w:val="false"/>
+                <w:u w:val="none"/>
+                <w:strike w:val="false"/>
+                <w:sz w:val="22"/>
+                <w:szCs w:val="22"/>
+                <w:color w:val="000000"/>
+              </w:rPr>
+            </w:pPr>
+            <w:r>
+              <w:rPr>
+                <w:rFonts w:ascii="Arial" w:hAnsi="Arial" w:eastAsia="Arial" w:cs="Arial"/>
                 <w:i w:val="false"/>
                 <w:b w:val="false"/>
                 <w:u w:val="none"/>
@@ -1888,30 +1861,29 @@
           </w:tcPr>
           <w:p>
             <w:pPr>
-              <w:pStyle w:val="Normal"/>
-              <w:jc w:val="center"/>
-              <w:pBdr>
-                <w:bottom w:val="none" w:sz="0" w:space="0" w:color="000000"/>
-                <w:top w:val="none" w:sz="0" w:space="0" w:color="000000"/>
-                <w:left w:val="none" w:sz="0" w:space="0" w:color="000000"/>
-                <w:right w:val="none" w:sz="0" w:space="0" w:color="000000"/>
-              </w:pBdr>
-              <w:spacing w:after="100" w:before="100" w:line="240"/>
-              <w:ind w:left="100" w:right="100" w:firstLine="0" w:firstLineChars="0"/>
-              <w:rPr>
-                <w:rFonts w:ascii="Helvetica" w:hAnsi="Helvetica" w:eastAsia="Helvetica" w:cs="Helvetica"/>
-                <w:i w:val="false"/>
-                <w:b w:val="false"/>
-                <w:u w:val="none"/>
-                <w:strike w:val="false"/>
-                <w:sz w:val="22"/>
-                <w:szCs w:val="22"/>
-                <w:color w:val="000000"/>
-              </w:rPr>
-            </w:pPr>
-            <w:r>
-              <w:rPr>
-                <w:rFonts w:ascii="Helvetica" w:hAnsi="Helvetica" w:eastAsia="Helvetica" w:cs="Helvetica"/>
+              <w:jc w:val="center"/>
+              <w:pBdr>
+                <w:bottom w:val="none" w:sz="0" w:space="0" w:color="000000"/>
+                <w:top w:val="none" w:sz="0" w:space="0" w:color="000000"/>
+                <w:left w:val="none" w:sz="0" w:space="0" w:color="000000"/>
+                <w:right w:val="none" w:sz="0" w:space="0" w:color="000000"/>
+              </w:pBdr>
+              <w:spacing w:after="100" w:before="100" w:line="240"/>
+              <w:ind w:left="100" w:right="100" w:firstLine="0" w:firstLineChars="0"/>
+              <w:rPr>
+                <w:rFonts w:ascii="Arial" w:hAnsi="Arial" w:eastAsia="Arial" w:cs="Arial"/>
+                <w:i w:val="false"/>
+                <w:b w:val="false"/>
+                <w:u w:val="none"/>
+                <w:strike w:val="false"/>
+                <w:sz w:val="22"/>
+                <w:szCs w:val="22"/>
+                <w:color w:val="000000"/>
+              </w:rPr>
+            </w:pPr>
+            <w:r>
+              <w:rPr>
+                <w:rFonts w:ascii="Arial" w:hAnsi="Arial" w:eastAsia="Arial" w:cs="Arial"/>
                 <w:i w:val="false"/>
                 <w:b w:val="false"/>
                 <w:u w:val="none"/>
@@ -1943,30 +1915,29 @@
           </w:tcPr>
           <w:p>
             <w:pPr>
-              <w:pStyle w:val="Normal"/>
-              <w:jc w:val="center"/>
-              <w:pBdr>
-                <w:bottom w:val="none" w:sz="0" w:space="0" w:color="000000"/>
-                <w:top w:val="none" w:sz="0" w:space="0" w:color="000000"/>
-                <w:left w:val="none" w:sz="0" w:space="0" w:color="000000"/>
-                <w:right w:val="none" w:sz="0" w:space="0" w:color="000000"/>
-              </w:pBdr>
-              <w:spacing w:after="100" w:before="100" w:line="240"/>
-              <w:ind w:left="100" w:right="100" w:firstLine="0" w:firstLineChars="0"/>
-              <w:rPr>
-                <w:rFonts w:ascii="Helvetica" w:hAnsi="Helvetica" w:eastAsia="Helvetica" w:cs="Helvetica"/>
-                <w:i w:val="false"/>
-                <w:b w:val="false"/>
-                <w:u w:val="none"/>
-                <w:strike w:val="false"/>
-                <w:sz w:val="22"/>
-                <w:szCs w:val="22"/>
-                <w:color w:val="000000"/>
-              </w:rPr>
-            </w:pPr>
-            <w:r>
-              <w:rPr>
-                <w:rFonts w:ascii="Helvetica" w:hAnsi="Helvetica" w:eastAsia="Helvetica" w:cs="Helvetica"/>
+              <w:jc w:val="center"/>
+              <w:pBdr>
+                <w:bottom w:val="none" w:sz="0" w:space="0" w:color="000000"/>
+                <w:top w:val="none" w:sz="0" w:space="0" w:color="000000"/>
+                <w:left w:val="none" w:sz="0" w:space="0" w:color="000000"/>
+                <w:right w:val="none" w:sz="0" w:space="0" w:color="000000"/>
+              </w:pBdr>
+              <w:spacing w:after="100" w:before="100" w:line="240"/>
+              <w:ind w:left="100" w:right="100" w:firstLine="0" w:firstLineChars="0"/>
+              <w:rPr>
+                <w:rFonts w:ascii="Arial" w:hAnsi="Arial" w:eastAsia="Arial" w:cs="Arial"/>
+                <w:i w:val="false"/>
+                <w:b w:val="false"/>
+                <w:u w:val="none"/>
+                <w:strike w:val="false"/>
+                <w:sz w:val="22"/>
+                <w:szCs w:val="22"/>
+                <w:color w:val="000000"/>
+              </w:rPr>
+            </w:pPr>
+            <w:r>
+              <w:rPr>
+                <w:rFonts w:ascii="Arial" w:hAnsi="Arial" w:eastAsia="Arial" w:cs="Arial"/>
                 <w:i w:val="false"/>
                 <w:b w:val="false"/>
                 <w:u w:val="none"/>
@@ -1998,30 +1969,29 @@
           </w:tcPr>
           <w:p>
             <w:pPr>
-              <w:pStyle w:val="Normal"/>
-              <w:jc w:val="center"/>
-              <w:pBdr>
-                <w:bottom w:val="none" w:sz="0" w:space="0" w:color="000000"/>
-                <w:top w:val="none" w:sz="0" w:space="0" w:color="000000"/>
-                <w:left w:val="none" w:sz="0" w:space="0" w:color="000000"/>
-                <w:right w:val="none" w:sz="0" w:space="0" w:color="000000"/>
-              </w:pBdr>
-              <w:spacing w:after="100" w:before="100" w:line="240"/>
-              <w:ind w:left="100" w:right="100" w:firstLine="0" w:firstLineChars="0"/>
-              <w:rPr>
-                <w:rFonts w:ascii="Helvetica" w:hAnsi="Helvetica" w:eastAsia="Helvetica" w:cs="Helvetica"/>
-                <w:i w:val="false"/>
-                <w:b w:val="false"/>
-                <w:u w:val="none"/>
-                <w:strike w:val="false"/>
-                <w:sz w:val="22"/>
-                <w:szCs w:val="22"/>
-                <w:color w:val="000000"/>
-              </w:rPr>
-            </w:pPr>
-            <w:r>
-              <w:rPr>
-                <w:rFonts w:ascii="Helvetica" w:hAnsi="Helvetica" w:eastAsia="Helvetica" w:cs="Helvetica"/>
+              <w:jc w:val="center"/>
+              <w:pBdr>
+                <w:bottom w:val="none" w:sz="0" w:space="0" w:color="000000"/>
+                <w:top w:val="none" w:sz="0" w:space="0" w:color="000000"/>
+                <w:left w:val="none" w:sz="0" w:space="0" w:color="000000"/>
+                <w:right w:val="none" w:sz="0" w:space="0" w:color="000000"/>
+              </w:pBdr>
+              <w:spacing w:after="100" w:before="100" w:line="240"/>
+              <w:ind w:left="100" w:right="100" w:firstLine="0" w:firstLineChars="0"/>
+              <w:rPr>
+                <w:rFonts w:ascii="Arial" w:hAnsi="Arial" w:eastAsia="Arial" w:cs="Arial"/>
+                <w:i w:val="false"/>
+                <w:b w:val="false"/>
+                <w:u w:val="none"/>
+                <w:strike w:val="false"/>
+                <w:sz w:val="22"/>
+                <w:szCs w:val="22"/>
+                <w:color w:val="000000"/>
+              </w:rPr>
+            </w:pPr>
+            <w:r>
+              <w:rPr>
+                <w:rFonts w:ascii="Arial" w:hAnsi="Arial" w:eastAsia="Arial" w:cs="Arial"/>
                 <w:i w:val="false"/>
                 <w:b w:val="false"/>
                 <w:u w:val="none"/>
@@ -2039,6 +2009,7 @@
         <w:trPr>
           <w:trHeight w:val="360" w:hRule="auto"/>
         </w:trPr>
+        body6
         <w:tc>
           <w:tcPr>
             <w:tcBorders>
@@ -2058,7 +2029,6 @@
           </w:tcPr>
           <w:p>
             <w:pPr>
-              <w:pStyle w:val="Normal"/>
               <w:jc w:val="left"/>
               <w:pBdr>
                 <w:bottom w:val="none" w:sz="0" w:space="0" w:color="000000"/>
@@ -2069,19 +2039,19 @@
               <w:spacing w:after="100" w:before="100" w:line="240"/>
               <w:ind w:left="100" w:right="100" w:firstLine="0" w:firstLineChars="0"/>
               <w:rPr>
-                <w:rFonts w:ascii="Helvetica" w:hAnsi="Helvetica" w:eastAsia="Helvetica" w:cs="Helvetica"/>
-                <w:i w:val="false"/>
-                <w:b w:val="false"/>
-                <w:u w:val="none"/>
-                <w:strike w:val="false"/>
-                <w:sz w:val="22"/>
-                <w:szCs w:val="22"/>
-                <w:color w:val="000000"/>
-              </w:rPr>
-            </w:pPr>
-            <w:r>
-              <w:rPr>
-                <w:rFonts w:ascii="Helvetica" w:hAnsi="Helvetica" w:eastAsia="Helvetica" w:cs="Helvetica"/>
+                <w:rFonts w:ascii="Arial" w:hAnsi="Arial" w:eastAsia="Arial" w:cs="Arial"/>
+                <w:i w:val="false"/>
+                <w:b w:val="false"/>
+                <w:u w:val="none"/>
+                <w:strike w:val="false"/>
+                <w:sz w:val="22"/>
+                <w:szCs w:val="22"/>
+                <w:color w:val="000000"/>
+              </w:rPr>
+            </w:pPr>
+            <w:r>
+              <w:rPr>
+                <w:rFonts w:ascii="Arial" w:hAnsi="Arial" w:eastAsia="Arial" w:cs="Arial"/>
                 <w:i w:val="false"/>
                 <w:b w:val="false"/>
                 <w:u w:val="none"/>
@@ -2113,30 +2083,29 @@
           </w:tcPr>
           <w:p>
             <w:pPr>
-              <w:pStyle w:val="Normal"/>
-              <w:jc w:val="center"/>
-              <w:pBdr>
-                <w:bottom w:val="none" w:sz="0" w:space="0" w:color="000000"/>
-                <w:top w:val="none" w:sz="0" w:space="0" w:color="000000"/>
-                <w:left w:val="none" w:sz="0" w:space="0" w:color="000000"/>
-                <w:right w:val="none" w:sz="0" w:space="0" w:color="000000"/>
-              </w:pBdr>
-              <w:spacing w:after="100" w:before="100" w:line="240"/>
-              <w:ind w:left="100" w:right="100" w:firstLine="0" w:firstLineChars="0"/>
-              <w:rPr>
-                <w:rFonts w:ascii="Helvetica" w:hAnsi="Helvetica" w:eastAsia="Helvetica" w:cs="Helvetica"/>
-                <w:i w:val="false"/>
-                <w:b w:val="false"/>
-                <w:u w:val="none"/>
-                <w:strike w:val="false"/>
-                <w:sz w:val="22"/>
-                <w:szCs w:val="22"/>
-                <w:color w:val="000000"/>
-              </w:rPr>
-            </w:pPr>
-            <w:r>
-              <w:rPr>
-                <w:rFonts w:ascii="Helvetica" w:hAnsi="Helvetica" w:eastAsia="Helvetica" w:cs="Helvetica"/>
+              <w:jc w:val="center"/>
+              <w:pBdr>
+                <w:bottom w:val="none" w:sz="0" w:space="0" w:color="000000"/>
+                <w:top w:val="none" w:sz="0" w:space="0" w:color="000000"/>
+                <w:left w:val="none" w:sz="0" w:space="0" w:color="000000"/>
+                <w:right w:val="none" w:sz="0" w:space="0" w:color="000000"/>
+              </w:pBdr>
+              <w:spacing w:after="100" w:before="100" w:line="240"/>
+              <w:ind w:left="100" w:right="100" w:firstLine="0" w:firstLineChars="0"/>
+              <w:rPr>
+                <w:rFonts w:ascii="Arial" w:hAnsi="Arial" w:eastAsia="Arial" w:cs="Arial"/>
+                <w:i w:val="false"/>
+                <w:b w:val="false"/>
+                <w:u w:val="none"/>
+                <w:strike w:val="false"/>
+                <w:sz w:val="22"/>
+                <w:szCs w:val="22"/>
+                <w:color w:val="000000"/>
+              </w:rPr>
+            </w:pPr>
+            <w:r>
+              <w:rPr>
+                <w:rFonts w:ascii="Arial" w:hAnsi="Arial" w:eastAsia="Arial" w:cs="Arial"/>
                 <w:i w:val="false"/>
                 <w:b w:val="false"/>
                 <w:u w:val="none"/>
@@ -2168,30 +2137,29 @@
           </w:tcPr>
           <w:p>
             <w:pPr>
-              <w:pStyle w:val="Normal"/>
-              <w:jc w:val="center"/>
-              <w:pBdr>
-                <w:bottom w:val="none" w:sz="0" w:space="0" w:color="000000"/>
-                <w:top w:val="none" w:sz="0" w:space="0" w:color="000000"/>
-                <w:left w:val="none" w:sz="0" w:space="0" w:color="000000"/>
-                <w:right w:val="none" w:sz="0" w:space="0" w:color="000000"/>
-              </w:pBdr>
-              <w:spacing w:after="100" w:before="100" w:line="240"/>
-              <w:ind w:left="100" w:right="100" w:firstLine="0" w:firstLineChars="0"/>
-              <w:rPr>
-                <w:rFonts w:ascii="Helvetica" w:hAnsi="Helvetica" w:eastAsia="Helvetica" w:cs="Helvetica"/>
-                <w:i w:val="false"/>
-                <w:b w:val="false"/>
-                <w:u w:val="none"/>
-                <w:strike w:val="false"/>
-                <w:sz w:val="22"/>
-                <w:szCs w:val="22"/>
-                <w:color w:val="000000"/>
-              </w:rPr>
-            </w:pPr>
-            <w:r>
-              <w:rPr>
-                <w:rFonts w:ascii="Helvetica" w:hAnsi="Helvetica" w:eastAsia="Helvetica" w:cs="Helvetica"/>
+              <w:jc w:val="center"/>
+              <w:pBdr>
+                <w:bottom w:val="none" w:sz="0" w:space="0" w:color="000000"/>
+                <w:top w:val="none" w:sz="0" w:space="0" w:color="000000"/>
+                <w:left w:val="none" w:sz="0" w:space="0" w:color="000000"/>
+                <w:right w:val="none" w:sz="0" w:space="0" w:color="000000"/>
+              </w:pBdr>
+              <w:spacing w:after="100" w:before="100" w:line="240"/>
+              <w:ind w:left="100" w:right="100" w:firstLine="0" w:firstLineChars="0"/>
+              <w:rPr>
+                <w:rFonts w:ascii="Arial" w:hAnsi="Arial" w:eastAsia="Arial" w:cs="Arial"/>
+                <w:i w:val="false"/>
+                <w:b w:val="false"/>
+                <w:u w:val="none"/>
+                <w:strike w:val="false"/>
+                <w:sz w:val="22"/>
+                <w:szCs w:val="22"/>
+                <w:color w:val="000000"/>
+              </w:rPr>
+            </w:pPr>
+            <w:r>
+              <w:rPr>
+                <w:rFonts w:ascii="Arial" w:hAnsi="Arial" w:eastAsia="Arial" w:cs="Arial"/>
                 <w:i w:val="false"/>
                 <w:b w:val="false"/>
                 <w:u w:val="none"/>
@@ -2223,30 +2191,29 @@
           </w:tcPr>
           <w:p>
             <w:pPr>
-              <w:pStyle w:val="Normal"/>
-              <w:jc w:val="center"/>
-              <w:pBdr>
-                <w:bottom w:val="none" w:sz="0" w:space="0" w:color="000000"/>
-                <w:top w:val="none" w:sz="0" w:space="0" w:color="000000"/>
-                <w:left w:val="none" w:sz="0" w:space="0" w:color="000000"/>
-                <w:right w:val="none" w:sz="0" w:space="0" w:color="000000"/>
-              </w:pBdr>
-              <w:spacing w:after="100" w:before="100" w:line="240"/>
-              <w:ind w:left="100" w:right="100" w:firstLine="0" w:firstLineChars="0"/>
-              <w:rPr>
-                <w:rFonts w:ascii="Helvetica" w:hAnsi="Helvetica" w:eastAsia="Helvetica" w:cs="Helvetica"/>
-                <w:i w:val="false"/>
-                <w:b w:val="false"/>
-                <w:u w:val="none"/>
-                <w:strike w:val="false"/>
-                <w:sz w:val="22"/>
-                <w:szCs w:val="22"/>
-                <w:color w:val="000000"/>
-              </w:rPr>
-            </w:pPr>
-            <w:r>
-              <w:rPr>
-                <w:rFonts w:ascii="Helvetica" w:hAnsi="Helvetica" w:eastAsia="Helvetica" w:cs="Helvetica"/>
+              <w:jc w:val="center"/>
+              <w:pBdr>
+                <w:bottom w:val="none" w:sz="0" w:space="0" w:color="000000"/>
+                <w:top w:val="none" w:sz="0" w:space="0" w:color="000000"/>
+                <w:left w:val="none" w:sz="0" w:space="0" w:color="000000"/>
+                <w:right w:val="none" w:sz="0" w:space="0" w:color="000000"/>
+              </w:pBdr>
+              <w:spacing w:after="100" w:before="100" w:line="240"/>
+              <w:ind w:left="100" w:right="100" w:firstLine="0" w:firstLineChars="0"/>
+              <w:rPr>
+                <w:rFonts w:ascii="Arial" w:hAnsi="Arial" w:eastAsia="Arial" w:cs="Arial"/>
+                <w:i w:val="false"/>
+                <w:b w:val="false"/>
+                <w:u w:val="none"/>
+                <w:strike w:val="false"/>
+                <w:sz w:val="22"/>
+                <w:szCs w:val="22"/>
+                <w:color w:val="000000"/>
+              </w:rPr>
+            </w:pPr>
+            <w:r>
+              <w:rPr>
+                <w:rFonts w:ascii="Arial" w:hAnsi="Arial" w:eastAsia="Arial" w:cs="Arial"/>
                 <w:i w:val="false"/>
                 <w:b w:val="false"/>
                 <w:u w:val="none"/>
@@ -2278,30 +2245,29 @@
           </w:tcPr>
           <w:p>
             <w:pPr>
-              <w:pStyle w:val="Normal"/>
-              <w:jc w:val="center"/>
-              <w:pBdr>
-                <w:bottom w:val="none" w:sz="0" w:space="0" w:color="000000"/>
-                <w:top w:val="none" w:sz="0" w:space="0" w:color="000000"/>
-                <w:left w:val="none" w:sz="0" w:space="0" w:color="000000"/>
-                <w:right w:val="none" w:sz="0" w:space="0" w:color="000000"/>
-              </w:pBdr>
-              <w:spacing w:after="100" w:before="100" w:line="240"/>
-              <w:ind w:left="100" w:right="100" w:firstLine="0" w:firstLineChars="0"/>
-              <w:rPr>
-                <w:rFonts w:ascii="Helvetica" w:hAnsi="Helvetica" w:eastAsia="Helvetica" w:cs="Helvetica"/>
-                <w:i w:val="false"/>
-                <w:b w:val="false"/>
-                <w:u w:val="none"/>
-                <w:strike w:val="false"/>
-                <w:sz w:val="22"/>
-                <w:szCs w:val="22"/>
-                <w:color w:val="000000"/>
-              </w:rPr>
-            </w:pPr>
-            <w:r>
-              <w:rPr>
-                <w:rFonts w:ascii="Helvetica" w:hAnsi="Helvetica" w:eastAsia="Helvetica" w:cs="Helvetica"/>
+              <w:jc w:val="center"/>
+              <w:pBdr>
+                <w:bottom w:val="none" w:sz="0" w:space="0" w:color="000000"/>
+                <w:top w:val="none" w:sz="0" w:space="0" w:color="000000"/>
+                <w:left w:val="none" w:sz="0" w:space="0" w:color="000000"/>
+                <w:right w:val="none" w:sz="0" w:space="0" w:color="000000"/>
+              </w:pBdr>
+              <w:spacing w:after="100" w:before="100" w:line="240"/>
+              <w:ind w:left="100" w:right="100" w:firstLine="0" w:firstLineChars="0"/>
+              <w:rPr>
+                <w:rFonts w:ascii="Arial" w:hAnsi="Arial" w:eastAsia="Arial" w:cs="Arial"/>
+                <w:i w:val="false"/>
+                <w:b w:val="false"/>
+                <w:u w:val="none"/>
+                <w:strike w:val="false"/>
+                <w:sz w:val="22"/>
+                <w:szCs w:val="22"/>
+                <w:color w:val="000000"/>
+              </w:rPr>
+            </w:pPr>
+            <w:r>
+              <w:rPr>
+                <w:rFonts w:ascii="Arial" w:hAnsi="Arial" w:eastAsia="Arial" w:cs="Arial"/>
                 <w:i w:val="false"/>
                 <w:b w:val="false"/>
                 <w:u w:val="none"/>
@@ -2333,30 +2299,29 @@
           </w:tcPr>
           <w:p>
             <w:pPr>
-              <w:pStyle w:val="Normal"/>
-              <w:jc w:val="center"/>
-              <w:pBdr>
-                <w:bottom w:val="none" w:sz="0" w:space="0" w:color="000000"/>
-                <w:top w:val="none" w:sz="0" w:space="0" w:color="000000"/>
-                <w:left w:val="none" w:sz="0" w:space="0" w:color="000000"/>
-                <w:right w:val="none" w:sz="0" w:space="0" w:color="000000"/>
-              </w:pBdr>
-              <w:spacing w:after="100" w:before="100" w:line="240"/>
-              <w:ind w:left="100" w:right="100" w:firstLine="0" w:firstLineChars="0"/>
-              <w:rPr>
-                <w:rFonts w:ascii="Helvetica" w:hAnsi="Helvetica" w:eastAsia="Helvetica" w:cs="Helvetica"/>
-                <w:i w:val="false"/>
-                <w:b w:val="false"/>
-                <w:u w:val="none"/>
-                <w:strike w:val="false"/>
-                <w:sz w:val="22"/>
-                <w:szCs w:val="22"/>
-                <w:color w:val="000000"/>
-              </w:rPr>
-            </w:pPr>
-            <w:r>
-              <w:rPr>
-                <w:rFonts w:ascii="Helvetica" w:hAnsi="Helvetica" w:eastAsia="Helvetica" w:cs="Helvetica"/>
+              <w:jc w:val="center"/>
+              <w:pBdr>
+                <w:bottom w:val="none" w:sz="0" w:space="0" w:color="000000"/>
+                <w:top w:val="none" w:sz="0" w:space="0" w:color="000000"/>
+                <w:left w:val="none" w:sz="0" w:space="0" w:color="000000"/>
+                <w:right w:val="none" w:sz="0" w:space="0" w:color="000000"/>
+              </w:pBdr>
+              <w:spacing w:after="100" w:before="100" w:line="240"/>
+              <w:ind w:left="100" w:right="100" w:firstLine="0" w:firstLineChars="0"/>
+              <w:rPr>
+                <w:rFonts w:ascii="Arial" w:hAnsi="Arial" w:eastAsia="Arial" w:cs="Arial"/>
+                <w:i w:val="false"/>
+                <w:b w:val="false"/>
+                <w:u w:val="none"/>
+                <w:strike w:val="false"/>
+                <w:sz w:val="22"/>
+                <w:szCs w:val="22"/>
+                <w:color w:val="000000"/>
+              </w:rPr>
+            </w:pPr>
+            <w:r>
+              <w:rPr>
+                <w:rFonts w:ascii="Arial" w:hAnsi="Arial" w:eastAsia="Arial" w:cs="Arial"/>
                 <w:i w:val="false"/>
                 <w:b w:val="false"/>
                 <w:u w:val="none"/>
@@ -2374,6 +2339,7 @@
         <w:trPr>
           <w:trHeight w:val="360" w:hRule="auto"/>
         </w:trPr>
+        footer1
         <w:tc>
           <w:tcPr>
             <w:gridSpan w:val="6"/>
@@ -2394,7 +2360,6 @@
           </w:tcPr>
           <w:p>
             <w:pPr>
-              <w:pStyle w:val="Normal"/>
               <w:jc w:val="left"/>
               <w:pBdr>
                 <w:bottom w:val="none" w:sz="0" w:space="0" w:color="000000"/>
@@ -2405,19 +2370,19 @@
               <w:spacing w:after="100" w:before="100" w:line="240"/>
               <w:ind w:left="100" w:right="100" w:firstLine="0" w:firstLineChars="0"/>
               <w:rPr>
-                <w:rFonts w:ascii="Helvetica" w:hAnsi="Helvetica" w:eastAsia="Helvetica" w:cs="Helvetica"/>
-                <w:i w:val="false"/>
-                <w:b w:val="false"/>
-                <w:u w:val="none"/>
-                <w:strike w:val="false"/>
-                <w:sz w:val="22"/>
-                <w:szCs w:val="22"/>
-                <w:color w:val="000000"/>
-              </w:rPr>
-            </w:pPr>
-            <w:r>
-              <w:rPr>
-                <w:rFonts w:ascii="Helvetica" w:hAnsi="Helvetica" w:eastAsia="Helvetica" w:cs="Helvetica"/>
+                <w:rFonts w:ascii="Arial" w:hAnsi="Arial" w:eastAsia="Arial" w:cs="Arial"/>
+                <w:i w:val="false"/>
+                <w:b w:val="false"/>
+                <w:u w:val="none"/>
+                <w:strike w:val="false"/>
+                <w:sz w:val="22"/>
+                <w:szCs w:val="22"/>
+                <w:color w:val="000000"/>
+              </w:rPr>
+            </w:pPr>
+            <w:r>
+              <w:rPr>
+                <w:rFonts w:ascii="Arial" w:hAnsi="Arial" w:eastAsia="Arial" w:cs="Arial"/>
                 <w:i w:val="false"/>
                 <w:b w:val="false"/>
                 <w:u w:val="none"/>
@@ -2467,6 +2432,7 @@
           <w:trHeight w:val="360" w:hRule="auto"/>
           <w:tblHeader/>
         </w:trPr>
+        header1
         <w:tc>
           <w:tcPr>
             <w:tcBorders>
@@ -2486,7 +2452,6 @@
           </w:tcPr>
           <w:p>
             <w:pPr>
-              <w:pStyle w:val="Normal"/>
               <w:jc w:val="left"/>
               <w:pBdr>
                 <w:bottom w:val="none" w:sz="0" w:space="0" w:color="000000"/>
@@ -2497,19 +2462,19 @@
               <w:spacing w:after="100" w:before="100" w:line="240"/>
               <w:ind w:left="100" w:right="100" w:firstLine="0" w:firstLineChars="0"/>
               <w:rPr>
-                <w:rFonts w:ascii="Helvetica" w:hAnsi="Helvetica" w:eastAsia="Helvetica" w:cs="Helvetica"/>
-                <w:i w:val="false"/>
-                <w:b w:val="false"/>
-                <w:u w:val="none"/>
-                <w:strike w:val="false"/>
-                <w:sz w:val="22"/>
-                <w:szCs w:val="22"/>
-                <w:color w:val="000000"/>
-              </w:rPr>
-            </w:pPr>
-            <w:r>
-              <w:rPr>
-                <w:rFonts w:ascii="Helvetica" w:hAnsi="Helvetica" w:eastAsia="Helvetica" w:cs="Helvetica"/>
+                <w:rFonts w:ascii="Arial" w:hAnsi="Arial" w:eastAsia="Arial" w:cs="Arial"/>
+                <w:i w:val="false"/>
+                <w:b w:val="false"/>
+                <w:u w:val="none"/>
+                <w:strike w:val="false"/>
+                <w:sz w:val="22"/>
+                <w:szCs w:val="22"/>
+                <w:color w:val="000000"/>
+              </w:rPr>
+            </w:pPr>
+            <w:r>
+              <w:rPr>
+                <w:rFonts w:ascii="Arial" w:hAnsi="Arial" w:eastAsia="Arial" w:cs="Arial"/>
                 <w:i w:val="false"/>
                 <w:b w:val="false"/>
                 <w:u w:val="none"/>
@@ -2541,30 +2506,29 @@
           </w:tcPr>
           <w:p>
             <w:pPr>
-              <w:pStyle w:val="Normal"/>
-              <w:jc w:val="center"/>
-              <w:pBdr>
-                <w:bottom w:val="none" w:sz="0" w:space="0" w:color="000000"/>
-                <w:top w:val="none" w:sz="0" w:space="0" w:color="000000"/>
-                <w:left w:val="none" w:sz="0" w:space="0" w:color="000000"/>
-                <w:right w:val="none" w:sz="0" w:space="0" w:color="000000"/>
-              </w:pBdr>
-              <w:spacing w:after="100" w:before="100" w:line="240"/>
-              <w:ind w:left="100" w:right="100" w:firstLine="0" w:firstLineChars="0"/>
-              <w:rPr>
-                <w:rFonts w:ascii="Helvetica" w:hAnsi="Helvetica" w:eastAsia="Helvetica" w:cs="Helvetica"/>
-                <w:i w:val="false"/>
-                <w:b w:val="false"/>
-                <w:u w:val="none"/>
-                <w:strike w:val="false"/>
-                <w:sz w:val="22"/>
-                <w:szCs w:val="22"/>
-                <w:color w:val="000000"/>
-              </w:rPr>
-            </w:pPr>
-            <w:r>
-              <w:rPr>
-                <w:rFonts w:ascii="Helvetica" w:hAnsi="Helvetica" w:eastAsia="Helvetica" w:cs="Helvetica"/>
+              <w:jc w:val="center"/>
+              <w:pBdr>
+                <w:bottom w:val="none" w:sz="0" w:space="0" w:color="000000"/>
+                <w:top w:val="none" w:sz="0" w:space="0" w:color="000000"/>
+                <w:left w:val="none" w:sz="0" w:space="0" w:color="000000"/>
+                <w:right w:val="none" w:sz="0" w:space="0" w:color="000000"/>
+              </w:pBdr>
+              <w:spacing w:after="100" w:before="100" w:line="240"/>
+              <w:ind w:left="100" w:right="100" w:firstLine="0" w:firstLineChars="0"/>
+              <w:rPr>
+                <w:rFonts w:ascii="Arial" w:hAnsi="Arial" w:eastAsia="Arial" w:cs="Arial"/>
+                <w:i w:val="false"/>
+                <w:b w:val="false"/>
+                <w:u w:val="none"/>
+                <w:strike w:val="false"/>
+                <w:sz w:val="22"/>
+                <w:szCs w:val="22"/>
+                <w:color w:val="000000"/>
+              </w:rPr>
+            </w:pPr>
+            <w:r>
+              <w:rPr>
+                <w:rFonts w:ascii="Arial" w:hAnsi="Arial" w:eastAsia="Arial" w:cs="Arial"/>
                 <w:i w:val="false"/>
                 <w:b w:val="false"/>
                 <w:u w:val="none"/>
@@ -2596,30 +2560,29 @@
           </w:tcPr>
           <w:p>
             <w:pPr>
-              <w:pStyle w:val="Normal"/>
-              <w:jc w:val="center"/>
-              <w:pBdr>
-                <w:bottom w:val="none" w:sz="0" w:space="0" w:color="000000"/>
-                <w:top w:val="none" w:sz="0" w:space="0" w:color="000000"/>
-                <w:left w:val="none" w:sz="0" w:space="0" w:color="000000"/>
-                <w:right w:val="none" w:sz="0" w:space="0" w:color="000000"/>
-              </w:pBdr>
-              <w:spacing w:after="100" w:before="100" w:line="240"/>
-              <w:ind w:left="100" w:right="100" w:firstLine="0" w:firstLineChars="0"/>
-              <w:rPr>
-                <w:rFonts w:ascii="Helvetica" w:hAnsi="Helvetica" w:eastAsia="Helvetica" w:cs="Helvetica"/>
-                <w:i w:val="false"/>
-                <w:b w:val="false"/>
-                <w:u w:val="none"/>
-                <w:strike w:val="false"/>
-                <w:sz w:val="22"/>
-                <w:szCs w:val="22"/>
-                <w:color w:val="000000"/>
-              </w:rPr>
-            </w:pPr>
-            <w:r>
-              <w:rPr>
-                <w:rFonts w:ascii="Helvetica" w:hAnsi="Helvetica" w:eastAsia="Helvetica" w:cs="Helvetica"/>
+              <w:jc w:val="center"/>
+              <w:pBdr>
+                <w:bottom w:val="none" w:sz="0" w:space="0" w:color="000000"/>
+                <w:top w:val="none" w:sz="0" w:space="0" w:color="000000"/>
+                <w:left w:val="none" w:sz="0" w:space="0" w:color="000000"/>
+                <w:right w:val="none" w:sz="0" w:space="0" w:color="000000"/>
+              </w:pBdr>
+              <w:spacing w:after="100" w:before="100" w:line="240"/>
+              <w:ind w:left="100" w:right="100" w:firstLine="0" w:firstLineChars="0"/>
+              <w:rPr>
+                <w:rFonts w:ascii="Arial" w:hAnsi="Arial" w:eastAsia="Arial" w:cs="Arial"/>
+                <w:i w:val="false"/>
+                <w:b w:val="false"/>
+                <w:u w:val="none"/>
+                <w:strike w:val="false"/>
+                <w:sz w:val="22"/>
+                <w:szCs w:val="22"/>
+                <w:color w:val="000000"/>
+              </w:rPr>
+            </w:pPr>
+            <w:r>
+              <w:rPr>
+                <w:rFonts w:ascii="Arial" w:hAnsi="Arial" w:eastAsia="Arial" w:cs="Arial"/>
                 <w:i w:val="false"/>
                 <w:b w:val="false"/>
                 <w:u w:val="none"/>
@@ -2651,30 +2614,29 @@
           </w:tcPr>
           <w:p>
             <w:pPr>
-              <w:pStyle w:val="Normal"/>
-              <w:jc w:val="center"/>
-              <w:pBdr>
-                <w:bottom w:val="none" w:sz="0" w:space="0" w:color="000000"/>
-                <w:top w:val="none" w:sz="0" w:space="0" w:color="000000"/>
-                <w:left w:val="none" w:sz="0" w:space="0" w:color="000000"/>
-                <w:right w:val="none" w:sz="0" w:space="0" w:color="000000"/>
-              </w:pBdr>
-              <w:spacing w:after="100" w:before="100" w:line="240"/>
-              <w:ind w:left="100" w:right="100" w:firstLine="0" w:firstLineChars="0"/>
-              <w:rPr>
-                <w:rFonts w:ascii="Helvetica" w:hAnsi="Helvetica" w:eastAsia="Helvetica" w:cs="Helvetica"/>
-                <w:i w:val="false"/>
-                <w:b w:val="false"/>
-                <w:u w:val="none"/>
-                <w:strike w:val="false"/>
-                <w:sz w:val="22"/>
-                <w:szCs w:val="22"/>
-                <w:color w:val="000000"/>
-              </w:rPr>
-            </w:pPr>
-            <w:r>
-              <w:rPr>
-                <w:rFonts w:ascii="Helvetica" w:hAnsi="Helvetica" w:eastAsia="Helvetica" w:cs="Helvetica"/>
+              <w:jc w:val="center"/>
+              <w:pBdr>
+                <w:bottom w:val="none" w:sz="0" w:space="0" w:color="000000"/>
+                <w:top w:val="none" w:sz="0" w:space="0" w:color="000000"/>
+                <w:left w:val="none" w:sz="0" w:space="0" w:color="000000"/>
+                <w:right w:val="none" w:sz="0" w:space="0" w:color="000000"/>
+              </w:pBdr>
+              <w:spacing w:after="100" w:before="100" w:line="240"/>
+              <w:ind w:left="100" w:right="100" w:firstLine="0" w:firstLineChars="0"/>
+              <w:rPr>
+                <w:rFonts w:ascii="Arial" w:hAnsi="Arial" w:eastAsia="Arial" w:cs="Arial"/>
+                <w:i w:val="false"/>
+                <w:b w:val="false"/>
+                <w:u w:val="none"/>
+                <w:strike w:val="false"/>
+                <w:sz w:val="22"/>
+                <w:szCs w:val="22"/>
+                <w:color w:val="000000"/>
+              </w:rPr>
+            </w:pPr>
+            <w:r>
+              <w:rPr>
+                <w:rFonts w:ascii="Arial" w:hAnsi="Arial" w:eastAsia="Arial" w:cs="Arial"/>
                 <w:i w:val="false"/>
                 <w:b w:val="false"/>
                 <w:u w:val="none"/>
@@ -2706,30 +2668,29 @@
           </w:tcPr>
           <w:p>
             <w:pPr>
-              <w:pStyle w:val="Normal"/>
-              <w:jc w:val="center"/>
-              <w:pBdr>
-                <w:bottom w:val="none" w:sz="0" w:space="0" w:color="000000"/>
-                <w:top w:val="none" w:sz="0" w:space="0" w:color="000000"/>
-                <w:left w:val="none" w:sz="0" w:space="0" w:color="000000"/>
-                <w:right w:val="none" w:sz="0" w:space="0" w:color="000000"/>
-              </w:pBdr>
-              <w:spacing w:after="100" w:before="100" w:line="240"/>
-              <w:ind w:left="100" w:right="100" w:firstLine="0" w:firstLineChars="0"/>
-              <w:rPr>
-                <w:rFonts w:ascii="Helvetica" w:hAnsi="Helvetica" w:eastAsia="Helvetica" w:cs="Helvetica"/>
-                <w:i w:val="false"/>
-                <w:b w:val="false"/>
-                <w:u w:val="none"/>
-                <w:strike w:val="false"/>
-                <w:sz w:val="22"/>
-                <w:szCs w:val="22"/>
-                <w:color w:val="000000"/>
-              </w:rPr>
-            </w:pPr>
-            <w:r>
-              <w:rPr>
-                <w:rFonts w:ascii="Helvetica" w:hAnsi="Helvetica" w:eastAsia="Helvetica" w:cs="Helvetica"/>
+              <w:jc w:val="center"/>
+              <w:pBdr>
+                <w:bottom w:val="none" w:sz="0" w:space="0" w:color="000000"/>
+                <w:top w:val="none" w:sz="0" w:space="0" w:color="000000"/>
+                <w:left w:val="none" w:sz="0" w:space="0" w:color="000000"/>
+                <w:right w:val="none" w:sz="0" w:space="0" w:color="000000"/>
+              </w:pBdr>
+              <w:spacing w:after="100" w:before="100" w:line="240"/>
+              <w:ind w:left="100" w:right="100" w:firstLine="0" w:firstLineChars="0"/>
+              <w:rPr>
+                <w:rFonts w:ascii="Arial" w:hAnsi="Arial" w:eastAsia="Arial" w:cs="Arial"/>
+                <w:i w:val="false"/>
+                <w:b w:val="false"/>
+                <w:u w:val="none"/>
+                <w:strike w:val="false"/>
+                <w:sz w:val="22"/>
+                <w:szCs w:val="22"/>
+                <w:color w:val="000000"/>
+              </w:rPr>
+            </w:pPr>
+            <w:r>
+              <w:rPr>
+                <w:rFonts w:ascii="Arial" w:hAnsi="Arial" w:eastAsia="Arial" w:cs="Arial"/>
                 <w:i w:val="false"/>
                 <w:b w:val="false"/>
                 <w:u w:val="none"/>
@@ -2761,30 +2722,29 @@
           </w:tcPr>
           <w:p>
             <w:pPr>
-              <w:pStyle w:val="Normal"/>
-              <w:jc w:val="center"/>
-              <w:pBdr>
-                <w:bottom w:val="none" w:sz="0" w:space="0" w:color="000000"/>
-                <w:top w:val="none" w:sz="0" w:space="0" w:color="000000"/>
-                <w:left w:val="none" w:sz="0" w:space="0" w:color="000000"/>
-                <w:right w:val="none" w:sz="0" w:space="0" w:color="000000"/>
-              </w:pBdr>
-              <w:spacing w:after="100" w:before="100" w:line="240"/>
-              <w:ind w:left="100" w:right="100" w:firstLine="0" w:firstLineChars="0"/>
-              <w:rPr>
-                <w:rFonts w:ascii="Helvetica" w:hAnsi="Helvetica" w:eastAsia="Helvetica" w:cs="Helvetica"/>
-                <w:i w:val="false"/>
-                <w:b w:val="false"/>
-                <w:u w:val="none"/>
-                <w:strike w:val="false"/>
-                <w:sz w:val="22"/>
-                <w:szCs w:val="22"/>
-                <w:color w:val="000000"/>
-              </w:rPr>
-            </w:pPr>
-            <w:r>
-              <w:rPr>
-                <w:rFonts w:ascii="Helvetica" w:hAnsi="Helvetica" w:eastAsia="Helvetica" w:cs="Helvetica"/>
+              <w:jc w:val="center"/>
+              <w:pBdr>
+                <w:bottom w:val="none" w:sz="0" w:space="0" w:color="000000"/>
+                <w:top w:val="none" w:sz="0" w:space="0" w:color="000000"/>
+                <w:left w:val="none" w:sz="0" w:space="0" w:color="000000"/>
+                <w:right w:val="none" w:sz="0" w:space="0" w:color="000000"/>
+              </w:pBdr>
+              <w:spacing w:after="100" w:before="100" w:line="240"/>
+              <w:ind w:left="100" w:right="100" w:firstLine="0" w:firstLineChars="0"/>
+              <w:rPr>
+                <w:rFonts w:ascii="Arial" w:hAnsi="Arial" w:eastAsia="Arial" w:cs="Arial"/>
+                <w:i w:val="false"/>
+                <w:b w:val="false"/>
+                <w:u w:val="none"/>
+                <w:strike w:val="false"/>
+                <w:sz w:val="22"/>
+                <w:szCs w:val="22"/>
+                <w:color w:val="000000"/>
+              </w:rPr>
+            </w:pPr>
+            <w:r>
+              <w:rPr>
+                <w:rFonts w:ascii="Arial" w:hAnsi="Arial" w:eastAsia="Arial" w:cs="Arial"/>
                 <w:i w:val="false"/>
                 <w:b w:val="false"/>
                 <w:u w:val="none"/>
@@ -2802,6 +2762,7 @@
         <w:trPr>
           <w:trHeight w:val="360" w:hRule="auto"/>
         </w:trPr>
+        body1
         <w:tc>
           <w:tcPr>
             <w:tcBorders>
@@ -2821,7 +2782,6 @@
           </w:tcPr>
           <w:p>
             <w:pPr>
-              <w:pStyle w:val="Normal"/>
               <w:jc w:val="left"/>
               <w:pBdr>
                 <w:bottom w:val="none" w:sz="0" w:space="0" w:color="000000"/>
@@ -2832,19 +2792,19 @@
               <w:spacing w:after="100" w:before="100" w:line="240"/>
               <w:ind w:left="100" w:right="100" w:firstLine="0" w:firstLineChars="0"/>
               <w:rPr>
-                <w:rFonts w:ascii="Helvetica" w:hAnsi="Helvetica" w:eastAsia="Helvetica" w:cs="Helvetica"/>
-                <w:i w:val="false"/>
-                <w:b w:val="false"/>
-                <w:u w:val="none"/>
-                <w:strike w:val="false"/>
-                <w:sz w:val="22"/>
-                <w:szCs w:val="22"/>
-                <w:color w:val="000000"/>
-              </w:rPr>
-            </w:pPr>
-            <w:r>
-              <w:rPr>
-                <w:rFonts w:ascii="Helvetica" w:hAnsi="Helvetica" w:eastAsia="Helvetica" w:cs="Helvetica"/>
+                <w:rFonts w:ascii="Arial" w:hAnsi="Arial" w:eastAsia="Arial" w:cs="Arial"/>
+                <w:i w:val="false"/>
+                <w:b w:val="false"/>
+                <w:u w:val="none"/>
+                <w:strike w:val="false"/>
+                <w:sz w:val="22"/>
+                <w:szCs w:val="22"/>
+                <w:color w:val="000000"/>
+              </w:rPr>
+            </w:pPr>
+            <w:r>
+              <w:rPr>
+                <w:rFonts w:ascii="Arial" w:hAnsi="Arial" w:eastAsia="Arial" w:cs="Arial"/>
                 <w:i w:val="false"/>
                 <w:b w:val="false"/>
                 <w:u w:val="none"/>
@@ -2876,30 +2836,29 @@
           </w:tcPr>
           <w:p>
             <w:pPr>
-              <w:pStyle w:val="Normal"/>
-              <w:jc w:val="center"/>
-              <w:pBdr>
-                <w:bottom w:val="none" w:sz="0" w:space="0" w:color="000000"/>
-                <w:top w:val="none" w:sz="0" w:space="0" w:color="000000"/>
-                <w:left w:val="none" w:sz="0" w:space="0" w:color="000000"/>
-                <w:right w:val="none" w:sz="0" w:space="0" w:color="000000"/>
-              </w:pBdr>
-              <w:spacing w:after="100" w:before="100" w:line="240"/>
-              <w:ind w:left="100" w:right="100" w:firstLine="0" w:firstLineChars="0"/>
-              <w:rPr>
-                <w:rFonts w:ascii="Helvetica" w:hAnsi="Helvetica" w:eastAsia="Helvetica" w:cs="Helvetica"/>
-                <w:i w:val="false"/>
-                <w:b w:val="false"/>
-                <w:u w:val="none"/>
-                <w:strike w:val="false"/>
-                <w:sz w:val="22"/>
-                <w:szCs w:val="22"/>
-                <w:color w:val="000000"/>
-              </w:rPr>
-            </w:pPr>
-            <w:r>
-              <w:rPr>
-                <w:rFonts w:ascii="Helvetica" w:hAnsi="Helvetica" w:eastAsia="Helvetica" w:cs="Helvetica"/>
+              <w:jc w:val="center"/>
+              <w:pBdr>
+                <w:bottom w:val="none" w:sz="0" w:space="0" w:color="000000"/>
+                <w:top w:val="none" w:sz="0" w:space="0" w:color="000000"/>
+                <w:left w:val="none" w:sz="0" w:space="0" w:color="000000"/>
+                <w:right w:val="none" w:sz="0" w:space="0" w:color="000000"/>
+              </w:pBdr>
+              <w:spacing w:after="100" w:before="100" w:line="240"/>
+              <w:ind w:left="100" w:right="100" w:firstLine="0" w:firstLineChars="0"/>
+              <w:rPr>
+                <w:rFonts w:ascii="Arial" w:hAnsi="Arial" w:eastAsia="Arial" w:cs="Arial"/>
+                <w:i w:val="false"/>
+                <w:b w:val="false"/>
+                <w:u w:val="none"/>
+                <w:strike w:val="false"/>
+                <w:sz w:val="22"/>
+                <w:szCs w:val="22"/>
+                <w:color w:val="000000"/>
+              </w:rPr>
+            </w:pPr>
+            <w:r>
+              <w:rPr>
+                <w:rFonts w:ascii="Arial" w:hAnsi="Arial" w:eastAsia="Arial" w:cs="Arial"/>
                 <w:i w:val="false"/>
                 <w:b w:val="false"/>
                 <w:u w:val="none"/>
@@ -2931,30 +2890,29 @@
           </w:tcPr>
           <w:p>
             <w:pPr>
-              <w:pStyle w:val="Normal"/>
-              <w:jc w:val="center"/>
-              <w:pBdr>
-                <w:bottom w:val="none" w:sz="0" w:space="0" w:color="000000"/>
-                <w:top w:val="none" w:sz="0" w:space="0" w:color="000000"/>
-                <w:left w:val="none" w:sz="0" w:space="0" w:color="000000"/>
-                <w:right w:val="none" w:sz="0" w:space="0" w:color="000000"/>
-              </w:pBdr>
-              <w:spacing w:after="100" w:before="100" w:line="240"/>
-              <w:ind w:left="100" w:right="100" w:firstLine="0" w:firstLineChars="0"/>
-              <w:rPr>
-                <w:rFonts w:ascii="Helvetica" w:hAnsi="Helvetica" w:eastAsia="Helvetica" w:cs="Helvetica"/>
-                <w:i w:val="false"/>
-                <w:b w:val="false"/>
-                <w:u w:val="none"/>
-                <w:strike w:val="false"/>
-                <w:sz w:val="22"/>
-                <w:szCs w:val="22"/>
-                <w:color w:val="000000"/>
-              </w:rPr>
-            </w:pPr>
-            <w:r>
-              <w:rPr>
-                <w:rFonts w:ascii="Helvetica" w:hAnsi="Helvetica" w:eastAsia="Helvetica" w:cs="Helvetica"/>
+              <w:jc w:val="center"/>
+              <w:pBdr>
+                <w:bottom w:val="none" w:sz="0" w:space="0" w:color="000000"/>
+                <w:top w:val="none" w:sz="0" w:space="0" w:color="000000"/>
+                <w:left w:val="none" w:sz="0" w:space="0" w:color="000000"/>
+                <w:right w:val="none" w:sz="0" w:space="0" w:color="000000"/>
+              </w:pBdr>
+              <w:spacing w:after="100" w:before="100" w:line="240"/>
+              <w:ind w:left="100" w:right="100" w:firstLine="0" w:firstLineChars="0"/>
+              <w:rPr>
+                <w:rFonts w:ascii="Arial" w:hAnsi="Arial" w:eastAsia="Arial" w:cs="Arial"/>
+                <w:i w:val="false"/>
+                <w:b w:val="false"/>
+                <w:u w:val="none"/>
+                <w:strike w:val="false"/>
+                <w:sz w:val="22"/>
+                <w:szCs w:val="22"/>
+                <w:color w:val="000000"/>
+              </w:rPr>
+            </w:pPr>
+            <w:r>
+              <w:rPr>
+                <w:rFonts w:ascii="Arial" w:hAnsi="Arial" w:eastAsia="Arial" w:cs="Arial"/>
                 <w:i w:val="false"/>
                 <w:b w:val="false"/>
                 <w:u w:val="none"/>
@@ -2986,30 +2944,29 @@
           </w:tcPr>
           <w:p>
             <w:pPr>
-              <w:pStyle w:val="Normal"/>
-              <w:jc w:val="center"/>
-              <w:pBdr>
-                <w:bottom w:val="none" w:sz="0" w:space="0" w:color="000000"/>
-                <w:top w:val="none" w:sz="0" w:space="0" w:color="000000"/>
-                <w:left w:val="none" w:sz="0" w:space="0" w:color="000000"/>
-                <w:right w:val="none" w:sz="0" w:space="0" w:color="000000"/>
-              </w:pBdr>
-              <w:spacing w:after="100" w:before="100" w:line="240"/>
-              <w:ind w:left="100" w:right="100" w:firstLine="0" w:firstLineChars="0"/>
-              <w:rPr>
-                <w:rFonts w:ascii="Helvetica" w:hAnsi="Helvetica" w:eastAsia="Helvetica" w:cs="Helvetica"/>
-                <w:i w:val="false"/>
-                <w:b w:val="false"/>
-                <w:u w:val="none"/>
-                <w:strike w:val="false"/>
-                <w:sz w:val="22"/>
-                <w:szCs w:val="22"/>
-                <w:color w:val="000000"/>
-              </w:rPr>
-            </w:pPr>
-            <w:r>
-              <w:rPr>
-                <w:rFonts w:ascii="Helvetica" w:hAnsi="Helvetica" w:eastAsia="Helvetica" w:cs="Helvetica"/>
+              <w:jc w:val="center"/>
+              <w:pBdr>
+                <w:bottom w:val="none" w:sz="0" w:space="0" w:color="000000"/>
+                <w:top w:val="none" w:sz="0" w:space="0" w:color="000000"/>
+                <w:left w:val="none" w:sz="0" w:space="0" w:color="000000"/>
+                <w:right w:val="none" w:sz="0" w:space="0" w:color="000000"/>
+              </w:pBdr>
+              <w:spacing w:after="100" w:before="100" w:line="240"/>
+              <w:ind w:left="100" w:right="100" w:firstLine="0" w:firstLineChars="0"/>
+              <w:rPr>
+                <w:rFonts w:ascii="Arial" w:hAnsi="Arial" w:eastAsia="Arial" w:cs="Arial"/>
+                <w:i w:val="false"/>
+                <w:b w:val="false"/>
+                <w:u w:val="none"/>
+                <w:strike w:val="false"/>
+                <w:sz w:val="22"/>
+                <w:szCs w:val="22"/>
+                <w:color w:val="000000"/>
+              </w:rPr>
+            </w:pPr>
+            <w:r>
+              <w:rPr>
+                <w:rFonts w:ascii="Arial" w:hAnsi="Arial" w:eastAsia="Arial" w:cs="Arial"/>
                 <w:i w:val="false"/>
                 <w:b w:val="false"/>
                 <w:u w:val="none"/>
@@ -3041,30 +2998,29 @@
           </w:tcPr>
           <w:p>
             <w:pPr>
-              <w:pStyle w:val="Normal"/>
-              <w:jc w:val="center"/>
-              <w:pBdr>
-                <w:bottom w:val="none" w:sz="0" w:space="0" w:color="000000"/>
-                <w:top w:val="none" w:sz="0" w:space="0" w:color="000000"/>
-                <w:left w:val="none" w:sz="0" w:space="0" w:color="000000"/>
-                <w:right w:val="none" w:sz="0" w:space="0" w:color="000000"/>
-              </w:pBdr>
-              <w:spacing w:after="100" w:before="100" w:line="240"/>
-              <w:ind w:left="100" w:right="100" w:firstLine="0" w:firstLineChars="0"/>
-              <w:rPr>
-                <w:rFonts w:ascii="Helvetica" w:hAnsi="Helvetica" w:eastAsia="Helvetica" w:cs="Helvetica"/>
-                <w:i w:val="false"/>
-                <w:b w:val="false"/>
-                <w:u w:val="none"/>
-                <w:strike w:val="false"/>
-                <w:sz w:val="22"/>
-                <w:szCs w:val="22"/>
-                <w:color w:val="000000"/>
-              </w:rPr>
-            </w:pPr>
-            <w:r>
-              <w:rPr>
-                <w:rFonts w:ascii="Helvetica" w:hAnsi="Helvetica" w:eastAsia="Helvetica" w:cs="Helvetica"/>
+              <w:jc w:val="center"/>
+              <w:pBdr>
+                <w:bottom w:val="none" w:sz="0" w:space="0" w:color="000000"/>
+                <w:top w:val="none" w:sz="0" w:space="0" w:color="000000"/>
+                <w:left w:val="none" w:sz="0" w:space="0" w:color="000000"/>
+                <w:right w:val="none" w:sz="0" w:space="0" w:color="000000"/>
+              </w:pBdr>
+              <w:spacing w:after="100" w:before="100" w:line="240"/>
+              <w:ind w:left="100" w:right="100" w:firstLine="0" w:firstLineChars="0"/>
+              <w:rPr>
+                <w:rFonts w:ascii="Arial" w:hAnsi="Arial" w:eastAsia="Arial" w:cs="Arial"/>
+                <w:i w:val="false"/>
+                <w:b w:val="false"/>
+                <w:u w:val="none"/>
+                <w:strike w:val="false"/>
+                <w:sz w:val="22"/>
+                <w:szCs w:val="22"/>
+                <w:color w:val="000000"/>
+              </w:rPr>
+            </w:pPr>
+            <w:r>
+              <w:rPr>
+                <w:rFonts w:ascii="Arial" w:hAnsi="Arial" w:eastAsia="Arial" w:cs="Arial"/>
                 <w:i w:val="false"/>
                 <w:b w:val="false"/>
                 <w:u w:val="none"/>
@@ -3096,30 +3052,29 @@
           </w:tcPr>
           <w:p>
             <w:pPr>
-              <w:pStyle w:val="Normal"/>
-              <w:jc w:val="center"/>
-              <w:pBdr>
-                <w:bottom w:val="none" w:sz="0" w:space="0" w:color="000000"/>
-                <w:top w:val="none" w:sz="0" w:space="0" w:color="000000"/>
-                <w:left w:val="none" w:sz="0" w:space="0" w:color="000000"/>
-                <w:right w:val="none" w:sz="0" w:space="0" w:color="000000"/>
-              </w:pBdr>
-              <w:spacing w:after="100" w:before="100" w:line="240"/>
-              <w:ind w:left="100" w:right="100" w:firstLine="0" w:firstLineChars="0"/>
-              <w:rPr>
-                <w:rFonts w:ascii="Helvetica" w:hAnsi="Helvetica" w:eastAsia="Helvetica" w:cs="Helvetica"/>
-                <w:i w:val="false"/>
-                <w:b w:val="false"/>
-                <w:u w:val="none"/>
-                <w:strike w:val="false"/>
-                <w:sz w:val="22"/>
-                <w:szCs w:val="22"/>
-                <w:color w:val="000000"/>
-              </w:rPr>
-            </w:pPr>
-            <w:r>
-              <w:rPr>
-                <w:rFonts w:ascii="Helvetica" w:hAnsi="Helvetica" w:eastAsia="Helvetica" w:cs="Helvetica"/>
+              <w:jc w:val="center"/>
+              <w:pBdr>
+                <w:bottom w:val="none" w:sz="0" w:space="0" w:color="000000"/>
+                <w:top w:val="none" w:sz="0" w:space="0" w:color="000000"/>
+                <w:left w:val="none" w:sz="0" w:space="0" w:color="000000"/>
+                <w:right w:val="none" w:sz="0" w:space="0" w:color="000000"/>
+              </w:pBdr>
+              <w:spacing w:after="100" w:before="100" w:line="240"/>
+              <w:ind w:left="100" w:right="100" w:firstLine="0" w:firstLineChars="0"/>
+              <w:rPr>
+                <w:rFonts w:ascii="Arial" w:hAnsi="Arial" w:eastAsia="Arial" w:cs="Arial"/>
+                <w:i w:val="false"/>
+                <w:b w:val="false"/>
+                <w:u w:val="none"/>
+                <w:strike w:val="false"/>
+                <w:sz w:val="22"/>
+                <w:szCs w:val="22"/>
+                <w:color w:val="000000"/>
+              </w:rPr>
+            </w:pPr>
+            <w:r>
+              <w:rPr>
+                <w:rFonts w:ascii="Arial" w:hAnsi="Arial" w:eastAsia="Arial" w:cs="Arial"/>
                 <w:i w:val="false"/>
                 <w:b w:val="false"/>
                 <w:u w:val="none"/>
@@ -3137,6 +3092,7 @@
         <w:trPr>
           <w:trHeight w:val="360" w:hRule="auto"/>
         </w:trPr>
+        body2
         <w:tc>
           <w:tcPr>
             <w:tcBorders>
@@ -3156,7 +3112,6 @@
           </w:tcPr>
           <w:p>
             <w:pPr>
-              <w:pStyle w:val="Normal"/>
               <w:jc w:val="left"/>
               <w:pBdr>
                 <w:bottom w:val="none" w:sz="0" w:space="0" w:color="000000"/>
@@ -3167,19 +3122,19 @@
               <w:spacing w:after="100" w:before="100" w:line="240"/>
               <w:ind w:left="100" w:right="100" w:firstLine="0" w:firstLineChars="0"/>
               <w:rPr>
-                <w:rFonts w:ascii="Helvetica" w:hAnsi="Helvetica" w:eastAsia="Helvetica" w:cs="Helvetica"/>
-                <w:i w:val="false"/>
-                <w:b w:val="false"/>
-                <w:u w:val="none"/>
-                <w:strike w:val="false"/>
-                <w:sz w:val="22"/>
-                <w:szCs w:val="22"/>
-                <w:color w:val="000000"/>
-              </w:rPr>
-            </w:pPr>
-            <w:r>
-              <w:rPr>
-                <w:rFonts w:ascii="Helvetica" w:hAnsi="Helvetica" w:eastAsia="Helvetica" w:cs="Helvetica"/>
+                <w:rFonts w:ascii="Arial" w:hAnsi="Arial" w:eastAsia="Arial" w:cs="Arial"/>
+                <w:i w:val="false"/>
+                <w:b w:val="false"/>
+                <w:u w:val="none"/>
+                <w:strike w:val="false"/>
+                <w:sz w:val="22"/>
+                <w:szCs w:val="22"/>
+                <w:color w:val="000000"/>
+              </w:rPr>
+            </w:pPr>
+            <w:r>
+              <w:rPr>
+                <w:rFonts w:ascii="Arial" w:hAnsi="Arial" w:eastAsia="Arial" w:cs="Arial"/>
                 <w:i w:val="false"/>
                 <w:b w:val="false"/>
                 <w:u w:val="none"/>
@@ -3211,30 +3166,29 @@
           </w:tcPr>
           <w:p>
             <w:pPr>
-              <w:pStyle w:val="Normal"/>
-              <w:jc w:val="center"/>
-              <w:pBdr>
-                <w:bottom w:val="none" w:sz="0" w:space="0" w:color="000000"/>
-                <w:top w:val="none" w:sz="0" w:space="0" w:color="000000"/>
-                <w:left w:val="none" w:sz="0" w:space="0" w:color="000000"/>
-                <w:right w:val="none" w:sz="0" w:space="0" w:color="000000"/>
-              </w:pBdr>
-              <w:spacing w:after="100" w:before="100" w:line="240"/>
-              <w:ind w:left="100" w:right="100" w:firstLine="0" w:firstLineChars="0"/>
-              <w:rPr>
-                <w:rFonts w:ascii="Helvetica" w:hAnsi="Helvetica" w:eastAsia="Helvetica" w:cs="Helvetica"/>
-                <w:i w:val="false"/>
-                <w:b w:val="false"/>
-                <w:u w:val="none"/>
-                <w:strike w:val="false"/>
-                <w:sz w:val="22"/>
-                <w:szCs w:val="22"/>
-                <w:color w:val="000000"/>
-              </w:rPr>
-            </w:pPr>
-            <w:r>
-              <w:rPr>
-                <w:rFonts w:ascii="Helvetica" w:hAnsi="Helvetica" w:eastAsia="Helvetica" w:cs="Helvetica"/>
+              <w:jc w:val="center"/>
+              <w:pBdr>
+                <w:bottom w:val="none" w:sz="0" w:space="0" w:color="000000"/>
+                <w:top w:val="none" w:sz="0" w:space="0" w:color="000000"/>
+                <w:left w:val="none" w:sz="0" w:space="0" w:color="000000"/>
+                <w:right w:val="none" w:sz="0" w:space="0" w:color="000000"/>
+              </w:pBdr>
+              <w:spacing w:after="100" w:before="100" w:line="240"/>
+              <w:ind w:left="100" w:right="100" w:firstLine="0" w:firstLineChars="0"/>
+              <w:rPr>
+                <w:rFonts w:ascii="Arial" w:hAnsi="Arial" w:eastAsia="Arial" w:cs="Arial"/>
+                <w:i w:val="false"/>
+                <w:b w:val="false"/>
+                <w:u w:val="none"/>
+                <w:strike w:val="false"/>
+                <w:sz w:val="22"/>
+                <w:szCs w:val="22"/>
+                <w:color w:val="000000"/>
+              </w:rPr>
+            </w:pPr>
+            <w:r>
+              <w:rPr>
+                <w:rFonts w:ascii="Arial" w:hAnsi="Arial" w:eastAsia="Arial" w:cs="Arial"/>
                 <w:i w:val="false"/>
                 <w:b w:val="false"/>
                 <w:u w:val="none"/>
@@ -3266,30 +3220,29 @@
           </w:tcPr>
           <w:p>
             <w:pPr>
-              <w:pStyle w:val="Normal"/>
-              <w:jc w:val="center"/>
-              <w:pBdr>
-                <w:bottom w:val="none" w:sz="0" w:space="0" w:color="000000"/>
-                <w:top w:val="none" w:sz="0" w:space="0" w:color="000000"/>
-                <w:left w:val="none" w:sz="0" w:space="0" w:color="000000"/>
-                <w:right w:val="none" w:sz="0" w:space="0" w:color="000000"/>
-              </w:pBdr>
-              <w:spacing w:after="100" w:before="100" w:line="240"/>
-              <w:ind w:left="100" w:right="100" w:firstLine="0" w:firstLineChars="0"/>
-              <w:rPr>
-                <w:rFonts w:ascii="Helvetica" w:hAnsi="Helvetica" w:eastAsia="Helvetica" w:cs="Helvetica"/>
-                <w:i w:val="false"/>
-                <w:b w:val="false"/>
-                <w:u w:val="none"/>
-                <w:strike w:val="false"/>
-                <w:sz w:val="22"/>
-                <w:szCs w:val="22"/>
-                <w:color w:val="000000"/>
-              </w:rPr>
-            </w:pPr>
-            <w:r>
-              <w:rPr>
-                <w:rFonts w:ascii="Helvetica" w:hAnsi="Helvetica" w:eastAsia="Helvetica" w:cs="Helvetica"/>
+              <w:jc w:val="center"/>
+              <w:pBdr>
+                <w:bottom w:val="none" w:sz="0" w:space="0" w:color="000000"/>
+                <w:top w:val="none" w:sz="0" w:space="0" w:color="000000"/>
+                <w:left w:val="none" w:sz="0" w:space="0" w:color="000000"/>
+                <w:right w:val="none" w:sz="0" w:space="0" w:color="000000"/>
+              </w:pBdr>
+              <w:spacing w:after="100" w:before="100" w:line="240"/>
+              <w:ind w:left="100" w:right="100" w:firstLine="0" w:firstLineChars="0"/>
+              <w:rPr>
+                <w:rFonts w:ascii="Arial" w:hAnsi="Arial" w:eastAsia="Arial" w:cs="Arial"/>
+                <w:i w:val="false"/>
+                <w:b w:val="false"/>
+                <w:u w:val="none"/>
+                <w:strike w:val="false"/>
+                <w:sz w:val="22"/>
+                <w:szCs w:val="22"/>
+                <w:color w:val="000000"/>
+              </w:rPr>
+            </w:pPr>
+            <w:r>
+              <w:rPr>
+                <w:rFonts w:ascii="Arial" w:hAnsi="Arial" w:eastAsia="Arial" w:cs="Arial"/>
                 <w:i w:val="false"/>
                 <w:b w:val="false"/>
                 <w:u w:val="none"/>
@@ -3321,30 +3274,29 @@
           </w:tcPr>
           <w:p>
             <w:pPr>
-              <w:pStyle w:val="Normal"/>
-              <w:jc w:val="center"/>
-              <w:pBdr>
-                <w:bottom w:val="none" w:sz="0" w:space="0" w:color="000000"/>
-                <w:top w:val="none" w:sz="0" w:space="0" w:color="000000"/>
-                <w:left w:val="none" w:sz="0" w:space="0" w:color="000000"/>
-                <w:right w:val="none" w:sz="0" w:space="0" w:color="000000"/>
-              </w:pBdr>
-              <w:spacing w:after="100" w:before="100" w:line="240"/>
-              <w:ind w:left="100" w:right="100" w:firstLine="0" w:firstLineChars="0"/>
-              <w:rPr>
-                <w:rFonts w:ascii="Helvetica" w:hAnsi="Helvetica" w:eastAsia="Helvetica" w:cs="Helvetica"/>
-                <w:i w:val="false"/>
-                <w:b w:val="false"/>
-                <w:u w:val="none"/>
-                <w:strike w:val="false"/>
-                <w:sz w:val="22"/>
-                <w:szCs w:val="22"/>
-                <w:color w:val="000000"/>
-              </w:rPr>
-            </w:pPr>
-            <w:r>
-              <w:rPr>
-                <w:rFonts w:ascii="Helvetica" w:hAnsi="Helvetica" w:eastAsia="Helvetica" w:cs="Helvetica"/>
+              <w:jc w:val="center"/>
+              <w:pBdr>
+                <w:bottom w:val="none" w:sz="0" w:space="0" w:color="000000"/>
+                <w:top w:val="none" w:sz="0" w:space="0" w:color="000000"/>
+                <w:left w:val="none" w:sz="0" w:space="0" w:color="000000"/>
+                <w:right w:val="none" w:sz="0" w:space="0" w:color="000000"/>
+              </w:pBdr>
+              <w:spacing w:after="100" w:before="100" w:line="240"/>
+              <w:ind w:left="100" w:right="100" w:firstLine="0" w:firstLineChars="0"/>
+              <w:rPr>
+                <w:rFonts w:ascii="Arial" w:hAnsi="Arial" w:eastAsia="Arial" w:cs="Arial"/>
+                <w:i w:val="false"/>
+                <w:b w:val="false"/>
+                <w:u w:val="none"/>
+                <w:strike w:val="false"/>
+                <w:sz w:val="22"/>
+                <w:szCs w:val="22"/>
+                <w:color w:val="000000"/>
+              </w:rPr>
+            </w:pPr>
+            <w:r>
+              <w:rPr>
+                <w:rFonts w:ascii="Arial" w:hAnsi="Arial" w:eastAsia="Arial" w:cs="Arial"/>
                 <w:i w:val="false"/>
                 <w:b w:val="false"/>
                 <w:u w:val="none"/>
@@ -3376,30 +3328,29 @@
           </w:tcPr>
           <w:p>
             <w:pPr>
-              <w:pStyle w:val="Normal"/>
-              <w:jc w:val="center"/>
-              <w:pBdr>
-                <w:bottom w:val="none" w:sz="0" w:space="0" w:color="000000"/>
-                <w:top w:val="none" w:sz="0" w:space="0" w:color="000000"/>
-                <w:left w:val="none" w:sz="0" w:space="0" w:color="000000"/>
-                <w:right w:val="none" w:sz="0" w:space="0" w:color="000000"/>
-              </w:pBdr>
-              <w:spacing w:after="100" w:before="100" w:line="240"/>
-              <w:ind w:left="100" w:right="100" w:firstLine="0" w:firstLineChars="0"/>
-              <w:rPr>
-                <w:rFonts w:ascii="Helvetica" w:hAnsi="Helvetica" w:eastAsia="Helvetica" w:cs="Helvetica"/>
-                <w:i w:val="false"/>
-                <w:b w:val="false"/>
-                <w:u w:val="none"/>
-                <w:strike w:val="false"/>
-                <w:sz w:val="22"/>
-                <w:szCs w:val="22"/>
-                <w:color w:val="000000"/>
-              </w:rPr>
-            </w:pPr>
-            <w:r>
-              <w:rPr>
-                <w:rFonts w:ascii="Helvetica" w:hAnsi="Helvetica" w:eastAsia="Helvetica" w:cs="Helvetica"/>
+              <w:jc w:val="center"/>
+              <w:pBdr>
+                <w:bottom w:val="none" w:sz="0" w:space="0" w:color="000000"/>
+                <w:top w:val="none" w:sz="0" w:space="0" w:color="000000"/>
+                <w:left w:val="none" w:sz="0" w:space="0" w:color="000000"/>
+                <w:right w:val="none" w:sz="0" w:space="0" w:color="000000"/>
+              </w:pBdr>
+              <w:spacing w:after="100" w:before="100" w:line="240"/>
+              <w:ind w:left="100" w:right="100" w:firstLine="0" w:firstLineChars="0"/>
+              <w:rPr>
+                <w:rFonts w:ascii="Arial" w:hAnsi="Arial" w:eastAsia="Arial" w:cs="Arial"/>
+                <w:i w:val="false"/>
+                <w:b w:val="false"/>
+                <w:u w:val="none"/>
+                <w:strike w:val="false"/>
+                <w:sz w:val="22"/>
+                <w:szCs w:val="22"/>
+                <w:color w:val="000000"/>
+              </w:rPr>
+            </w:pPr>
+            <w:r>
+              <w:rPr>
+                <w:rFonts w:ascii="Arial" w:hAnsi="Arial" w:eastAsia="Arial" w:cs="Arial"/>
                 <w:i w:val="false"/>
                 <w:b w:val="false"/>
                 <w:u w:val="none"/>
@@ -3431,30 +3382,29 @@
           </w:tcPr>
           <w:p>
             <w:pPr>
-              <w:pStyle w:val="Normal"/>
-              <w:jc w:val="center"/>
-              <w:pBdr>
-                <w:bottom w:val="none" w:sz="0" w:space="0" w:color="000000"/>
-                <w:top w:val="none" w:sz="0" w:space="0" w:color="000000"/>
-                <w:left w:val="none" w:sz="0" w:space="0" w:color="000000"/>
-                <w:right w:val="none" w:sz="0" w:space="0" w:color="000000"/>
-              </w:pBdr>
-              <w:spacing w:after="100" w:before="100" w:line="240"/>
-              <w:ind w:left="100" w:right="100" w:firstLine="0" w:firstLineChars="0"/>
-              <w:rPr>
-                <w:rFonts w:ascii="Helvetica" w:hAnsi="Helvetica" w:eastAsia="Helvetica" w:cs="Helvetica"/>
-                <w:i w:val="false"/>
-                <w:b w:val="false"/>
-                <w:u w:val="none"/>
-                <w:strike w:val="false"/>
-                <w:sz w:val="22"/>
-                <w:szCs w:val="22"/>
-                <w:color w:val="000000"/>
-              </w:rPr>
-            </w:pPr>
-            <w:r>
-              <w:rPr>
-                <w:rFonts w:ascii="Helvetica" w:hAnsi="Helvetica" w:eastAsia="Helvetica" w:cs="Helvetica"/>
+              <w:jc w:val="center"/>
+              <w:pBdr>
+                <w:bottom w:val="none" w:sz="0" w:space="0" w:color="000000"/>
+                <w:top w:val="none" w:sz="0" w:space="0" w:color="000000"/>
+                <w:left w:val="none" w:sz="0" w:space="0" w:color="000000"/>
+                <w:right w:val="none" w:sz="0" w:space="0" w:color="000000"/>
+              </w:pBdr>
+              <w:spacing w:after="100" w:before="100" w:line="240"/>
+              <w:ind w:left="100" w:right="100" w:firstLine="0" w:firstLineChars="0"/>
+              <w:rPr>
+                <w:rFonts w:ascii="Arial" w:hAnsi="Arial" w:eastAsia="Arial" w:cs="Arial"/>
+                <w:i w:val="false"/>
+                <w:b w:val="false"/>
+                <w:u w:val="none"/>
+                <w:strike w:val="false"/>
+                <w:sz w:val="22"/>
+                <w:szCs w:val="22"/>
+                <w:color w:val="000000"/>
+              </w:rPr>
+            </w:pPr>
+            <w:r>
+              <w:rPr>
+                <w:rFonts w:ascii="Arial" w:hAnsi="Arial" w:eastAsia="Arial" w:cs="Arial"/>
                 <w:i w:val="false"/>
                 <w:b w:val="false"/>
                 <w:u w:val="none"/>
@@ -3472,6 +3422,7 @@
         <w:trPr>
           <w:trHeight w:val="360" w:hRule="auto"/>
         </w:trPr>
+        body3
         <w:tc>
           <w:tcPr>
             <w:tcBorders>
@@ -3491,7 +3442,6 @@
           </w:tcPr>
           <w:p>
             <w:pPr>
-              <w:pStyle w:val="Normal"/>
               <w:jc w:val="left"/>
               <w:pBdr>
                 <w:bottom w:val="none" w:sz="0" w:space="0" w:color="000000"/>
@@ -3502,19 +3452,19 @@
               <w:spacing w:after="100" w:before="100" w:line="240"/>
               <w:ind w:left="100" w:right="100" w:firstLine="0" w:firstLineChars="0"/>
               <w:rPr>
-                <w:rFonts w:ascii="Helvetica" w:hAnsi="Helvetica" w:eastAsia="Helvetica" w:cs="Helvetica"/>
-                <w:i w:val="false"/>
-                <w:b w:val="false"/>
-                <w:u w:val="none"/>
-                <w:strike w:val="false"/>
-                <w:sz w:val="22"/>
-                <w:szCs w:val="22"/>
-                <w:color w:val="000000"/>
-              </w:rPr>
-            </w:pPr>
-            <w:r>
-              <w:rPr>
-                <w:rFonts w:ascii="Helvetica" w:hAnsi="Helvetica" w:eastAsia="Helvetica" w:cs="Helvetica"/>
+                <w:rFonts w:ascii="Arial" w:hAnsi="Arial" w:eastAsia="Arial" w:cs="Arial"/>
+                <w:i w:val="false"/>
+                <w:b w:val="false"/>
+                <w:u w:val="none"/>
+                <w:strike w:val="false"/>
+                <w:sz w:val="22"/>
+                <w:szCs w:val="22"/>
+                <w:color w:val="000000"/>
+              </w:rPr>
+            </w:pPr>
+            <w:r>
+              <w:rPr>
+                <w:rFonts w:ascii="Arial" w:hAnsi="Arial" w:eastAsia="Arial" w:cs="Arial"/>
                 <w:i w:val="false"/>
                 <w:b w:val="false"/>
                 <w:u w:val="none"/>
@@ -3546,30 +3496,29 @@
           </w:tcPr>
           <w:p>
             <w:pPr>
-              <w:pStyle w:val="Normal"/>
-              <w:jc w:val="center"/>
-              <w:pBdr>
-                <w:bottom w:val="none" w:sz="0" w:space="0" w:color="000000"/>
-                <w:top w:val="none" w:sz="0" w:space="0" w:color="000000"/>
-                <w:left w:val="none" w:sz="0" w:space="0" w:color="000000"/>
-                <w:right w:val="none" w:sz="0" w:space="0" w:color="000000"/>
-              </w:pBdr>
-              <w:spacing w:after="100" w:before="100" w:line="240"/>
-              <w:ind w:left="100" w:right="100" w:firstLine="0" w:firstLineChars="0"/>
-              <w:rPr>
-                <w:rFonts w:ascii="Helvetica" w:hAnsi="Helvetica" w:eastAsia="Helvetica" w:cs="Helvetica"/>
-                <w:i w:val="false"/>
-                <w:b w:val="false"/>
-                <w:u w:val="none"/>
-                <w:strike w:val="false"/>
-                <w:sz w:val="22"/>
-                <w:szCs w:val="22"/>
-                <w:color w:val="000000"/>
-              </w:rPr>
-            </w:pPr>
-            <w:r>
-              <w:rPr>
-                <w:rFonts w:ascii="Helvetica" w:hAnsi="Helvetica" w:eastAsia="Helvetica" w:cs="Helvetica"/>
+              <w:jc w:val="center"/>
+              <w:pBdr>
+                <w:bottom w:val="none" w:sz="0" w:space="0" w:color="000000"/>
+                <w:top w:val="none" w:sz="0" w:space="0" w:color="000000"/>
+                <w:left w:val="none" w:sz="0" w:space="0" w:color="000000"/>
+                <w:right w:val="none" w:sz="0" w:space="0" w:color="000000"/>
+              </w:pBdr>
+              <w:spacing w:after="100" w:before="100" w:line="240"/>
+              <w:ind w:left="100" w:right="100" w:firstLine="0" w:firstLineChars="0"/>
+              <w:rPr>
+                <w:rFonts w:ascii="Arial" w:hAnsi="Arial" w:eastAsia="Arial" w:cs="Arial"/>
+                <w:i w:val="false"/>
+                <w:b w:val="false"/>
+                <w:u w:val="none"/>
+                <w:strike w:val="false"/>
+                <w:sz w:val="22"/>
+                <w:szCs w:val="22"/>
+                <w:color w:val="000000"/>
+              </w:rPr>
+            </w:pPr>
+            <w:r>
+              <w:rPr>
+                <w:rFonts w:ascii="Arial" w:hAnsi="Arial" w:eastAsia="Arial" w:cs="Arial"/>
                 <w:i w:val="false"/>
                 <w:b w:val="false"/>
                 <w:u w:val="none"/>
@@ -3601,30 +3550,29 @@
           </w:tcPr>
           <w:p>
             <w:pPr>
-              <w:pStyle w:val="Normal"/>
-              <w:jc w:val="center"/>
-              <w:pBdr>
-                <w:bottom w:val="none" w:sz="0" w:space="0" w:color="000000"/>
-                <w:top w:val="none" w:sz="0" w:space="0" w:color="000000"/>
-                <w:left w:val="none" w:sz="0" w:space="0" w:color="000000"/>
-                <w:right w:val="none" w:sz="0" w:space="0" w:color="000000"/>
-              </w:pBdr>
-              <w:spacing w:after="100" w:before="100" w:line="240"/>
-              <w:ind w:left="100" w:right="100" w:firstLine="0" w:firstLineChars="0"/>
-              <w:rPr>
-                <w:rFonts w:ascii="Helvetica" w:hAnsi="Helvetica" w:eastAsia="Helvetica" w:cs="Helvetica"/>
-                <w:i w:val="false"/>
-                <w:b w:val="false"/>
-                <w:u w:val="none"/>
-                <w:strike w:val="false"/>
-                <w:sz w:val="22"/>
-                <w:szCs w:val="22"/>
-                <w:color w:val="000000"/>
-              </w:rPr>
-            </w:pPr>
-            <w:r>
-              <w:rPr>
-                <w:rFonts w:ascii="Helvetica" w:hAnsi="Helvetica" w:eastAsia="Helvetica" w:cs="Helvetica"/>
+              <w:jc w:val="center"/>
+              <w:pBdr>
+                <w:bottom w:val="none" w:sz="0" w:space="0" w:color="000000"/>
+                <w:top w:val="none" w:sz="0" w:space="0" w:color="000000"/>
+                <w:left w:val="none" w:sz="0" w:space="0" w:color="000000"/>
+                <w:right w:val="none" w:sz="0" w:space="0" w:color="000000"/>
+              </w:pBdr>
+              <w:spacing w:after="100" w:before="100" w:line="240"/>
+              <w:ind w:left="100" w:right="100" w:firstLine="0" w:firstLineChars="0"/>
+              <w:rPr>
+                <w:rFonts w:ascii="Arial" w:hAnsi="Arial" w:eastAsia="Arial" w:cs="Arial"/>
+                <w:i w:val="false"/>
+                <w:b w:val="false"/>
+                <w:u w:val="none"/>
+                <w:strike w:val="false"/>
+                <w:sz w:val="22"/>
+                <w:szCs w:val="22"/>
+                <w:color w:val="000000"/>
+              </w:rPr>
+            </w:pPr>
+            <w:r>
+              <w:rPr>
+                <w:rFonts w:ascii="Arial" w:hAnsi="Arial" w:eastAsia="Arial" w:cs="Arial"/>
                 <w:i w:val="false"/>
                 <w:b w:val="false"/>
                 <w:u w:val="none"/>
@@ -3656,30 +3604,29 @@
           </w:tcPr>
           <w:p>
             <w:pPr>
-              <w:pStyle w:val="Normal"/>
-              <w:jc w:val="center"/>
-              <w:pBdr>
-                <w:bottom w:val="none" w:sz="0" w:space="0" w:color="000000"/>
-                <w:top w:val="none" w:sz="0" w:space="0" w:color="000000"/>
-                <w:left w:val="none" w:sz="0" w:space="0" w:color="000000"/>
-                <w:right w:val="none" w:sz="0" w:space="0" w:color="000000"/>
-              </w:pBdr>
-              <w:spacing w:after="100" w:before="100" w:line="240"/>
-              <w:ind w:left="100" w:right="100" w:firstLine="0" w:firstLineChars="0"/>
-              <w:rPr>
-                <w:rFonts w:ascii="Helvetica" w:hAnsi="Helvetica" w:eastAsia="Helvetica" w:cs="Helvetica"/>
-                <w:i w:val="false"/>
-                <w:b w:val="false"/>
-                <w:u w:val="none"/>
-                <w:strike w:val="false"/>
-                <w:sz w:val="22"/>
-                <w:szCs w:val="22"/>
-                <w:color w:val="000000"/>
-              </w:rPr>
-            </w:pPr>
-            <w:r>
-              <w:rPr>
-                <w:rFonts w:ascii="Helvetica" w:hAnsi="Helvetica" w:eastAsia="Helvetica" w:cs="Helvetica"/>
+              <w:jc w:val="center"/>
+              <w:pBdr>
+                <w:bottom w:val="none" w:sz="0" w:space="0" w:color="000000"/>
+                <w:top w:val="none" w:sz="0" w:space="0" w:color="000000"/>
+                <w:left w:val="none" w:sz="0" w:space="0" w:color="000000"/>
+                <w:right w:val="none" w:sz="0" w:space="0" w:color="000000"/>
+              </w:pBdr>
+              <w:spacing w:after="100" w:before="100" w:line="240"/>
+              <w:ind w:left="100" w:right="100" w:firstLine="0" w:firstLineChars="0"/>
+              <w:rPr>
+                <w:rFonts w:ascii="Arial" w:hAnsi="Arial" w:eastAsia="Arial" w:cs="Arial"/>
+                <w:i w:val="false"/>
+                <w:b w:val="false"/>
+                <w:u w:val="none"/>
+                <w:strike w:val="false"/>
+                <w:sz w:val="22"/>
+                <w:szCs w:val="22"/>
+                <w:color w:val="000000"/>
+              </w:rPr>
+            </w:pPr>
+            <w:r>
+              <w:rPr>
+                <w:rFonts w:ascii="Arial" w:hAnsi="Arial" w:eastAsia="Arial" w:cs="Arial"/>
                 <w:i w:val="false"/>
                 <w:b w:val="false"/>
                 <w:u w:val="none"/>
@@ -3711,30 +3658,29 @@
           </w:tcPr>
           <w:p>
             <w:pPr>
-              <w:pStyle w:val="Normal"/>
-              <w:jc w:val="center"/>
-              <w:pBdr>
-                <w:bottom w:val="none" w:sz="0" w:space="0" w:color="000000"/>
-                <w:top w:val="none" w:sz="0" w:space="0" w:color="000000"/>
-                <w:left w:val="none" w:sz="0" w:space="0" w:color="000000"/>
-                <w:right w:val="none" w:sz="0" w:space="0" w:color="000000"/>
-              </w:pBdr>
-              <w:spacing w:after="100" w:before="100" w:line="240"/>
-              <w:ind w:left="100" w:right="100" w:firstLine="0" w:firstLineChars="0"/>
-              <w:rPr>
-                <w:rFonts w:ascii="Helvetica" w:hAnsi="Helvetica" w:eastAsia="Helvetica" w:cs="Helvetica"/>
-                <w:i w:val="false"/>
-                <w:b w:val="false"/>
-                <w:u w:val="none"/>
-                <w:strike w:val="false"/>
-                <w:sz w:val="22"/>
-                <w:szCs w:val="22"/>
-                <w:color w:val="000000"/>
-              </w:rPr>
-            </w:pPr>
-            <w:r>
-              <w:rPr>
-                <w:rFonts w:ascii="Helvetica" w:hAnsi="Helvetica" w:eastAsia="Helvetica" w:cs="Helvetica"/>
+              <w:jc w:val="center"/>
+              <w:pBdr>
+                <w:bottom w:val="none" w:sz="0" w:space="0" w:color="000000"/>
+                <w:top w:val="none" w:sz="0" w:space="0" w:color="000000"/>
+                <w:left w:val="none" w:sz="0" w:space="0" w:color="000000"/>
+                <w:right w:val="none" w:sz="0" w:space="0" w:color="000000"/>
+              </w:pBdr>
+              <w:spacing w:after="100" w:before="100" w:line="240"/>
+              <w:ind w:left="100" w:right="100" w:firstLine="0" w:firstLineChars="0"/>
+              <w:rPr>
+                <w:rFonts w:ascii="Arial" w:hAnsi="Arial" w:eastAsia="Arial" w:cs="Arial"/>
+                <w:i w:val="false"/>
+                <w:b w:val="false"/>
+                <w:u w:val="none"/>
+                <w:strike w:val="false"/>
+                <w:sz w:val="22"/>
+                <w:szCs w:val="22"/>
+                <w:color w:val="000000"/>
+              </w:rPr>
+            </w:pPr>
+            <w:r>
+              <w:rPr>
+                <w:rFonts w:ascii="Arial" w:hAnsi="Arial" w:eastAsia="Arial" w:cs="Arial"/>
                 <w:i w:val="false"/>
                 <w:b w:val="false"/>
                 <w:u w:val="none"/>
@@ -3766,30 +3712,29 @@
           </w:tcPr>
           <w:p>
             <w:pPr>
-              <w:pStyle w:val="Normal"/>
-              <w:jc w:val="center"/>
-              <w:pBdr>
-                <w:bottom w:val="none" w:sz="0" w:space="0" w:color="000000"/>
-                <w:top w:val="none" w:sz="0" w:space="0" w:color="000000"/>
-                <w:left w:val="none" w:sz="0" w:space="0" w:color="000000"/>
-                <w:right w:val="none" w:sz="0" w:space="0" w:color="000000"/>
-              </w:pBdr>
-              <w:spacing w:after="100" w:before="100" w:line="240"/>
-              <w:ind w:left="100" w:right="100" w:firstLine="0" w:firstLineChars="0"/>
-              <w:rPr>
-                <w:rFonts w:ascii="Helvetica" w:hAnsi="Helvetica" w:eastAsia="Helvetica" w:cs="Helvetica"/>
-                <w:i w:val="false"/>
-                <w:b w:val="false"/>
-                <w:u w:val="none"/>
-                <w:strike w:val="false"/>
-                <w:sz w:val="22"/>
-                <w:szCs w:val="22"/>
-                <w:color w:val="000000"/>
-              </w:rPr>
-            </w:pPr>
-            <w:r>
-              <w:rPr>
-                <w:rFonts w:ascii="Helvetica" w:hAnsi="Helvetica" w:eastAsia="Helvetica" w:cs="Helvetica"/>
+              <w:jc w:val="center"/>
+              <w:pBdr>
+                <w:bottom w:val="none" w:sz="0" w:space="0" w:color="000000"/>
+                <w:top w:val="none" w:sz="0" w:space="0" w:color="000000"/>
+                <w:left w:val="none" w:sz="0" w:space="0" w:color="000000"/>
+                <w:right w:val="none" w:sz="0" w:space="0" w:color="000000"/>
+              </w:pBdr>
+              <w:spacing w:after="100" w:before="100" w:line="240"/>
+              <w:ind w:left="100" w:right="100" w:firstLine="0" w:firstLineChars="0"/>
+              <w:rPr>
+                <w:rFonts w:ascii="Arial" w:hAnsi="Arial" w:eastAsia="Arial" w:cs="Arial"/>
+                <w:i w:val="false"/>
+                <w:b w:val="false"/>
+                <w:u w:val="none"/>
+                <w:strike w:val="false"/>
+                <w:sz w:val="22"/>
+                <w:szCs w:val="22"/>
+                <w:color w:val="000000"/>
+              </w:rPr>
+            </w:pPr>
+            <w:r>
+              <w:rPr>
+                <w:rFonts w:ascii="Arial" w:hAnsi="Arial" w:eastAsia="Arial" w:cs="Arial"/>
                 <w:i w:val="false"/>
                 <w:b w:val="false"/>
                 <w:u w:val="none"/>
@@ -3807,6 +3752,7 @@
         <w:trPr>
           <w:trHeight w:val="360" w:hRule="auto"/>
         </w:trPr>
+        body4
         <w:tc>
           <w:tcPr>
             <w:tcBorders>
@@ -3826,7 +3772,6 @@
           </w:tcPr>
           <w:p>
             <w:pPr>
-              <w:pStyle w:val="Normal"/>
               <w:jc w:val="left"/>
               <w:pBdr>
                 <w:bottom w:val="none" w:sz="0" w:space="0" w:color="000000"/>
@@ -3837,19 +3782,19 @@
               <w:spacing w:after="100" w:before="100" w:line="240"/>
               <w:ind w:left="100" w:right="100" w:firstLine="0" w:firstLineChars="0"/>
               <w:rPr>
-                <w:rFonts w:ascii="Helvetica" w:hAnsi="Helvetica" w:eastAsia="Helvetica" w:cs="Helvetica"/>
-                <w:i w:val="false"/>
-                <w:b w:val="false"/>
-                <w:u w:val="none"/>
-                <w:strike w:val="false"/>
-                <w:sz w:val="22"/>
-                <w:szCs w:val="22"/>
-                <w:color w:val="000000"/>
-              </w:rPr>
-            </w:pPr>
-            <w:r>
-              <w:rPr>
-                <w:rFonts w:ascii="Helvetica" w:hAnsi="Helvetica" w:eastAsia="Helvetica" w:cs="Helvetica"/>
+                <w:rFonts w:ascii="Arial" w:hAnsi="Arial" w:eastAsia="Arial" w:cs="Arial"/>
+                <w:i w:val="false"/>
+                <w:b w:val="false"/>
+                <w:u w:val="none"/>
+                <w:strike w:val="false"/>
+                <w:sz w:val="22"/>
+                <w:szCs w:val="22"/>
+                <w:color w:val="000000"/>
+              </w:rPr>
+            </w:pPr>
+            <w:r>
+              <w:rPr>
+                <w:rFonts w:ascii="Arial" w:hAnsi="Arial" w:eastAsia="Arial" w:cs="Arial"/>
                 <w:i w:val="false"/>
                 <w:b w:val="false"/>
                 <w:u w:val="none"/>
@@ -3881,30 +3826,29 @@
           </w:tcPr>
           <w:p>
             <w:pPr>
-              <w:pStyle w:val="Normal"/>
-              <w:jc w:val="center"/>
-              <w:pBdr>
-                <w:bottom w:val="none" w:sz="0" w:space="0" w:color="000000"/>
-                <w:top w:val="none" w:sz="0" w:space="0" w:color="000000"/>
-                <w:left w:val="none" w:sz="0" w:space="0" w:color="000000"/>
-                <w:right w:val="none" w:sz="0" w:space="0" w:color="000000"/>
-              </w:pBdr>
-              <w:spacing w:after="100" w:before="100" w:line="240"/>
-              <w:ind w:left="100" w:right="100" w:firstLine="0" w:firstLineChars="0"/>
-              <w:rPr>
-                <w:rFonts w:ascii="Helvetica" w:hAnsi="Helvetica" w:eastAsia="Helvetica" w:cs="Helvetica"/>
-                <w:i w:val="false"/>
-                <w:b w:val="false"/>
-                <w:u w:val="none"/>
-                <w:strike w:val="false"/>
-                <w:sz w:val="22"/>
-                <w:szCs w:val="22"/>
-                <w:color w:val="000000"/>
-              </w:rPr>
-            </w:pPr>
-            <w:r>
-              <w:rPr>
-                <w:rFonts w:ascii="Helvetica" w:hAnsi="Helvetica" w:eastAsia="Helvetica" w:cs="Helvetica"/>
+              <w:jc w:val="center"/>
+              <w:pBdr>
+                <w:bottom w:val="none" w:sz="0" w:space="0" w:color="000000"/>
+                <w:top w:val="none" w:sz="0" w:space="0" w:color="000000"/>
+                <w:left w:val="none" w:sz="0" w:space="0" w:color="000000"/>
+                <w:right w:val="none" w:sz="0" w:space="0" w:color="000000"/>
+              </w:pBdr>
+              <w:spacing w:after="100" w:before="100" w:line="240"/>
+              <w:ind w:left="100" w:right="100" w:firstLine="0" w:firstLineChars="0"/>
+              <w:rPr>
+                <w:rFonts w:ascii="Arial" w:hAnsi="Arial" w:eastAsia="Arial" w:cs="Arial"/>
+                <w:i w:val="false"/>
+                <w:b w:val="false"/>
+                <w:u w:val="none"/>
+                <w:strike w:val="false"/>
+                <w:sz w:val="22"/>
+                <w:szCs w:val="22"/>
+                <w:color w:val="000000"/>
+              </w:rPr>
+            </w:pPr>
+            <w:r>
+              <w:rPr>
+                <w:rFonts w:ascii="Arial" w:hAnsi="Arial" w:eastAsia="Arial" w:cs="Arial"/>
                 <w:i w:val="false"/>
                 <w:b w:val="false"/>
                 <w:u w:val="none"/>
@@ -3936,30 +3880,29 @@
           </w:tcPr>
           <w:p>
             <w:pPr>
-              <w:pStyle w:val="Normal"/>
-              <w:jc w:val="center"/>
-              <w:pBdr>
-                <w:bottom w:val="none" w:sz="0" w:space="0" w:color="000000"/>
-                <w:top w:val="none" w:sz="0" w:space="0" w:color="000000"/>
-                <w:left w:val="none" w:sz="0" w:space="0" w:color="000000"/>
-                <w:right w:val="none" w:sz="0" w:space="0" w:color="000000"/>
-              </w:pBdr>
-              <w:spacing w:after="100" w:before="100" w:line="240"/>
-              <w:ind w:left="100" w:right="100" w:firstLine="0" w:firstLineChars="0"/>
-              <w:rPr>
-                <w:rFonts w:ascii="Helvetica" w:hAnsi="Helvetica" w:eastAsia="Helvetica" w:cs="Helvetica"/>
-                <w:i w:val="false"/>
-                <w:b w:val="false"/>
-                <w:u w:val="none"/>
-                <w:strike w:val="false"/>
-                <w:sz w:val="22"/>
-                <w:szCs w:val="22"/>
-                <w:color w:val="000000"/>
-              </w:rPr>
-            </w:pPr>
-            <w:r>
-              <w:rPr>
-                <w:rFonts w:ascii="Helvetica" w:hAnsi="Helvetica" w:eastAsia="Helvetica" w:cs="Helvetica"/>
+              <w:jc w:val="center"/>
+              <w:pBdr>
+                <w:bottom w:val="none" w:sz="0" w:space="0" w:color="000000"/>
+                <w:top w:val="none" w:sz="0" w:space="0" w:color="000000"/>
+                <w:left w:val="none" w:sz="0" w:space="0" w:color="000000"/>
+                <w:right w:val="none" w:sz="0" w:space="0" w:color="000000"/>
+              </w:pBdr>
+              <w:spacing w:after="100" w:before="100" w:line="240"/>
+              <w:ind w:left="100" w:right="100" w:firstLine="0" w:firstLineChars="0"/>
+              <w:rPr>
+                <w:rFonts w:ascii="Arial" w:hAnsi="Arial" w:eastAsia="Arial" w:cs="Arial"/>
+                <w:i w:val="false"/>
+                <w:b w:val="false"/>
+                <w:u w:val="none"/>
+                <w:strike w:val="false"/>
+                <w:sz w:val="22"/>
+                <w:szCs w:val="22"/>
+                <w:color w:val="000000"/>
+              </w:rPr>
+            </w:pPr>
+            <w:r>
+              <w:rPr>
+                <w:rFonts w:ascii="Arial" w:hAnsi="Arial" w:eastAsia="Arial" w:cs="Arial"/>
                 <w:i w:val="false"/>
                 <w:b w:val="false"/>
                 <w:u w:val="none"/>
@@ -3991,30 +3934,29 @@
           </w:tcPr>
           <w:p>
             <w:pPr>
-              <w:pStyle w:val="Normal"/>
-              <w:jc w:val="center"/>
-              <w:pBdr>
-                <w:bottom w:val="none" w:sz="0" w:space="0" w:color="000000"/>
-                <w:top w:val="none" w:sz="0" w:space="0" w:color="000000"/>
-                <w:left w:val="none" w:sz="0" w:space="0" w:color="000000"/>
-                <w:right w:val="none" w:sz="0" w:space="0" w:color="000000"/>
-              </w:pBdr>
-              <w:spacing w:after="100" w:before="100" w:line="240"/>
-              <w:ind w:left="100" w:right="100" w:firstLine="0" w:firstLineChars="0"/>
-              <w:rPr>
-                <w:rFonts w:ascii="Helvetica" w:hAnsi="Helvetica" w:eastAsia="Helvetica" w:cs="Helvetica"/>
-                <w:i w:val="false"/>
-                <w:b w:val="false"/>
-                <w:u w:val="none"/>
-                <w:strike w:val="false"/>
-                <w:sz w:val="22"/>
-                <w:szCs w:val="22"/>
-                <w:color w:val="000000"/>
-              </w:rPr>
-            </w:pPr>
-            <w:r>
-              <w:rPr>
-                <w:rFonts w:ascii="Helvetica" w:hAnsi="Helvetica" w:eastAsia="Helvetica" w:cs="Helvetica"/>
+              <w:jc w:val="center"/>
+              <w:pBdr>
+                <w:bottom w:val="none" w:sz="0" w:space="0" w:color="000000"/>
+                <w:top w:val="none" w:sz="0" w:space="0" w:color="000000"/>
+                <w:left w:val="none" w:sz="0" w:space="0" w:color="000000"/>
+                <w:right w:val="none" w:sz="0" w:space="0" w:color="000000"/>
+              </w:pBdr>
+              <w:spacing w:after="100" w:before="100" w:line="240"/>
+              <w:ind w:left="100" w:right="100" w:firstLine="0" w:firstLineChars="0"/>
+              <w:rPr>
+                <w:rFonts w:ascii="Arial" w:hAnsi="Arial" w:eastAsia="Arial" w:cs="Arial"/>
+                <w:i w:val="false"/>
+                <w:b w:val="false"/>
+                <w:u w:val="none"/>
+                <w:strike w:val="false"/>
+                <w:sz w:val="22"/>
+                <w:szCs w:val="22"/>
+                <w:color w:val="000000"/>
+              </w:rPr>
+            </w:pPr>
+            <w:r>
+              <w:rPr>
+                <w:rFonts w:ascii="Arial" w:hAnsi="Arial" w:eastAsia="Arial" w:cs="Arial"/>
                 <w:i w:val="false"/>
                 <w:b w:val="false"/>
                 <w:u w:val="none"/>
@@ -4046,30 +3988,29 @@
           </w:tcPr>
           <w:p>
             <w:pPr>
-              <w:pStyle w:val="Normal"/>
-              <w:jc w:val="center"/>
-              <w:pBdr>
-                <w:bottom w:val="none" w:sz="0" w:space="0" w:color="000000"/>
-                <w:top w:val="none" w:sz="0" w:space="0" w:color="000000"/>
-                <w:left w:val="none" w:sz="0" w:space="0" w:color="000000"/>
-                <w:right w:val="none" w:sz="0" w:space="0" w:color="000000"/>
-              </w:pBdr>
-              <w:spacing w:after="100" w:before="100" w:line="240"/>
-              <w:ind w:left="100" w:right="100" w:firstLine="0" w:firstLineChars="0"/>
-              <w:rPr>
-                <w:rFonts w:ascii="Helvetica" w:hAnsi="Helvetica" w:eastAsia="Helvetica" w:cs="Helvetica"/>
-                <w:i w:val="false"/>
-                <w:b w:val="false"/>
-                <w:u w:val="none"/>
-                <w:strike w:val="false"/>
-                <w:sz w:val="22"/>
-                <w:szCs w:val="22"/>
-                <w:color w:val="000000"/>
-              </w:rPr>
-            </w:pPr>
-            <w:r>
-              <w:rPr>
-                <w:rFonts w:ascii="Helvetica" w:hAnsi="Helvetica" w:eastAsia="Helvetica" w:cs="Helvetica"/>
+              <w:jc w:val="center"/>
+              <w:pBdr>
+                <w:bottom w:val="none" w:sz="0" w:space="0" w:color="000000"/>
+                <w:top w:val="none" w:sz="0" w:space="0" w:color="000000"/>
+                <w:left w:val="none" w:sz="0" w:space="0" w:color="000000"/>
+                <w:right w:val="none" w:sz="0" w:space="0" w:color="000000"/>
+              </w:pBdr>
+              <w:spacing w:after="100" w:before="100" w:line="240"/>
+              <w:ind w:left="100" w:right="100" w:firstLine="0" w:firstLineChars="0"/>
+              <w:rPr>
+                <w:rFonts w:ascii="Arial" w:hAnsi="Arial" w:eastAsia="Arial" w:cs="Arial"/>
+                <w:i w:val="false"/>
+                <w:b w:val="false"/>
+                <w:u w:val="none"/>
+                <w:strike w:val="false"/>
+                <w:sz w:val="22"/>
+                <w:szCs w:val="22"/>
+                <w:color w:val="000000"/>
+              </w:rPr>
+            </w:pPr>
+            <w:r>
+              <w:rPr>
+                <w:rFonts w:ascii="Arial" w:hAnsi="Arial" w:eastAsia="Arial" w:cs="Arial"/>
                 <w:i w:val="false"/>
                 <w:b w:val="false"/>
                 <w:u w:val="none"/>
@@ -4101,30 +4042,29 @@
           </w:tcPr>
           <w:p>
             <w:pPr>
-              <w:pStyle w:val="Normal"/>
-              <w:jc w:val="center"/>
-              <w:pBdr>
-                <w:bottom w:val="none" w:sz="0" w:space="0" w:color="000000"/>
-                <w:top w:val="none" w:sz="0" w:space="0" w:color="000000"/>
-                <w:left w:val="none" w:sz="0" w:space="0" w:color="000000"/>
-                <w:right w:val="none" w:sz="0" w:space="0" w:color="000000"/>
-              </w:pBdr>
-              <w:spacing w:after="100" w:before="100" w:line="240"/>
-              <w:ind w:left="100" w:right="100" w:firstLine="0" w:firstLineChars="0"/>
-              <w:rPr>
-                <w:rFonts w:ascii="Helvetica" w:hAnsi="Helvetica" w:eastAsia="Helvetica" w:cs="Helvetica"/>
-                <w:i w:val="false"/>
-                <w:b w:val="false"/>
-                <w:u w:val="none"/>
-                <w:strike w:val="false"/>
-                <w:sz w:val="22"/>
-                <w:szCs w:val="22"/>
-                <w:color w:val="000000"/>
-              </w:rPr>
-            </w:pPr>
-            <w:r>
-              <w:rPr>
-                <w:rFonts w:ascii="Helvetica" w:hAnsi="Helvetica" w:eastAsia="Helvetica" w:cs="Helvetica"/>
+              <w:jc w:val="center"/>
+              <w:pBdr>
+                <w:bottom w:val="none" w:sz="0" w:space="0" w:color="000000"/>
+                <w:top w:val="none" w:sz="0" w:space="0" w:color="000000"/>
+                <w:left w:val="none" w:sz="0" w:space="0" w:color="000000"/>
+                <w:right w:val="none" w:sz="0" w:space="0" w:color="000000"/>
+              </w:pBdr>
+              <w:spacing w:after="100" w:before="100" w:line="240"/>
+              <w:ind w:left="100" w:right="100" w:firstLine="0" w:firstLineChars="0"/>
+              <w:rPr>
+                <w:rFonts w:ascii="Arial" w:hAnsi="Arial" w:eastAsia="Arial" w:cs="Arial"/>
+                <w:i w:val="false"/>
+                <w:b w:val="false"/>
+                <w:u w:val="none"/>
+                <w:strike w:val="false"/>
+                <w:sz w:val="22"/>
+                <w:szCs w:val="22"/>
+                <w:color w:val="000000"/>
+              </w:rPr>
+            </w:pPr>
+            <w:r>
+              <w:rPr>
+                <w:rFonts w:ascii="Arial" w:hAnsi="Arial" w:eastAsia="Arial" w:cs="Arial"/>
                 <w:i w:val="false"/>
                 <w:b w:val="false"/>
                 <w:u w:val="none"/>
@@ -4142,6 +4082,7 @@
         <w:trPr>
           <w:trHeight w:val="360" w:hRule="auto"/>
         </w:trPr>
+        body5
         <w:tc>
           <w:tcPr>
             <w:tcBorders>
@@ -4161,7 +4102,6 @@
           </w:tcPr>
           <w:p>
             <w:pPr>
-              <w:pStyle w:val="Normal"/>
               <w:jc w:val="left"/>
               <w:pBdr>
                 <w:bottom w:val="none" w:sz="0" w:space="0" w:color="000000"/>
@@ -4172,19 +4112,19 @@
               <w:spacing w:after="100" w:before="100" w:line="240"/>
               <w:ind w:left="100" w:right="100" w:firstLine="0" w:firstLineChars="0"/>
               <w:rPr>
-                <w:rFonts w:ascii="Helvetica" w:hAnsi="Helvetica" w:eastAsia="Helvetica" w:cs="Helvetica"/>
-                <w:i w:val="false"/>
-                <w:b w:val="false"/>
-                <w:u w:val="none"/>
-                <w:strike w:val="false"/>
-                <w:sz w:val="22"/>
-                <w:szCs w:val="22"/>
-                <w:color w:val="000000"/>
-              </w:rPr>
-            </w:pPr>
-            <w:r>
-              <w:rPr>
-                <w:rFonts w:ascii="Helvetica" w:hAnsi="Helvetica" w:eastAsia="Helvetica" w:cs="Helvetica"/>
+                <w:rFonts w:ascii="Arial" w:hAnsi="Arial" w:eastAsia="Arial" w:cs="Arial"/>
+                <w:i w:val="false"/>
+                <w:b w:val="false"/>
+                <w:u w:val="none"/>
+                <w:strike w:val="false"/>
+                <w:sz w:val="22"/>
+                <w:szCs w:val="22"/>
+                <w:color w:val="000000"/>
+              </w:rPr>
+            </w:pPr>
+            <w:r>
+              <w:rPr>
+                <w:rFonts w:ascii="Arial" w:hAnsi="Arial" w:eastAsia="Arial" w:cs="Arial"/>
                 <w:i w:val="false"/>
                 <w:b w:val="false"/>
                 <w:u w:val="none"/>
@@ -4216,30 +4156,29 @@
           </w:tcPr>
           <w:p>
             <w:pPr>
-              <w:pStyle w:val="Normal"/>
-              <w:jc w:val="center"/>
-              <w:pBdr>
-                <w:bottom w:val="none" w:sz="0" w:space="0" w:color="000000"/>
-                <w:top w:val="none" w:sz="0" w:space="0" w:color="000000"/>
-                <w:left w:val="none" w:sz="0" w:space="0" w:color="000000"/>
-                <w:right w:val="none" w:sz="0" w:space="0" w:color="000000"/>
-              </w:pBdr>
-              <w:spacing w:after="100" w:before="100" w:line="240"/>
-              <w:ind w:left="100" w:right="100" w:firstLine="0" w:firstLineChars="0"/>
-              <w:rPr>
-                <w:rFonts w:ascii="Helvetica" w:hAnsi="Helvetica" w:eastAsia="Helvetica" w:cs="Helvetica"/>
-                <w:i w:val="false"/>
-                <w:b w:val="false"/>
-                <w:u w:val="none"/>
-                <w:strike w:val="false"/>
-                <w:sz w:val="22"/>
-                <w:szCs w:val="22"/>
-                <w:color w:val="000000"/>
-              </w:rPr>
-            </w:pPr>
-            <w:r>
-              <w:rPr>
-                <w:rFonts w:ascii="Helvetica" w:hAnsi="Helvetica" w:eastAsia="Helvetica" w:cs="Helvetica"/>
+              <w:jc w:val="center"/>
+              <w:pBdr>
+                <w:bottom w:val="none" w:sz="0" w:space="0" w:color="000000"/>
+                <w:top w:val="none" w:sz="0" w:space="0" w:color="000000"/>
+                <w:left w:val="none" w:sz="0" w:space="0" w:color="000000"/>
+                <w:right w:val="none" w:sz="0" w:space="0" w:color="000000"/>
+              </w:pBdr>
+              <w:spacing w:after="100" w:before="100" w:line="240"/>
+              <w:ind w:left="100" w:right="100" w:firstLine="0" w:firstLineChars="0"/>
+              <w:rPr>
+                <w:rFonts w:ascii="Arial" w:hAnsi="Arial" w:eastAsia="Arial" w:cs="Arial"/>
+                <w:i w:val="false"/>
+                <w:b w:val="false"/>
+                <w:u w:val="none"/>
+                <w:strike w:val="false"/>
+                <w:sz w:val="22"/>
+                <w:szCs w:val="22"/>
+                <w:color w:val="000000"/>
+              </w:rPr>
+            </w:pPr>
+            <w:r>
+              <w:rPr>
+                <w:rFonts w:ascii="Arial" w:hAnsi="Arial" w:eastAsia="Arial" w:cs="Arial"/>
                 <w:i w:val="false"/>
                 <w:b w:val="false"/>
                 <w:u w:val="none"/>
@@ -4271,30 +4210,29 @@
           </w:tcPr>
           <w:p>
             <w:pPr>
-              <w:pStyle w:val="Normal"/>
-              <w:jc w:val="center"/>
-              <w:pBdr>
-                <w:bottom w:val="none" w:sz="0" w:space="0" w:color="000000"/>
-                <w:top w:val="none" w:sz="0" w:space="0" w:color="000000"/>
-                <w:left w:val="none" w:sz="0" w:space="0" w:color="000000"/>
-                <w:right w:val="none" w:sz="0" w:space="0" w:color="000000"/>
-              </w:pBdr>
-              <w:spacing w:after="100" w:before="100" w:line="240"/>
-              <w:ind w:left="100" w:right="100" w:firstLine="0" w:firstLineChars="0"/>
-              <w:rPr>
-                <w:rFonts w:ascii="Helvetica" w:hAnsi="Helvetica" w:eastAsia="Helvetica" w:cs="Helvetica"/>
-                <w:i w:val="false"/>
-                <w:b w:val="false"/>
-                <w:u w:val="none"/>
-                <w:strike w:val="false"/>
-                <w:sz w:val="22"/>
-                <w:szCs w:val="22"/>
-                <w:color w:val="000000"/>
-              </w:rPr>
-            </w:pPr>
-            <w:r>
-              <w:rPr>
-                <w:rFonts w:ascii="Helvetica" w:hAnsi="Helvetica" w:eastAsia="Helvetica" w:cs="Helvetica"/>
+              <w:jc w:val="center"/>
+              <w:pBdr>
+                <w:bottom w:val="none" w:sz="0" w:space="0" w:color="000000"/>
+                <w:top w:val="none" w:sz="0" w:space="0" w:color="000000"/>
+                <w:left w:val="none" w:sz="0" w:space="0" w:color="000000"/>
+                <w:right w:val="none" w:sz="0" w:space="0" w:color="000000"/>
+              </w:pBdr>
+              <w:spacing w:after="100" w:before="100" w:line="240"/>
+              <w:ind w:left="100" w:right="100" w:firstLine="0" w:firstLineChars="0"/>
+              <w:rPr>
+                <w:rFonts w:ascii="Arial" w:hAnsi="Arial" w:eastAsia="Arial" w:cs="Arial"/>
+                <w:i w:val="false"/>
+                <w:b w:val="false"/>
+                <w:u w:val="none"/>
+                <w:strike w:val="false"/>
+                <w:sz w:val="22"/>
+                <w:szCs w:val="22"/>
+                <w:color w:val="000000"/>
+              </w:rPr>
+            </w:pPr>
+            <w:r>
+              <w:rPr>
+                <w:rFonts w:ascii="Arial" w:hAnsi="Arial" w:eastAsia="Arial" w:cs="Arial"/>
                 <w:i w:val="false"/>
                 <w:b w:val="false"/>
                 <w:u w:val="none"/>
@@ -4326,30 +4264,29 @@
           </w:tcPr>
           <w:p>
             <w:pPr>
-              <w:pStyle w:val="Normal"/>
-              <w:jc w:val="center"/>
-              <w:pBdr>
-                <w:bottom w:val="none" w:sz="0" w:space="0" w:color="000000"/>
-                <w:top w:val="none" w:sz="0" w:space="0" w:color="000000"/>
-                <w:left w:val="none" w:sz="0" w:space="0" w:color="000000"/>
-                <w:right w:val="none" w:sz="0" w:space="0" w:color="000000"/>
-              </w:pBdr>
-              <w:spacing w:after="100" w:before="100" w:line="240"/>
-              <w:ind w:left="100" w:right="100" w:firstLine="0" w:firstLineChars="0"/>
-              <w:rPr>
-                <w:rFonts w:ascii="Helvetica" w:hAnsi="Helvetica" w:eastAsia="Helvetica" w:cs="Helvetica"/>
-                <w:i w:val="false"/>
-                <w:b w:val="false"/>
-                <w:u w:val="none"/>
-                <w:strike w:val="false"/>
-                <w:sz w:val="22"/>
-                <w:szCs w:val="22"/>
-                <w:color w:val="000000"/>
-              </w:rPr>
-            </w:pPr>
-            <w:r>
-              <w:rPr>
-                <w:rFonts w:ascii="Helvetica" w:hAnsi="Helvetica" w:eastAsia="Helvetica" w:cs="Helvetica"/>
+              <w:jc w:val="center"/>
+              <w:pBdr>
+                <w:bottom w:val="none" w:sz="0" w:space="0" w:color="000000"/>
+                <w:top w:val="none" w:sz="0" w:space="0" w:color="000000"/>
+                <w:left w:val="none" w:sz="0" w:space="0" w:color="000000"/>
+                <w:right w:val="none" w:sz="0" w:space="0" w:color="000000"/>
+              </w:pBdr>
+              <w:spacing w:after="100" w:before="100" w:line="240"/>
+              <w:ind w:left="100" w:right="100" w:firstLine="0" w:firstLineChars="0"/>
+              <w:rPr>
+                <w:rFonts w:ascii="Arial" w:hAnsi="Arial" w:eastAsia="Arial" w:cs="Arial"/>
+                <w:i w:val="false"/>
+                <w:b w:val="false"/>
+                <w:u w:val="none"/>
+                <w:strike w:val="false"/>
+                <w:sz w:val="22"/>
+                <w:szCs w:val="22"/>
+                <w:color w:val="000000"/>
+              </w:rPr>
+            </w:pPr>
+            <w:r>
+              <w:rPr>
+                <w:rFonts w:ascii="Arial" w:hAnsi="Arial" w:eastAsia="Arial" w:cs="Arial"/>
                 <w:i w:val="false"/>
                 <w:b w:val="false"/>
                 <w:u w:val="none"/>
@@ -4381,30 +4318,29 @@
           </w:tcPr>
           <w:p>
             <w:pPr>
-              <w:pStyle w:val="Normal"/>
-              <w:jc w:val="center"/>
-              <w:pBdr>
-                <w:bottom w:val="none" w:sz="0" w:space="0" w:color="000000"/>
-                <w:top w:val="none" w:sz="0" w:space="0" w:color="000000"/>
-                <w:left w:val="none" w:sz="0" w:space="0" w:color="000000"/>
-                <w:right w:val="none" w:sz="0" w:space="0" w:color="000000"/>
-              </w:pBdr>
-              <w:spacing w:after="100" w:before="100" w:line="240"/>
-              <w:ind w:left="100" w:right="100" w:firstLine="0" w:firstLineChars="0"/>
-              <w:rPr>
-                <w:rFonts w:ascii="Helvetica" w:hAnsi="Helvetica" w:eastAsia="Helvetica" w:cs="Helvetica"/>
-                <w:i w:val="false"/>
-                <w:b w:val="false"/>
-                <w:u w:val="none"/>
-                <w:strike w:val="false"/>
-                <w:sz w:val="22"/>
-                <w:szCs w:val="22"/>
-                <w:color w:val="000000"/>
-              </w:rPr>
-            </w:pPr>
-            <w:r>
-              <w:rPr>
-                <w:rFonts w:ascii="Helvetica" w:hAnsi="Helvetica" w:eastAsia="Helvetica" w:cs="Helvetica"/>
+              <w:jc w:val="center"/>
+              <w:pBdr>
+                <w:bottom w:val="none" w:sz="0" w:space="0" w:color="000000"/>
+                <w:top w:val="none" w:sz="0" w:space="0" w:color="000000"/>
+                <w:left w:val="none" w:sz="0" w:space="0" w:color="000000"/>
+                <w:right w:val="none" w:sz="0" w:space="0" w:color="000000"/>
+              </w:pBdr>
+              <w:spacing w:after="100" w:before="100" w:line="240"/>
+              <w:ind w:left="100" w:right="100" w:firstLine="0" w:firstLineChars="0"/>
+              <w:rPr>
+                <w:rFonts w:ascii="Arial" w:hAnsi="Arial" w:eastAsia="Arial" w:cs="Arial"/>
+                <w:i w:val="false"/>
+                <w:b w:val="false"/>
+                <w:u w:val="none"/>
+                <w:strike w:val="false"/>
+                <w:sz w:val="22"/>
+                <w:szCs w:val="22"/>
+                <w:color w:val="000000"/>
+              </w:rPr>
+            </w:pPr>
+            <w:r>
+              <w:rPr>
+                <w:rFonts w:ascii="Arial" w:hAnsi="Arial" w:eastAsia="Arial" w:cs="Arial"/>
                 <w:i w:val="false"/>
                 <w:b w:val="false"/>
                 <w:u w:val="none"/>
@@ -4436,30 +4372,29 @@
           </w:tcPr>
           <w:p>
             <w:pPr>
-              <w:pStyle w:val="Normal"/>
-              <w:jc w:val="center"/>
-              <w:pBdr>
-                <w:bottom w:val="none" w:sz="0" w:space="0" w:color="000000"/>
-                <w:top w:val="none" w:sz="0" w:space="0" w:color="000000"/>
-                <w:left w:val="none" w:sz="0" w:space="0" w:color="000000"/>
-                <w:right w:val="none" w:sz="0" w:space="0" w:color="000000"/>
-              </w:pBdr>
-              <w:spacing w:after="100" w:before="100" w:line="240"/>
-              <w:ind w:left="100" w:right="100" w:firstLine="0" w:firstLineChars="0"/>
-              <w:rPr>
-                <w:rFonts w:ascii="Helvetica" w:hAnsi="Helvetica" w:eastAsia="Helvetica" w:cs="Helvetica"/>
-                <w:i w:val="false"/>
-                <w:b w:val="false"/>
-                <w:u w:val="none"/>
-                <w:strike w:val="false"/>
-                <w:sz w:val="22"/>
-                <w:szCs w:val="22"/>
-                <w:color w:val="000000"/>
-              </w:rPr>
-            </w:pPr>
-            <w:r>
-              <w:rPr>
-                <w:rFonts w:ascii="Helvetica" w:hAnsi="Helvetica" w:eastAsia="Helvetica" w:cs="Helvetica"/>
+              <w:jc w:val="center"/>
+              <w:pBdr>
+                <w:bottom w:val="none" w:sz="0" w:space="0" w:color="000000"/>
+                <w:top w:val="none" w:sz="0" w:space="0" w:color="000000"/>
+                <w:left w:val="none" w:sz="0" w:space="0" w:color="000000"/>
+                <w:right w:val="none" w:sz="0" w:space="0" w:color="000000"/>
+              </w:pBdr>
+              <w:spacing w:after="100" w:before="100" w:line="240"/>
+              <w:ind w:left="100" w:right="100" w:firstLine="0" w:firstLineChars="0"/>
+              <w:rPr>
+                <w:rFonts w:ascii="Arial" w:hAnsi="Arial" w:eastAsia="Arial" w:cs="Arial"/>
+                <w:i w:val="false"/>
+                <w:b w:val="false"/>
+                <w:u w:val="none"/>
+                <w:strike w:val="false"/>
+                <w:sz w:val="22"/>
+                <w:szCs w:val="22"/>
+                <w:color w:val="000000"/>
+              </w:rPr>
+            </w:pPr>
+            <w:r>
+              <w:rPr>
+                <w:rFonts w:ascii="Arial" w:hAnsi="Arial" w:eastAsia="Arial" w:cs="Arial"/>
                 <w:i w:val="false"/>
                 <w:b w:val="false"/>
                 <w:u w:val="none"/>
@@ -4477,6 +4412,7 @@
         <w:trPr>
           <w:trHeight w:val="360" w:hRule="auto"/>
         </w:trPr>
+        body6
         <w:tc>
           <w:tcPr>
             <w:tcBorders>
@@ -4496,7 +4432,6 @@
           </w:tcPr>
           <w:p>
             <w:pPr>
-              <w:pStyle w:val="Normal"/>
               <w:jc w:val="left"/>
               <w:pBdr>
                 <w:bottom w:val="none" w:sz="0" w:space="0" w:color="000000"/>
@@ -4507,19 +4442,19 @@
               <w:spacing w:after="100" w:before="100" w:line="240"/>
               <w:ind w:left="100" w:right="100" w:firstLine="0" w:firstLineChars="0"/>
               <w:rPr>
-                <w:rFonts w:ascii="Helvetica" w:hAnsi="Helvetica" w:eastAsia="Helvetica" w:cs="Helvetica"/>
-                <w:i w:val="false"/>
-                <w:b w:val="false"/>
-                <w:u w:val="none"/>
-                <w:strike w:val="false"/>
-                <w:sz w:val="22"/>
-                <w:szCs w:val="22"/>
-                <w:color w:val="000000"/>
-              </w:rPr>
-            </w:pPr>
-            <w:r>
-              <w:rPr>
-                <w:rFonts w:ascii="Helvetica" w:hAnsi="Helvetica" w:eastAsia="Helvetica" w:cs="Helvetica"/>
+                <w:rFonts w:ascii="Arial" w:hAnsi="Arial" w:eastAsia="Arial" w:cs="Arial"/>
+                <w:i w:val="false"/>
+                <w:b w:val="false"/>
+                <w:u w:val="none"/>
+                <w:strike w:val="false"/>
+                <w:sz w:val="22"/>
+                <w:szCs w:val="22"/>
+                <w:color w:val="000000"/>
+              </w:rPr>
+            </w:pPr>
+            <w:r>
+              <w:rPr>
+                <w:rFonts w:ascii="Arial" w:hAnsi="Arial" w:eastAsia="Arial" w:cs="Arial"/>
                 <w:i w:val="false"/>
                 <w:b w:val="false"/>
                 <w:u w:val="none"/>
@@ -4551,30 +4486,29 @@
           </w:tcPr>
           <w:p>
             <w:pPr>
-              <w:pStyle w:val="Normal"/>
-              <w:jc w:val="center"/>
-              <w:pBdr>
-                <w:bottom w:val="none" w:sz="0" w:space="0" w:color="000000"/>
-                <w:top w:val="none" w:sz="0" w:space="0" w:color="000000"/>
-                <w:left w:val="none" w:sz="0" w:space="0" w:color="000000"/>
-                <w:right w:val="none" w:sz="0" w:space="0" w:color="000000"/>
-              </w:pBdr>
-              <w:spacing w:after="100" w:before="100" w:line="240"/>
-              <w:ind w:left="100" w:right="100" w:firstLine="0" w:firstLineChars="0"/>
-              <w:rPr>
-                <w:rFonts w:ascii="Helvetica" w:hAnsi="Helvetica" w:eastAsia="Helvetica" w:cs="Helvetica"/>
-                <w:i w:val="false"/>
-                <w:b w:val="false"/>
-                <w:u w:val="none"/>
-                <w:strike w:val="false"/>
-                <w:sz w:val="22"/>
-                <w:szCs w:val="22"/>
-                <w:color w:val="000000"/>
-              </w:rPr>
-            </w:pPr>
-            <w:r>
-              <w:rPr>
-                <w:rFonts w:ascii="Helvetica" w:hAnsi="Helvetica" w:eastAsia="Helvetica" w:cs="Helvetica"/>
+              <w:jc w:val="center"/>
+              <w:pBdr>
+                <w:bottom w:val="none" w:sz="0" w:space="0" w:color="000000"/>
+                <w:top w:val="none" w:sz="0" w:space="0" w:color="000000"/>
+                <w:left w:val="none" w:sz="0" w:space="0" w:color="000000"/>
+                <w:right w:val="none" w:sz="0" w:space="0" w:color="000000"/>
+              </w:pBdr>
+              <w:spacing w:after="100" w:before="100" w:line="240"/>
+              <w:ind w:left="100" w:right="100" w:firstLine="0" w:firstLineChars="0"/>
+              <w:rPr>
+                <w:rFonts w:ascii="Arial" w:hAnsi="Arial" w:eastAsia="Arial" w:cs="Arial"/>
+                <w:i w:val="false"/>
+                <w:b w:val="false"/>
+                <w:u w:val="none"/>
+                <w:strike w:val="false"/>
+                <w:sz w:val="22"/>
+                <w:szCs w:val="22"/>
+                <w:color w:val="000000"/>
+              </w:rPr>
+            </w:pPr>
+            <w:r>
+              <w:rPr>
+                <w:rFonts w:ascii="Arial" w:hAnsi="Arial" w:eastAsia="Arial" w:cs="Arial"/>
                 <w:i w:val="false"/>
                 <w:b w:val="false"/>
                 <w:u w:val="none"/>
@@ -4606,30 +4540,29 @@
           </w:tcPr>
           <w:p>
             <w:pPr>
-              <w:pStyle w:val="Normal"/>
-              <w:jc w:val="center"/>
-              <w:pBdr>
-                <w:bottom w:val="none" w:sz="0" w:space="0" w:color="000000"/>
-                <w:top w:val="none" w:sz="0" w:space="0" w:color="000000"/>
-                <w:left w:val="none" w:sz="0" w:space="0" w:color="000000"/>
-                <w:right w:val="none" w:sz="0" w:space="0" w:color="000000"/>
-              </w:pBdr>
-              <w:spacing w:after="100" w:before="100" w:line="240"/>
-              <w:ind w:left="100" w:right="100" w:firstLine="0" w:firstLineChars="0"/>
-              <w:rPr>
-                <w:rFonts w:ascii="Helvetica" w:hAnsi="Helvetica" w:eastAsia="Helvetica" w:cs="Helvetica"/>
-                <w:i w:val="false"/>
-                <w:b w:val="false"/>
-                <w:u w:val="none"/>
-                <w:strike w:val="false"/>
-                <w:sz w:val="22"/>
-                <w:szCs w:val="22"/>
-                <w:color w:val="000000"/>
-              </w:rPr>
-            </w:pPr>
-            <w:r>
-              <w:rPr>
-                <w:rFonts w:ascii="Helvetica" w:hAnsi="Helvetica" w:eastAsia="Helvetica" w:cs="Helvetica"/>
+              <w:jc w:val="center"/>
+              <w:pBdr>
+                <w:bottom w:val="none" w:sz="0" w:space="0" w:color="000000"/>
+                <w:top w:val="none" w:sz="0" w:space="0" w:color="000000"/>
+                <w:left w:val="none" w:sz="0" w:space="0" w:color="000000"/>
+                <w:right w:val="none" w:sz="0" w:space="0" w:color="000000"/>
+              </w:pBdr>
+              <w:spacing w:after="100" w:before="100" w:line="240"/>
+              <w:ind w:left="100" w:right="100" w:firstLine="0" w:firstLineChars="0"/>
+              <w:rPr>
+                <w:rFonts w:ascii="Arial" w:hAnsi="Arial" w:eastAsia="Arial" w:cs="Arial"/>
+                <w:i w:val="false"/>
+                <w:b w:val="false"/>
+                <w:u w:val="none"/>
+                <w:strike w:val="false"/>
+                <w:sz w:val="22"/>
+                <w:szCs w:val="22"/>
+                <w:color w:val="000000"/>
+              </w:rPr>
+            </w:pPr>
+            <w:r>
+              <w:rPr>
+                <w:rFonts w:ascii="Arial" w:hAnsi="Arial" w:eastAsia="Arial" w:cs="Arial"/>
                 <w:i w:val="false"/>
                 <w:b w:val="false"/>
                 <w:u w:val="none"/>
@@ -4661,30 +4594,29 @@
           </w:tcPr>
           <w:p>
             <w:pPr>
-              <w:pStyle w:val="Normal"/>
-              <w:jc w:val="center"/>
-              <w:pBdr>
-                <w:bottom w:val="none" w:sz="0" w:space="0" w:color="000000"/>
-                <w:top w:val="none" w:sz="0" w:space="0" w:color="000000"/>
-                <w:left w:val="none" w:sz="0" w:space="0" w:color="000000"/>
-                <w:right w:val="none" w:sz="0" w:space="0" w:color="000000"/>
-              </w:pBdr>
-              <w:spacing w:after="100" w:before="100" w:line="240"/>
-              <w:ind w:left="100" w:right="100" w:firstLine="0" w:firstLineChars="0"/>
-              <w:rPr>
-                <w:rFonts w:ascii="Helvetica" w:hAnsi="Helvetica" w:eastAsia="Helvetica" w:cs="Helvetica"/>
-                <w:i w:val="false"/>
-                <w:b w:val="false"/>
-                <w:u w:val="none"/>
-                <w:strike w:val="false"/>
-                <w:sz w:val="22"/>
-                <w:szCs w:val="22"/>
-                <w:color w:val="000000"/>
-              </w:rPr>
-            </w:pPr>
-            <w:r>
-              <w:rPr>
-                <w:rFonts w:ascii="Helvetica" w:hAnsi="Helvetica" w:eastAsia="Helvetica" w:cs="Helvetica"/>
+              <w:jc w:val="center"/>
+              <w:pBdr>
+                <w:bottom w:val="none" w:sz="0" w:space="0" w:color="000000"/>
+                <w:top w:val="none" w:sz="0" w:space="0" w:color="000000"/>
+                <w:left w:val="none" w:sz="0" w:space="0" w:color="000000"/>
+                <w:right w:val="none" w:sz="0" w:space="0" w:color="000000"/>
+              </w:pBdr>
+              <w:spacing w:after="100" w:before="100" w:line="240"/>
+              <w:ind w:left="100" w:right="100" w:firstLine="0" w:firstLineChars="0"/>
+              <w:rPr>
+                <w:rFonts w:ascii="Arial" w:hAnsi="Arial" w:eastAsia="Arial" w:cs="Arial"/>
+                <w:i w:val="false"/>
+                <w:b w:val="false"/>
+                <w:u w:val="none"/>
+                <w:strike w:val="false"/>
+                <w:sz w:val="22"/>
+                <w:szCs w:val="22"/>
+                <w:color w:val="000000"/>
+              </w:rPr>
+            </w:pPr>
+            <w:r>
+              <w:rPr>
+                <w:rFonts w:ascii="Arial" w:hAnsi="Arial" w:eastAsia="Arial" w:cs="Arial"/>
                 <w:i w:val="false"/>
                 <w:b w:val="false"/>
                 <w:u w:val="none"/>
@@ -4716,30 +4648,29 @@
           </w:tcPr>
           <w:p>
             <w:pPr>
-              <w:pStyle w:val="Normal"/>
-              <w:jc w:val="center"/>
-              <w:pBdr>
-                <w:bottom w:val="none" w:sz="0" w:space="0" w:color="000000"/>
-                <w:top w:val="none" w:sz="0" w:space="0" w:color="000000"/>
-                <w:left w:val="none" w:sz="0" w:space="0" w:color="000000"/>
-                <w:right w:val="none" w:sz="0" w:space="0" w:color="000000"/>
-              </w:pBdr>
-              <w:spacing w:after="100" w:before="100" w:line="240"/>
-              <w:ind w:left="100" w:right="100" w:firstLine="0" w:firstLineChars="0"/>
-              <w:rPr>
-                <w:rFonts w:ascii="Helvetica" w:hAnsi="Helvetica" w:eastAsia="Helvetica" w:cs="Helvetica"/>
-                <w:i w:val="false"/>
-                <w:b w:val="false"/>
-                <w:u w:val="none"/>
-                <w:strike w:val="false"/>
-                <w:sz w:val="22"/>
-                <w:szCs w:val="22"/>
-                <w:color w:val="000000"/>
-              </w:rPr>
-            </w:pPr>
-            <w:r>
-              <w:rPr>
-                <w:rFonts w:ascii="Helvetica" w:hAnsi="Helvetica" w:eastAsia="Helvetica" w:cs="Helvetica"/>
+              <w:jc w:val="center"/>
+              <w:pBdr>
+                <w:bottom w:val="none" w:sz="0" w:space="0" w:color="000000"/>
+                <w:top w:val="none" w:sz="0" w:space="0" w:color="000000"/>
+                <w:left w:val="none" w:sz="0" w:space="0" w:color="000000"/>
+                <w:right w:val="none" w:sz="0" w:space="0" w:color="000000"/>
+              </w:pBdr>
+              <w:spacing w:after="100" w:before="100" w:line="240"/>
+              <w:ind w:left="100" w:right="100" w:firstLine="0" w:firstLineChars="0"/>
+              <w:rPr>
+                <w:rFonts w:ascii="Arial" w:hAnsi="Arial" w:eastAsia="Arial" w:cs="Arial"/>
+                <w:i w:val="false"/>
+                <w:b w:val="false"/>
+                <w:u w:val="none"/>
+                <w:strike w:val="false"/>
+                <w:sz w:val="22"/>
+                <w:szCs w:val="22"/>
+                <w:color w:val="000000"/>
+              </w:rPr>
+            </w:pPr>
+            <w:r>
+              <w:rPr>
+                <w:rFonts w:ascii="Arial" w:hAnsi="Arial" w:eastAsia="Arial" w:cs="Arial"/>
                 <w:i w:val="false"/>
                 <w:b w:val="false"/>
                 <w:u w:val="none"/>
@@ -4771,30 +4702,29 @@
           </w:tcPr>
           <w:p>
             <w:pPr>
-              <w:pStyle w:val="Normal"/>
-              <w:jc w:val="center"/>
-              <w:pBdr>
-                <w:bottom w:val="none" w:sz="0" w:space="0" w:color="000000"/>
-                <w:top w:val="none" w:sz="0" w:space="0" w:color="000000"/>
-                <w:left w:val="none" w:sz="0" w:space="0" w:color="000000"/>
-                <w:right w:val="none" w:sz="0" w:space="0" w:color="000000"/>
-              </w:pBdr>
-              <w:spacing w:after="100" w:before="100" w:line="240"/>
-              <w:ind w:left="100" w:right="100" w:firstLine="0" w:firstLineChars="0"/>
-              <w:rPr>
-                <w:rFonts w:ascii="Helvetica" w:hAnsi="Helvetica" w:eastAsia="Helvetica" w:cs="Helvetica"/>
-                <w:i w:val="false"/>
-                <w:b w:val="false"/>
-                <w:u w:val="none"/>
-                <w:strike w:val="false"/>
-                <w:sz w:val="22"/>
-                <w:szCs w:val="22"/>
-                <w:color w:val="000000"/>
-              </w:rPr>
-            </w:pPr>
-            <w:r>
-              <w:rPr>
-                <w:rFonts w:ascii="Helvetica" w:hAnsi="Helvetica" w:eastAsia="Helvetica" w:cs="Helvetica"/>
+              <w:jc w:val="center"/>
+              <w:pBdr>
+                <w:bottom w:val="none" w:sz="0" w:space="0" w:color="000000"/>
+                <w:top w:val="none" w:sz="0" w:space="0" w:color="000000"/>
+                <w:left w:val="none" w:sz="0" w:space="0" w:color="000000"/>
+                <w:right w:val="none" w:sz="0" w:space="0" w:color="000000"/>
+              </w:pBdr>
+              <w:spacing w:after="100" w:before="100" w:line="240"/>
+              <w:ind w:left="100" w:right="100" w:firstLine="0" w:firstLineChars="0"/>
+              <w:rPr>
+                <w:rFonts w:ascii="Arial" w:hAnsi="Arial" w:eastAsia="Arial" w:cs="Arial"/>
+                <w:i w:val="false"/>
+                <w:b w:val="false"/>
+                <w:u w:val="none"/>
+                <w:strike w:val="false"/>
+                <w:sz w:val="22"/>
+                <w:szCs w:val="22"/>
+                <w:color w:val="000000"/>
+              </w:rPr>
+            </w:pPr>
+            <w:r>
+              <w:rPr>
+                <w:rFonts w:ascii="Arial" w:hAnsi="Arial" w:eastAsia="Arial" w:cs="Arial"/>
                 <w:i w:val="false"/>
                 <w:b w:val="false"/>
                 <w:u w:val="none"/>
@@ -4812,6 +4742,7 @@
         <w:trPr>
           <w:trHeight w:val="360" w:hRule="auto"/>
         </w:trPr>
+        footer1
         <w:tc>
           <w:tcPr>
             <w:gridSpan w:val="6"/>
@@ -4832,7 +4763,6 @@
           </w:tcPr>
           <w:p>
             <w:pPr>
-              <w:pStyle w:val="Normal"/>
               <w:jc w:val="left"/>
               <w:pBdr>
                 <w:bottom w:val="none" w:sz="0" w:space="0" w:color="000000"/>
@@ -4843,19 +4773,19 @@
               <w:spacing w:after="100" w:before="100" w:line="240"/>
               <w:ind w:left="100" w:right="100" w:firstLine="0" w:firstLineChars="0"/>
               <w:rPr>
-                <w:rFonts w:ascii="Helvetica" w:hAnsi="Helvetica" w:eastAsia="Helvetica" w:cs="Helvetica"/>
-                <w:i w:val="false"/>
-                <w:b w:val="false"/>
-                <w:u w:val="none"/>
-                <w:strike w:val="false"/>
-                <w:sz w:val="22"/>
-                <w:szCs w:val="22"/>
-                <w:color w:val="000000"/>
-              </w:rPr>
-            </w:pPr>
-            <w:r>
-              <w:rPr>
-                <w:rFonts w:ascii="Helvetica" w:hAnsi="Helvetica" w:eastAsia="Helvetica" w:cs="Helvetica"/>
+                <w:rFonts w:ascii="Arial" w:hAnsi="Arial" w:eastAsia="Arial" w:cs="Arial"/>
+                <w:i w:val="false"/>
+                <w:b w:val="false"/>
+                <w:u w:val="none"/>
+                <w:strike w:val="false"/>
+                <w:sz w:val="22"/>
+                <w:szCs w:val="22"/>
+                <w:color w:val="000000"/>
+              </w:rPr>
+            </w:pPr>
+            <w:r>
+              <w:rPr>
+                <w:rFonts w:ascii="Arial" w:hAnsi="Arial" w:eastAsia="Arial" w:cs="Arial"/>
                 <w:i w:val="false"/>
                 <w:b w:val="false"/>
                 <w:u w:val="none"/>
@@ -4905,6 +4835,7 @@
           <w:trHeight w:val="360" w:hRule="auto"/>
           <w:tblHeader/>
         </w:trPr>
+        header1
         <w:tc>
           <w:tcPr>
             <w:tcBorders>
@@ -4924,7 +4855,6 @@
           </w:tcPr>
           <w:p>
             <w:pPr>
-              <w:pStyle w:val="Normal"/>
               <w:jc w:val="left"/>
               <w:pBdr>
                 <w:bottom w:val="none" w:sz="0" w:space="0" w:color="000000"/>
@@ -4935,19 +4865,19 @@
               <w:spacing w:after="100" w:before="100" w:line="240"/>
               <w:ind w:left="100" w:right="100" w:firstLine="0" w:firstLineChars="0"/>
               <w:rPr>
-                <w:rFonts w:ascii="Helvetica" w:hAnsi="Helvetica" w:eastAsia="Helvetica" w:cs="Helvetica"/>
-                <w:i w:val="false"/>
-                <w:b w:val="false"/>
-                <w:u w:val="none"/>
-                <w:strike w:val="false"/>
-                <w:sz w:val="22"/>
-                <w:szCs w:val="22"/>
-                <w:color w:val="000000"/>
-              </w:rPr>
-            </w:pPr>
-            <w:r>
-              <w:rPr>
-                <w:rFonts w:ascii="Helvetica" w:hAnsi="Helvetica" w:eastAsia="Helvetica" w:cs="Helvetica"/>
+                <w:rFonts w:ascii="Arial" w:hAnsi="Arial" w:eastAsia="Arial" w:cs="Arial"/>
+                <w:i w:val="false"/>
+                <w:b w:val="false"/>
+                <w:u w:val="none"/>
+                <w:strike w:val="false"/>
+                <w:sz w:val="22"/>
+                <w:szCs w:val="22"/>
+                <w:color w:val="000000"/>
+              </w:rPr>
+            </w:pPr>
+            <w:r>
+              <w:rPr>
+                <w:rFonts w:ascii="Arial" w:hAnsi="Arial" w:eastAsia="Arial" w:cs="Arial"/>
                 <w:i w:val="false"/>
                 <w:b w:val="false"/>
                 <w:u w:val="none"/>
@@ -4979,30 +4909,29 @@
           </w:tcPr>
           <w:p>
             <w:pPr>
-              <w:pStyle w:val="Normal"/>
-              <w:jc w:val="center"/>
-              <w:pBdr>
-                <w:bottom w:val="none" w:sz="0" w:space="0" w:color="000000"/>
-                <w:top w:val="none" w:sz="0" w:space="0" w:color="000000"/>
-                <w:left w:val="none" w:sz="0" w:space="0" w:color="000000"/>
-                <w:right w:val="none" w:sz="0" w:space="0" w:color="000000"/>
-              </w:pBdr>
-              <w:spacing w:after="100" w:before="100" w:line="240"/>
-              <w:ind w:left="100" w:right="100" w:firstLine="0" w:firstLineChars="0"/>
-              <w:rPr>
-                <w:rFonts w:ascii="Helvetica" w:hAnsi="Helvetica" w:eastAsia="Helvetica" w:cs="Helvetica"/>
-                <w:i w:val="false"/>
-                <w:b w:val="false"/>
-                <w:u w:val="none"/>
-                <w:strike w:val="false"/>
-                <w:sz w:val="22"/>
-                <w:szCs w:val="22"/>
-                <w:color w:val="000000"/>
-              </w:rPr>
-            </w:pPr>
-            <w:r>
-              <w:rPr>
-                <w:rFonts w:ascii="Helvetica" w:hAnsi="Helvetica" w:eastAsia="Helvetica" w:cs="Helvetica"/>
+              <w:jc w:val="center"/>
+              <w:pBdr>
+                <w:bottom w:val="none" w:sz="0" w:space="0" w:color="000000"/>
+                <w:top w:val="none" w:sz="0" w:space="0" w:color="000000"/>
+                <w:left w:val="none" w:sz="0" w:space="0" w:color="000000"/>
+                <w:right w:val="none" w:sz="0" w:space="0" w:color="000000"/>
+              </w:pBdr>
+              <w:spacing w:after="100" w:before="100" w:line="240"/>
+              <w:ind w:left="100" w:right="100" w:firstLine="0" w:firstLineChars="0"/>
+              <w:rPr>
+                <w:rFonts w:ascii="Arial" w:hAnsi="Arial" w:eastAsia="Arial" w:cs="Arial"/>
+                <w:i w:val="false"/>
+                <w:b w:val="false"/>
+                <w:u w:val="none"/>
+                <w:strike w:val="false"/>
+                <w:sz w:val="22"/>
+                <w:szCs w:val="22"/>
+                <w:color w:val="000000"/>
+              </w:rPr>
+            </w:pPr>
+            <w:r>
+              <w:rPr>
+                <w:rFonts w:ascii="Arial" w:hAnsi="Arial" w:eastAsia="Arial" w:cs="Arial"/>
                 <w:i w:val="false"/>
                 <w:b w:val="false"/>
                 <w:u w:val="none"/>
@@ -5034,30 +4963,29 @@
           </w:tcPr>
           <w:p>
             <w:pPr>
-              <w:pStyle w:val="Normal"/>
-              <w:jc w:val="center"/>
-              <w:pBdr>
-                <w:bottom w:val="none" w:sz="0" w:space="0" w:color="000000"/>
-                <w:top w:val="none" w:sz="0" w:space="0" w:color="000000"/>
-                <w:left w:val="none" w:sz="0" w:space="0" w:color="000000"/>
-                <w:right w:val="none" w:sz="0" w:space="0" w:color="000000"/>
-              </w:pBdr>
-              <w:spacing w:after="100" w:before="100" w:line="240"/>
-              <w:ind w:left="100" w:right="100" w:firstLine="0" w:firstLineChars="0"/>
-              <w:rPr>
-                <w:rFonts w:ascii="Helvetica" w:hAnsi="Helvetica" w:eastAsia="Helvetica" w:cs="Helvetica"/>
-                <w:i w:val="false"/>
-                <w:b w:val="false"/>
-                <w:u w:val="none"/>
-                <w:strike w:val="false"/>
-                <w:sz w:val="22"/>
-                <w:szCs w:val="22"/>
-                <w:color w:val="000000"/>
-              </w:rPr>
-            </w:pPr>
-            <w:r>
-              <w:rPr>
-                <w:rFonts w:ascii="Helvetica" w:hAnsi="Helvetica" w:eastAsia="Helvetica" w:cs="Helvetica"/>
+              <w:jc w:val="center"/>
+              <w:pBdr>
+                <w:bottom w:val="none" w:sz="0" w:space="0" w:color="000000"/>
+                <w:top w:val="none" w:sz="0" w:space="0" w:color="000000"/>
+                <w:left w:val="none" w:sz="0" w:space="0" w:color="000000"/>
+                <w:right w:val="none" w:sz="0" w:space="0" w:color="000000"/>
+              </w:pBdr>
+              <w:spacing w:after="100" w:before="100" w:line="240"/>
+              <w:ind w:left="100" w:right="100" w:firstLine="0" w:firstLineChars="0"/>
+              <w:rPr>
+                <w:rFonts w:ascii="Arial" w:hAnsi="Arial" w:eastAsia="Arial" w:cs="Arial"/>
+                <w:i w:val="false"/>
+                <w:b w:val="false"/>
+                <w:u w:val="none"/>
+                <w:strike w:val="false"/>
+                <w:sz w:val="22"/>
+                <w:szCs w:val="22"/>
+                <w:color w:val="000000"/>
+              </w:rPr>
+            </w:pPr>
+            <w:r>
+              <w:rPr>
+                <w:rFonts w:ascii="Arial" w:hAnsi="Arial" w:eastAsia="Arial" w:cs="Arial"/>
                 <w:i w:val="false"/>
                 <w:b w:val="false"/>
                 <w:u w:val="none"/>
@@ -5089,30 +5017,29 @@
           </w:tcPr>
           <w:p>
             <w:pPr>
-              <w:pStyle w:val="Normal"/>
-              <w:jc w:val="center"/>
-              <w:pBdr>
-                <w:bottom w:val="none" w:sz="0" w:space="0" w:color="000000"/>
-                <w:top w:val="none" w:sz="0" w:space="0" w:color="000000"/>
-                <w:left w:val="none" w:sz="0" w:space="0" w:color="000000"/>
-                <w:right w:val="none" w:sz="0" w:space="0" w:color="000000"/>
-              </w:pBdr>
-              <w:spacing w:after="100" w:before="100" w:line="240"/>
-              <w:ind w:left="100" w:right="100" w:firstLine="0" w:firstLineChars="0"/>
-              <w:rPr>
-                <w:rFonts w:ascii="Helvetica" w:hAnsi="Helvetica" w:eastAsia="Helvetica" w:cs="Helvetica"/>
-                <w:i w:val="false"/>
-                <w:b w:val="false"/>
-                <w:u w:val="none"/>
-                <w:strike w:val="false"/>
-                <w:sz w:val="22"/>
-                <w:szCs w:val="22"/>
-                <w:color w:val="000000"/>
-              </w:rPr>
-            </w:pPr>
-            <w:r>
-              <w:rPr>
-                <w:rFonts w:ascii="Helvetica" w:hAnsi="Helvetica" w:eastAsia="Helvetica" w:cs="Helvetica"/>
+              <w:jc w:val="center"/>
+              <w:pBdr>
+                <w:bottom w:val="none" w:sz="0" w:space="0" w:color="000000"/>
+                <w:top w:val="none" w:sz="0" w:space="0" w:color="000000"/>
+                <w:left w:val="none" w:sz="0" w:space="0" w:color="000000"/>
+                <w:right w:val="none" w:sz="0" w:space="0" w:color="000000"/>
+              </w:pBdr>
+              <w:spacing w:after="100" w:before="100" w:line="240"/>
+              <w:ind w:left="100" w:right="100" w:firstLine="0" w:firstLineChars="0"/>
+              <w:rPr>
+                <w:rFonts w:ascii="Arial" w:hAnsi="Arial" w:eastAsia="Arial" w:cs="Arial"/>
+                <w:i w:val="false"/>
+                <w:b w:val="false"/>
+                <w:u w:val="none"/>
+                <w:strike w:val="false"/>
+                <w:sz w:val="22"/>
+                <w:szCs w:val="22"/>
+                <w:color w:val="000000"/>
+              </w:rPr>
+            </w:pPr>
+            <w:r>
+              <w:rPr>
+                <w:rFonts w:ascii="Arial" w:hAnsi="Arial" w:eastAsia="Arial" w:cs="Arial"/>
                 <w:i w:val="false"/>
                 <w:b w:val="false"/>
                 <w:u w:val="none"/>
@@ -5144,30 +5071,29 @@
           </w:tcPr>
           <w:p>
             <w:pPr>
-              <w:pStyle w:val="Normal"/>
-              <w:jc w:val="center"/>
-              <w:pBdr>
-                <w:bottom w:val="none" w:sz="0" w:space="0" w:color="000000"/>
-                <w:top w:val="none" w:sz="0" w:space="0" w:color="000000"/>
-                <w:left w:val="none" w:sz="0" w:space="0" w:color="000000"/>
-                <w:right w:val="none" w:sz="0" w:space="0" w:color="000000"/>
-              </w:pBdr>
-              <w:spacing w:after="100" w:before="100" w:line="240"/>
-              <w:ind w:left="100" w:right="100" w:firstLine="0" w:firstLineChars="0"/>
-              <w:rPr>
-                <w:rFonts w:ascii="Helvetica" w:hAnsi="Helvetica" w:eastAsia="Helvetica" w:cs="Helvetica"/>
-                <w:i w:val="false"/>
-                <w:b w:val="false"/>
-                <w:u w:val="none"/>
-                <w:strike w:val="false"/>
-                <w:sz w:val="22"/>
-                <w:szCs w:val="22"/>
-                <w:color w:val="000000"/>
-              </w:rPr>
-            </w:pPr>
-            <w:r>
-              <w:rPr>
-                <w:rFonts w:ascii="Helvetica" w:hAnsi="Helvetica" w:eastAsia="Helvetica" w:cs="Helvetica"/>
+              <w:jc w:val="center"/>
+              <w:pBdr>
+                <w:bottom w:val="none" w:sz="0" w:space="0" w:color="000000"/>
+                <w:top w:val="none" w:sz="0" w:space="0" w:color="000000"/>
+                <w:left w:val="none" w:sz="0" w:space="0" w:color="000000"/>
+                <w:right w:val="none" w:sz="0" w:space="0" w:color="000000"/>
+              </w:pBdr>
+              <w:spacing w:after="100" w:before="100" w:line="240"/>
+              <w:ind w:left="100" w:right="100" w:firstLine="0" w:firstLineChars="0"/>
+              <w:rPr>
+                <w:rFonts w:ascii="Arial" w:hAnsi="Arial" w:eastAsia="Arial" w:cs="Arial"/>
+                <w:i w:val="false"/>
+                <w:b w:val="false"/>
+                <w:u w:val="none"/>
+                <w:strike w:val="false"/>
+                <w:sz w:val="22"/>
+                <w:szCs w:val="22"/>
+                <w:color w:val="000000"/>
+              </w:rPr>
+            </w:pPr>
+            <w:r>
+              <w:rPr>
+                <w:rFonts w:ascii="Arial" w:hAnsi="Arial" w:eastAsia="Arial" w:cs="Arial"/>
                 <w:i w:val="false"/>
                 <w:b w:val="false"/>
                 <w:u w:val="none"/>
@@ -5199,30 +5125,29 @@
           </w:tcPr>
           <w:p>
             <w:pPr>
-              <w:pStyle w:val="Normal"/>
-              <w:jc w:val="center"/>
-              <w:pBdr>
-                <w:bottom w:val="none" w:sz="0" w:space="0" w:color="000000"/>
-                <w:top w:val="none" w:sz="0" w:space="0" w:color="000000"/>
-                <w:left w:val="none" w:sz="0" w:space="0" w:color="000000"/>
-                <w:right w:val="none" w:sz="0" w:space="0" w:color="000000"/>
-              </w:pBdr>
-              <w:spacing w:after="100" w:before="100" w:line="240"/>
-              <w:ind w:left="100" w:right="100" w:firstLine="0" w:firstLineChars="0"/>
-              <w:rPr>
-                <w:rFonts w:ascii="Helvetica" w:hAnsi="Helvetica" w:eastAsia="Helvetica" w:cs="Helvetica"/>
-                <w:i w:val="false"/>
-                <w:b w:val="false"/>
-                <w:u w:val="none"/>
-                <w:strike w:val="false"/>
-                <w:sz w:val="22"/>
-                <w:szCs w:val="22"/>
-                <w:color w:val="000000"/>
-              </w:rPr>
-            </w:pPr>
-            <w:r>
-              <w:rPr>
-                <w:rFonts w:ascii="Helvetica" w:hAnsi="Helvetica" w:eastAsia="Helvetica" w:cs="Helvetica"/>
+              <w:jc w:val="center"/>
+              <w:pBdr>
+                <w:bottom w:val="none" w:sz="0" w:space="0" w:color="000000"/>
+                <w:top w:val="none" w:sz="0" w:space="0" w:color="000000"/>
+                <w:left w:val="none" w:sz="0" w:space="0" w:color="000000"/>
+                <w:right w:val="none" w:sz="0" w:space="0" w:color="000000"/>
+              </w:pBdr>
+              <w:spacing w:after="100" w:before="100" w:line="240"/>
+              <w:ind w:left="100" w:right="100" w:firstLine="0" w:firstLineChars="0"/>
+              <w:rPr>
+                <w:rFonts w:ascii="Arial" w:hAnsi="Arial" w:eastAsia="Arial" w:cs="Arial"/>
+                <w:i w:val="false"/>
+                <w:b w:val="false"/>
+                <w:u w:val="none"/>
+                <w:strike w:val="false"/>
+                <w:sz w:val="22"/>
+                <w:szCs w:val="22"/>
+                <w:color w:val="000000"/>
+              </w:rPr>
+            </w:pPr>
+            <w:r>
+              <w:rPr>
+                <w:rFonts w:ascii="Arial" w:hAnsi="Arial" w:eastAsia="Arial" w:cs="Arial"/>
                 <w:i w:val="false"/>
                 <w:b w:val="false"/>
                 <w:u w:val="none"/>
@@ -5240,6 +5165,7 @@
         <w:trPr>
           <w:trHeight w:val="360" w:hRule="auto"/>
         </w:trPr>
+        body1
         <w:tc>
           <w:tcPr>
             <w:tcBorders>
@@ -5259,7 +5185,6 @@
           </w:tcPr>
           <w:p>
             <w:pPr>
-              <w:pStyle w:val="Normal"/>
               <w:jc w:val="left"/>
               <w:pBdr>
                 <w:bottom w:val="none" w:sz="0" w:space="0" w:color="000000"/>
@@ -5270,19 +5195,19 @@
               <w:spacing w:after="100" w:before="100" w:line="240"/>
               <w:ind w:left="100" w:right="100" w:firstLine="0" w:firstLineChars="0"/>
               <w:rPr>
-                <w:rFonts w:ascii="Helvetica" w:hAnsi="Helvetica" w:eastAsia="Helvetica" w:cs="Helvetica"/>
-                <w:i w:val="false"/>
-                <w:b w:val="false"/>
-                <w:u w:val="none"/>
-                <w:strike w:val="false"/>
-                <w:sz w:val="22"/>
-                <w:szCs w:val="22"/>
-                <w:color w:val="000000"/>
-              </w:rPr>
-            </w:pPr>
-            <w:r>
-              <w:rPr>
-                <w:rFonts w:ascii="Helvetica" w:hAnsi="Helvetica" w:eastAsia="Helvetica" w:cs="Helvetica"/>
+                <w:rFonts w:ascii="Arial" w:hAnsi="Arial" w:eastAsia="Arial" w:cs="Arial"/>
+                <w:i w:val="false"/>
+                <w:b w:val="false"/>
+                <w:u w:val="none"/>
+                <w:strike w:val="false"/>
+                <w:sz w:val="22"/>
+                <w:szCs w:val="22"/>
+                <w:color w:val="000000"/>
+              </w:rPr>
+            </w:pPr>
+            <w:r>
+              <w:rPr>
+                <w:rFonts w:ascii="Arial" w:hAnsi="Arial" w:eastAsia="Arial" w:cs="Arial"/>
                 <w:i w:val="false"/>
                 <w:b w:val="false"/>
                 <w:u w:val="none"/>
@@ -5314,30 +5239,29 @@
           </w:tcPr>
           <w:p>
             <w:pPr>
-              <w:pStyle w:val="Normal"/>
-              <w:jc w:val="center"/>
-              <w:pBdr>
-                <w:bottom w:val="none" w:sz="0" w:space="0" w:color="000000"/>
-                <w:top w:val="none" w:sz="0" w:space="0" w:color="000000"/>
-                <w:left w:val="none" w:sz="0" w:space="0" w:color="000000"/>
-                <w:right w:val="none" w:sz="0" w:space="0" w:color="000000"/>
-              </w:pBdr>
-              <w:spacing w:after="100" w:before="100" w:line="240"/>
-              <w:ind w:left="100" w:right="100" w:firstLine="0" w:firstLineChars="0"/>
-              <w:rPr>
-                <w:rFonts w:ascii="Helvetica" w:hAnsi="Helvetica" w:eastAsia="Helvetica" w:cs="Helvetica"/>
-                <w:i w:val="false"/>
-                <w:b w:val="false"/>
-                <w:u w:val="none"/>
-                <w:strike w:val="false"/>
-                <w:sz w:val="22"/>
-                <w:szCs w:val="22"/>
-                <w:color w:val="000000"/>
-              </w:rPr>
-            </w:pPr>
-            <w:r>
-              <w:rPr>
-                <w:rFonts w:ascii="Helvetica" w:hAnsi="Helvetica" w:eastAsia="Helvetica" w:cs="Helvetica"/>
+              <w:jc w:val="center"/>
+              <w:pBdr>
+                <w:bottom w:val="none" w:sz="0" w:space="0" w:color="000000"/>
+                <w:top w:val="none" w:sz="0" w:space="0" w:color="000000"/>
+                <w:left w:val="none" w:sz="0" w:space="0" w:color="000000"/>
+                <w:right w:val="none" w:sz="0" w:space="0" w:color="000000"/>
+              </w:pBdr>
+              <w:spacing w:after="100" w:before="100" w:line="240"/>
+              <w:ind w:left="100" w:right="100" w:firstLine="0" w:firstLineChars="0"/>
+              <w:rPr>
+                <w:rFonts w:ascii="Arial" w:hAnsi="Arial" w:eastAsia="Arial" w:cs="Arial"/>
+                <w:i w:val="false"/>
+                <w:b w:val="false"/>
+                <w:u w:val="none"/>
+                <w:strike w:val="false"/>
+                <w:sz w:val="22"/>
+                <w:szCs w:val="22"/>
+                <w:color w:val="000000"/>
+              </w:rPr>
+            </w:pPr>
+            <w:r>
+              <w:rPr>
+                <w:rFonts w:ascii="Arial" w:hAnsi="Arial" w:eastAsia="Arial" w:cs="Arial"/>
                 <w:i w:val="false"/>
                 <w:b w:val="false"/>
                 <w:u w:val="none"/>
@@ -5369,30 +5293,29 @@
           </w:tcPr>
           <w:p>
             <w:pPr>
-              <w:pStyle w:val="Normal"/>
-              <w:jc w:val="center"/>
-              <w:pBdr>
-                <w:bottom w:val="none" w:sz="0" w:space="0" w:color="000000"/>
-                <w:top w:val="none" w:sz="0" w:space="0" w:color="000000"/>
-                <w:left w:val="none" w:sz="0" w:space="0" w:color="000000"/>
-                <w:right w:val="none" w:sz="0" w:space="0" w:color="000000"/>
-              </w:pBdr>
-              <w:spacing w:after="100" w:before="100" w:line="240"/>
-              <w:ind w:left="100" w:right="100" w:firstLine="0" w:firstLineChars="0"/>
-              <w:rPr>
-                <w:rFonts w:ascii="Helvetica" w:hAnsi="Helvetica" w:eastAsia="Helvetica" w:cs="Helvetica"/>
-                <w:i w:val="false"/>
-                <w:b w:val="false"/>
-                <w:u w:val="none"/>
-                <w:strike w:val="false"/>
-                <w:sz w:val="22"/>
-                <w:szCs w:val="22"/>
-                <w:color w:val="000000"/>
-              </w:rPr>
-            </w:pPr>
-            <w:r>
-              <w:rPr>
-                <w:rFonts w:ascii="Helvetica" w:hAnsi="Helvetica" w:eastAsia="Helvetica" w:cs="Helvetica"/>
+              <w:jc w:val="center"/>
+              <w:pBdr>
+                <w:bottom w:val="none" w:sz="0" w:space="0" w:color="000000"/>
+                <w:top w:val="none" w:sz="0" w:space="0" w:color="000000"/>
+                <w:left w:val="none" w:sz="0" w:space="0" w:color="000000"/>
+                <w:right w:val="none" w:sz="0" w:space="0" w:color="000000"/>
+              </w:pBdr>
+              <w:spacing w:after="100" w:before="100" w:line="240"/>
+              <w:ind w:left="100" w:right="100" w:firstLine="0" w:firstLineChars="0"/>
+              <w:rPr>
+                <w:rFonts w:ascii="Arial" w:hAnsi="Arial" w:eastAsia="Arial" w:cs="Arial"/>
+                <w:i w:val="false"/>
+                <w:b w:val="false"/>
+                <w:u w:val="none"/>
+                <w:strike w:val="false"/>
+                <w:sz w:val="22"/>
+                <w:szCs w:val="22"/>
+                <w:color w:val="000000"/>
+              </w:rPr>
+            </w:pPr>
+            <w:r>
+              <w:rPr>
+                <w:rFonts w:ascii="Arial" w:hAnsi="Arial" w:eastAsia="Arial" w:cs="Arial"/>
                 <w:i w:val="false"/>
                 <w:b w:val="false"/>
                 <w:u w:val="none"/>
@@ -5424,30 +5347,29 @@
           </w:tcPr>
           <w:p>
             <w:pPr>
-              <w:pStyle w:val="Normal"/>
-              <w:jc w:val="center"/>
-              <w:pBdr>
-                <w:bottom w:val="none" w:sz="0" w:space="0" w:color="000000"/>
-                <w:top w:val="none" w:sz="0" w:space="0" w:color="000000"/>
-                <w:left w:val="none" w:sz="0" w:space="0" w:color="000000"/>
-                <w:right w:val="none" w:sz="0" w:space="0" w:color="000000"/>
-              </w:pBdr>
-              <w:spacing w:after="100" w:before="100" w:line="240"/>
-              <w:ind w:left="100" w:right="100" w:firstLine="0" w:firstLineChars="0"/>
-              <w:rPr>
-                <w:rFonts w:ascii="Helvetica" w:hAnsi="Helvetica" w:eastAsia="Helvetica" w:cs="Helvetica"/>
-                <w:i w:val="false"/>
-                <w:b w:val="false"/>
-                <w:u w:val="none"/>
-                <w:strike w:val="false"/>
-                <w:sz w:val="22"/>
-                <w:szCs w:val="22"/>
-                <w:color w:val="000000"/>
-              </w:rPr>
-            </w:pPr>
-            <w:r>
-              <w:rPr>
-                <w:rFonts w:ascii="Helvetica" w:hAnsi="Helvetica" w:eastAsia="Helvetica" w:cs="Helvetica"/>
+              <w:jc w:val="center"/>
+              <w:pBdr>
+                <w:bottom w:val="none" w:sz="0" w:space="0" w:color="000000"/>
+                <w:top w:val="none" w:sz="0" w:space="0" w:color="000000"/>
+                <w:left w:val="none" w:sz="0" w:space="0" w:color="000000"/>
+                <w:right w:val="none" w:sz="0" w:space="0" w:color="000000"/>
+              </w:pBdr>
+              <w:spacing w:after="100" w:before="100" w:line="240"/>
+              <w:ind w:left="100" w:right="100" w:firstLine="0" w:firstLineChars="0"/>
+              <w:rPr>
+                <w:rFonts w:ascii="Arial" w:hAnsi="Arial" w:eastAsia="Arial" w:cs="Arial"/>
+                <w:i w:val="false"/>
+                <w:b w:val="false"/>
+                <w:u w:val="none"/>
+                <w:strike w:val="false"/>
+                <w:sz w:val="22"/>
+                <w:szCs w:val="22"/>
+                <w:color w:val="000000"/>
+              </w:rPr>
+            </w:pPr>
+            <w:r>
+              <w:rPr>
+                <w:rFonts w:ascii="Arial" w:hAnsi="Arial" w:eastAsia="Arial" w:cs="Arial"/>
                 <w:i w:val="false"/>
                 <w:b w:val="false"/>
                 <w:u w:val="none"/>
@@ -5479,30 +5401,29 @@
           </w:tcPr>
           <w:p>
             <w:pPr>
-              <w:pStyle w:val="Normal"/>
-              <w:jc w:val="center"/>
-              <w:pBdr>
-                <w:bottom w:val="none" w:sz="0" w:space="0" w:color="000000"/>
-                <w:top w:val="none" w:sz="0" w:space="0" w:color="000000"/>
-                <w:left w:val="none" w:sz="0" w:space="0" w:color="000000"/>
-                <w:right w:val="none" w:sz="0" w:space="0" w:color="000000"/>
-              </w:pBdr>
-              <w:spacing w:after="100" w:before="100" w:line="240"/>
-              <w:ind w:left="100" w:right="100" w:firstLine="0" w:firstLineChars="0"/>
-              <w:rPr>
-                <w:rFonts w:ascii="Helvetica" w:hAnsi="Helvetica" w:eastAsia="Helvetica" w:cs="Helvetica"/>
-                <w:i w:val="false"/>
-                <w:b w:val="false"/>
-                <w:u w:val="none"/>
-                <w:strike w:val="false"/>
-                <w:sz w:val="22"/>
-                <w:szCs w:val="22"/>
-                <w:color w:val="000000"/>
-              </w:rPr>
-            </w:pPr>
-            <w:r>
-              <w:rPr>
-                <w:rFonts w:ascii="Helvetica" w:hAnsi="Helvetica" w:eastAsia="Helvetica" w:cs="Helvetica"/>
+              <w:jc w:val="center"/>
+              <w:pBdr>
+                <w:bottom w:val="none" w:sz="0" w:space="0" w:color="000000"/>
+                <w:top w:val="none" w:sz="0" w:space="0" w:color="000000"/>
+                <w:left w:val="none" w:sz="0" w:space="0" w:color="000000"/>
+                <w:right w:val="none" w:sz="0" w:space="0" w:color="000000"/>
+              </w:pBdr>
+              <w:spacing w:after="100" w:before="100" w:line="240"/>
+              <w:ind w:left="100" w:right="100" w:firstLine="0" w:firstLineChars="0"/>
+              <w:rPr>
+                <w:rFonts w:ascii="Arial" w:hAnsi="Arial" w:eastAsia="Arial" w:cs="Arial"/>
+                <w:i w:val="false"/>
+                <w:b w:val="false"/>
+                <w:u w:val="none"/>
+                <w:strike w:val="false"/>
+                <w:sz w:val="22"/>
+                <w:szCs w:val="22"/>
+                <w:color w:val="000000"/>
+              </w:rPr>
+            </w:pPr>
+            <w:r>
+              <w:rPr>
+                <w:rFonts w:ascii="Arial" w:hAnsi="Arial" w:eastAsia="Arial" w:cs="Arial"/>
                 <w:i w:val="false"/>
                 <w:b w:val="false"/>
                 <w:u w:val="none"/>
@@ -5534,30 +5455,29 @@
           </w:tcPr>
           <w:p>
             <w:pPr>
-              <w:pStyle w:val="Normal"/>
-              <w:jc w:val="center"/>
-              <w:pBdr>
-                <w:bottom w:val="none" w:sz="0" w:space="0" w:color="000000"/>
-                <w:top w:val="none" w:sz="0" w:space="0" w:color="000000"/>
-                <w:left w:val="none" w:sz="0" w:space="0" w:color="000000"/>
-                <w:right w:val="none" w:sz="0" w:space="0" w:color="000000"/>
-              </w:pBdr>
-              <w:spacing w:after="100" w:before="100" w:line="240"/>
-              <w:ind w:left="100" w:right="100" w:firstLine="0" w:firstLineChars="0"/>
-              <w:rPr>
-                <w:rFonts w:ascii="Helvetica" w:hAnsi="Helvetica" w:eastAsia="Helvetica" w:cs="Helvetica"/>
-                <w:i w:val="false"/>
-                <w:b w:val="false"/>
-                <w:u w:val="none"/>
-                <w:strike w:val="false"/>
-                <w:sz w:val="22"/>
-                <w:szCs w:val="22"/>
-                <w:color w:val="000000"/>
-              </w:rPr>
-            </w:pPr>
-            <w:r>
-              <w:rPr>
-                <w:rFonts w:ascii="Helvetica" w:hAnsi="Helvetica" w:eastAsia="Helvetica" w:cs="Helvetica"/>
+              <w:jc w:val="center"/>
+              <w:pBdr>
+                <w:bottom w:val="none" w:sz="0" w:space="0" w:color="000000"/>
+                <w:top w:val="none" w:sz="0" w:space="0" w:color="000000"/>
+                <w:left w:val="none" w:sz="0" w:space="0" w:color="000000"/>
+                <w:right w:val="none" w:sz="0" w:space="0" w:color="000000"/>
+              </w:pBdr>
+              <w:spacing w:after="100" w:before="100" w:line="240"/>
+              <w:ind w:left="100" w:right="100" w:firstLine="0" w:firstLineChars="0"/>
+              <w:rPr>
+                <w:rFonts w:ascii="Arial" w:hAnsi="Arial" w:eastAsia="Arial" w:cs="Arial"/>
+                <w:i w:val="false"/>
+                <w:b w:val="false"/>
+                <w:u w:val="none"/>
+                <w:strike w:val="false"/>
+                <w:sz w:val="22"/>
+                <w:szCs w:val="22"/>
+                <w:color w:val="000000"/>
+              </w:rPr>
+            </w:pPr>
+            <w:r>
+              <w:rPr>
+                <w:rFonts w:ascii="Arial" w:hAnsi="Arial" w:eastAsia="Arial" w:cs="Arial"/>
                 <w:i w:val="false"/>
                 <w:b w:val="false"/>
                 <w:u w:val="none"/>
@@ -5575,6 +5495,7 @@
         <w:trPr>
           <w:trHeight w:val="360" w:hRule="auto"/>
         </w:trPr>
+        body2
         <w:tc>
           <w:tcPr>
             <w:tcBorders>
@@ -5594,7 +5515,6 @@
           </w:tcPr>
           <w:p>
             <w:pPr>
-              <w:pStyle w:val="Normal"/>
               <w:jc w:val="left"/>
               <w:pBdr>
                 <w:bottom w:val="none" w:sz="0" w:space="0" w:color="000000"/>
@@ -5605,19 +5525,19 @@
               <w:spacing w:after="100" w:before="100" w:line="240"/>
               <w:ind w:left="100" w:right="100" w:firstLine="0" w:firstLineChars="0"/>
               <w:rPr>
-                <w:rFonts w:ascii="Helvetica" w:hAnsi="Helvetica" w:eastAsia="Helvetica" w:cs="Helvetica"/>
-                <w:i w:val="false"/>
-                <w:b w:val="false"/>
-                <w:u w:val="none"/>
-                <w:strike w:val="false"/>
-                <w:sz w:val="22"/>
-                <w:szCs w:val="22"/>
-                <w:color w:val="000000"/>
-              </w:rPr>
-            </w:pPr>
-            <w:r>
-              <w:rPr>
-                <w:rFonts w:ascii="Helvetica" w:hAnsi="Helvetica" w:eastAsia="Helvetica" w:cs="Helvetica"/>
+                <w:rFonts w:ascii="Arial" w:hAnsi="Arial" w:eastAsia="Arial" w:cs="Arial"/>
+                <w:i w:val="false"/>
+                <w:b w:val="false"/>
+                <w:u w:val="none"/>
+                <w:strike w:val="false"/>
+                <w:sz w:val="22"/>
+                <w:szCs w:val="22"/>
+                <w:color w:val="000000"/>
+              </w:rPr>
+            </w:pPr>
+            <w:r>
+              <w:rPr>
+                <w:rFonts w:ascii="Arial" w:hAnsi="Arial" w:eastAsia="Arial" w:cs="Arial"/>
                 <w:i w:val="false"/>
                 <w:b w:val="false"/>
                 <w:u w:val="none"/>
@@ -5649,30 +5569,29 @@
           </w:tcPr>
           <w:p>
             <w:pPr>
-              <w:pStyle w:val="Normal"/>
-              <w:jc w:val="center"/>
-              <w:pBdr>
-                <w:bottom w:val="none" w:sz="0" w:space="0" w:color="000000"/>
-                <w:top w:val="none" w:sz="0" w:space="0" w:color="000000"/>
-                <w:left w:val="none" w:sz="0" w:space="0" w:color="000000"/>
-                <w:right w:val="none" w:sz="0" w:space="0" w:color="000000"/>
-              </w:pBdr>
-              <w:spacing w:after="100" w:before="100" w:line="240"/>
-              <w:ind w:left="100" w:right="100" w:firstLine="0" w:firstLineChars="0"/>
-              <w:rPr>
-                <w:rFonts w:ascii="Helvetica" w:hAnsi="Helvetica" w:eastAsia="Helvetica" w:cs="Helvetica"/>
-                <w:i w:val="false"/>
-                <w:b w:val="false"/>
-                <w:u w:val="none"/>
-                <w:strike w:val="false"/>
-                <w:sz w:val="22"/>
-                <w:szCs w:val="22"/>
-                <w:color w:val="000000"/>
-              </w:rPr>
-            </w:pPr>
-            <w:r>
-              <w:rPr>
-                <w:rFonts w:ascii="Helvetica" w:hAnsi="Helvetica" w:eastAsia="Helvetica" w:cs="Helvetica"/>
+              <w:jc w:val="center"/>
+              <w:pBdr>
+                <w:bottom w:val="none" w:sz="0" w:space="0" w:color="000000"/>
+                <w:top w:val="none" w:sz="0" w:space="0" w:color="000000"/>
+                <w:left w:val="none" w:sz="0" w:space="0" w:color="000000"/>
+                <w:right w:val="none" w:sz="0" w:space="0" w:color="000000"/>
+              </w:pBdr>
+              <w:spacing w:after="100" w:before="100" w:line="240"/>
+              <w:ind w:left="100" w:right="100" w:firstLine="0" w:firstLineChars="0"/>
+              <w:rPr>
+                <w:rFonts w:ascii="Arial" w:hAnsi="Arial" w:eastAsia="Arial" w:cs="Arial"/>
+                <w:i w:val="false"/>
+                <w:b w:val="false"/>
+                <w:u w:val="none"/>
+                <w:strike w:val="false"/>
+                <w:sz w:val="22"/>
+                <w:szCs w:val="22"/>
+                <w:color w:val="000000"/>
+              </w:rPr>
+            </w:pPr>
+            <w:r>
+              <w:rPr>
+                <w:rFonts w:ascii="Arial" w:hAnsi="Arial" w:eastAsia="Arial" w:cs="Arial"/>
                 <w:i w:val="false"/>
                 <w:b w:val="false"/>
                 <w:u w:val="none"/>
@@ -5704,30 +5623,29 @@
           </w:tcPr>
           <w:p>
             <w:pPr>
-              <w:pStyle w:val="Normal"/>
-              <w:jc w:val="center"/>
-              <w:pBdr>
-                <w:bottom w:val="none" w:sz="0" w:space="0" w:color="000000"/>
-                <w:top w:val="none" w:sz="0" w:space="0" w:color="000000"/>
-                <w:left w:val="none" w:sz="0" w:space="0" w:color="000000"/>
-                <w:right w:val="none" w:sz="0" w:space="0" w:color="000000"/>
-              </w:pBdr>
-              <w:spacing w:after="100" w:before="100" w:line="240"/>
-              <w:ind w:left="100" w:right="100" w:firstLine="0" w:firstLineChars="0"/>
-              <w:rPr>
-                <w:rFonts w:ascii="Helvetica" w:hAnsi="Helvetica" w:eastAsia="Helvetica" w:cs="Helvetica"/>
-                <w:i w:val="false"/>
-                <w:b w:val="false"/>
-                <w:u w:val="none"/>
-                <w:strike w:val="false"/>
-                <w:sz w:val="22"/>
-                <w:szCs w:val="22"/>
-                <w:color w:val="000000"/>
-              </w:rPr>
-            </w:pPr>
-            <w:r>
-              <w:rPr>
-                <w:rFonts w:ascii="Helvetica" w:hAnsi="Helvetica" w:eastAsia="Helvetica" w:cs="Helvetica"/>
+              <w:jc w:val="center"/>
+              <w:pBdr>
+                <w:bottom w:val="none" w:sz="0" w:space="0" w:color="000000"/>
+                <w:top w:val="none" w:sz="0" w:space="0" w:color="000000"/>
+                <w:left w:val="none" w:sz="0" w:space="0" w:color="000000"/>
+                <w:right w:val="none" w:sz="0" w:space="0" w:color="000000"/>
+              </w:pBdr>
+              <w:spacing w:after="100" w:before="100" w:line="240"/>
+              <w:ind w:left="100" w:right="100" w:firstLine="0" w:firstLineChars="0"/>
+              <w:rPr>
+                <w:rFonts w:ascii="Arial" w:hAnsi="Arial" w:eastAsia="Arial" w:cs="Arial"/>
+                <w:i w:val="false"/>
+                <w:b w:val="false"/>
+                <w:u w:val="none"/>
+                <w:strike w:val="false"/>
+                <w:sz w:val="22"/>
+                <w:szCs w:val="22"/>
+                <w:color w:val="000000"/>
+              </w:rPr>
+            </w:pPr>
+            <w:r>
+              <w:rPr>
+                <w:rFonts w:ascii="Arial" w:hAnsi="Arial" w:eastAsia="Arial" w:cs="Arial"/>
                 <w:i w:val="false"/>
                 <w:b w:val="false"/>
                 <w:u w:val="none"/>
@@ -5759,30 +5677,29 @@
           </w:tcPr>
           <w:p>
             <w:pPr>
-              <w:pStyle w:val="Normal"/>
-              <w:jc w:val="center"/>
-              <w:pBdr>
-                <w:bottom w:val="none" w:sz="0" w:space="0" w:color="000000"/>
-                <w:top w:val="none" w:sz="0" w:space="0" w:color="000000"/>
-                <w:left w:val="none" w:sz="0" w:space="0" w:color="000000"/>
-                <w:right w:val="none" w:sz="0" w:space="0" w:color="000000"/>
-              </w:pBdr>
-              <w:spacing w:after="100" w:before="100" w:line="240"/>
-              <w:ind w:left="100" w:right="100" w:firstLine="0" w:firstLineChars="0"/>
-              <w:rPr>
-                <w:rFonts w:ascii="Helvetica" w:hAnsi="Helvetica" w:eastAsia="Helvetica" w:cs="Helvetica"/>
-                <w:i w:val="false"/>
-                <w:b w:val="false"/>
-                <w:u w:val="none"/>
-                <w:strike w:val="false"/>
-                <w:sz w:val="22"/>
-                <w:szCs w:val="22"/>
-                <w:color w:val="000000"/>
-              </w:rPr>
-            </w:pPr>
-            <w:r>
-              <w:rPr>
-                <w:rFonts w:ascii="Helvetica" w:hAnsi="Helvetica" w:eastAsia="Helvetica" w:cs="Helvetica"/>
+              <w:jc w:val="center"/>
+              <w:pBdr>
+                <w:bottom w:val="none" w:sz="0" w:space="0" w:color="000000"/>
+                <w:top w:val="none" w:sz="0" w:space="0" w:color="000000"/>
+                <w:left w:val="none" w:sz="0" w:space="0" w:color="000000"/>
+                <w:right w:val="none" w:sz="0" w:space="0" w:color="000000"/>
+              </w:pBdr>
+              <w:spacing w:after="100" w:before="100" w:line="240"/>
+              <w:ind w:left="100" w:right="100" w:firstLine="0" w:firstLineChars="0"/>
+              <w:rPr>
+                <w:rFonts w:ascii="Arial" w:hAnsi="Arial" w:eastAsia="Arial" w:cs="Arial"/>
+                <w:i w:val="false"/>
+                <w:b w:val="false"/>
+                <w:u w:val="none"/>
+                <w:strike w:val="false"/>
+                <w:sz w:val="22"/>
+                <w:szCs w:val="22"/>
+                <w:color w:val="000000"/>
+              </w:rPr>
+            </w:pPr>
+            <w:r>
+              <w:rPr>
+                <w:rFonts w:ascii="Arial" w:hAnsi="Arial" w:eastAsia="Arial" w:cs="Arial"/>
                 <w:i w:val="false"/>
                 <w:b w:val="false"/>
                 <w:u w:val="none"/>
@@ -5814,30 +5731,29 @@
           </w:tcPr>
           <w:p>
             <w:pPr>
-              <w:pStyle w:val="Normal"/>
-              <w:jc w:val="center"/>
-              <w:pBdr>
-                <w:bottom w:val="none" w:sz="0" w:space="0" w:color="000000"/>
-                <w:top w:val="none" w:sz="0" w:space="0" w:color="000000"/>
-                <w:left w:val="none" w:sz="0" w:space="0" w:color="000000"/>
-                <w:right w:val="none" w:sz="0" w:space="0" w:color="000000"/>
-              </w:pBdr>
-              <w:spacing w:after="100" w:before="100" w:line="240"/>
-              <w:ind w:left="100" w:right="100" w:firstLine="0" w:firstLineChars="0"/>
-              <w:rPr>
-                <w:rFonts w:ascii="Helvetica" w:hAnsi="Helvetica" w:eastAsia="Helvetica" w:cs="Helvetica"/>
-                <w:i w:val="false"/>
-                <w:b w:val="false"/>
-                <w:u w:val="none"/>
-                <w:strike w:val="false"/>
-                <w:sz w:val="22"/>
-                <w:szCs w:val="22"/>
-                <w:color w:val="000000"/>
-              </w:rPr>
-            </w:pPr>
-            <w:r>
-              <w:rPr>
-                <w:rFonts w:ascii="Helvetica" w:hAnsi="Helvetica" w:eastAsia="Helvetica" w:cs="Helvetica"/>
+              <w:jc w:val="center"/>
+              <w:pBdr>
+                <w:bottom w:val="none" w:sz="0" w:space="0" w:color="000000"/>
+                <w:top w:val="none" w:sz="0" w:space="0" w:color="000000"/>
+                <w:left w:val="none" w:sz="0" w:space="0" w:color="000000"/>
+                <w:right w:val="none" w:sz="0" w:space="0" w:color="000000"/>
+              </w:pBdr>
+              <w:spacing w:after="100" w:before="100" w:line="240"/>
+              <w:ind w:left="100" w:right="100" w:firstLine="0" w:firstLineChars="0"/>
+              <w:rPr>
+                <w:rFonts w:ascii="Arial" w:hAnsi="Arial" w:eastAsia="Arial" w:cs="Arial"/>
+                <w:i w:val="false"/>
+                <w:b w:val="false"/>
+                <w:u w:val="none"/>
+                <w:strike w:val="false"/>
+                <w:sz w:val="22"/>
+                <w:szCs w:val="22"/>
+                <w:color w:val="000000"/>
+              </w:rPr>
+            </w:pPr>
+            <w:r>
+              <w:rPr>
+                <w:rFonts w:ascii="Arial" w:hAnsi="Arial" w:eastAsia="Arial" w:cs="Arial"/>
                 <w:i w:val="false"/>
                 <w:b w:val="false"/>
                 <w:u w:val="none"/>
@@ -5869,30 +5785,29 @@
           </w:tcPr>
           <w:p>
             <w:pPr>
-              <w:pStyle w:val="Normal"/>
-              <w:jc w:val="center"/>
-              <w:pBdr>
-                <w:bottom w:val="none" w:sz="0" w:space="0" w:color="000000"/>
-                <w:top w:val="none" w:sz="0" w:space="0" w:color="000000"/>
-                <w:left w:val="none" w:sz="0" w:space="0" w:color="000000"/>
-                <w:right w:val="none" w:sz="0" w:space="0" w:color="000000"/>
-              </w:pBdr>
-              <w:spacing w:after="100" w:before="100" w:line="240"/>
-              <w:ind w:left="100" w:right="100" w:firstLine="0" w:firstLineChars="0"/>
-              <w:rPr>
-                <w:rFonts w:ascii="Helvetica" w:hAnsi="Helvetica" w:eastAsia="Helvetica" w:cs="Helvetica"/>
-                <w:i w:val="false"/>
-                <w:b w:val="false"/>
-                <w:u w:val="none"/>
-                <w:strike w:val="false"/>
-                <w:sz w:val="22"/>
-                <w:szCs w:val="22"/>
-                <w:color w:val="000000"/>
-              </w:rPr>
-            </w:pPr>
-            <w:r>
-              <w:rPr>
-                <w:rFonts w:ascii="Helvetica" w:hAnsi="Helvetica" w:eastAsia="Helvetica" w:cs="Helvetica"/>
+              <w:jc w:val="center"/>
+              <w:pBdr>
+                <w:bottom w:val="none" w:sz="0" w:space="0" w:color="000000"/>
+                <w:top w:val="none" w:sz="0" w:space="0" w:color="000000"/>
+                <w:left w:val="none" w:sz="0" w:space="0" w:color="000000"/>
+                <w:right w:val="none" w:sz="0" w:space="0" w:color="000000"/>
+              </w:pBdr>
+              <w:spacing w:after="100" w:before="100" w:line="240"/>
+              <w:ind w:left="100" w:right="100" w:firstLine="0" w:firstLineChars="0"/>
+              <w:rPr>
+                <w:rFonts w:ascii="Arial" w:hAnsi="Arial" w:eastAsia="Arial" w:cs="Arial"/>
+                <w:i w:val="false"/>
+                <w:b w:val="false"/>
+                <w:u w:val="none"/>
+                <w:strike w:val="false"/>
+                <w:sz w:val="22"/>
+                <w:szCs w:val="22"/>
+                <w:color w:val="000000"/>
+              </w:rPr>
+            </w:pPr>
+            <w:r>
+              <w:rPr>
+                <w:rFonts w:ascii="Arial" w:hAnsi="Arial" w:eastAsia="Arial" w:cs="Arial"/>
                 <w:i w:val="false"/>
                 <w:b w:val="false"/>
                 <w:u w:val="none"/>
@@ -5910,6 +5825,7 @@
         <w:trPr>
           <w:trHeight w:val="360" w:hRule="auto"/>
         </w:trPr>
+        body3
         <w:tc>
           <w:tcPr>
             <w:tcBorders>
@@ -5929,7 +5845,6 @@
           </w:tcPr>
           <w:p>
             <w:pPr>
-              <w:pStyle w:val="Normal"/>
               <w:jc w:val="left"/>
               <w:pBdr>
                 <w:bottom w:val="none" w:sz="0" w:space="0" w:color="000000"/>
@@ -5940,19 +5855,19 @@
               <w:spacing w:after="100" w:before="100" w:line="240"/>
               <w:ind w:left="100" w:right="100" w:firstLine="0" w:firstLineChars="0"/>
               <w:rPr>
-                <w:rFonts w:ascii="Helvetica" w:hAnsi="Helvetica" w:eastAsia="Helvetica" w:cs="Helvetica"/>
-                <w:i w:val="false"/>
-                <w:b w:val="false"/>
-                <w:u w:val="none"/>
-                <w:strike w:val="false"/>
-                <w:sz w:val="22"/>
-                <w:szCs w:val="22"/>
-                <w:color w:val="000000"/>
-              </w:rPr>
-            </w:pPr>
-            <w:r>
-              <w:rPr>
-                <w:rFonts w:ascii="Helvetica" w:hAnsi="Helvetica" w:eastAsia="Helvetica" w:cs="Helvetica"/>
+                <w:rFonts w:ascii="Arial" w:hAnsi="Arial" w:eastAsia="Arial" w:cs="Arial"/>
+                <w:i w:val="false"/>
+                <w:b w:val="false"/>
+                <w:u w:val="none"/>
+                <w:strike w:val="false"/>
+                <w:sz w:val="22"/>
+                <w:szCs w:val="22"/>
+                <w:color w:val="000000"/>
+              </w:rPr>
+            </w:pPr>
+            <w:r>
+              <w:rPr>
+                <w:rFonts w:ascii="Arial" w:hAnsi="Arial" w:eastAsia="Arial" w:cs="Arial"/>
                 <w:i w:val="false"/>
                 <w:b w:val="false"/>
                 <w:u w:val="none"/>
@@ -5984,30 +5899,29 @@
           </w:tcPr>
           <w:p>
             <w:pPr>
-              <w:pStyle w:val="Normal"/>
-              <w:jc w:val="center"/>
-              <w:pBdr>
-                <w:bottom w:val="none" w:sz="0" w:space="0" w:color="000000"/>
-                <w:top w:val="none" w:sz="0" w:space="0" w:color="000000"/>
-                <w:left w:val="none" w:sz="0" w:space="0" w:color="000000"/>
-                <w:right w:val="none" w:sz="0" w:space="0" w:color="000000"/>
-              </w:pBdr>
-              <w:spacing w:after="100" w:before="100" w:line="240"/>
-              <w:ind w:left="100" w:right="100" w:firstLine="0" w:firstLineChars="0"/>
-              <w:rPr>
-                <w:rFonts w:ascii="Helvetica" w:hAnsi="Helvetica" w:eastAsia="Helvetica" w:cs="Helvetica"/>
-                <w:i w:val="false"/>
-                <w:b w:val="false"/>
-                <w:u w:val="none"/>
-                <w:strike w:val="false"/>
-                <w:sz w:val="22"/>
-                <w:szCs w:val="22"/>
-                <w:color w:val="000000"/>
-              </w:rPr>
-            </w:pPr>
-            <w:r>
-              <w:rPr>
-                <w:rFonts w:ascii="Helvetica" w:hAnsi="Helvetica" w:eastAsia="Helvetica" w:cs="Helvetica"/>
+              <w:jc w:val="center"/>
+              <w:pBdr>
+                <w:bottom w:val="none" w:sz="0" w:space="0" w:color="000000"/>
+                <w:top w:val="none" w:sz="0" w:space="0" w:color="000000"/>
+                <w:left w:val="none" w:sz="0" w:space="0" w:color="000000"/>
+                <w:right w:val="none" w:sz="0" w:space="0" w:color="000000"/>
+              </w:pBdr>
+              <w:spacing w:after="100" w:before="100" w:line="240"/>
+              <w:ind w:left="100" w:right="100" w:firstLine="0" w:firstLineChars="0"/>
+              <w:rPr>
+                <w:rFonts w:ascii="Arial" w:hAnsi="Arial" w:eastAsia="Arial" w:cs="Arial"/>
+                <w:i w:val="false"/>
+                <w:b w:val="false"/>
+                <w:u w:val="none"/>
+                <w:strike w:val="false"/>
+                <w:sz w:val="22"/>
+                <w:szCs w:val="22"/>
+                <w:color w:val="000000"/>
+              </w:rPr>
+            </w:pPr>
+            <w:r>
+              <w:rPr>
+                <w:rFonts w:ascii="Arial" w:hAnsi="Arial" w:eastAsia="Arial" w:cs="Arial"/>
                 <w:i w:val="false"/>
                 <w:b w:val="false"/>
                 <w:u w:val="none"/>
@@ -6039,30 +5953,29 @@
           </w:tcPr>
           <w:p>
             <w:pPr>
-              <w:pStyle w:val="Normal"/>
-              <w:jc w:val="center"/>
-              <w:pBdr>
-                <w:bottom w:val="none" w:sz="0" w:space="0" w:color="000000"/>
-                <w:top w:val="none" w:sz="0" w:space="0" w:color="000000"/>
-                <w:left w:val="none" w:sz="0" w:space="0" w:color="000000"/>
-                <w:right w:val="none" w:sz="0" w:space="0" w:color="000000"/>
-              </w:pBdr>
-              <w:spacing w:after="100" w:before="100" w:line="240"/>
-              <w:ind w:left="100" w:right="100" w:firstLine="0" w:firstLineChars="0"/>
-              <w:rPr>
-                <w:rFonts w:ascii="Helvetica" w:hAnsi="Helvetica" w:eastAsia="Helvetica" w:cs="Helvetica"/>
-                <w:i w:val="false"/>
-                <w:b w:val="false"/>
-                <w:u w:val="none"/>
-                <w:strike w:val="false"/>
-                <w:sz w:val="22"/>
-                <w:szCs w:val="22"/>
-                <w:color w:val="000000"/>
-              </w:rPr>
-            </w:pPr>
-            <w:r>
-              <w:rPr>
-                <w:rFonts w:ascii="Helvetica" w:hAnsi="Helvetica" w:eastAsia="Helvetica" w:cs="Helvetica"/>
+              <w:jc w:val="center"/>
+              <w:pBdr>
+                <w:bottom w:val="none" w:sz="0" w:space="0" w:color="000000"/>
+                <w:top w:val="none" w:sz="0" w:space="0" w:color="000000"/>
+                <w:left w:val="none" w:sz="0" w:space="0" w:color="000000"/>
+                <w:right w:val="none" w:sz="0" w:space="0" w:color="000000"/>
+              </w:pBdr>
+              <w:spacing w:after="100" w:before="100" w:line="240"/>
+              <w:ind w:left="100" w:right="100" w:firstLine="0" w:firstLineChars="0"/>
+              <w:rPr>
+                <w:rFonts w:ascii="Arial" w:hAnsi="Arial" w:eastAsia="Arial" w:cs="Arial"/>
+                <w:i w:val="false"/>
+                <w:b w:val="false"/>
+                <w:u w:val="none"/>
+                <w:strike w:val="false"/>
+                <w:sz w:val="22"/>
+                <w:szCs w:val="22"/>
+                <w:color w:val="000000"/>
+              </w:rPr>
+            </w:pPr>
+            <w:r>
+              <w:rPr>
+                <w:rFonts w:ascii="Arial" w:hAnsi="Arial" w:eastAsia="Arial" w:cs="Arial"/>
                 <w:i w:val="false"/>
                 <w:b w:val="false"/>
                 <w:u w:val="none"/>
@@ -6094,30 +6007,29 @@
           </w:tcPr>
           <w:p>
             <w:pPr>
-              <w:pStyle w:val="Normal"/>
-              <w:jc w:val="center"/>
-              <w:pBdr>
-                <w:bottom w:val="none" w:sz="0" w:space="0" w:color="000000"/>
-                <w:top w:val="none" w:sz="0" w:space="0" w:color="000000"/>
-                <w:left w:val="none" w:sz="0" w:space="0" w:color="000000"/>
-                <w:right w:val="none" w:sz="0" w:space="0" w:color="000000"/>
-              </w:pBdr>
-              <w:spacing w:after="100" w:before="100" w:line="240"/>
-              <w:ind w:left="100" w:right="100" w:firstLine="0" w:firstLineChars="0"/>
-              <w:rPr>
-                <w:rFonts w:ascii="Helvetica" w:hAnsi="Helvetica" w:eastAsia="Helvetica" w:cs="Helvetica"/>
-                <w:i w:val="false"/>
-                <w:b w:val="false"/>
-                <w:u w:val="none"/>
-                <w:strike w:val="false"/>
-                <w:sz w:val="22"/>
-                <w:szCs w:val="22"/>
-                <w:color w:val="000000"/>
-              </w:rPr>
-            </w:pPr>
-            <w:r>
-              <w:rPr>
-                <w:rFonts w:ascii="Helvetica" w:hAnsi="Helvetica" w:eastAsia="Helvetica" w:cs="Helvetica"/>
+              <w:jc w:val="center"/>
+              <w:pBdr>
+                <w:bottom w:val="none" w:sz="0" w:space="0" w:color="000000"/>
+                <w:top w:val="none" w:sz="0" w:space="0" w:color="000000"/>
+                <w:left w:val="none" w:sz="0" w:space="0" w:color="000000"/>
+                <w:right w:val="none" w:sz="0" w:space="0" w:color="000000"/>
+              </w:pBdr>
+              <w:spacing w:after="100" w:before="100" w:line="240"/>
+              <w:ind w:left="100" w:right="100" w:firstLine="0" w:firstLineChars="0"/>
+              <w:rPr>
+                <w:rFonts w:ascii="Arial" w:hAnsi="Arial" w:eastAsia="Arial" w:cs="Arial"/>
+                <w:i w:val="false"/>
+                <w:b w:val="false"/>
+                <w:u w:val="none"/>
+                <w:strike w:val="false"/>
+                <w:sz w:val="22"/>
+                <w:szCs w:val="22"/>
+                <w:color w:val="000000"/>
+              </w:rPr>
+            </w:pPr>
+            <w:r>
+              <w:rPr>
+                <w:rFonts w:ascii="Arial" w:hAnsi="Arial" w:eastAsia="Arial" w:cs="Arial"/>
                 <w:i w:val="false"/>
                 <w:b w:val="false"/>
                 <w:u w:val="none"/>
@@ -6149,30 +6061,29 @@
           </w:tcPr>
           <w:p>
             <w:pPr>
-              <w:pStyle w:val="Normal"/>
-              <w:jc w:val="center"/>
-              <w:pBdr>
-                <w:bottom w:val="none" w:sz="0" w:space="0" w:color="000000"/>
-                <w:top w:val="none" w:sz="0" w:space="0" w:color="000000"/>
-                <w:left w:val="none" w:sz="0" w:space="0" w:color="000000"/>
-                <w:right w:val="none" w:sz="0" w:space="0" w:color="000000"/>
-              </w:pBdr>
-              <w:spacing w:after="100" w:before="100" w:line="240"/>
-              <w:ind w:left="100" w:right="100" w:firstLine="0" w:firstLineChars="0"/>
-              <w:rPr>
-                <w:rFonts w:ascii="Helvetica" w:hAnsi="Helvetica" w:eastAsia="Helvetica" w:cs="Helvetica"/>
-                <w:i w:val="false"/>
-                <w:b w:val="false"/>
-                <w:u w:val="none"/>
-                <w:strike w:val="false"/>
-                <w:sz w:val="22"/>
-                <w:szCs w:val="22"/>
-                <w:color w:val="000000"/>
-              </w:rPr>
-            </w:pPr>
-            <w:r>
-              <w:rPr>
-                <w:rFonts w:ascii="Helvetica" w:hAnsi="Helvetica" w:eastAsia="Helvetica" w:cs="Helvetica"/>
+              <w:jc w:val="center"/>
+              <w:pBdr>
+                <w:bottom w:val="none" w:sz="0" w:space="0" w:color="000000"/>
+                <w:top w:val="none" w:sz="0" w:space="0" w:color="000000"/>
+                <w:left w:val="none" w:sz="0" w:space="0" w:color="000000"/>
+                <w:right w:val="none" w:sz="0" w:space="0" w:color="000000"/>
+              </w:pBdr>
+              <w:spacing w:after="100" w:before="100" w:line="240"/>
+              <w:ind w:left="100" w:right="100" w:firstLine="0" w:firstLineChars="0"/>
+              <w:rPr>
+                <w:rFonts w:ascii="Arial" w:hAnsi="Arial" w:eastAsia="Arial" w:cs="Arial"/>
+                <w:i w:val="false"/>
+                <w:b w:val="false"/>
+                <w:u w:val="none"/>
+                <w:strike w:val="false"/>
+                <w:sz w:val="22"/>
+                <w:szCs w:val="22"/>
+                <w:color w:val="000000"/>
+              </w:rPr>
+            </w:pPr>
+            <w:r>
+              <w:rPr>
+                <w:rFonts w:ascii="Arial" w:hAnsi="Arial" w:eastAsia="Arial" w:cs="Arial"/>
                 <w:i w:val="false"/>
                 <w:b w:val="false"/>
                 <w:u w:val="none"/>
@@ -6204,30 +6115,29 @@
           </w:tcPr>
           <w:p>
             <w:pPr>
-              <w:pStyle w:val="Normal"/>
-              <w:jc w:val="center"/>
-              <w:pBdr>
-                <w:bottom w:val="none" w:sz="0" w:space="0" w:color="000000"/>
-                <w:top w:val="none" w:sz="0" w:space="0" w:color="000000"/>
-                <w:left w:val="none" w:sz="0" w:space="0" w:color="000000"/>
-                <w:right w:val="none" w:sz="0" w:space="0" w:color="000000"/>
-              </w:pBdr>
-              <w:spacing w:after="100" w:before="100" w:line="240"/>
-              <w:ind w:left="100" w:right="100" w:firstLine="0" w:firstLineChars="0"/>
-              <w:rPr>
-                <w:rFonts w:ascii="Helvetica" w:hAnsi="Helvetica" w:eastAsia="Helvetica" w:cs="Helvetica"/>
-                <w:i w:val="false"/>
-                <w:b w:val="false"/>
-                <w:u w:val="none"/>
-                <w:strike w:val="false"/>
-                <w:sz w:val="22"/>
-                <w:szCs w:val="22"/>
-                <w:color w:val="000000"/>
-              </w:rPr>
-            </w:pPr>
-            <w:r>
-              <w:rPr>
-                <w:rFonts w:ascii="Helvetica" w:hAnsi="Helvetica" w:eastAsia="Helvetica" w:cs="Helvetica"/>
+              <w:jc w:val="center"/>
+              <w:pBdr>
+                <w:bottom w:val="none" w:sz="0" w:space="0" w:color="000000"/>
+                <w:top w:val="none" w:sz="0" w:space="0" w:color="000000"/>
+                <w:left w:val="none" w:sz="0" w:space="0" w:color="000000"/>
+                <w:right w:val="none" w:sz="0" w:space="0" w:color="000000"/>
+              </w:pBdr>
+              <w:spacing w:after="100" w:before="100" w:line="240"/>
+              <w:ind w:left="100" w:right="100" w:firstLine="0" w:firstLineChars="0"/>
+              <w:rPr>
+                <w:rFonts w:ascii="Arial" w:hAnsi="Arial" w:eastAsia="Arial" w:cs="Arial"/>
+                <w:i w:val="false"/>
+                <w:b w:val="false"/>
+                <w:u w:val="none"/>
+                <w:strike w:val="false"/>
+                <w:sz w:val="22"/>
+                <w:szCs w:val="22"/>
+                <w:color w:val="000000"/>
+              </w:rPr>
+            </w:pPr>
+            <w:r>
+              <w:rPr>
+                <w:rFonts w:ascii="Arial" w:hAnsi="Arial" w:eastAsia="Arial" w:cs="Arial"/>
                 <w:i w:val="false"/>
                 <w:b w:val="false"/>
                 <w:u w:val="none"/>
@@ -6245,6 +6155,7 @@
         <w:trPr>
           <w:trHeight w:val="360" w:hRule="auto"/>
         </w:trPr>
+        body4
         <w:tc>
           <w:tcPr>
             <w:tcBorders>
@@ -6264,7 +6175,6 @@
           </w:tcPr>
           <w:p>
             <w:pPr>
-              <w:pStyle w:val="Normal"/>
               <w:jc w:val="left"/>
               <w:pBdr>
                 <w:bottom w:val="none" w:sz="0" w:space="0" w:color="000000"/>
@@ -6275,19 +6185,19 @@
               <w:spacing w:after="100" w:before="100" w:line="240"/>
               <w:ind w:left="100" w:right="100" w:firstLine="0" w:firstLineChars="0"/>
               <w:rPr>
-                <w:rFonts w:ascii="Helvetica" w:hAnsi="Helvetica" w:eastAsia="Helvetica" w:cs="Helvetica"/>
-                <w:i w:val="false"/>
-                <w:b w:val="false"/>
-                <w:u w:val="none"/>
-                <w:strike w:val="false"/>
-                <w:sz w:val="22"/>
-                <w:szCs w:val="22"/>
-                <w:color w:val="000000"/>
-              </w:rPr>
-            </w:pPr>
-            <w:r>
-              <w:rPr>
-                <w:rFonts w:ascii="Helvetica" w:hAnsi="Helvetica" w:eastAsia="Helvetica" w:cs="Helvetica"/>
+                <w:rFonts w:ascii="Arial" w:hAnsi="Arial" w:eastAsia="Arial" w:cs="Arial"/>
+                <w:i w:val="false"/>
+                <w:b w:val="false"/>
+                <w:u w:val="none"/>
+                <w:strike w:val="false"/>
+                <w:sz w:val="22"/>
+                <w:szCs w:val="22"/>
+                <w:color w:val="000000"/>
+              </w:rPr>
+            </w:pPr>
+            <w:r>
+              <w:rPr>
+                <w:rFonts w:ascii="Arial" w:hAnsi="Arial" w:eastAsia="Arial" w:cs="Arial"/>
                 <w:i w:val="false"/>
                 <w:b w:val="false"/>
                 <w:u w:val="none"/>
@@ -6319,30 +6229,29 @@
           </w:tcPr>
           <w:p>
             <w:pPr>
-              <w:pStyle w:val="Normal"/>
-              <w:jc w:val="center"/>
-              <w:pBdr>
-                <w:bottom w:val="none" w:sz="0" w:space="0" w:color="000000"/>
-                <w:top w:val="none" w:sz="0" w:space="0" w:color="000000"/>
-                <w:left w:val="none" w:sz="0" w:space="0" w:color="000000"/>
-                <w:right w:val="none" w:sz="0" w:space="0" w:color="000000"/>
-              </w:pBdr>
-              <w:spacing w:after="100" w:before="100" w:line="240"/>
-              <w:ind w:left="100" w:right="100" w:firstLine="0" w:firstLineChars="0"/>
-              <w:rPr>
-                <w:rFonts w:ascii="Helvetica" w:hAnsi="Helvetica" w:eastAsia="Helvetica" w:cs="Helvetica"/>
-                <w:i w:val="false"/>
-                <w:b w:val="false"/>
-                <w:u w:val="none"/>
-                <w:strike w:val="false"/>
-                <w:sz w:val="22"/>
-                <w:szCs w:val="22"/>
-                <w:color w:val="000000"/>
-              </w:rPr>
-            </w:pPr>
-            <w:r>
-              <w:rPr>
-                <w:rFonts w:ascii="Helvetica" w:hAnsi="Helvetica" w:eastAsia="Helvetica" w:cs="Helvetica"/>
+              <w:jc w:val="center"/>
+              <w:pBdr>
+                <w:bottom w:val="none" w:sz="0" w:space="0" w:color="000000"/>
+                <w:top w:val="none" w:sz="0" w:space="0" w:color="000000"/>
+                <w:left w:val="none" w:sz="0" w:space="0" w:color="000000"/>
+                <w:right w:val="none" w:sz="0" w:space="0" w:color="000000"/>
+              </w:pBdr>
+              <w:spacing w:after="100" w:before="100" w:line="240"/>
+              <w:ind w:left="100" w:right="100" w:firstLine="0" w:firstLineChars="0"/>
+              <w:rPr>
+                <w:rFonts w:ascii="Arial" w:hAnsi="Arial" w:eastAsia="Arial" w:cs="Arial"/>
+                <w:i w:val="false"/>
+                <w:b w:val="false"/>
+                <w:u w:val="none"/>
+                <w:strike w:val="false"/>
+                <w:sz w:val="22"/>
+                <w:szCs w:val="22"/>
+                <w:color w:val="000000"/>
+              </w:rPr>
+            </w:pPr>
+            <w:r>
+              <w:rPr>
+                <w:rFonts w:ascii="Arial" w:hAnsi="Arial" w:eastAsia="Arial" w:cs="Arial"/>
                 <w:i w:val="false"/>
                 <w:b w:val="false"/>
                 <w:u w:val="none"/>
@@ -6374,30 +6283,29 @@
           </w:tcPr>
           <w:p>
             <w:pPr>
-              <w:pStyle w:val="Normal"/>
-              <w:jc w:val="center"/>
-              <w:pBdr>
-                <w:bottom w:val="none" w:sz="0" w:space="0" w:color="000000"/>
-                <w:top w:val="none" w:sz="0" w:space="0" w:color="000000"/>
-                <w:left w:val="none" w:sz="0" w:space="0" w:color="000000"/>
-                <w:right w:val="none" w:sz="0" w:space="0" w:color="000000"/>
-              </w:pBdr>
-              <w:spacing w:after="100" w:before="100" w:line="240"/>
-              <w:ind w:left="100" w:right="100" w:firstLine="0" w:firstLineChars="0"/>
-              <w:rPr>
-                <w:rFonts w:ascii="Helvetica" w:hAnsi="Helvetica" w:eastAsia="Helvetica" w:cs="Helvetica"/>
-                <w:i w:val="false"/>
-                <w:b w:val="false"/>
-                <w:u w:val="none"/>
-                <w:strike w:val="false"/>
-                <w:sz w:val="22"/>
-                <w:szCs w:val="22"/>
-                <w:color w:val="000000"/>
-              </w:rPr>
-            </w:pPr>
-            <w:r>
-              <w:rPr>
-                <w:rFonts w:ascii="Helvetica" w:hAnsi="Helvetica" w:eastAsia="Helvetica" w:cs="Helvetica"/>
+              <w:jc w:val="center"/>
+              <w:pBdr>
+                <w:bottom w:val="none" w:sz="0" w:space="0" w:color="000000"/>
+                <w:top w:val="none" w:sz="0" w:space="0" w:color="000000"/>
+                <w:left w:val="none" w:sz="0" w:space="0" w:color="000000"/>
+                <w:right w:val="none" w:sz="0" w:space="0" w:color="000000"/>
+              </w:pBdr>
+              <w:spacing w:after="100" w:before="100" w:line="240"/>
+              <w:ind w:left="100" w:right="100" w:firstLine="0" w:firstLineChars="0"/>
+              <w:rPr>
+                <w:rFonts w:ascii="Arial" w:hAnsi="Arial" w:eastAsia="Arial" w:cs="Arial"/>
+                <w:i w:val="false"/>
+                <w:b w:val="false"/>
+                <w:u w:val="none"/>
+                <w:strike w:val="false"/>
+                <w:sz w:val="22"/>
+                <w:szCs w:val="22"/>
+                <w:color w:val="000000"/>
+              </w:rPr>
+            </w:pPr>
+            <w:r>
+              <w:rPr>
+                <w:rFonts w:ascii="Arial" w:hAnsi="Arial" w:eastAsia="Arial" w:cs="Arial"/>
                 <w:i w:val="false"/>
                 <w:b w:val="false"/>
                 <w:u w:val="none"/>
@@ -6429,30 +6337,29 @@
           </w:tcPr>
           <w:p>
             <w:pPr>
-              <w:pStyle w:val="Normal"/>
-              <w:jc w:val="center"/>
-              <w:pBdr>
-                <w:bottom w:val="none" w:sz="0" w:space="0" w:color="000000"/>
-                <w:top w:val="none" w:sz="0" w:space="0" w:color="000000"/>
-                <w:left w:val="none" w:sz="0" w:space="0" w:color="000000"/>
-                <w:right w:val="none" w:sz="0" w:space="0" w:color="000000"/>
-              </w:pBdr>
-              <w:spacing w:after="100" w:before="100" w:line="240"/>
-              <w:ind w:left="100" w:right="100" w:firstLine="0" w:firstLineChars="0"/>
-              <w:rPr>
-                <w:rFonts w:ascii="Helvetica" w:hAnsi="Helvetica" w:eastAsia="Helvetica" w:cs="Helvetica"/>
-                <w:i w:val="false"/>
-                <w:b w:val="false"/>
-                <w:u w:val="none"/>
-                <w:strike w:val="false"/>
-                <w:sz w:val="22"/>
-                <w:szCs w:val="22"/>
-                <w:color w:val="000000"/>
-              </w:rPr>
-            </w:pPr>
-            <w:r>
-              <w:rPr>
-                <w:rFonts w:ascii="Helvetica" w:hAnsi="Helvetica" w:eastAsia="Helvetica" w:cs="Helvetica"/>
+              <w:jc w:val="center"/>
+              <w:pBdr>
+                <w:bottom w:val="none" w:sz="0" w:space="0" w:color="000000"/>
+                <w:top w:val="none" w:sz="0" w:space="0" w:color="000000"/>
+                <w:left w:val="none" w:sz="0" w:space="0" w:color="000000"/>
+                <w:right w:val="none" w:sz="0" w:space="0" w:color="000000"/>
+              </w:pBdr>
+              <w:spacing w:after="100" w:before="100" w:line="240"/>
+              <w:ind w:left="100" w:right="100" w:firstLine="0" w:firstLineChars="0"/>
+              <w:rPr>
+                <w:rFonts w:ascii="Arial" w:hAnsi="Arial" w:eastAsia="Arial" w:cs="Arial"/>
+                <w:i w:val="false"/>
+                <w:b w:val="false"/>
+                <w:u w:val="none"/>
+                <w:strike w:val="false"/>
+                <w:sz w:val="22"/>
+                <w:szCs w:val="22"/>
+                <w:color w:val="000000"/>
+              </w:rPr>
+            </w:pPr>
+            <w:r>
+              <w:rPr>
+                <w:rFonts w:ascii="Arial" w:hAnsi="Arial" w:eastAsia="Arial" w:cs="Arial"/>
                 <w:i w:val="false"/>
                 <w:b w:val="false"/>
                 <w:u w:val="none"/>
@@ -6484,30 +6391,29 @@
           </w:tcPr>
           <w:p>
             <w:pPr>
-              <w:pStyle w:val="Normal"/>
-              <w:jc w:val="center"/>
-              <w:pBdr>
-                <w:bottom w:val="none" w:sz="0" w:space="0" w:color="000000"/>
-                <w:top w:val="none" w:sz="0" w:space="0" w:color="000000"/>
-                <w:left w:val="none" w:sz="0" w:space="0" w:color="000000"/>
-                <w:right w:val="none" w:sz="0" w:space="0" w:color="000000"/>
-              </w:pBdr>
-              <w:spacing w:after="100" w:before="100" w:line="240"/>
-              <w:ind w:left="100" w:right="100" w:firstLine="0" w:firstLineChars="0"/>
-              <w:rPr>
-                <w:rFonts w:ascii="Helvetica" w:hAnsi="Helvetica" w:eastAsia="Helvetica" w:cs="Helvetica"/>
-                <w:i w:val="false"/>
-                <w:b w:val="false"/>
-                <w:u w:val="none"/>
-                <w:strike w:val="false"/>
-                <w:sz w:val="22"/>
-                <w:szCs w:val="22"/>
-                <w:color w:val="000000"/>
-              </w:rPr>
-            </w:pPr>
-            <w:r>
-              <w:rPr>
-                <w:rFonts w:ascii="Helvetica" w:hAnsi="Helvetica" w:eastAsia="Helvetica" w:cs="Helvetica"/>
+              <w:jc w:val="center"/>
+              <w:pBdr>
+                <w:bottom w:val="none" w:sz="0" w:space="0" w:color="000000"/>
+                <w:top w:val="none" w:sz="0" w:space="0" w:color="000000"/>
+                <w:left w:val="none" w:sz="0" w:space="0" w:color="000000"/>
+                <w:right w:val="none" w:sz="0" w:space="0" w:color="000000"/>
+              </w:pBdr>
+              <w:spacing w:after="100" w:before="100" w:line="240"/>
+              <w:ind w:left="100" w:right="100" w:firstLine="0" w:firstLineChars="0"/>
+              <w:rPr>
+                <w:rFonts w:ascii="Arial" w:hAnsi="Arial" w:eastAsia="Arial" w:cs="Arial"/>
+                <w:i w:val="false"/>
+                <w:b w:val="false"/>
+                <w:u w:val="none"/>
+                <w:strike w:val="false"/>
+                <w:sz w:val="22"/>
+                <w:szCs w:val="22"/>
+                <w:color w:val="000000"/>
+              </w:rPr>
+            </w:pPr>
+            <w:r>
+              <w:rPr>
+                <w:rFonts w:ascii="Arial" w:hAnsi="Arial" w:eastAsia="Arial" w:cs="Arial"/>
                 <w:i w:val="false"/>
                 <w:b w:val="false"/>
                 <w:u w:val="none"/>
@@ -6539,30 +6445,29 @@
           </w:tcPr>
           <w:p>
             <w:pPr>
-              <w:pStyle w:val="Normal"/>
-              <w:jc w:val="center"/>
-              <w:pBdr>
-                <w:bottom w:val="none" w:sz="0" w:space="0" w:color="000000"/>
-                <w:top w:val="none" w:sz="0" w:space="0" w:color="000000"/>
-                <w:left w:val="none" w:sz="0" w:space="0" w:color="000000"/>
-                <w:right w:val="none" w:sz="0" w:space="0" w:color="000000"/>
-              </w:pBdr>
-              <w:spacing w:after="100" w:before="100" w:line="240"/>
-              <w:ind w:left="100" w:right="100" w:firstLine="0" w:firstLineChars="0"/>
-              <w:rPr>
-                <w:rFonts w:ascii="Helvetica" w:hAnsi="Helvetica" w:eastAsia="Helvetica" w:cs="Helvetica"/>
-                <w:i w:val="false"/>
-                <w:b w:val="false"/>
-                <w:u w:val="none"/>
-                <w:strike w:val="false"/>
-                <w:sz w:val="22"/>
-                <w:szCs w:val="22"/>
-                <w:color w:val="000000"/>
-              </w:rPr>
-            </w:pPr>
-            <w:r>
-              <w:rPr>
-                <w:rFonts w:ascii="Helvetica" w:hAnsi="Helvetica" w:eastAsia="Helvetica" w:cs="Helvetica"/>
+              <w:jc w:val="center"/>
+              <w:pBdr>
+                <w:bottom w:val="none" w:sz="0" w:space="0" w:color="000000"/>
+                <w:top w:val="none" w:sz="0" w:space="0" w:color="000000"/>
+                <w:left w:val="none" w:sz="0" w:space="0" w:color="000000"/>
+                <w:right w:val="none" w:sz="0" w:space="0" w:color="000000"/>
+              </w:pBdr>
+              <w:spacing w:after="100" w:before="100" w:line="240"/>
+              <w:ind w:left="100" w:right="100" w:firstLine="0" w:firstLineChars="0"/>
+              <w:rPr>
+                <w:rFonts w:ascii="Arial" w:hAnsi="Arial" w:eastAsia="Arial" w:cs="Arial"/>
+                <w:i w:val="false"/>
+                <w:b w:val="false"/>
+                <w:u w:val="none"/>
+                <w:strike w:val="false"/>
+                <w:sz w:val="22"/>
+                <w:szCs w:val="22"/>
+                <w:color w:val="000000"/>
+              </w:rPr>
+            </w:pPr>
+            <w:r>
+              <w:rPr>
+                <w:rFonts w:ascii="Arial" w:hAnsi="Arial" w:eastAsia="Arial" w:cs="Arial"/>
                 <w:i w:val="false"/>
                 <w:b w:val="false"/>
                 <w:u w:val="none"/>
@@ -6580,6 +6485,7 @@
         <w:trPr>
           <w:trHeight w:val="360" w:hRule="auto"/>
         </w:trPr>
+        body5
         <w:tc>
           <w:tcPr>
             <w:tcBorders>
@@ -6599,7 +6505,6 @@
           </w:tcPr>
           <w:p>
             <w:pPr>
-              <w:pStyle w:val="Normal"/>
               <w:jc w:val="left"/>
               <w:pBdr>
                 <w:bottom w:val="none" w:sz="0" w:space="0" w:color="000000"/>
@@ -6610,19 +6515,19 @@
               <w:spacing w:after="100" w:before="100" w:line="240"/>
               <w:ind w:left="100" w:right="100" w:firstLine="0" w:firstLineChars="0"/>
               <w:rPr>
-                <w:rFonts w:ascii="Helvetica" w:hAnsi="Helvetica" w:eastAsia="Helvetica" w:cs="Helvetica"/>
-                <w:i w:val="false"/>
-                <w:b w:val="false"/>
-                <w:u w:val="none"/>
-                <w:strike w:val="false"/>
-                <w:sz w:val="22"/>
-                <w:szCs w:val="22"/>
-                <w:color w:val="000000"/>
-              </w:rPr>
-            </w:pPr>
-            <w:r>
-              <w:rPr>
-                <w:rFonts w:ascii="Helvetica" w:hAnsi="Helvetica" w:eastAsia="Helvetica" w:cs="Helvetica"/>
+                <w:rFonts w:ascii="Arial" w:hAnsi="Arial" w:eastAsia="Arial" w:cs="Arial"/>
+                <w:i w:val="false"/>
+                <w:b w:val="false"/>
+                <w:u w:val="none"/>
+                <w:strike w:val="false"/>
+                <w:sz w:val="22"/>
+                <w:szCs w:val="22"/>
+                <w:color w:val="000000"/>
+              </w:rPr>
+            </w:pPr>
+            <w:r>
+              <w:rPr>
+                <w:rFonts w:ascii="Arial" w:hAnsi="Arial" w:eastAsia="Arial" w:cs="Arial"/>
                 <w:i w:val="false"/>
                 <w:b w:val="false"/>
                 <w:u w:val="none"/>
@@ -6654,30 +6559,29 @@
           </w:tcPr>
           <w:p>
             <w:pPr>
-              <w:pStyle w:val="Normal"/>
-              <w:jc w:val="center"/>
-              <w:pBdr>
-                <w:bottom w:val="none" w:sz="0" w:space="0" w:color="000000"/>
-                <w:top w:val="none" w:sz="0" w:space="0" w:color="000000"/>
-                <w:left w:val="none" w:sz="0" w:space="0" w:color="000000"/>
-                <w:right w:val="none" w:sz="0" w:space="0" w:color="000000"/>
-              </w:pBdr>
-              <w:spacing w:after="100" w:before="100" w:line="240"/>
-              <w:ind w:left="100" w:right="100" w:firstLine="0" w:firstLineChars="0"/>
-              <w:rPr>
-                <w:rFonts w:ascii="Helvetica" w:hAnsi="Helvetica" w:eastAsia="Helvetica" w:cs="Helvetica"/>
-                <w:i w:val="false"/>
-                <w:b w:val="false"/>
-                <w:u w:val="none"/>
-                <w:strike w:val="false"/>
-                <w:sz w:val="22"/>
-                <w:szCs w:val="22"/>
-                <w:color w:val="000000"/>
-              </w:rPr>
-            </w:pPr>
-            <w:r>
-              <w:rPr>
-                <w:rFonts w:ascii="Helvetica" w:hAnsi="Helvetica" w:eastAsia="Helvetica" w:cs="Helvetica"/>
+              <w:jc w:val="center"/>
+              <w:pBdr>
+                <w:bottom w:val="none" w:sz="0" w:space="0" w:color="000000"/>
+                <w:top w:val="none" w:sz="0" w:space="0" w:color="000000"/>
+                <w:left w:val="none" w:sz="0" w:space="0" w:color="000000"/>
+                <w:right w:val="none" w:sz="0" w:space="0" w:color="000000"/>
+              </w:pBdr>
+              <w:spacing w:after="100" w:before="100" w:line="240"/>
+              <w:ind w:left="100" w:right="100" w:firstLine="0" w:firstLineChars="0"/>
+              <w:rPr>
+                <w:rFonts w:ascii="Arial" w:hAnsi="Arial" w:eastAsia="Arial" w:cs="Arial"/>
+                <w:i w:val="false"/>
+                <w:b w:val="false"/>
+                <w:u w:val="none"/>
+                <w:strike w:val="false"/>
+                <w:sz w:val="22"/>
+                <w:szCs w:val="22"/>
+                <w:color w:val="000000"/>
+              </w:rPr>
+            </w:pPr>
+            <w:r>
+              <w:rPr>
+                <w:rFonts w:ascii="Arial" w:hAnsi="Arial" w:eastAsia="Arial" w:cs="Arial"/>
                 <w:i w:val="false"/>
                 <w:b w:val="false"/>
                 <w:u w:val="none"/>
@@ -6709,30 +6613,29 @@
           </w:tcPr>
           <w:p>
             <w:pPr>
-              <w:pStyle w:val="Normal"/>
-              <w:jc w:val="center"/>
-              <w:pBdr>
-                <w:bottom w:val="none" w:sz="0" w:space="0" w:color="000000"/>
-                <w:top w:val="none" w:sz="0" w:space="0" w:color="000000"/>
-                <w:left w:val="none" w:sz="0" w:space="0" w:color="000000"/>
-                <w:right w:val="none" w:sz="0" w:space="0" w:color="000000"/>
-              </w:pBdr>
-              <w:spacing w:after="100" w:before="100" w:line="240"/>
-              <w:ind w:left="100" w:right="100" w:firstLine="0" w:firstLineChars="0"/>
-              <w:rPr>
-                <w:rFonts w:ascii="Helvetica" w:hAnsi="Helvetica" w:eastAsia="Helvetica" w:cs="Helvetica"/>
-                <w:i w:val="false"/>
-                <w:b w:val="false"/>
-                <w:u w:val="none"/>
-                <w:strike w:val="false"/>
-                <w:sz w:val="22"/>
-                <w:szCs w:val="22"/>
-                <w:color w:val="000000"/>
-              </w:rPr>
-            </w:pPr>
-            <w:r>
-              <w:rPr>
-                <w:rFonts w:ascii="Helvetica" w:hAnsi="Helvetica" w:eastAsia="Helvetica" w:cs="Helvetica"/>
+              <w:jc w:val="center"/>
+              <w:pBdr>
+                <w:bottom w:val="none" w:sz="0" w:space="0" w:color="000000"/>
+                <w:top w:val="none" w:sz="0" w:space="0" w:color="000000"/>
+                <w:left w:val="none" w:sz="0" w:space="0" w:color="000000"/>
+                <w:right w:val="none" w:sz="0" w:space="0" w:color="000000"/>
+              </w:pBdr>
+              <w:spacing w:after="100" w:before="100" w:line="240"/>
+              <w:ind w:left="100" w:right="100" w:firstLine="0" w:firstLineChars="0"/>
+              <w:rPr>
+                <w:rFonts w:ascii="Arial" w:hAnsi="Arial" w:eastAsia="Arial" w:cs="Arial"/>
+                <w:i w:val="false"/>
+                <w:b w:val="false"/>
+                <w:u w:val="none"/>
+                <w:strike w:val="false"/>
+                <w:sz w:val="22"/>
+                <w:szCs w:val="22"/>
+                <w:color w:val="000000"/>
+              </w:rPr>
+            </w:pPr>
+            <w:r>
+              <w:rPr>
+                <w:rFonts w:ascii="Arial" w:hAnsi="Arial" w:eastAsia="Arial" w:cs="Arial"/>
                 <w:i w:val="false"/>
                 <w:b w:val="false"/>
                 <w:u w:val="none"/>
@@ -6764,30 +6667,29 @@
           </w:tcPr>
           <w:p>
             <w:pPr>
-              <w:pStyle w:val="Normal"/>
-              <w:jc w:val="center"/>
-              <w:pBdr>
-                <w:bottom w:val="none" w:sz="0" w:space="0" w:color="000000"/>
-                <w:top w:val="none" w:sz="0" w:space="0" w:color="000000"/>
-                <w:left w:val="none" w:sz="0" w:space="0" w:color="000000"/>
-                <w:right w:val="none" w:sz="0" w:space="0" w:color="000000"/>
-              </w:pBdr>
-              <w:spacing w:after="100" w:before="100" w:line="240"/>
-              <w:ind w:left="100" w:right="100" w:firstLine="0" w:firstLineChars="0"/>
-              <w:rPr>
-                <w:rFonts w:ascii="Helvetica" w:hAnsi="Helvetica" w:eastAsia="Helvetica" w:cs="Helvetica"/>
-                <w:i w:val="false"/>
-                <w:b w:val="false"/>
-                <w:u w:val="none"/>
-                <w:strike w:val="false"/>
-                <w:sz w:val="22"/>
-                <w:szCs w:val="22"/>
-                <w:color w:val="000000"/>
-              </w:rPr>
-            </w:pPr>
-            <w:r>
-              <w:rPr>
-                <w:rFonts w:ascii="Helvetica" w:hAnsi="Helvetica" w:eastAsia="Helvetica" w:cs="Helvetica"/>
+              <w:jc w:val="center"/>
+              <w:pBdr>
+                <w:bottom w:val="none" w:sz="0" w:space="0" w:color="000000"/>
+                <w:top w:val="none" w:sz="0" w:space="0" w:color="000000"/>
+                <w:left w:val="none" w:sz="0" w:space="0" w:color="000000"/>
+                <w:right w:val="none" w:sz="0" w:space="0" w:color="000000"/>
+              </w:pBdr>
+              <w:spacing w:after="100" w:before="100" w:line="240"/>
+              <w:ind w:left="100" w:right="100" w:firstLine="0" w:firstLineChars="0"/>
+              <w:rPr>
+                <w:rFonts w:ascii="Arial" w:hAnsi="Arial" w:eastAsia="Arial" w:cs="Arial"/>
+                <w:i w:val="false"/>
+                <w:b w:val="false"/>
+                <w:u w:val="none"/>
+                <w:strike w:val="false"/>
+                <w:sz w:val="22"/>
+                <w:szCs w:val="22"/>
+                <w:color w:val="000000"/>
+              </w:rPr>
+            </w:pPr>
+            <w:r>
+              <w:rPr>
+                <w:rFonts w:ascii="Arial" w:hAnsi="Arial" w:eastAsia="Arial" w:cs="Arial"/>
                 <w:i w:val="false"/>
                 <w:b w:val="false"/>
                 <w:u w:val="none"/>
@@ -6819,30 +6721,29 @@
           </w:tcPr>
           <w:p>
             <w:pPr>
-              <w:pStyle w:val="Normal"/>
-              <w:jc w:val="center"/>
-              <w:pBdr>
-                <w:bottom w:val="none" w:sz="0" w:space="0" w:color="000000"/>
-                <w:top w:val="none" w:sz="0" w:space="0" w:color="000000"/>
-                <w:left w:val="none" w:sz="0" w:space="0" w:color="000000"/>
-                <w:right w:val="none" w:sz="0" w:space="0" w:color="000000"/>
-              </w:pBdr>
-              <w:spacing w:after="100" w:before="100" w:line="240"/>
-              <w:ind w:left="100" w:right="100" w:firstLine="0" w:firstLineChars="0"/>
-              <w:rPr>
-                <w:rFonts w:ascii="Helvetica" w:hAnsi="Helvetica" w:eastAsia="Helvetica" w:cs="Helvetica"/>
-                <w:i w:val="false"/>
-                <w:b w:val="false"/>
-                <w:u w:val="none"/>
-                <w:strike w:val="false"/>
-                <w:sz w:val="22"/>
-                <w:szCs w:val="22"/>
-                <w:color w:val="000000"/>
-              </w:rPr>
-            </w:pPr>
-            <w:r>
-              <w:rPr>
-                <w:rFonts w:ascii="Helvetica" w:hAnsi="Helvetica" w:eastAsia="Helvetica" w:cs="Helvetica"/>
+              <w:jc w:val="center"/>
+              <w:pBdr>
+                <w:bottom w:val="none" w:sz="0" w:space="0" w:color="000000"/>
+                <w:top w:val="none" w:sz="0" w:space="0" w:color="000000"/>
+                <w:left w:val="none" w:sz="0" w:space="0" w:color="000000"/>
+                <w:right w:val="none" w:sz="0" w:space="0" w:color="000000"/>
+              </w:pBdr>
+              <w:spacing w:after="100" w:before="100" w:line="240"/>
+              <w:ind w:left="100" w:right="100" w:firstLine="0" w:firstLineChars="0"/>
+              <w:rPr>
+                <w:rFonts w:ascii="Arial" w:hAnsi="Arial" w:eastAsia="Arial" w:cs="Arial"/>
+                <w:i w:val="false"/>
+                <w:b w:val="false"/>
+                <w:u w:val="none"/>
+                <w:strike w:val="false"/>
+                <w:sz w:val="22"/>
+                <w:szCs w:val="22"/>
+                <w:color w:val="000000"/>
+              </w:rPr>
+            </w:pPr>
+            <w:r>
+              <w:rPr>
+                <w:rFonts w:ascii="Arial" w:hAnsi="Arial" w:eastAsia="Arial" w:cs="Arial"/>
                 <w:i w:val="false"/>
                 <w:b w:val="false"/>
                 <w:u w:val="none"/>
@@ -6874,30 +6775,29 @@
           </w:tcPr>
           <w:p>
             <w:pPr>
-              <w:pStyle w:val="Normal"/>
-              <w:jc w:val="center"/>
-              <w:pBdr>
-                <w:bottom w:val="none" w:sz="0" w:space="0" w:color="000000"/>
-                <w:top w:val="none" w:sz="0" w:space="0" w:color="000000"/>
-                <w:left w:val="none" w:sz="0" w:space="0" w:color="000000"/>
-                <w:right w:val="none" w:sz="0" w:space="0" w:color="000000"/>
-              </w:pBdr>
-              <w:spacing w:after="100" w:before="100" w:line="240"/>
-              <w:ind w:left="100" w:right="100" w:firstLine="0" w:firstLineChars="0"/>
-              <w:rPr>
-                <w:rFonts w:ascii="Helvetica" w:hAnsi="Helvetica" w:eastAsia="Helvetica" w:cs="Helvetica"/>
-                <w:i w:val="false"/>
-                <w:b w:val="false"/>
-                <w:u w:val="none"/>
-                <w:strike w:val="false"/>
-                <w:sz w:val="22"/>
-                <w:szCs w:val="22"/>
-                <w:color w:val="000000"/>
-              </w:rPr>
-            </w:pPr>
-            <w:r>
-              <w:rPr>
-                <w:rFonts w:ascii="Helvetica" w:hAnsi="Helvetica" w:eastAsia="Helvetica" w:cs="Helvetica"/>
+              <w:jc w:val="center"/>
+              <w:pBdr>
+                <w:bottom w:val="none" w:sz="0" w:space="0" w:color="000000"/>
+                <w:top w:val="none" w:sz="0" w:space="0" w:color="000000"/>
+                <w:left w:val="none" w:sz="0" w:space="0" w:color="000000"/>
+                <w:right w:val="none" w:sz="0" w:space="0" w:color="000000"/>
+              </w:pBdr>
+              <w:spacing w:after="100" w:before="100" w:line="240"/>
+              <w:ind w:left="100" w:right="100" w:firstLine="0" w:firstLineChars="0"/>
+              <w:rPr>
+                <w:rFonts w:ascii="Arial" w:hAnsi="Arial" w:eastAsia="Arial" w:cs="Arial"/>
+                <w:i w:val="false"/>
+                <w:b w:val="false"/>
+                <w:u w:val="none"/>
+                <w:strike w:val="false"/>
+                <w:sz w:val="22"/>
+                <w:szCs w:val="22"/>
+                <w:color w:val="000000"/>
+              </w:rPr>
+            </w:pPr>
+            <w:r>
+              <w:rPr>
+                <w:rFonts w:ascii="Arial" w:hAnsi="Arial" w:eastAsia="Arial" w:cs="Arial"/>
                 <w:i w:val="false"/>
                 <w:b w:val="false"/>
                 <w:u w:val="none"/>
@@ -6915,6 +6815,7 @@
         <w:trPr>
           <w:trHeight w:val="360" w:hRule="auto"/>
         </w:trPr>
+        body6
         <w:tc>
           <w:tcPr>
             <w:tcBorders>
@@ -6934,7 +6835,6 @@
           </w:tcPr>
           <w:p>
             <w:pPr>
-              <w:pStyle w:val="Normal"/>
               <w:jc w:val="left"/>
               <w:pBdr>
                 <w:bottom w:val="none" w:sz="0" w:space="0" w:color="000000"/>
@@ -6945,19 +6845,19 @@
               <w:spacing w:after="100" w:before="100" w:line="240"/>
               <w:ind w:left="100" w:right="100" w:firstLine="0" w:firstLineChars="0"/>
               <w:rPr>
-                <w:rFonts w:ascii="Helvetica" w:hAnsi="Helvetica" w:eastAsia="Helvetica" w:cs="Helvetica"/>
-                <w:i w:val="false"/>
-                <w:b w:val="false"/>
-                <w:u w:val="none"/>
-                <w:strike w:val="false"/>
-                <w:sz w:val="22"/>
-                <w:szCs w:val="22"/>
-                <w:color w:val="000000"/>
-              </w:rPr>
-            </w:pPr>
-            <w:r>
-              <w:rPr>
-                <w:rFonts w:ascii="Helvetica" w:hAnsi="Helvetica" w:eastAsia="Helvetica" w:cs="Helvetica"/>
+                <w:rFonts w:ascii="Arial" w:hAnsi="Arial" w:eastAsia="Arial" w:cs="Arial"/>
+                <w:i w:val="false"/>
+                <w:b w:val="false"/>
+                <w:u w:val="none"/>
+                <w:strike w:val="false"/>
+                <w:sz w:val="22"/>
+                <w:szCs w:val="22"/>
+                <w:color w:val="000000"/>
+              </w:rPr>
+            </w:pPr>
+            <w:r>
+              <w:rPr>
+                <w:rFonts w:ascii="Arial" w:hAnsi="Arial" w:eastAsia="Arial" w:cs="Arial"/>
                 <w:i w:val="false"/>
                 <w:b w:val="false"/>
                 <w:u w:val="none"/>
@@ -6989,30 +6889,29 @@
           </w:tcPr>
           <w:p>
             <w:pPr>
-              <w:pStyle w:val="Normal"/>
-              <w:jc w:val="center"/>
-              <w:pBdr>
-                <w:bottom w:val="none" w:sz="0" w:space="0" w:color="000000"/>
-                <w:top w:val="none" w:sz="0" w:space="0" w:color="000000"/>
-                <w:left w:val="none" w:sz="0" w:space="0" w:color="000000"/>
-                <w:right w:val="none" w:sz="0" w:space="0" w:color="000000"/>
-              </w:pBdr>
-              <w:spacing w:after="100" w:before="100" w:line="240"/>
-              <w:ind w:left="100" w:right="100" w:firstLine="0" w:firstLineChars="0"/>
-              <w:rPr>
-                <w:rFonts w:ascii="Helvetica" w:hAnsi="Helvetica" w:eastAsia="Helvetica" w:cs="Helvetica"/>
-                <w:i w:val="false"/>
-                <w:b w:val="false"/>
-                <w:u w:val="none"/>
-                <w:strike w:val="false"/>
-                <w:sz w:val="22"/>
-                <w:szCs w:val="22"/>
-                <w:color w:val="000000"/>
-              </w:rPr>
-            </w:pPr>
-            <w:r>
-              <w:rPr>
-                <w:rFonts w:ascii="Helvetica" w:hAnsi="Helvetica" w:eastAsia="Helvetica" w:cs="Helvetica"/>
+              <w:jc w:val="center"/>
+              <w:pBdr>
+                <w:bottom w:val="none" w:sz="0" w:space="0" w:color="000000"/>
+                <w:top w:val="none" w:sz="0" w:space="0" w:color="000000"/>
+                <w:left w:val="none" w:sz="0" w:space="0" w:color="000000"/>
+                <w:right w:val="none" w:sz="0" w:space="0" w:color="000000"/>
+              </w:pBdr>
+              <w:spacing w:after="100" w:before="100" w:line="240"/>
+              <w:ind w:left="100" w:right="100" w:firstLine="0" w:firstLineChars="0"/>
+              <w:rPr>
+                <w:rFonts w:ascii="Arial" w:hAnsi="Arial" w:eastAsia="Arial" w:cs="Arial"/>
+                <w:i w:val="false"/>
+                <w:b w:val="false"/>
+                <w:u w:val="none"/>
+                <w:strike w:val="false"/>
+                <w:sz w:val="22"/>
+                <w:szCs w:val="22"/>
+                <w:color w:val="000000"/>
+              </w:rPr>
+            </w:pPr>
+            <w:r>
+              <w:rPr>
+                <w:rFonts w:ascii="Arial" w:hAnsi="Arial" w:eastAsia="Arial" w:cs="Arial"/>
                 <w:i w:val="false"/>
                 <w:b w:val="false"/>
                 <w:u w:val="none"/>
@@ -7044,30 +6943,29 @@
           </w:tcPr>
           <w:p>
             <w:pPr>
-              <w:pStyle w:val="Normal"/>
-              <w:jc w:val="center"/>
-              <w:pBdr>
-                <w:bottom w:val="none" w:sz="0" w:space="0" w:color="000000"/>
-                <w:top w:val="none" w:sz="0" w:space="0" w:color="000000"/>
-                <w:left w:val="none" w:sz="0" w:space="0" w:color="000000"/>
-                <w:right w:val="none" w:sz="0" w:space="0" w:color="000000"/>
-              </w:pBdr>
-              <w:spacing w:after="100" w:before="100" w:line="240"/>
-              <w:ind w:left="100" w:right="100" w:firstLine="0" w:firstLineChars="0"/>
-              <w:rPr>
-                <w:rFonts w:ascii="Helvetica" w:hAnsi="Helvetica" w:eastAsia="Helvetica" w:cs="Helvetica"/>
-                <w:i w:val="false"/>
-                <w:b w:val="false"/>
-                <w:u w:val="none"/>
-                <w:strike w:val="false"/>
-                <w:sz w:val="22"/>
-                <w:szCs w:val="22"/>
-                <w:color w:val="000000"/>
-              </w:rPr>
-            </w:pPr>
-            <w:r>
-              <w:rPr>
-                <w:rFonts w:ascii="Helvetica" w:hAnsi="Helvetica" w:eastAsia="Helvetica" w:cs="Helvetica"/>
+              <w:jc w:val="center"/>
+              <w:pBdr>
+                <w:bottom w:val="none" w:sz="0" w:space="0" w:color="000000"/>
+                <w:top w:val="none" w:sz="0" w:space="0" w:color="000000"/>
+                <w:left w:val="none" w:sz="0" w:space="0" w:color="000000"/>
+                <w:right w:val="none" w:sz="0" w:space="0" w:color="000000"/>
+              </w:pBdr>
+              <w:spacing w:after="100" w:before="100" w:line="240"/>
+              <w:ind w:left="100" w:right="100" w:firstLine="0" w:firstLineChars="0"/>
+              <w:rPr>
+                <w:rFonts w:ascii="Arial" w:hAnsi="Arial" w:eastAsia="Arial" w:cs="Arial"/>
+                <w:i w:val="false"/>
+                <w:b w:val="false"/>
+                <w:u w:val="none"/>
+                <w:strike w:val="false"/>
+                <w:sz w:val="22"/>
+                <w:szCs w:val="22"/>
+                <w:color w:val="000000"/>
+              </w:rPr>
+            </w:pPr>
+            <w:r>
+              <w:rPr>
+                <w:rFonts w:ascii="Arial" w:hAnsi="Arial" w:eastAsia="Arial" w:cs="Arial"/>
                 <w:i w:val="false"/>
                 <w:b w:val="false"/>
                 <w:u w:val="none"/>
@@ -7099,30 +6997,29 @@
           </w:tcPr>
           <w:p>
             <w:pPr>
-              <w:pStyle w:val="Normal"/>
-              <w:jc w:val="center"/>
-              <w:pBdr>
-                <w:bottom w:val="none" w:sz="0" w:space="0" w:color="000000"/>
-                <w:top w:val="none" w:sz="0" w:space="0" w:color="000000"/>
-                <w:left w:val="none" w:sz="0" w:space="0" w:color="000000"/>
-                <w:right w:val="none" w:sz="0" w:space="0" w:color="000000"/>
-              </w:pBdr>
-              <w:spacing w:after="100" w:before="100" w:line="240"/>
-              <w:ind w:left="100" w:right="100" w:firstLine="0" w:firstLineChars="0"/>
-              <w:rPr>
-                <w:rFonts w:ascii="Helvetica" w:hAnsi="Helvetica" w:eastAsia="Helvetica" w:cs="Helvetica"/>
-                <w:i w:val="false"/>
-                <w:b w:val="false"/>
-                <w:u w:val="none"/>
-                <w:strike w:val="false"/>
-                <w:sz w:val="22"/>
-                <w:szCs w:val="22"/>
-                <w:color w:val="000000"/>
-              </w:rPr>
-            </w:pPr>
-            <w:r>
-              <w:rPr>
-                <w:rFonts w:ascii="Helvetica" w:hAnsi="Helvetica" w:eastAsia="Helvetica" w:cs="Helvetica"/>
+              <w:jc w:val="center"/>
+              <w:pBdr>
+                <w:bottom w:val="none" w:sz="0" w:space="0" w:color="000000"/>
+                <w:top w:val="none" w:sz="0" w:space="0" w:color="000000"/>
+                <w:left w:val="none" w:sz="0" w:space="0" w:color="000000"/>
+                <w:right w:val="none" w:sz="0" w:space="0" w:color="000000"/>
+              </w:pBdr>
+              <w:spacing w:after="100" w:before="100" w:line="240"/>
+              <w:ind w:left="100" w:right="100" w:firstLine="0" w:firstLineChars="0"/>
+              <w:rPr>
+                <w:rFonts w:ascii="Arial" w:hAnsi="Arial" w:eastAsia="Arial" w:cs="Arial"/>
+                <w:i w:val="false"/>
+                <w:b w:val="false"/>
+                <w:u w:val="none"/>
+                <w:strike w:val="false"/>
+                <w:sz w:val="22"/>
+                <w:szCs w:val="22"/>
+                <w:color w:val="000000"/>
+              </w:rPr>
+            </w:pPr>
+            <w:r>
+              <w:rPr>
+                <w:rFonts w:ascii="Arial" w:hAnsi="Arial" w:eastAsia="Arial" w:cs="Arial"/>
                 <w:i w:val="false"/>
                 <w:b w:val="false"/>
                 <w:u w:val="none"/>
@@ -7154,30 +7051,29 @@
           </w:tcPr>
           <w:p>
             <w:pPr>
-              <w:pStyle w:val="Normal"/>
-              <w:jc w:val="center"/>
-              <w:pBdr>
-                <w:bottom w:val="none" w:sz="0" w:space="0" w:color="000000"/>
-                <w:top w:val="none" w:sz="0" w:space="0" w:color="000000"/>
-                <w:left w:val="none" w:sz="0" w:space="0" w:color="000000"/>
-                <w:right w:val="none" w:sz="0" w:space="0" w:color="000000"/>
-              </w:pBdr>
-              <w:spacing w:after="100" w:before="100" w:line="240"/>
-              <w:ind w:left="100" w:right="100" w:firstLine="0" w:firstLineChars="0"/>
-              <w:rPr>
-                <w:rFonts w:ascii="Helvetica" w:hAnsi="Helvetica" w:eastAsia="Helvetica" w:cs="Helvetica"/>
-                <w:i w:val="false"/>
-                <w:b w:val="false"/>
-                <w:u w:val="none"/>
-                <w:strike w:val="false"/>
-                <w:sz w:val="22"/>
-                <w:szCs w:val="22"/>
-                <w:color w:val="000000"/>
-              </w:rPr>
-            </w:pPr>
-            <w:r>
-              <w:rPr>
-                <w:rFonts w:ascii="Helvetica" w:hAnsi="Helvetica" w:eastAsia="Helvetica" w:cs="Helvetica"/>
+              <w:jc w:val="center"/>
+              <w:pBdr>
+                <w:bottom w:val="none" w:sz="0" w:space="0" w:color="000000"/>
+                <w:top w:val="none" w:sz="0" w:space="0" w:color="000000"/>
+                <w:left w:val="none" w:sz="0" w:space="0" w:color="000000"/>
+                <w:right w:val="none" w:sz="0" w:space="0" w:color="000000"/>
+              </w:pBdr>
+              <w:spacing w:after="100" w:before="100" w:line="240"/>
+              <w:ind w:left="100" w:right="100" w:firstLine="0" w:firstLineChars="0"/>
+              <w:rPr>
+                <w:rFonts w:ascii="Arial" w:hAnsi="Arial" w:eastAsia="Arial" w:cs="Arial"/>
+                <w:i w:val="false"/>
+                <w:b w:val="false"/>
+                <w:u w:val="none"/>
+                <w:strike w:val="false"/>
+                <w:sz w:val="22"/>
+                <w:szCs w:val="22"/>
+                <w:color w:val="000000"/>
+              </w:rPr>
+            </w:pPr>
+            <w:r>
+              <w:rPr>
+                <w:rFonts w:ascii="Arial" w:hAnsi="Arial" w:eastAsia="Arial" w:cs="Arial"/>
                 <w:i w:val="false"/>
                 <w:b w:val="false"/>
                 <w:u w:val="none"/>
@@ -7209,30 +7105,29 @@
           </w:tcPr>
           <w:p>
             <w:pPr>
-              <w:pStyle w:val="Normal"/>
-              <w:jc w:val="center"/>
-              <w:pBdr>
-                <w:bottom w:val="none" w:sz="0" w:space="0" w:color="000000"/>
-                <w:top w:val="none" w:sz="0" w:space="0" w:color="000000"/>
-                <w:left w:val="none" w:sz="0" w:space="0" w:color="000000"/>
-                <w:right w:val="none" w:sz="0" w:space="0" w:color="000000"/>
-              </w:pBdr>
-              <w:spacing w:after="100" w:before="100" w:line="240"/>
-              <w:ind w:left="100" w:right="100" w:firstLine="0" w:firstLineChars="0"/>
-              <w:rPr>
-                <w:rFonts w:ascii="Helvetica" w:hAnsi="Helvetica" w:eastAsia="Helvetica" w:cs="Helvetica"/>
-                <w:i w:val="false"/>
-                <w:b w:val="false"/>
-                <w:u w:val="none"/>
-                <w:strike w:val="false"/>
-                <w:sz w:val="22"/>
-                <w:szCs w:val="22"/>
-                <w:color w:val="000000"/>
-              </w:rPr>
-            </w:pPr>
-            <w:r>
-              <w:rPr>
-                <w:rFonts w:ascii="Helvetica" w:hAnsi="Helvetica" w:eastAsia="Helvetica" w:cs="Helvetica"/>
+              <w:jc w:val="center"/>
+              <w:pBdr>
+                <w:bottom w:val="none" w:sz="0" w:space="0" w:color="000000"/>
+                <w:top w:val="none" w:sz="0" w:space="0" w:color="000000"/>
+                <w:left w:val="none" w:sz="0" w:space="0" w:color="000000"/>
+                <w:right w:val="none" w:sz="0" w:space="0" w:color="000000"/>
+              </w:pBdr>
+              <w:spacing w:after="100" w:before="100" w:line="240"/>
+              <w:ind w:left="100" w:right="100" w:firstLine="0" w:firstLineChars="0"/>
+              <w:rPr>
+                <w:rFonts w:ascii="Arial" w:hAnsi="Arial" w:eastAsia="Arial" w:cs="Arial"/>
+                <w:i w:val="false"/>
+                <w:b w:val="false"/>
+                <w:u w:val="none"/>
+                <w:strike w:val="false"/>
+                <w:sz w:val="22"/>
+                <w:szCs w:val="22"/>
+                <w:color w:val="000000"/>
+              </w:rPr>
+            </w:pPr>
+            <w:r>
+              <w:rPr>
+                <w:rFonts w:ascii="Arial" w:hAnsi="Arial" w:eastAsia="Arial" w:cs="Arial"/>
                 <w:i w:val="false"/>
                 <w:b w:val="false"/>
                 <w:u w:val="none"/>
@@ -7250,6 +7145,7 @@
         <w:trPr>
           <w:trHeight w:val="360" w:hRule="auto"/>
         </w:trPr>
+        footer1
         <w:tc>
           <w:tcPr>
             <w:gridSpan w:val="6"/>
@@ -7270,7 +7166,6 @@
           </w:tcPr>
           <w:p>
             <w:pPr>
-              <w:pStyle w:val="Normal"/>
               <w:jc w:val="left"/>
               <w:pBdr>
                 <w:bottom w:val="none" w:sz="0" w:space="0" w:color="000000"/>
@@ -7281,19 +7176,19 @@
               <w:spacing w:after="100" w:before="100" w:line="240"/>
               <w:ind w:left="100" w:right="100" w:firstLine="0" w:firstLineChars="0"/>
               <w:rPr>
-                <w:rFonts w:ascii="Helvetica" w:hAnsi="Helvetica" w:eastAsia="Helvetica" w:cs="Helvetica"/>
-                <w:i w:val="false"/>
-                <w:b w:val="false"/>
-                <w:u w:val="none"/>
-                <w:strike w:val="false"/>
-                <w:sz w:val="22"/>
-                <w:szCs w:val="22"/>
-                <w:color w:val="000000"/>
-              </w:rPr>
-            </w:pPr>
-            <w:r>
-              <w:rPr>
-                <w:rFonts w:ascii="Helvetica" w:hAnsi="Helvetica" w:eastAsia="Helvetica" w:cs="Helvetica"/>
+                <w:rFonts w:ascii="Arial" w:hAnsi="Arial" w:eastAsia="Arial" w:cs="Arial"/>
+                <w:i w:val="false"/>
+                <w:b w:val="false"/>
+                <w:u w:val="none"/>
+                <w:strike w:val="false"/>
+                <w:sz w:val="22"/>
+                <w:szCs w:val="22"/>
+                <w:color w:val="000000"/>
+              </w:rPr>
+            </w:pPr>
+            <w:r>
+              <w:rPr>
+                <w:rFonts w:ascii="Arial" w:hAnsi="Arial" w:eastAsia="Arial" w:cs="Arial"/>
                 <w:i w:val="false"/>
                 <w:b w:val="false"/>
                 <w:u w:val="none"/>
@@ -7343,6 +7238,7 @@
           <w:trHeight w:val="360" w:hRule="auto"/>
           <w:tblHeader/>
         </w:trPr>
+        header1
         <w:tc>
           <w:tcPr>
             <w:tcBorders>
@@ -7362,7 +7258,6 @@
           </w:tcPr>
           <w:p>
             <w:pPr>
-              <w:pStyle w:val="Normal"/>
               <w:jc w:val="left"/>
               <w:pBdr>
                 <w:bottom w:val="none" w:sz="0" w:space="0" w:color="000000"/>
@@ -7373,19 +7268,19 @@
               <w:spacing w:after="100" w:before="100" w:line="240"/>
               <w:ind w:left="100" w:right="100" w:firstLine="0" w:firstLineChars="0"/>
               <w:rPr>
-                <w:rFonts w:ascii="Helvetica" w:hAnsi="Helvetica" w:eastAsia="Helvetica" w:cs="Helvetica"/>
-                <w:i w:val="false"/>
-                <w:b w:val="false"/>
-                <w:u w:val="none"/>
-                <w:strike w:val="false"/>
-                <w:sz w:val="22"/>
-                <w:szCs w:val="22"/>
-                <w:color w:val="000000"/>
-              </w:rPr>
-            </w:pPr>
-            <w:r>
-              <w:rPr>
-                <w:rFonts w:ascii="Helvetica" w:hAnsi="Helvetica" w:eastAsia="Helvetica" w:cs="Helvetica"/>
+                <w:rFonts w:ascii="Arial" w:hAnsi="Arial" w:eastAsia="Arial" w:cs="Arial"/>
+                <w:i w:val="false"/>
+                <w:b w:val="false"/>
+                <w:u w:val="none"/>
+                <w:strike w:val="false"/>
+                <w:sz w:val="22"/>
+                <w:szCs w:val="22"/>
+                <w:color w:val="000000"/>
+              </w:rPr>
+            </w:pPr>
+            <w:r>
+              <w:rPr>
+                <w:rFonts w:ascii="Arial" w:hAnsi="Arial" w:eastAsia="Arial" w:cs="Arial"/>
                 <w:i w:val="false"/>
                 <w:b w:val="false"/>
                 <w:u w:val="none"/>
@@ -7417,30 +7312,29 @@
           </w:tcPr>
           <w:p>
             <w:pPr>
-              <w:pStyle w:val="Normal"/>
-              <w:jc w:val="center"/>
-              <w:pBdr>
-                <w:bottom w:val="none" w:sz="0" w:space="0" w:color="000000"/>
-                <w:top w:val="none" w:sz="0" w:space="0" w:color="000000"/>
-                <w:left w:val="none" w:sz="0" w:space="0" w:color="000000"/>
-                <w:right w:val="none" w:sz="0" w:space="0" w:color="000000"/>
-              </w:pBdr>
-              <w:spacing w:after="100" w:before="100" w:line="240"/>
-              <w:ind w:left="100" w:right="100" w:firstLine="0" w:firstLineChars="0"/>
-              <w:rPr>
-                <w:rFonts w:ascii="Helvetica" w:hAnsi="Helvetica" w:eastAsia="Helvetica" w:cs="Helvetica"/>
-                <w:i w:val="false"/>
-                <w:b w:val="false"/>
-                <w:u w:val="none"/>
-                <w:strike w:val="false"/>
-                <w:sz w:val="22"/>
-                <w:szCs w:val="22"/>
-                <w:color w:val="000000"/>
-              </w:rPr>
-            </w:pPr>
-            <w:r>
-              <w:rPr>
-                <w:rFonts w:ascii="Helvetica" w:hAnsi="Helvetica" w:eastAsia="Helvetica" w:cs="Helvetica"/>
+              <w:jc w:val="center"/>
+              <w:pBdr>
+                <w:bottom w:val="none" w:sz="0" w:space="0" w:color="000000"/>
+                <w:top w:val="none" w:sz="0" w:space="0" w:color="000000"/>
+                <w:left w:val="none" w:sz="0" w:space="0" w:color="000000"/>
+                <w:right w:val="none" w:sz="0" w:space="0" w:color="000000"/>
+              </w:pBdr>
+              <w:spacing w:after="100" w:before="100" w:line="240"/>
+              <w:ind w:left="100" w:right="100" w:firstLine="0" w:firstLineChars="0"/>
+              <w:rPr>
+                <w:rFonts w:ascii="Arial" w:hAnsi="Arial" w:eastAsia="Arial" w:cs="Arial"/>
+                <w:i w:val="false"/>
+                <w:b w:val="false"/>
+                <w:u w:val="none"/>
+                <w:strike w:val="false"/>
+                <w:sz w:val="22"/>
+                <w:szCs w:val="22"/>
+                <w:color w:val="000000"/>
+              </w:rPr>
+            </w:pPr>
+            <w:r>
+              <w:rPr>
+                <w:rFonts w:ascii="Arial" w:hAnsi="Arial" w:eastAsia="Arial" w:cs="Arial"/>
                 <w:i w:val="false"/>
                 <w:b w:val="false"/>
                 <w:u w:val="none"/>
@@ -7472,30 +7366,29 @@
           </w:tcPr>
           <w:p>
             <w:pPr>
-              <w:pStyle w:val="Normal"/>
-              <w:jc w:val="center"/>
-              <w:pBdr>
-                <w:bottom w:val="none" w:sz="0" w:space="0" w:color="000000"/>
-                <w:top w:val="none" w:sz="0" w:space="0" w:color="000000"/>
-                <w:left w:val="none" w:sz="0" w:space="0" w:color="000000"/>
-                <w:right w:val="none" w:sz="0" w:space="0" w:color="000000"/>
-              </w:pBdr>
-              <w:spacing w:after="100" w:before="100" w:line="240"/>
-              <w:ind w:left="100" w:right="100" w:firstLine="0" w:firstLineChars="0"/>
-              <w:rPr>
-                <w:rFonts w:ascii="Helvetica" w:hAnsi="Helvetica" w:eastAsia="Helvetica" w:cs="Helvetica"/>
-                <w:i w:val="false"/>
-                <w:b w:val="false"/>
-                <w:u w:val="none"/>
-                <w:strike w:val="false"/>
-                <w:sz w:val="22"/>
-                <w:szCs w:val="22"/>
-                <w:color w:val="000000"/>
-              </w:rPr>
-            </w:pPr>
-            <w:r>
-              <w:rPr>
-                <w:rFonts w:ascii="Helvetica" w:hAnsi="Helvetica" w:eastAsia="Helvetica" w:cs="Helvetica"/>
+              <w:jc w:val="center"/>
+              <w:pBdr>
+                <w:bottom w:val="none" w:sz="0" w:space="0" w:color="000000"/>
+                <w:top w:val="none" w:sz="0" w:space="0" w:color="000000"/>
+                <w:left w:val="none" w:sz="0" w:space="0" w:color="000000"/>
+                <w:right w:val="none" w:sz="0" w:space="0" w:color="000000"/>
+              </w:pBdr>
+              <w:spacing w:after="100" w:before="100" w:line="240"/>
+              <w:ind w:left="100" w:right="100" w:firstLine="0" w:firstLineChars="0"/>
+              <w:rPr>
+                <w:rFonts w:ascii="Arial" w:hAnsi="Arial" w:eastAsia="Arial" w:cs="Arial"/>
+                <w:i w:val="false"/>
+                <w:b w:val="false"/>
+                <w:u w:val="none"/>
+                <w:strike w:val="false"/>
+                <w:sz w:val="22"/>
+                <w:szCs w:val="22"/>
+                <w:color w:val="000000"/>
+              </w:rPr>
+            </w:pPr>
+            <w:r>
+              <w:rPr>
+                <w:rFonts w:ascii="Arial" w:hAnsi="Arial" w:eastAsia="Arial" w:cs="Arial"/>
                 <w:i w:val="false"/>
                 <w:b w:val="false"/>
                 <w:u w:val="none"/>
@@ -7527,30 +7420,29 @@
           </w:tcPr>
           <w:p>
             <w:pPr>
-              <w:pStyle w:val="Normal"/>
-              <w:jc w:val="center"/>
-              <w:pBdr>
-                <w:bottom w:val="none" w:sz="0" w:space="0" w:color="000000"/>
-                <w:top w:val="none" w:sz="0" w:space="0" w:color="000000"/>
-                <w:left w:val="none" w:sz="0" w:space="0" w:color="000000"/>
-                <w:right w:val="none" w:sz="0" w:space="0" w:color="000000"/>
-              </w:pBdr>
-              <w:spacing w:after="100" w:before="100" w:line="240"/>
-              <w:ind w:left="100" w:right="100" w:firstLine="0" w:firstLineChars="0"/>
-              <w:rPr>
-                <w:rFonts w:ascii="Helvetica" w:hAnsi="Helvetica" w:eastAsia="Helvetica" w:cs="Helvetica"/>
-                <w:i w:val="false"/>
-                <w:b w:val="false"/>
-                <w:u w:val="none"/>
-                <w:strike w:val="false"/>
-                <w:sz w:val="22"/>
-                <w:szCs w:val="22"/>
-                <w:color w:val="000000"/>
-              </w:rPr>
-            </w:pPr>
-            <w:r>
-              <w:rPr>
-                <w:rFonts w:ascii="Helvetica" w:hAnsi="Helvetica" w:eastAsia="Helvetica" w:cs="Helvetica"/>
+              <w:jc w:val="center"/>
+              <w:pBdr>
+                <w:bottom w:val="none" w:sz="0" w:space="0" w:color="000000"/>
+                <w:top w:val="none" w:sz="0" w:space="0" w:color="000000"/>
+                <w:left w:val="none" w:sz="0" w:space="0" w:color="000000"/>
+                <w:right w:val="none" w:sz="0" w:space="0" w:color="000000"/>
+              </w:pBdr>
+              <w:spacing w:after="100" w:before="100" w:line="240"/>
+              <w:ind w:left="100" w:right="100" w:firstLine="0" w:firstLineChars="0"/>
+              <w:rPr>
+                <w:rFonts w:ascii="Arial" w:hAnsi="Arial" w:eastAsia="Arial" w:cs="Arial"/>
+                <w:i w:val="false"/>
+                <w:b w:val="false"/>
+                <w:u w:val="none"/>
+                <w:strike w:val="false"/>
+                <w:sz w:val="22"/>
+                <w:szCs w:val="22"/>
+                <w:color w:val="000000"/>
+              </w:rPr>
+            </w:pPr>
+            <w:r>
+              <w:rPr>
+                <w:rFonts w:ascii="Arial" w:hAnsi="Arial" w:eastAsia="Arial" w:cs="Arial"/>
                 <w:i w:val="false"/>
                 <w:b w:val="false"/>
                 <w:u w:val="none"/>
@@ -7582,30 +7474,29 @@
           </w:tcPr>
           <w:p>
             <w:pPr>
-              <w:pStyle w:val="Normal"/>
-              <w:jc w:val="center"/>
-              <w:pBdr>
-                <w:bottom w:val="none" w:sz="0" w:space="0" w:color="000000"/>
-                <w:top w:val="none" w:sz="0" w:space="0" w:color="000000"/>
-                <w:left w:val="none" w:sz="0" w:space="0" w:color="000000"/>
-                <w:right w:val="none" w:sz="0" w:space="0" w:color="000000"/>
-              </w:pBdr>
-              <w:spacing w:after="100" w:before="100" w:line="240"/>
-              <w:ind w:left="100" w:right="100" w:firstLine="0" w:firstLineChars="0"/>
-              <w:rPr>
-                <w:rFonts w:ascii="Helvetica" w:hAnsi="Helvetica" w:eastAsia="Helvetica" w:cs="Helvetica"/>
-                <w:i w:val="false"/>
-                <w:b w:val="false"/>
-                <w:u w:val="none"/>
-                <w:strike w:val="false"/>
-                <w:sz w:val="22"/>
-                <w:szCs w:val="22"/>
-                <w:color w:val="000000"/>
-              </w:rPr>
-            </w:pPr>
-            <w:r>
-              <w:rPr>
-                <w:rFonts w:ascii="Helvetica" w:hAnsi="Helvetica" w:eastAsia="Helvetica" w:cs="Helvetica"/>
+              <w:jc w:val="center"/>
+              <w:pBdr>
+                <w:bottom w:val="none" w:sz="0" w:space="0" w:color="000000"/>
+                <w:top w:val="none" w:sz="0" w:space="0" w:color="000000"/>
+                <w:left w:val="none" w:sz="0" w:space="0" w:color="000000"/>
+                <w:right w:val="none" w:sz="0" w:space="0" w:color="000000"/>
+              </w:pBdr>
+              <w:spacing w:after="100" w:before="100" w:line="240"/>
+              <w:ind w:left="100" w:right="100" w:firstLine="0" w:firstLineChars="0"/>
+              <w:rPr>
+                <w:rFonts w:ascii="Arial" w:hAnsi="Arial" w:eastAsia="Arial" w:cs="Arial"/>
+                <w:i w:val="false"/>
+                <w:b w:val="false"/>
+                <w:u w:val="none"/>
+                <w:strike w:val="false"/>
+                <w:sz w:val="22"/>
+                <w:szCs w:val="22"/>
+                <w:color w:val="000000"/>
+              </w:rPr>
+            </w:pPr>
+            <w:r>
+              <w:rPr>
+                <w:rFonts w:ascii="Arial" w:hAnsi="Arial" w:eastAsia="Arial" w:cs="Arial"/>
                 <w:i w:val="false"/>
                 <w:b w:val="false"/>
                 <w:u w:val="none"/>
@@ -7637,30 +7528,29 @@
           </w:tcPr>
           <w:p>
             <w:pPr>
-              <w:pStyle w:val="Normal"/>
-              <w:jc w:val="center"/>
-              <w:pBdr>
-                <w:bottom w:val="none" w:sz="0" w:space="0" w:color="000000"/>
-                <w:top w:val="none" w:sz="0" w:space="0" w:color="000000"/>
-                <w:left w:val="none" w:sz="0" w:space="0" w:color="000000"/>
-                <w:right w:val="none" w:sz="0" w:space="0" w:color="000000"/>
-              </w:pBdr>
-              <w:spacing w:after="100" w:before="100" w:line="240"/>
-              <w:ind w:left="100" w:right="100" w:firstLine="0" w:firstLineChars="0"/>
-              <w:rPr>
-                <w:rFonts w:ascii="Helvetica" w:hAnsi="Helvetica" w:eastAsia="Helvetica" w:cs="Helvetica"/>
-                <w:i w:val="false"/>
-                <w:b w:val="false"/>
-                <w:u w:val="none"/>
-                <w:strike w:val="false"/>
-                <w:sz w:val="22"/>
-                <w:szCs w:val="22"/>
-                <w:color w:val="000000"/>
-              </w:rPr>
-            </w:pPr>
-            <w:r>
-              <w:rPr>
-                <w:rFonts w:ascii="Helvetica" w:hAnsi="Helvetica" w:eastAsia="Helvetica" w:cs="Helvetica"/>
+              <w:jc w:val="center"/>
+              <w:pBdr>
+                <w:bottom w:val="none" w:sz="0" w:space="0" w:color="000000"/>
+                <w:top w:val="none" w:sz="0" w:space="0" w:color="000000"/>
+                <w:left w:val="none" w:sz="0" w:space="0" w:color="000000"/>
+                <w:right w:val="none" w:sz="0" w:space="0" w:color="000000"/>
+              </w:pBdr>
+              <w:spacing w:after="100" w:before="100" w:line="240"/>
+              <w:ind w:left="100" w:right="100" w:firstLine="0" w:firstLineChars="0"/>
+              <w:rPr>
+                <w:rFonts w:ascii="Arial" w:hAnsi="Arial" w:eastAsia="Arial" w:cs="Arial"/>
+                <w:i w:val="false"/>
+                <w:b w:val="false"/>
+                <w:u w:val="none"/>
+                <w:strike w:val="false"/>
+                <w:sz w:val="22"/>
+                <w:szCs w:val="22"/>
+                <w:color w:val="000000"/>
+              </w:rPr>
+            </w:pPr>
+            <w:r>
+              <w:rPr>
+                <w:rFonts w:ascii="Arial" w:hAnsi="Arial" w:eastAsia="Arial" w:cs="Arial"/>
                 <w:i w:val="false"/>
                 <w:b w:val="false"/>
                 <w:u w:val="none"/>
@@ -7678,6 +7568,7 @@
         <w:trPr>
           <w:trHeight w:val="360" w:hRule="auto"/>
         </w:trPr>
+        body1
         <w:tc>
           <w:tcPr>
             <w:tcBorders>
@@ -7697,7 +7588,6 @@
           </w:tcPr>
           <w:p>
             <w:pPr>
-              <w:pStyle w:val="Normal"/>
               <w:jc w:val="left"/>
               <w:pBdr>
                 <w:bottom w:val="none" w:sz="0" w:space="0" w:color="000000"/>
@@ -7708,19 +7598,19 @@
               <w:spacing w:after="100" w:before="100" w:line="240"/>
               <w:ind w:left="100" w:right="100" w:firstLine="0" w:firstLineChars="0"/>
               <w:rPr>
-                <w:rFonts w:ascii="Helvetica" w:hAnsi="Helvetica" w:eastAsia="Helvetica" w:cs="Helvetica"/>
-                <w:i w:val="false"/>
-                <w:b w:val="false"/>
-                <w:u w:val="none"/>
-                <w:strike w:val="false"/>
-                <w:sz w:val="22"/>
-                <w:szCs w:val="22"/>
-                <w:color w:val="000000"/>
-              </w:rPr>
-            </w:pPr>
-            <w:r>
-              <w:rPr>
-                <w:rFonts w:ascii="Helvetica" w:hAnsi="Helvetica" w:eastAsia="Helvetica" w:cs="Helvetica"/>
+                <w:rFonts w:ascii="Arial" w:hAnsi="Arial" w:eastAsia="Arial" w:cs="Arial"/>
+                <w:i w:val="false"/>
+                <w:b w:val="false"/>
+                <w:u w:val="none"/>
+                <w:strike w:val="false"/>
+                <w:sz w:val="22"/>
+                <w:szCs w:val="22"/>
+                <w:color w:val="000000"/>
+              </w:rPr>
+            </w:pPr>
+            <w:r>
+              <w:rPr>
+                <w:rFonts w:ascii="Arial" w:hAnsi="Arial" w:eastAsia="Arial" w:cs="Arial"/>
                 <w:i w:val="false"/>
                 <w:b w:val="false"/>
                 <w:u w:val="none"/>
@@ -7752,30 +7642,29 @@
           </w:tcPr>
           <w:p>
             <w:pPr>
-              <w:pStyle w:val="Normal"/>
-              <w:jc w:val="center"/>
-              <w:pBdr>
-                <w:bottom w:val="none" w:sz="0" w:space="0" w:color="000000"/>
-                <w:top w:val="none" w:sz="0" w:space="0" w:color="000000"/>
-                <w:left w:val="none" w:sz="0" w:space="0" w:color="000000"/>
-                <w:right w:val="none" w:sz="0" w:space="0" w:color="000000"/>
-              </w:pBdr>
-              <w:spacing w:after="100" w:before="100" w:line="240"/>
-              <w:ind w:left="100" w:right="100" w:firstLine="0" w:firstLineChars="0"/>
-              <w:rPr>
-                <w:rFonts w:ascii="Helvetica" w:hAnsi="Helvetica" w:eastAsia="Helvetica" w:cs="Helvetica"/>
-                <w:i w:val="false"/>
-                <w:b w:val="false"/>
-                <w:u w:val="none"/>
-                <w:strike w:val="false"/>
-                <w:sz w:val="22"/>
-                <w:szCs w:val="22"/>
-                <w:color w:val="000000"/>
-              </w:rPr>
-            </w:pPr>
-            <w:r>
-              <w:rPr>
-                <w:rFonts w:ascii="Helvetica" w:hAnsi="Helvetica" w:eastAsia="Helvetica" w:cs="Helvetica"/>
+              <w:jc w:val="center"/>
+              <w:pBdr>
+                <w:bottom w:val="none" w:sz="0" w:space="0" w:color="000000"/>
+                <w:top w:val="none" w:sz="0" w:space="0" w:color="000000"/>
+                <w:left w:val="none" w:sz="0" w:space="0" w:color="000000"/>
+                <w:right w:val="none" w:sz="0" w:space="0" w:color="000000"/>
+              </w:pBdr>
+              <w:spacing w:after="100" w:before="100" w:line="240"/>
+              <w:ind w:left="100" w:right="100" w:firstLine="0" w:firstLineChars="0"/>
+              <w:rPr>
+                <w:rFonts w:ascii="Arial" w:hAnsi="Arial" w:eastAsia="Arial" w:cs="Arial"/>
+                <w:i w:val="false"/>
+                <w:b w:val="false"/>
+                <w:u w:val="none"/>
+                <w:strike w:val="false"/>
+                <w:sz w:val="22"/>
+                <w:szCs w:val="22"/>
+                <w:color w:val="000000"/>
+              </w:rPr>
+            </w:pPr>
+            <w:r>
+              <w:rPr>
+                <w:rFonts w:ascii="Arial" w:hAnsi="Arial" w:eastAsia="Arial" w:cs="Arial"/>
                 <w:i w:val="false"/>
                 <w:b w:val="false"/>
                 <w:u w:val="none"/>
@@ -7807,30 +7696,29 @@
           </w:tcPr>
           <w:p>
             <w:pPr>
-              <w:pStyle w:val="Normal"/>
-              <w:jc w:val="center"/>
-              <w:pBdr>
-                <w:bottom w:val="none" w:sz="0" w:space="0" w:color="000000"/>
-                <w:top w:val="none" w:sz="0" w:space="0" w:color="000000"/>
-                <w:left w:val="none" w:sz="0" w:space="0" w:color="000000"/>
-                <w:right w:val="none" w:sz="0" w:space="0" w:color="000000"/>
-              </w:pBdr>
-              <w:spacing w:after="100" w:before="100" w:line="240"/>
-              <w:ind w:left="100" w:right="100" w:firstLine="0" w:firstLineChars="0"/>
-              <w:rPr>
-                <w:rFonts w:ascii="Helvetica" w:hAnsi="Helvetica" w:eastAsia="Helvetica" w:cs="Helvetica"/>
-                <w:i w:val="false"/>
-                <w:b w:val="false"/>
-                <w:u w:val="none"/>
-                <w:strike w:val="false"/>
-                <w:sz w:val="22"/>
-                <w:szCs w:val="22"/>
-                <w:color w:val="000000"/>
-              </w:rPr>
-            </w:pPr>
-            <w:r>
-              <w:rPr>
-                <w:rFonts w:ascii="Helvetica" w:hAnsi="Helvetica" w:eastAsia="Helvetica" w:cs="Helvetica"/>
+              <w:jc w:val="center"/>
+              <w:pBdr>
+                <w:bottom w:val="none" w:sz="0" w:space="0" w:color="000000"/>
+                <w:top w:val="none" w:sz="0" w:space="0" w:color="000000"/>
+                <w:left w:val="none" w:sz="0" w:space="0" w:color="000000"/>
+                <w:right w:val="none" w:sz="0" w:space="0" w:color="000000"/>
+              </w:pBdr>
+              <w:spacing w:after="100" w:before="100" w:line="240"/>
+              <w:ind w:left="100" w:right="100" w:firstLine="0" w:firstLineChars="0"/>
+              <w:rPr>
+                <w:rFonts w:ascii="Arial" w:hAnsi="Arial" w:eastAsia="Arial" w:cs="Arial"/>
+                <w:i w:val="false"/>
+                <w:b w:val="false"/>
+                <w:u w:val="none"/>
+                <w:strike w:val="false"/>
+                <w:sz w:val="22"/>
+                <w:szCs w:val="22"/>
+                <w:color w:val="000000"/>
+              </w:rPr>
+            </w:pPr>
+            <w:r>
+              <w:rPr>
+                <w:rFonts w:ascii="Arial" w:hAnsi="Arial" w:eastAsia="Arial" w:cs="Arial"/>
                 <w:i w:val="false"/>
                 <w:b w:val="false"/>
                 <w:u w:val="none"/>
@@ -7862,30 +7750,29 @@
           </w:tcPr>
           <w:p>
             <w:pPr>
-              <w:pStyle w:val="Normal"/>
-              <w:jc w:val="center"/>
-              <w:pBdr>
-                <w:bottom w:val="none" w:sz="0" w:space="0" w:color="000000"/>
-                <w:top w:val="none" w:sz="0" w:space="0" w:color="000000"/>
-                <w:left w:val="none" w:sz="0" w:space="0" w:color="000000"/>
-                <w:right w:val="none" w:sz="0" w:space="0" w:color="000000"/>
-              </w:pBdr>
-              <w:spacing w:after="100" w:before="100" w:line="240"/>
-              <w:ind w:left="100" w:right="100" w:firstLine="0" w:firstLineChars="0"/>
-              <w:rPr>
-                <w:rFonts w:ascii="Helvetica" w:hAnsi="Helvetica" w:eastAsia="Helvetica" w:cs="Helvetica"/>
-                <w:i w:val="false"/>
-                <w:b w:val="false"/>
-                <w:u w:val="none"/>
-                <w:strike w:val="false"/>
-                <w:sz w:val="22"/>
-                <w:szCs w:val="22"/>
-                <w:color w:val="000000"/>
-              </w:rPr>
-            </w:pPr>
-            <w:r>
-              <w:rPr>
-                <w:rFonts w:ascii="Helvetica" w:hAnsi="Helvetica" w:eastAsia="Helvetica" w:cs="Helvetica"/>
+              <w:jc w:val="center"/>
+              <w:pBdr>
+                <w:bottom w:val="none" w:sz="0" w:space="0" w:color="000000"/>
+                <w:top w:val="none" w:sz="0" w:space="0" w:color="000000"/>
+                <w:left w:val="none" w:sz="0" w:space="0" w:color="000000"/>
+                <w:right w:val="none" w:sz="0" w:space="0" w:color="000000"/>
+              </w:pBdr>
+              <w:spacing w:after="100" w:before="100" w:line="240"/>
+              <w:ind w:left="100" w:right="100" w:firstLine="0" w:firstLineChars="0"/>
+              <w:rPr>
+                <w:rFonts w:ascii="Arial" w:hAnsi="Arial" w:eastAsia="Arial" w:cs="Arial"/>
+                <w:i w:val="false"/>
+                <w:b w:val="false"/>
+                <w:u w:val="none"/>
+                <w:strike w:val="false"/>
+                <w:sz w:val="22"/>
+                <w:szCs w:val="22"/>
+                <w:color w:val="000000"/>
+              </w:rPr>
+            </w:pPr>
+            <w:r>
+              <w:rPr>
+                <w:rFonts w:ascii="Arial" w:hAnsi="Arial" w:eastAsia="Arial" w:cs="Arial"/>
                 <w:i w:val="false"/>
                 <w:b w:val="false"/>
                 <w:u w:val="none"/>
@@ -7917,30 +7804,29 @@
           </w:tcPr>
           <w:p>
             <w:pPr>
-              <w:pStyle w:val="Normal"/>
-              <w:jc w:val="center"/>
-              <w:pBdr>
-                <w:bottom w:val="none" w:sz="0" w:space="0" w:color="000000"/>
-                <w:top w:val="none" w:sz="0" w:space="0" w:color="000000"/>
-                <w:left w:val="none" w:sz="0" w:space="0" w:color="000000"/>
-                <w:right w:val="none" w:sz="0" w:space="0" w:color="000000"/>
-              </w:pBdr>
-              <w:spacing w:after="100" w:before="100" w:line="240"/>
-              <w:ind w:left="100" w:right="100" w:firstLine="0" w:firstLineChars="0"/>
-              <w:rPr>
-                <w:rFonts w:ascii="Helvetica" w:hAnsi="Helvetica" w:eastAsia="Helvetica" w:cs="Helvetica"/>
-                <w:i w:val="false"/>
-                <w:b w:val="false"/>
-                <w:u w:val="none"/>
-                <w:strike w:val="false"/>
-                <w:sz w:val="22"/>
-                <w:szCs w:val="22"/>
-                <w:color w:val="000000"/>
-              </w:rPr>
-            </w:pPr>
-            <w:r>
-              <w:rPr>
-                <w:rFonts w:ascii="Helvetica" w:hAnsi="Helvetica" w:eastAsia="Helvetica" w:cs="Helvetica"/>
+              <w:jc w:val="center"/>
+              <w:pBdr>
+                <w:bottom w:val="none" w:sz="0" w:space="0" w:color="000000"/>
+                <w:top w:val="none" w:sz="0" w:space="0" w:color="000000"/>
+                <w:left w:val="none" w:sz="0" w:space="0" w:color="000000"/>
+                <w:right w:val="none" w:sz="0" w:space="0" w:color="000000"/>
+              </w:pBdr>
+              <w:spacing w:after="100" w:before="100" w:line="240"/>
+              <w:ind w:left="100" w:right="100" w:firstLine="0" w:firstLineChars="0"/>
+              <w:rPr>
+                <w:rFonts w:ascii="Arial" w:hAnsi="Arial" w:eastAsia="Arial" w:cs="Arial"/>
+                <w:i w:val="false"/>
+                <w:b w:val="false"/>
+                <w:u w:val="none"/>
+                <w:strike w:val="false"/>
+                <w:sz w:val="22"/>
+                <w:szCs w:val="22"/>
+                <w:color w:val="000000"/>
+              </w:rPr>
+            </w:pPr>
+            <w:r>
+              <w:rPr>
+                <w:rFonts w:ascii="Arial" w:hAnsi="Arial" w:eastAsia="Arial" w:cs="Arial"/>
                 <w:i w:val="false"/>
                 <w:b w:val="false"/>
                 <w:u w:val="none"/>
@@ -7972,30 +7858,29 @@
           </w:tcPr>
           <w:p>
             <w:pPr>
-              <w:pStyle w:val="Normal"/>
-              <w:jc w:val="center"/>
-              <w:pBdr>
-                <w:bottom w:val="none" w:sz="0" w:space="0" w:color="000000"/>
-                <w:top w:val="none" w:sz="0" w:space="0" w:color="000000"/>
-                <w:left w:val="none" w:sz="0" w:space="0" w:color="000000"/>
-                <w:right w:val="none" w:sz="0" w:space="0" w:color="000000"/>
-              </w:pBdr>
-              <w:spacing w:after="100" w:before="100" w:line="240"/>
-              <w:ind w:left="100" w:right="100" w:firstLine="0" w:firstLineChars="0"/>
-              <w:rPr>
-                <w:rFonts w:ascii="Helvetica" w:hAnsi="Helvetica" w:eastAsia="Helvetica" w:cs="Helvetica"/>
-                <w:i w:val="false"/>
-                <w:b w:val="false"/>
-                <w:u w:val="none"/>
-                <w:strike w:val="false"/>
-                <w:sz w:val="22"/>
-                <w:szCs w:val="22"/>
-                <w:color w:val="000000"/>
-              </w:rPr>
-            </w:pPr>
-            <w:r>
-              <w:rPr>
-                <w:rFonts w:ascii="Helvetica" w:hAnsi="Helvetica" w:eastAsia="Helvetica" w:cs="Helvetica"/>
+              <w:jc w:val="center"/>
+              <w:pBdr>
+                <w:bottom w:val="none" w:sz="0" w:space="0" w:color="000000"/>
+                <w:top w:val="none" w:sz="0" w:space="0" w:color="000000"/>
+                <w:left w:val="none" w:sz="0" w:space="0" w:color="000000"/>
+                <w:right w:val="none" w:sz="0" w:space="0" w:color="000000"/>
+              </w:pBdr>
+              <w:spacing w:after="100" w:before="100" w:line="240"/>
+              <w:ind w:left="100" w:right="100" w:firstLine="0" w:firstLineChars="0"/>
+              <w:rPr>
+                <w:rFonts w:ascii="Arial" w:hAnsi="Arial" w:eastAsia="Arial" w:cs="Arial"/>
+                <w:i w:val="false"/>
+                <w:b w:val="false"/>
+                <w:u w:val="none"/>
+                <w:strike w:val="false"/>
+                <w:sz w:val="22"/>
+                <w:szCs w:val="22"/>
+                <w:color w:val="000000"/>
+              </w:rPr>
+            </w:pPr>
+            <w:r>
+              <w:rPr>
+                <w:rFonts w:ascii="Arial" w:hAnsi="Arial" w:eastAsia="Arial" w:cs="Arial"/>
                 <w:i w:val="false"/>
                 <w:b w:val="false"/>
                 <w:u w:val="none"/>
@@ -8013,6 +7898,7 @@
         <w:trPr>
           <w:trHeight w:val="360" w:hRule="auto"/>
         </w:trPr>
+        body2
         <w:tc>
           <w:tcPr>
             <w:tcBorders>
@@ -8032,7 +7918,6 @@
           </w:tcPr>
           <w:p>
             <w:pPr>
-              <w:pStyle w:val="Normal"/>
               <w:jc w:val="left"/>
               <w:pBdr>
                 <w:bottom w:val="none" w:sz="0" w:space="0" w:color="000000"/>
@@ -8043,19 +7928,19 @@
               <w:spacing w:after="100" w:before="100" w:line="240"/>
               <w:ind w:left="100" w:right="100" w:firstLine="0" w:firstLineChars="0"/>
               <w:rPr>
-                <w:rFonts w:ascii="Helvetica" w:hAnsi="Helvetica" w:eastAsia="Helvetica" w:cs="Helvetica"/>
-                <w:i w:val="false"/>
-                <w:b w:val="false"/>
-                <w:u w:val="none"/>
-                <w:strike w:val="false"/>
-                <w:sz w:val="22"/>
-                <w:szCs w:val="22"/>
-                <w:color w:val="000000"/>
-              </w:rPr>
-            </w:pPr>
-            <w:r>
-              <w:rPr>
-                <w:rFonts w:ascii="Helvetica" w:hAnsi="Helvetica" w:eastAsia="Helvetica" w:cs="Helvetica"/>
+                <w:rFonts w:ascii="Arial" w:hAnsi="Arial" w:eastAsia="Arial" w:cs="Arial"/>
+                <w:i w:val="false"/>
+                <w:b w:val="false"/>
+                <w:u w:val="none"/>
+                <w:strike w:val="false"/>
+                <w:sz w:val="22"/>
+                <w:szCs w:val="22"/>
+                <w:color w:val="000000"/>
+              </w:rPr>
+            </w:pPr>
+            <w:r>
+              <w:rPr>
+                <w:rFonts w:ascii="Arial" w:hAnsi="Arial" w:eastAsia="Arial" w:cs="Arial"/>
                 <w:i w:val="false"/>
                 <w:b w:val="false"/>
                 <w:u w:val="none"/>
@@ -8087,30 +7972,29 @@
           </w:tcPr>
           <w:p>
             <w:pPr>
-              <w:pStyle w:val="Normal"/>
-              <w:jc w:val="center"/>
-              <w:pBdr>
-                <w:bottom w:val="none" w:sz="0" w:space="0" w:color="000000"/>
-                <w:top w:val="none" w:sz="0" w:space="0" w:color="000000"/>
-                <w:left w:val="none" w:sz="0" w:space="0" w:color="000000"/>
-                <w:right w:val="none" w:sz="0" w:space="0" w:color="000000"/>
-              </w:pBdr>
-              <w:spacing w:after="100" w:before="100" w:line="240"/>
-              <w:ind w:left="100" w:right="100" w:firstLine="0" w:firstLineChars="0"/>
-              <w:rPr>
-                <w:rFonts w:ascii="Helvetica" w:hAnsi="Helvetica" w:eastAsia="Helvetica" w:cs="Helvetica"/>
-                <w:i w:val="false"/>
-                <w:b w:val="false"/>
-                <w:u w:val="none"/>
-                <w:strike w:val="false"/>
-                <w:sz w:val="22"/>
-                <w:szCs w:val="22"/>
-                <w:color w:val="000000"/>
-              </w:rPr>
-            </w:pPr>
-            <w:r>
-              <w:rPr>
-                <w:rFonts w:ascii="Helvetica" w:hAnsi="Helvetica" w:eastAsia="Helvetica" w:cs="Helvetica"/>
+              <w:jc w:val="center"/>
+              <w:pBdr>
+                <w:bottom w:val="none" w:sz="0" w:space="0" w:color="000000"/>
+                <w:top w:val="none" w:sz="0" w:space="0" w:color="000000"/>
+                <w:left w:val="none" w:sz="0" w:space="0" w:color="000000"/>
+                <w:right w:val="none" w:sz="0" w:space="0" w:color="000000"/>
+              </w:pBdr>
+              <w:spacing w:after="100" w:before="100" w:line="240"/>
+              <w:ind w:left="100" w:right="100" w:firstLine="0" w:firstLineChars="0"/>
+              <w:rPr>
+                <w:rFonts w:ascii="Arial" w:hAnsi="Arial" w:eastAsia="Arial" w:cs="Arial"/>
+                <w:i w:val="false"/>
+                <w:b w:val="false"/>
+                <w:u w:val="none"/>
+                <w:strike w:val="false"/>
+                <w:sz w:val="22"/>
+                <w:szCs w:val="22"/>
+                <w:color w:val="000000"/>
+              </w:rPr>
+            </w:pPr>
+            <w:r>
+              <w:rPr>
+                <w:rFonts w:ascii="Arial" w:hAnsi="Arial" w:eastAsia="Arial" w:cs="Arial"/>
                 <w:i w:val="false"/>
                 <w:b w:val="false"/>
                 <w:u w:val="none"/>
@@ -8142,30 +8026,29 @@
           </w:tcPr>
           <w:p>
             <w:pPr>
-              <w:pStyle w:val="Normal"/>
-              <w:jc w:val="center"/>
-              <w:pBdr>
-                <w:bottom w:val="none" w:sz="0" w:space="0" w:color="000000"/>
-                <w:top w:val="none" w:sz="0" w:space="0" w:color="000000"/>
-                <w:left w:val="none" w:sz="0" w:space="0" w:color="000000"/>
-                <w:right w:val="none" w:sz="0" w:space="0" w:color="000000"/>
-              </w:pBdr>
-              <w:spacing w:after="100" w:before="100" w:line="240"/>
-              <w:ind w:left="100" w:right="100" w:firstLine="0" w:firstLineChars="0"/>
-              <w:rPr>
-                <w:rFonts w:ascii="Helvetica" w:hAnsi="Helvetica" w:eastAsia="Helvetica" w:cs="Helvetica"/>
-                <w:i w:val="false"/>
-                <w:b w:val="false"/>
-                <w:u w:val="none"/>
-                <w:strike w:val="false"/>
-                <w:sz w:val="22"/>
-                <w:szCs w:val="22"/>
-                <w:color w:val="000000"/>
-              </w:rPr>
-            </w:pPr>
-            <w:r>
-              <w:rPr>
-                <w:rFonts w:ascii="Helvetica" w:hAnsi="Helvetica" w:eastAsia="Helvetica" w:cs="Helvetica"/>
+              <w:jc w:val="center"/>
+              <w:pBdr>
+                <w:bottom w:val="none" w:sz="0" w:space="0" w:color="000000"/>
+                <w:top w:val="none" w:sz="0" w:space="0" w:color="000000"/>
+                <w:left w:val="none" w:sz="0" w:space="0" w:color="000000"/>
+                <w:right w:val="none" w:sz="0" w:space="0" w:color="000000"/>
+              </w:pBdr>
+              <w:spacing w:after="100" w:before="100" w:line="240"/>
+              <w:ind w:left="100" w:right="100" w:firstLine="0" w:firstLineChars="0"/>
+              <w:rPr>
+                <w:rFonts w:ascii="Arial" w:hAnsi="Arial" w:eastAsia="Arial" w:cs="Arial"/>
+                <w:i w:val="false"/>
+                <w:b w:val="false"/>
+                <w:u w:val="none"/>
+                <w:strike w:val="false"/>
+                <w:sz w:val="22"/>
+                <w:szCs w:val="22"/>
+                <w:color w:val="000000"/>
+              </w:rPr>
+            </w:pPr>
+            <w:r>
+              <w:rPr>
+                <w:rFonts w:ascii="Arial" w:hAnsi="Arial" w:eastAsia="Arial" w:cs="Arial"/>
                 <w:i w:val="false"/>
                 <w:b w:val="false"/>
                 <w:u w:val="none"/>
@@ -8197,30 +8080,29 @@
           </w:tcPr>
           <w:p>
             <w:pPr>
-              <w:pStyle w:val="Normal"/>
-              <w:jc w:val="center"/>
-              <w:pBdr>
-                <w:bottom w:val="none" w:sz="0" w:space="0" w:color="000000"/>
-                <w:top w:val="none" w:sz="0" w:space="0" w:color="000000"/>
-                <w:left w:val="none" w:sz="0" w:space="0" w:color="000000"/>
-                <w:right w:val="none" w:sz="0" w:space="0" w:color="000000"/>
-              </w:pBdr>
-              <w:spacing w:after="100" w:before="100" w:line="240"/>
-              <w:ind w:left="100" w:right="100" w:firstLine="0" w:firstLineChars="0"/>
-              <w:rPr>
-                <w:rFonts w:ascii="Helvetica" w:hAnsi="Helvetica" w:eastAsia="Helvetica" w:cs="Helvetica"/>
-                <w:i w:val="false"/>
-                <w:b w:val="false"/>
-                <w:u w:val="none"/>
-                <w:strike w:val="false"/>
-                <w:sz w:val="22"/>
-                <w:szCs w:val="22"/>
-                <w:color w:val="000000"/>
-              </w:rPr>
-            </w:pPr>
-            <w:r>
-              <w:rPr>
-                <w:rFonts w:ascii="Helvetica" w:hAnsi="Helvetica" w:eastAsia="Helvetica" w:cs="Helvetica"/>
+              <w:jc w:val="center"/>
+              <w:pBdr>
+                <w:bottom w:val="none" w:sz="0" w:space="0" w:color="000000"/>
+                <w:top w:val="none" w:sz="0" w:space="0" w:color="000000"/>
+                <w:left w:val="none" w:sz="0" w:space="0" w:color="000000"/>
+                <w:right w:val="none" w:sz="0" w:space="0" w:color="000000"/>
+              </w:pBdr>
+              <w:spacing w:after="100" w:before="100" w:line="240"/>
+              <w:ind w:left="100" w:right="100" w:firstLine="0" w:firstLineChars="0"/>
+              <w:rPr>
+                <w:rFonts w:ascii="Arial" w:hAnsi="Arial" w:eastAsia="Arial" w:cs="Arial"/>
+                <w:i w:val="false"/>
+                <w:b w:val="false"/>
+                <w:u w:val="none"/>
+                <w:strike w:val="false"/>
+                <w:sz w:val="22"/>
+                <w:szCs w:val="22"/>
+                <w:color w:val="000000"/>
+              </w:rPr>
+            </w:pPr>
+            <w:r>
+              <w:rPr>
+                <w:rFonts w:ascii="Arial" w:hAnsi="Arial" w:eastAsia="Arial" w:cs="Arial"/>
                 <w:i w:val="false"/>
                 <w:b w:val="false"/>
                 <w:u w:val="none"/>
@@ -8252,30 +8134,29 @@
           </w:tcPr>
           <w:p>
             <w:pPr>
-              <w:pStyle w:val="Normal"/>
-              <w:jc w:val="center"/>
-              <w:pBdr>
-                <w:bottom w:val="none" w:sz="0" w:space="0" w:color="000000"/>
-                <w:top w:val="none" w:sz="0" w:space="0" w:color="000000"/>
-                <w:left w:val="none" w:sz="0" w:space="0" w:color="000000"/>
-                <w:right w:val="none" w:sz="0" w:space="0" w:color="000000"/>
-              </w:pBdr>
-              <w:spacing w:after="100" w:before="100" w:line="240"/>
-              <w:ind w:left="100" w:right="100" w:firstLine="0" w:firstLineChars="0"/>
-              <w:rPr>
-                <w:rFonts w:ascii="Helvetica" w:hAnsi="Helvetica" w:eastAsia="Helvetica" w:cs="Helvetica"/>
-                <w:i w:val="false"/>
-                <w:b w:val="false"/>
-                <w:u w:val="none"/>
-                <w:strike w:val="false"/>
-                <w:sz w:val="22"/>
-                <w:szCs w:val="22"/>
-                <w:color w:val="000000"/>
-              </w:rPr>
-            </w:pPr>
-            <w:r>
-              <w:rPr>
-                <w:rFonts w:ascii="Helvetica" w:hAnsi="Helvetica" w:eastAsia="Helvetica" w:cs="Helvetica"/>
+              <w:jc w:val="center"/>
+              <w:pBdr>
+                <w:bottom w:val="none" w:sz="0" w:space="0" w:color="000000"/>
+                <w:top w:val="none" w:sz="0" w:space="0" w:color="000000"/>
+                <w:left w:val="none" w:sz="0" w:space="0" w:color="000000"/>
+                <w:right w:val="none" w:sz="0" w:space="0" w:color="000000"/>
+              </w:pBdr>
+              <w:spacing w:after="100" w:before="100" w:line="240"/>
+              <w:ind w:left="100" w:right="100" w:firstLine="0" w:firstLineChars="0"/>
+              <w:rPr>
+                <w:rFonts w:ascii="Arial" w:hAnsi="Arial" w:eastAsia="Arial" w:cs="Arial"/>
+                <w:i w:val="false"/>
+                <w:b w:val="false"/>
+                <w:u w:val="none"/>
+                <w:strike w:val="false"/>
+                <w:sz w:val="22"/>
+                <w:szCs w:val="22"/>
+                <w:color w:val="000000"/>
+              </w:rPr>
+            </w:pPr>
+            <w:r>
+              <w:rPr>
+                <w:rFonts w:ascii="Arial" w:hAnsi="Arial" w:eastAsia="Arial" w:cs="Arial"/>
                 <w:i w:val="false"/>
                 <w:b w:val="false"/>
                 <w:u w:val="none"/>
@@ -8307,30 +8188,29 @@
           </w:tcPr>
           <w:p>
             <w:pPr>
-              <w:pStyle w:val="Normal"/>
-              <w:jc w:val="center"/>
-              <w:pBdr>
-                <w:bottom w:val="none" w:sz="0" w:space="0" w:color="000000"/>
-                <w:top w:val="none" w:sz="0" w:space="0" w:color="000000"/>
-                <w:left w:val="none" w:sz="0" w:space="0" w:color="000000"/>
-                <w:right w:val="none" w:sz="0" w:space="0" w:color="000000"/>
-              </w:pBdr>
-              <w:spacing w:after="100" w:before="100" w:line="240"/>
-              <w:ind w:left="100" w:right="100" w:firstLine="0" w:firstLineChars="0"/>
-              <w:rPr>
-                <w:rFonts w:ascii="Helvetica" w:hAnsi="Helvetica" w:eastAsia="Helvetica" w:cs="Helvetica"/>
-                <w:i w:val="false"/>
-                <w:b w:val="false"/>
-                <w:u w:val="none"/>
-                <w:strike w:val="false"/>
-                <w:sz w:val="22"/>
-                <w:szCs w:val="22"/>
-                <w:color w:val="000000"/>
-              </w:rPr>
-            </w:pPr>
-            <w:r>
-              <w:rPr>
-                <w:rFonts w:ascii="Helvetica" w:hAnsi="Helvetica" w:eastAsia="Helvetica" w:cs="Helvetica"/>
+              <w:jc w:val="center"/>
+              <w:pBdr>
+                <w:bottom w:val="none" w:sz="0" w:space="0" w:color="000000"/>
+                <w:top w:val="none" w:sz="0" w:space="0" w:color="000000"/>
+                <w:left w:val="none" w:sz="0" w:space="0" w:color="000000"/>
+                <w:right w:val="none" w:sz="0" w:space="0" w:color="000000"/>
+              </w:pBdr>
+              <w:spacing w:after="100" w:before="100" w:line="240"/>
+              <w:ind w:left="100" w:right="100" w:firstLine="0" w:firstLineChars="0"/>
+              <w:rPr>
+                <w:rFonts w:ascii="Arial" w:hAnsi="Arial" w:eastAsia="Arial" w:cs="Arial"/>
+                <w:i w:val="false"/>
+                <w:b w:val="false"/>
+                <w:u w:val="none"/>
+                <w:strike w:val="false"/>
+                <w:sz w:val="22"/>
+                <w:szCs w:val="22"/>
+                <w:color w:val="000000"/>
+              </w:rPr>
+            </w:pPr>
+            <w:r>
+              <w:rPr>
+                <w:rFonts w:ascii="Arial" w:hAnsi="Arial" w:eastAsia="Arial" w:cs="Arial"/>
                 <w:i w:val="false"/>
                 <w:b w:val="false"/>
                 <w:u w:val="none"/>
@@ -8348,6 +8228,7 @@
         <w:trPr>
           <w:trHeight w:val="360" w:hRule="auto"/>
         </w:trPr>
+        body3
         <w:tc>
           <w:tcPr>
             <w:tcBorders>
@@ -8367,7 +8248,6 @@
           </w:tcPr>
           <w:p>
             <w:pPr>
-              <w:pStyle w:val="Normal"/>
               <w:jc w:val="left"/>
               <w:pBdr>
                 <w:bottom w:val="none" w:sz="0" w:space="0" w:color="000000"/>
@@ -8378,19 +8258,19 @@
               <w:spacing w:after="100" w:before="100" w:line="240"/>
               <w:ind w:left="100" w:right="100" w:firstLine="0" w:firstLineChars="0"/>
               <w:rPr>
-                <w:rFonts w:ascii="Helvetica" w:hAnsi="Helvetica" w:eastAsia="Helvetica" w:cs="Helvetica"/>
-                <w:i w:val="false"/>
-                <w:b w:val="false"/>
-                <w:u w:val="none"/>
-                <w:strike w:val="false"/>
-                <w:sz w:val="22"/>
-                <w:szCs w:val="22"/>
-                <w:color w:val="000000"/>
-              </w:rPr>
-            </w:pPr>
-            <w:r>
-              <w:rPr>
-                <w:rFonts w:ascii="Helvetica" w:hAnsi="Helvetica" w:eastAsia="Helvetica" w:cs="Helvetica"/>
+                <w:rFonts w:ascii="Arial" w:hAnsi="Arial" w:eastAsia="Arial" w:cs="Arial"/>
+                <w:i w:val="false"/>
+                <w:b w:val="false"/>
+                <w:u w:val="none"/>
+                <w:strike w:val="false"/>
+                <w:sz w:val="22"/>
+                <w:szCs w:val="22"/>
+                <w:color w:val="000000"/>
+              </w:rPr>
+            </w:pPr>
+            <w:r>
+              <w:rPr>
+                <w:rFonts w:ascii="Arial" w:hAnsi="Arial" w:eastAsia="Arial" w:cs="Arial"/>
                 <w:i w:val="false"/>
                 <w:b w:val="false"/>
                 <w:u w:val="none"/>
@@ -8422,30 +8302,29 @@
           </w:tcPr>
           <w:p>
             <w:pPr>
-              <w:pStyle w:val="Normal"/>
-              <w:jc w:val="center"/>
-              <w:pBdr>
-                <w:bottom w:val="none" w:sz="0" w:space="0" w:color="000000"/>
-                <w:top w:val="none" w:sz="0" w:space="0" w:color="000000"/>
-                <w:left w:val="none" w:sz="0" w:space="0" w:color="000000"/>
-                <w:right w:val="none" w:sz="0" w:space="0" w:color="000000"/>
-              </w:pBdr>
-              <w:spacing w:after="100" w:before="100" w:line="240"/>
-              <w:ind w:left="100" w:right="100" w:firstLine="0" w:firstLineChars="0"/>
-              <w:rPr>
-                <w:rFonts w:ascii="Helvetica" w:hAnsi="Helvetica" w:eastAsia="Helvetica" w:cs="Helvetica"/>
-                <w:i w:val="false"/>
-                <w:b w:val="false"/>
-                <w:u w:val="none"/>
-                <w:strike w:val="false"/>
-                <w:sz w:val="22"/>
-                <w:szCs w:val="22"/>
-                <w:color w:val="000000"/>
-              </w:rPr>
-            </w:pPr>
-            <w:r>
-              <w:rPr>
-                <w:rFonts w:ascii="Helvetica" w:hAnsi="Helvetica" w:eastAsia="Helvetica" w:cs="Helvetica"/>
+              <w:jc w:val="center"/>
+              <w:pBdr>
+                <w:bottom w:val="none" w:sz="0" w:space="0" w:color="000000"/>
+                <w:top w:val="none" w:sz="0" w:space="0" w:color="000000"/>
+                <w:left w:val="none" w:sz="0" w:space="0" w:color="000000"/>
+                <w:right w:val="none" w:sz="0" w:space="0" w:color="000000"/>
+              </w:pBdr>
+              <w:spacing w:after="100" w:before="100" w:line="240"/>
+              <w:ind w:left="100" w:right="100" w:firstLine="0" w:firstLineChars="0"/>
+              <w:rPr>
+                <w:rFonts w:ascii="Arial" w:hAnsi="Arial" w:eastAsia="Arial" w:cs="Arial"/>
+                <w:i w:val="false"/>
+                <w:b w:val="false"/>
+                <w:u w:val="none"/>
+                <w:strike w:val="false"/>
+                <w:sz w:val="22"/>
+                <w:szCs w:val="22"/>
+                <w:color w:val="000000"/>
+              </w:rPr>
+            </w:pPr>
+            <w:r>
+              <w:rPr>
+                <w:rFonts w:ascii="Arial" w:hAnsi="Arial" w:eastAsia="Arial" w:cs="Arial"/>
                 <w:i w:val="false"/>
                 <w:b w:val="false"/>
                 <w:u w:val="none"/>
@@ -8477,30 +8356,29 @@
           </w:tcPr>
           <w:p>
             <w:pPr>
-              <w:pStyle w:val="Normal"/>
-              <w:jc w:val="center"/>
-              <w:pBdr>
-                <w:bottom w:val="none" w:sz="0" w:space="0" w:color="000000"/>
-                <w:top w:val="none" w:sz="0" w:space="0" w:color="000000"/>
-                <w:left w:val="none" w:sz="0" w:space="0" w:color="000000"/>
-                <w:right w:val="none" w:sz="0" w:space="0" w:color="000000"/>
-              </w:pBdr>
-              <w:spacing w:after="100" w:before="100" w:line="240"/>
-              <w:ind w:left="100" w:right="100" w:firstLine="0" w:firstLineChars="0"/>
-              <w:rPr>
-                <w:rFonts w:ascii="Helvetica" w:hAnsi="Helvetica" w:eastAsia="Helvetica" w:cs="Helvetica"/>
-                <w:i w:val="false"/>
-                <w:b w:val="false"/>
-                <w:u w:val="none"/>
-                <w:strike w:val="false"/>
-                <w:sz w:val="22"/>
-                <w:szCs w:val="22"/>
-                <w:color w:val="000000"/>
-              </w:rPr>
-            </w:pPr>
-            <w:r>
-              <w:rPr>
-                <w:rFonts w:ascii="Helvetica" w:hAnsi="Helvetica" w:eastAsia="Helvetica" w:cs="Helvetica"/>
+              <w:jc w:val="center"/>
+              <w:pBdr>
+                <w:bottom w:val="none" w:sz="0" w:space="0" w:color="000000"/>
+                <w:top w:val="none" w:sz="0" w:space="0" w:color="000000"/>
+                <w:left w:val="none" w:sz="0" w:space="0" w:color="000000"/>
+                <w:right w:val="none" w:sz="0" w:space="0" w:color="000000"/>
+              </w:pBdr>
+              <w:spacing w:after="100" w:before="100" w:line="240"/>
+              <w:ind w:left="100" w:right="100" w:firstLine="0" w:firstLineChars="0"/>
+              <w:rPr>
+                <w:rFonts w:ascii="Arial" w:hAnsi="Arial" w:eastAsia="Arial" w:cs="Arial"/>
+                <w:i w:val="false"/>
+                <w:b w:val="false"/>
+                <w:u w:val="none"/>
+                <w:strike w:val="false"/>
+                <w:sz w:val="22"/>
+                <w:szCs w:val="22"/>
+                <w:color w:val="000000"/>
+              </w:rPr>
+            </w:pPr>
+            <w:r>
+              <w:rPr>
+                <w:rFonts w:ascii="Arial" w:hAnsi="Arial" w:eastAsia="Arial" w:cs="Arial"/>
                 <w:i w:val="false"/>
                 <w:b w:val="false"/>
                 <w:u w:val="none"/>
@@ -8532,30 +8410,29 @@
           </w:tcPr>
           <w:p>
             <w:pPr>
-              <w:pStyle w:val="Normal"/>
-              <w:jc w:val="center"/>
-              <w:pBdr>
-                <w:bottom w:val="none" w:sz="0" w:space="0" w:color="000000"/>
-                <w:top w:val="none" w:sz="0" w:space="0" w:color="000000"/>
-                <w:left w:val="none" w:sz="0" w:space="0" w:color="000000"/>
-                <w:right w:val="none" w:sz="0" w:space="0" w:color="000000"/>
-              </w:pBdr>
-              <w:spacing w:after="100" w:before="100" w:line="240"/>
-              <w:ind w:left="100" w:right="100" w:firstLine="0" w:firstLineChars="0"/>
-              <w:rPr>
-                <w:rFonts w:ascii="Helvetica" w:hAnsi="Helvetica" w:eastAsia="Helvetica" w:cs="Helvetica"/>
-                <w:i w:val="false"/>
-                <w:b w:val="false"/>
-                <w:u w:val="none"/>
-                <w:strike w:val="false"/>
-                <w:sz w:val="22"/>
-                <w:szCs w:val="22"/>
-                <w:color w:val="000000"/>
-              </w:rPr>
-            </w:pPr>
-            <w:r>
-              <w:rPr>
-                <w:rFonts w:ascii="Helvetica" w:hAnsi="Helvetica" w:eastAsia="Helvetica" w:cs="Helvetica"/>
+              <w:jc w:val="center"/>
+              <w:pBdr>
+                <w:bottom w:val="none" w:sz="0" w:space="0" w:color="000000"/>
+                <w:top w:val="none" w:sz="0" w:space="0" w:color="000000"/>
+                <w:left w:val="none" w:sz="0" w:space="0" w:color="000000"/>
+                <w:right w:val="none" w:sz="0" w:space="0" w:color="000000"/>
+              </w:pBdr>
+              <w:spacing w:after="100" w:before="100" w:line="240"/>
+              <w:ind w:left="100" w:right="100" w:firstLine="0" w:firstLineChars="0"/>
+              <w:rPr>
+                <w:rFonts w:ascii="Arial" w:hAnsi="Arial" w:eastAsia="Arial" w:cs="Arial"/>
+                <w:i w:val="false"/>
+                <w:b w:val="false"/>
+                <w:u w:val="none"/>
+                <w:strike w:val="false"/>
+                <w:sz w:val="22"/>
+                <w:szCs w:val="22"/>
+                <w:color w:val="000000"/>
+              </w:rPr>
+            </w:pPr>
+            <w:r>
+              <w:rPr>
+                <w:rFonts w:ascii="Arial" w:hAnsi="Arial" w:eastAsia="Arial" w:cs="Arial"/>
                 <w:i w:val="false"/>
                 <w:b w:val="false"/>
                 <w:u w:val="none"/>
@@ -8587,30 +8464,29 @@
           </w:tcPr>
           <w:p>
             <w:pPr>
-              <w:pStyle w:val="Normal"/>
-              <w:jc w:val="center"/>
-              <w:pBdr>
-                <w:bottom w:val="none" w:sz="0" w:space="0" w:color="000000"/>
-                <w:top w:val="none" w:sz="0" w:space="0" w:color="000000"/>
-                <w:left w:val="none" w:sz="0" w:space="0" w:color="000000"/>
-                <w:right w:val="none" w:sz="0" w:space="0" w:color="000000"/>
-              </w:pBdr>
-              <w:spacing w:after="100" w:before="100" w:line="240"/>
-              <w:ind w:left="100" w:right="100" w:firstLine="0" w:firstLineChars="0"/>
-              <w:rPr>
-                <w:rFonts w:ascii="Helvetica" w:hAnsi="Helvetica" w:eastAsia="Helvetica" w:cs="Helvetica"/>
-                <w:i w:val="false"/>
-                <w:b w:val="false"/>
-                <w:u w:val="none"/>
-                <w:strike w:val="false"/>
-                <w:sz w:val="22"/>
-                <w:szCs w:val="22"/>
-                <w:color w:val="000000"/>
-              </w:rPr>
-            </w:pPr>
-            <w:r>
-              <w:rPr>
-                <w:rFonts w:ascii="Helvetica" w:hAnsi="Helvetica" w:eastAsia="Helvetica" w:cs="Helvetica"/>
+              <w:jc w:val="center"/>
+              <w:pBdr>
+                <w:bottom w:val="none" w:sz="0" w:space="0" w:color="000000"/>
+                <w:top w:val="none" w:sz="0" w:space="0" w:color="000000"/>
+                <w:left w:val="none" w:sz="0" w:space="0" w:color="000000"/>
+                <w:right w:val="none" w:sz="0" w:space="0" w:color="000000"/>
+              </w:pBdr>
+              <w:spacing w:after="100" w:before="100" w:line="240"/>
+              <w:ind w:left="100" w:right="100" w:firstLine="0" w:firstLineChars="0"/>
+              <w:rPr>
+                <w:rFonts w:ascii="Arial" w:hAnsi="Arial" w:eastAsia="Arial" w:cs="Arial"/>
+                <w:i w:val="false"/>
+                <w:b w:val="false"/>
+                <w:u w:val="none"/>
+                <w:strike w:val="false"/>
+                <w:sz w:val="22"/>
+                <w:szCs w:val="22"/>
+                <w:color w:val="000000"/>
+              </w:rPr>
+            </w:pPr>
+            <w:r>
+              <w:rPr>
+                <w:rFonts w:ascii="Arial" w:hAnsi="Arial" w:eastAsia="Arial" w:cs="Arial"/>
                 <w:i w:val="false"/>
                 <w:b w:val="false"/>
                 <w:u w:val="none"/>
@@ -8642,30 +8518,29 @@
           </w:tcPr>
           <w:p>
             <w:pPr>
-              <w:pStyle w:val="Normal"/>
-              <w:jc w:val="center"/>
-              <w:pBdr>
-                <w:bottom w:val="none" w:sz="0" w:space="0" w:color="000000"/>
-                <w:top w:val="none" w:sz="0" w:space="0" w:color="000000"/>
-                <w:left w:val="none" w:sz="0" w:space="0" w:color="000000"/>
-                <w:right w:val="none" w:sz="0" w:space="0" w:color="000000"/>
-              </w:pBdr>
-              <w:spacing w:after="100" w:before="100" w:line="240"/>
-              <w:ind w:left="100" w:right="100" w:firstLine="0" w:firstLineChars="0"/>
-              <w:rPr>
-                <w:rFonts w:ascii="Helvetica" w:hAnsi="Helvetica" w:eastAsia="Helvetica" w:cs="Helvetica"/>
-                <w:i w:val="false"/>
-                <w:b w:val="false"/>
-                <w:u w:val="none"/>
-                <w:strike w:val="false"/>
-                <w:sz w:val="22"/>
-                <w:szCs w:val="22"/>
-                <w:color w:val="000000"/>
-              </w:rPr>
-            </w:pPr>
-            <w:r>
-              <w:rPr>
-                <w:rFonts w:ascii="Helvetica" w:hAnsi="Helvetica" w:eastAsia="Helvetica" w:cs="Helvetica"/>
+              <w:jc w:val="center"/>
+              <w:pBdr>
+                <w:bottom w:val="none" w:sz="0" w:space="0" w:color="000000"/>
+                <w:top w:val="none" w:sz="0" w:space="0" w:color="000000"/>
+                <w:left w:val="none" w:sz="0" w:space="0" w:color="000000"/>
+                <w:right w:val="none" w:sz="0" w:space="0" w:color="000000"/>
+              </w:pBdr>
+              <w:spacing w:after="100" w:before="100" w:line="240"/>
+              <w:ind w:left="100" w:right="100" w:firstLine="0" w:firstLineChars="0"/>
+              <w:rPr>
+                <w:rFonts w:ascii="Arial" w:hAnsi="Arial" w:eastAsia="Arial" w:cs="Arial"/>
+                <w:i w:val="false"/>
+                <w:b w:val="false"/>
+                <w:u w:val="none"/>
+                <w:strike w:val="false"/>
+                <w:sz w:val="22"/>
+                <w:szCs w:val="22"/>
+                <w:color w:val="000000"/>
+              </w:rPr>
+            </w:pPr>
+            <w:r>
+              <w:rPr>
+                <w:rFonts w:ascii="Arial" w:hAnsi="Arial" w:eastAsia="Arial" w:cs="Arial"/>
                 <w:i w:val="false"/>
                 <w:b w:val="false"/>
                 <w:u w:val="none"/>
@@ -8683,6 +8558,7 @@
         <w:trPr>
           <w:trHeight w:val="360" w:hRule="auto"/>
         </w:trPr>
+        body4
         <w:tc>
           <w:tcPr>
             <w:tcBorders>
@@ -8702,7 +8578,6 @@
           </w:tcPr>
           <w:p>
             <w:pPr>
-              <w:pStyle w:val="Normal"/>
               <w:jc w:val="left"/>
               <w:pBdr>
                 <w:bottom w:val="none" w:sz="0" w:space="0" w:color="000000"/>
@@ -8713,19 +8588,19 @@
               <w:spacing w:after="100" w:before="100" w:line="240"/>
               <w:ind w:left="100" w:right="100" w:firstLine="0" w:firstLineChars="0"/>
               <w:rPr>
-                <w:rFonts w:ascii="Helvetica" w:hAnsi="Helvetica" w:eastAsia="Helvetica" w:cs="Helvetica"/>
-                <w:i w:val="false"/>
-                <w:b w:val="false"/>
-                <w:u w:val="none"/>
-                <w:strike w:val="false"/>
-                <w:sz w:val="22"/>
-                <w:szCs w:val="22"/>
-                <w:color w:val="000000"/>
-              </w:rPr>
-            </w:pPr>
-            <w:r>
-              <w:rPr>
-                <w:rFonts w:ascii="Helvetica" w:hAnsi="Helvetica" w:eastAsia="Helvetica" w:cs="Helvetica"/>
+                <w:rFonts w:ascii="Arial" w:hAnsi="Arial" w:eastAsia="Arial" w:cs="Arial"/>
+                <w:i w:val="false"/>
+                <w:b w:val="false"/>
+                <w:u w:val="none"/>
+                <w:strike w:val="false"/>
+                <w:sz w:val="22"/>
+                <w:szCs w:val="22"/>
+                <w:color w:val="000000"/>
+              </w:rPr>
+            </w:pPr>
+            <w:r>
+              <w:rPr>
+                <w:rFonts w:ascii="Arial" w:hAnsi="Arial" w:eastAsia="Arial" w:cs="Arial"/>
                 <w:i w:val="false"/>
                 <w:b w:val="false"/>
                 <w:u w:val="none"/>
@@ -8757,30 +8632,29 @@
           </w:tcPr>
           <w:p>
             <w:pPr>
-              <w:pStyle w:val="Normal"/>
-              <w:jc w:val="center"/>
-              <w:pBdr>
-                <w:bottom w:val="none" w:sz="0" w:space="0" w:color="000000"/>
-                <w:top w:val="none" w:sz="0" w:space="0" w:color="000000"/>
-                <w:left w:val="none" w:sz="0" w:space="0" w:color="000000"/>
-                <w:right w:val="none" w:sz="0" w:space="0" w:color="000000"/>
-              </w:pBdr>
-              <w:spacing w:after="100" w:before="100" w:line="240"/>
-              <w:ind w:left="100" w:right="100" w:firstLine="0" w:firstLineChars="0"/>
-              <w:rPr>
-                <w:rFonts w:ascii="Helvetica" w:hAnsi="Helvetica" w:eastAsia="Helvetica" w:cs="Helvetica"/>
-                <w:i w:val="false"/>
-                <w:b w:val="false"/>
-                <w:u w:val="none"/>
-                <w:strike w:val="false"/>
-                <w:sz w:val="22"/>
-                <w:szCs w:val="22"/>
-                <w:color w:val="000000"/>
-              </w:rPr>
-            </w:pPr>
-            <w:r>
-              <w:rPr>
-                <w:rFonts w:ascii="Helvetica" w:hAnsi="Helvetica" w:eastAsia="Helvetica" w:cs="Helvetica"/>
+              <w:jc w:val="center"/>
+              <w:pBdr>
+                <w:bottom w:val="none" w:sz="0" w:space="0" w:color="000000"/>
+                <w:top w:val="none" w:sz="0" w:space="0" w:color="000000"/>
+                <w:left w:val="none" w:sz="0" w:space="0" w:color="000000"/>
+                <w:right w:val="none" w:sz="0" w:space="0" w:color="000000"/>
+              </w:pBdr>
+              <w:spacing w:after="100" w:before="100" w:line="240"/>
+              <w:ind w:left="100" w:right="100" w:firstLine="0" w:firstLineChars="0"/>
+              <w:rPr>
+                <w:rFonts w:ascii="Arial" w:hAnsi="Arial" w:eastAsia="Arial" w:cs="Arial"/>
+                <w:i w:val="false"/>
+                <w:b w:val="false"/>
+                <w:u w:val="none"/>
+                <w:strike w:val="false"/>
+                <w:sz w:val="22"/>
+                <w:szCs w:val="22"/>
+                <w:color w:val="000000"/>
+              </w:rPr>
+            </w:pPr>
+            <w:r>
+              <w:rPr>
+                <w:rFonts w:ascii="Arial" w:hAnsi="Arial" w:eastAsia="Arial" w:cs="Arial"/>
                 <w:i w:val="false"/>
                 <w:b w:val="false"/>
                 <w:u w:val="none"/>
@@ -8812,30 +8686,29 @@
           </w:tcPr>
           <w:p>
             <w:pPr>
-              <w:pStyle w:val="Normal"/>
-              <w:jc w:val="center"/>
-              <w:pBdr>
-                <w:bottom w:val="none" w:sz="0" w:space="0" w:color="000000"/>
-                <w:top w:val="none" w:sz="0" w:space="0" w:color="000000"/>
-                <w:left w:val="none" w:sz="0" w:space="0" w:color="000000"/>
-                <w:right w:val="none" w:sz="0" w:space="0" w:color="000000"/>
-              </w:pBdr>
-              <w:spacing w:after="100" w:before="100" w:line="240"/>
-              <w:ind w:left="100" w:right="100" w:firstLine="0" w:firstLineChars="0"/>
-              <w:rPr>
-                <w:rFonts w:ascii="Helvetica" w:hAnsi="Helvetica" w:eastAsia="Helvetica" w:cs="Helvetica"/>
-                <w:i w:val="false"/>
-                <w:b w:val="false"/>
-                <w:u w:val="none"/>
-                <w:strike w:val="false"/>
-                <w:sz w:val="22"/>
-                <w:szCs w:val="22"/>
-                <w:color w:val="000000"/>
-              </w:rPr>
-            </w:pPr>
-            <w:r>
-              <w:rPr>
-                <w:rFonts w:ascii="Helvetica" w:hAnsi="Helvetica" w:eastAsia="Helvetica" w:cs="Helvetica"/>
+              <w:jc w:val="center"/>
+              <w:pBdr>
+                <w:bottom w:val="none" w:sz="0" w:space="0" w:color="000000"/>
+                <w:top w:val="none" w:sz="0" w:space="0" w:color="000000"/>
+                <w:left w:val="none" w:sz="0" w:space="0" w:color="000000"/>
+                <w:right w:val="none" w:sz="0" w:space="0" w:color="000000"/>
+              </w:pBdr>
+              <w:spacing w:after="100" w:before="100" w:line="240"/>
+              <w:ind w:left="100" w:right="100" w:firstLine="0" w:firstLineChars="0"/>
+              <w:rPr>
+                <w:rFonts w:ascii="Arial" w:hAnsi="Arial" w:eastAsia="Arial" w:cs="Arial"/>
+                <w:i w:val="false"/>
+                <w:b w:val="false"/>
+                <w:u w:val="none"/>
+                <w:strike w:val="false"/>
+                <w:sz w:val="22"/>
+                <w:szCs w:val="22"/>
+                <w:color w:val="000000"/>
+              </w:rPr>
+            </w:pPr>
+            <w:r>
+              <w:rPr>
+                <w:rFonts w:ascii="Arial" w:hAnsi="Arial" w:eastAsia="Arial" w:cs="Arial"/>
                 <w:i w:val="false"/>
                 <w:b w:val="false"/>
                 <w:u w:val="none"/>
@@ -8867,30 +8740,29 @@
           </w:tcPr>
           <w:p>
             <w:pPr>
-              <w:pStyle w:val="Normal"/>
-              <w:jc w:val="center"/>
-              <w:pBdr>
-                <w:bottom w:val="none" w:sz="0" w:space="0" w:color="000000"/>
-                <w:top w:val="none" w:sz="0" w:space="0" w:color="000000"/>
-                <w:left w:val="none" w:sz="0" w:space="0" w:color="000000"/>
-                <w:right w:val="none" w:sz="0" w:space="0" w:color="000000"/>
-              </w:pBdr>
-              <w:spacing w:after="100" w:before="100" w:line="240"/>
-              <w:ind w:left="100" w:right="100" w:firstLine="0" w:firstLineChars="0"/>
-              <w:rPr>
-                <w:rFonts w:ascii="Helvetica" w:hAnsi="Helvetica" w:eastAsia="Helvetica" w:cs="Helvetica"/>
-                <w:i w:val="false"/>
-                <w:b w:val="false"/>
-                <w:u w:val="none"/>
-                <w:strike w:val="false"/>
-                <w:sz w:val="22"/>
-                <w:szCs w:val="22"/>
-                <w:color w:val="000000"/>
-              </w:rPr>
-            </w:pPr>
-            <w:r>
-              <w:rPr>
-                <w:rFonts w:ascii="Helvetica" w:hAnsi="Helvetica" w:eastAsia="Helvetica" w:cs="Helvetica"/>
+              <w:jc w:val="center"/>
+              <w:pBdr>
+                <w:bottom w:val="none" w:sz="0" w:space="0" w:color="000000"/>
+                <w:top w:val="none" w:sz="0" w:space="0" w:color="000000"/>
+                <w:left w:val="none" w:sz="0" w:space="0" w:color="000000"/>
+                <w:right w:val="none" w:sz="0" w:space="0" w:color="000000"/>
+              </w:pBdr>
+              <w:spacing w:after="100" w:before="100" w:line="240"/>
+              <w:ind w:left="100" w:right="100" w:firstLine="0" w:firstLineChars="0"/>
+              <w:rPr>
+                <w:rFonts w:ascii="Arial" w:hAnsi="Arial" w:eastAsia="Arial" w:cs="Arial"/>
+                <w:i w:val="false"/>
+                <w:b w:val="false"/>
+                <w:u w:val="none"/>
+                <w:strike w:val="false"/>
+                <w:sz w:val="22"/>
+                <w:szCs w:val="22"/>
+                <w:color w:val="000000"/>
+              </w:rPr>
+            </w:pPr>
+            <w:r>
+              <w:rPr>
+                <w:rFonts w:ascii="Arial" w:hAnsi="Arial" w:eastAsia="Arial" w:cs="Arial"/>
                 <w:i w:val="false"/>
                 <w:b w:val="false"/>
                 <w:u w:val="none"/>
@@ -8922,30 +8794,29 @@
           </w:tcPr>
           <w:p>
             <w:pPr>
-              <w:pStyle w:val="Normal"/>
-              <w:jc w:val="center"/>
-              <w:pBdr>
-                <w:bottom w:val="none" w:sz="0" w:space="0" w:color="000000"/>
-                <w:top w:val="none" w:sz="0" w:space="0" w:color="000000"/>
-                <w:left w:val="none" w:sz="0" w:space="0" w:color="000000"/>
-                <w:right w:val="none" w:sz="0" w:space="0" w:color="000000"/>
-              </w:pBdr>
-              <w:spacing w:after="100" w:before="100" w:line="240"/>
-              <w:ind w:left="100" w:right="100" w:firstLine="0" w:firstLineChars="0"/>
-              <w:rPr>
-                <w:rFonts w:ascii="Helvetica" w:hAnsi="Helvetica" w:eastAsia="Helvetica" w:cs="Helvetica"/>
-                <w:i w:val="false"/>
-                <w:b w:val="false"/>
-                <w:u w:val="none"/>
-                <w:strike w:val="false"/>
-                <w:sz w:val="22"/>
-                <w:szCs w:val="22"/>
-                <w:color w:val="000000"/>
-              </w:rPr>
-            </w:pPr>
-            <w:r>
-              <w:rPr>
-                <w:rFonts w:ascii="Helvetica" w:hAnsi="Helvetica" w:eastAsia="Helvetica" w:cs="Helvetica"/>
+              <w:jc w:val="center"/>
+              <w:pBdr>
+                <w:bottom w:val="none" w:sz="0" w:space="0" w:color="000000"/>
+                <w:top w:val="none" w:sz="0" w:space="0" w:color="000000"/>
+                <w:left w:val="none" w:sz="0" w:space="0" w:color="000000"/>
+                <w:right w:val="none" w:sz="0" w:space="0" w:color="000000"/>
+              </w:pBdr>
+              <w:spacing w:after="100" w:before="100" w:line="240"/>
+              <w:ind w:left="100" w:right="100" w:firstLine="0" w:firstLineChars="0"/>
+              <w:rPr>
+                <w:rFonts w:ascii="Arial" w:hAnsi="Arial" w:eastAsia="Arial" w:cs="Arial"/>
+                <w:i w:val="false"/>
+                <w:b w:val="false"/>
+                <w:u w:val="none"/>
+                <w:strike w:val="false"/>
+                <w:sz w:val="22"/>
+                <w:szCs w:val="22"/>
+                <w:color w:val="000000"/>
+              </w:rPr>
+            </w:pPr>
+            <w:r>
+              <w:rPr>
+                <w:rFonts w:ascii="Arial" w:hAnsi="Arial" w:eastAsia="Arial" w:cs="Arial"/>
                 <w:i w:val="false"/>
                 <w:b w:val="false"/>
                 <w:u w:val="none"/>
@@ -8977,30 +8848,29 @@
           </w:tcPr>
           <w:p>
             <w:pPr>
-              <w:pStyle w:val="Normal"/>
-              <w:jc w:val="center"/>
-              <w:pBdr>
-                <w:bottom w:val="none" w:sz="0" w:space="0" w:color="000000"/>
-                <w:top w:val="none" w:sz="0" w:space="0" w:color="000000"/>
-                <w:left w:val="none" w:sz="0" w:space="0" w:color="000000"/>
-                <w:right w:val="none" w:sz="0" w:space="0" w:color="000000"/>
-              </w:pBdr>
-              <w:spacing w:after="100" w:before="100" w:line="240"/>
-              <w:ind w:left="100" w:right="100" w:firstLine="0" w:firstLineChars="0"/>
-              <w:rPr>
-                <w:rFonts w:ascii="Helvetica" w:hAnsi="Helvetica" w:eastAsia="Helvetica" w:cs="Helvetica"/>
-                <w:i w:val="false"/>
-                <w:b w:val="false"/>
-                <w:u w:val="none"/>
-                <w:strike w:val="false"/>
-                <w:sz w:val="22"/>
-                <w:szCs w:val="22"/>
-                <w:color w:val="000000"/>
-              </w:rPr>
-            </w:pPr>
-            <w:r>
-              <w:rPr>
-                <w:rFonts w:ascii="Helvetica" w:hAnsi="Helvetica" w:eastAsia="Helvetica" w:cs="Helvetica"/>
+              <w:jc w:val="center"/>
+              <w:pBdr>
+                <w:bottom w:val="none" w:sz="0" w:space="0" w:color="000000"/>
+                <w:top w:val="none" w:sz="0" w:space="0" w:color="000000"/>
+                <w:left w:val="none" w:sz="0" w:space="0" w:color="000000"/>
+                <w:right w:val="none" w:sz="0" w:space="0" w:color="000000"/>
+              </w:pBdr>
+              <w:spacing w:after="100" w:before="100" w:line="240"/>
+              <w:ind w:left="100" w:right="100" w:firstLine="0" w:firstLineChars="0"/>
+              <w:rPr>
+                <w:rFonts w:ascii="Arial" w:hAnsi="Arial" w:eastAsia="Arial" w:cs="Arial"/>
+                <w:i w:val="false"/>
+                <w:b w:val="false"/>
+                <w:u w:val="none"/>
+                <w:strike w:val="false"/>
+                <w:sz w:val="22"/>
+                <w:szCs w:val="22"/>
+                <w:color w:val="000000"/>
+              </w:rPr>
+            </w:pPr>
+            <w:r>
+              <w:rPr>
+                <w:rFonts w:ascii="Arial" w:hAnsi="Arial" w:eastAsia="Arial" w:cs="Arial"/>
                 <w:i w:val="false"/>
                 <w:b w:val="false"/>
                 <w:u w:val="none"/>
@@ -9018,6 +8888,7 @@
         <w:trPr>
           <w:trHeight w:val="360" w:hRule="auto"/>
         </w:trPr>
+        body5
         <w:tc>
           <w:tcPr>
             <w:tcBorders>
@@ -9037,7 +8908,6 @@
           </w:tcPr>
           <w:p>
             <w:pPr>
-              <w:pStyle w:val="Normal"/>
               <w:jc w:val="left"/>
               <w:pBdr>
                 <w:bottom w:val="none" w:sz="0" w:space="0" w:color="000000"/>
@@ -9048,19 +8918,19 @@
               <w:spacing w:after="100" w:before="100" w:line="240"/>
               <w:ind w:left="100" w:right="100" w:firstLine="0" w:firstLineChars="0"/>
               <w:rPr>
-                <w:rFonts w:ascii="Helvetica" w:hAnsi="Helvetica" w:eastAsia="Helvetica" w:cs="Helvetica"/>
-                <w:i w:val="false"/>
-                <w:b w:val="false"/>
-                <w:u w:val="none"/>
-                <w:strike w:val="false"/>
-                <w:sz w:val="22"/>
-                <w:szCs w:val="22"/>
-                <w:color w:val="000000"/>
-              </w:rPr>
-            </w:pPr>
-            <w:r>
-              <w:rPr>
-                <w:rFonts w:ascii="Helvetica" w:hAnsi="Helvetica" w:eastAsia="Helvetica" w:cs="Helvetica"/>
+                <w:rFonts w:ascii="Arial" w:hAnsi="Arial" w:eastAsia="Arial" w:cs="Arial"/>
+                <w:i w:val="false"/>
+                <w:b w:val="false"/>
+                <w:u w:val="none"/>
+                <w:strike w:val="false"/>
+                <w:sz w:val="22"/>
+                <w:szCs w:val="22"/>
+                <w:color w:val="000000"/>
+              </w:rPr>
+            </w:pPr>
+            <w:r>
+              <w:rPr>
+                <w:rFonts w:ascii="Arial" w:hAnsi="Arial" w:eastAsia="Arial" w:cs="Arial"/>
                 <w:i w:val="false"/>
                 <w:b w:val="false"/>
                 <w:u w:val="none"/>
@@ -9092,30 +8962,29 @@
           </w:tcPr>
           <w:p>
             <w:pPr>
-              <w:pStyle w:val="Normal"/>
-              <w:jc w:val="center"/>
-              <w:pBdr>
-                <w:bottom w:val="none" w:sz="0" w:space="0" w:color="000000"/>
-                <w:top w:val="none" w:sz="0" w:space="0" w:color="000000"/>
-                <w:left w:val="none" w:sz="0" w:space="0" w:color="000000"/>
-                <w:right w:val="none" w:sz="0" w:space="0" w:color="000000"/>
-              </w:pBdr>
-              <w:spacing w:after="100" w:before="100" w:line="240"/>
-              <w:ind w:left="100" w:right="100" w:firstLine="0" w:firstLineChars="0"/>
-              <w:rPr>
-                <w:rFonts w:ascii="Helvetica" w:hAnsi="Helvetica" w:eastAsia="Helvetica" w:cs="Helvetica"/>
-                <w:i w:val="false"/>
-                <w:b w:val="false"/>
-                <w:u w:val="none"/>
-                <w:strike w:val="false"/>
-                <w:sz w:val="22"/>
-                <w:szCs w:val="22"/>
-                <w:color w:val="000000"/>
-              </w:rPr>
-            </w:pPr>
-            <w:r>
-              <w:rPr>
-                <w:rFonts w:ascii="Helvetica" w:hAnsi="Helvetica" w:eastAsia="Helvetica" w:cs="Helvetica"/>
+              <w:jc w:val="center"/>
+              <w:pBdr>
+                <w:bottom w:val="none" w:sz="0" w:space="0" w:color="000000"/>
+                <w:top w:val="none" w:sz="0" w:space="0" w:color="000000"/>
+                <w:left w:val="none" w:sz="0" w:space="0" w:color="000000"/>
+                <w:right w:val="none" w:sz="0" w:space="0" w:color="000000"/>
+              </w:pBdr>
+              <w:spacing w:after="100" w:before="100" w:line="240"/>
+              <w:ind w:left="100" w:right="100" w:firstLine="0" w:firstLineChars="0"/>
+              <w:rPr>
+                <w:rFonts w:ascii="Arial" w:hAnsi="Arial" w:eastAsia="Arial" w:cs="Arial"/>
+                <w:i w:val="false"/>
+                <w:b w:val="false"/>
+                <w:u w:val="none"/>
+                <w:strike w:val="false"/>
+                <w:sz w:val="22"/>
+                <w:szCs w:val="22"/>
+                <w:color w:val="000000"/>
+              </w:rPr>
+            </w:pPr>
+            <w:r>
+              <w:rPr>
+                <w:rFonts w:ascii="Arial" w:hAnsi="Arial" w:eastAsia="Arial" w:cs="Arial"/>
                 <w:i w:val="false"/>
                 <w:b w:val="false"/>
                 <w:u w:val="none"/>
@@ -9147,30 +9016,29 @@
           </w:tcPr>
           <w:p>
             <w:pPr>
-              <w:pStyle w:val="Normal"/>
-              <w:jc w:val="center"/>
-              <w:pBdr>
-                <w:bottom w:val="none" w:sz="0" w:space="0" w:color="000000"/>
-                <w:top w:val="none" w:sz="0" w:space="0" w:color="000000"/>
-                <w:left w:val="none" w:sz="0" w:space="0" w:color="000000"/>
-                <w:right w:val="none" w:sz="0" w:space="0" w:color="000000"/>
-              </w:pBdr>
-              <w:spacing w:after="100" w:before="100" w:line="240"/>
-              <w:ind w:left="100" w:right="100" w:firstLine="0" w:firstLineChars="0"/>
-              <w:rPr>
-                <w:rFonts w:ascii="Helvetica" w:hAnsi="Helvetica" w:eastAsia="Helvetica" w:cs="Helvetica"/>
-                <w:i w:val="false"/>
-                <w:b w:val="false"/>
-                <w:u w:val="none"/>
-                <w:strike w:val="false"/>
-                <w:sz w:val="22"/>
-                <w:szCs w:val="22"/>
-                <w:color w:val="000000"/>
-              </w:rPr>
-            </w:pPr>
-            <w:r>
-              <w:rPr>
-                <w:rFonts w:ascii="Helvetica" w:hAnsi="Helvetica" w:eastAsia="Helvetica" w:cs="Helvetica"/>
+              <w:jc w:val="center"/>
+              <w:pBdr>
+                <w:bottom w:val="none" w:sz="0" w:space="0" w:color="000000"/>
+                <w:top w:val="none" w:sz="0" w:space="0" w:color="000000"/>
+                <w:left w:val="none" w:sz="0" w:space="0" w:color="000000"/>
+                <w:right w:val="none" w:sz="0" w:space="0" w:color="000000"/>
+              </w:pBdr>
+              <w:spacing w:after="100" w:before="100" w:line="240"/>
+              <w:ind w:left="100" w:right="100" w:firstLine="0" w:firstLineChars="0"/>
+              <w:rPr>
+                <w:rFonts w:ascii="Arial" w:hAnsi="Arial" w:eastAsia="Arial" w:cs="Arial"/>
+                <w:i w:val="false"/>
+                <w:b w:val="false"/>
+                <w:u w:val="none"/>
+                <w:strike w:val="false"/>
+                <w:sz w:val="22"/>
+                <w:szCs w:val="22"/>
+                <w:color w:val="000000"/>
+              </w:rPr>
+            </w:pPr>
+            <w:r>
+              <w:rPr>
+                <w:rFonts w:ascii="Arial" w:hAnsi="Arial" w:eastAsia="Arial" w:cs="Arial"/>
                 <w:i w:val="false"/>
                 <w:b w:val="false"/>
                 <w:u w:val="none"/>
@@ -9202,30 +9070,29 @@
           </w:tcPr>
           <w:p>
             <w:pPr>
-              <w:pStyle w:val="Normal"/>
-              <w:jc w:val="center"/>
-              <w:pBdr>
-                <w:bottom w:val="none" w:sz="0" w:space="0" w:color="000000"/>
-                <w:top w:val="none" w:sz="0" w:space="0" w:color="000000"/>
-                <w:left w:val="none" w:sz="0" w:space="0" w:color="000000"/>
-                <w:right w:val="none" w:sz="0" w:space="0" w:color="000000"/>
-              </w:pBdr>
-              <w:spacing w:after="100" w:before="100" w:line="240"/>
-              <w:ind w:left="100" w:right="100" w:firstLine="0" w:firstLineChars="0"/>
-              <w:rPr>
-                <w:rFonts w:ascii="Helvetica" w:hAnsi="Helvetica" w:eastAsia="Helvetica" w:cs="Helvetica"/>
-                <w:i w:val="false"/>
-                <w:b w:val="false"/>
-                <w:u w:val="none"/>
-                <w:strike w:val="false"/>
-                <w:sz w:val="22"/>
-                <w:szCs w:val="22"/>
-                <w:color w:val="000000"/>
-              </w:rPr>
-            </w:pPr>
-            <w:r>
-              <w:rPr>
-                <w:rFonts w:ascii="Helvetica" w:hAnsi="Helvetica" w:eastAsia="Helvetica" w:cs="Helvetica"/>
+              <w:jc w:val="center"/>
+              <w:pBdr>
+                <w:bottom w:val="none" w:sz="0" w:space="0" w:color="000000"/>
+                <w:top w:val="none" w:sz="0" w:space="0" w:color="000000"/>
+                <w:left w:val="none" w:sz="0" w:space="0" w:color="000000"/>
+                <w:right w:val="none" w:sz="0" w:space="0" w:color="000000"/>
+              </w:pBdr>
+              <w:spacing w:after="100" w:before="100" w:line="240"/>
+              <w:ind w:left="100" w:right="100" w:firstLine="0" w:firstLineChars="0"/>
+              <w:rPr>
+                <w:rFonts w:ascii="Arial" w:hAnsi="Arial" w:eastAsia="Arial" w:cs="Arial"/>
+                <w:i w:val="false"/>
+                <w:b w:val="false"/>
+                <w:u w:val="none"/>
+                <w:strike w:val="false"/>
+                <w:sz w:val="22"/>
+                <w:szCs w:val="22"/>
+                <w:color w:val="000000"/>
+              </w:rPr>
+            </w:pPr>
+            <w:r>
+              <w:rPr>
+                <w:rFonts w:ascii="Arial" w:hAnsi="Arial" w:eastAsia="Arial" w:cs="Arial"/>
                 <w:i w:val="false"/>
                 <w:b w:val="false"/>
                 <w:u w:val="none"/>
@@ -9257,30 +9124,29 @@
           </w:tcPr>
           <w:p>
             <w:pPr>
-              <w:pStyle w:val="Normal"/>
-              <w:jc w:val="center"/>
-              <w:pBdr>
-                <w:bottom w:val="none" w:sz="0" w:space="0" w:color="000000"/>
-                <w:top w:val="none" w:sz="0" w:space="0" w:color="000000"/>
-                <w:left w:val="none" w:sz="0" w:space="0" w:color="000000"/>
-                <w:right w:val="none" w:sz="0" w:space="0" w:color="000000"/>
-              </w:pBdr>
-              <w:spacing w:after="100" w:before="100" w:line="240"/>
-              <w:ind w:left="100" w:right="100" w:firstLine="0" w:firstLineChars="0"/>
-              <w:rPr>
-                <w:rFonts w:ascii="Helvetica" w:hAnsi="Helvetica" w:eastAsia="Helvetica" w:cs="Helvetica"/>
-                <w:i w:val="false"/>
-                <w:b w:val="false"/>
-                <w:u w:val="none"/>
-                <w:strike w:val="false"/>
-                <w:sz w:val="22"/>
-                <w:szCs w:val="22"/>
-                <w:color w:val="000000"/>
-              </w:rPr>
-            </w:pPr>
-            <w:r>
-              <w:rPr>
-                <w:rFonts w:ascii="Helvetica" w:hAnsi="Helvetica" w:eastAsia="Helvetica" w:cs="Helvetica"/>
+              <w:jc w:val="center"/>
+              <w:pBdr>
+                <w:bottom w:val="none" w:sz="0" w:space="0" w:color="000000"/>
+                <w:top w:val="none" w:sz="0" w:space="0" w:color="000000"/>
+                <w:left w:val="none" w:sz="0" w:space="0" w:color="000000"/>
+                <w:right w:val="none" w:sz="0" w:space="0" w:color="000000"/>
+              </w:pBdr>
+              <w:spacing w:after="100" w:before="100" w:line="240"/>
+              <w:ind w:left="100" w:right="100" w:firstLine="0" w:firstLineChars="0"/>
+              <w:rPr>
+                <w:rFonts w:ascii="Arial" w:hAnsi="Arial" w:eastAsia="Arial" w:cs="Arial"/>
+                <w:i w:val="false"/>
+                <w:b w:val="false"/>
+                <w:u w:val="none"/>
+                <w:strike w:val="false"/>
+                <w:sz w:val="22"/>
+                <w:szCs w:val="22"/>
+                <w:color w:val="000000"/>
+              </w:rPr>
+            </w:pPr>
+            <w:r>
+              <w:rPr>
+                <w:rFonts w:ascii="Arial" w:hAnsi="Arial" w:eastAsia="Arial" w:cs="Arial"/>
                 <w:i w:val="false"/>
                 <w:b w:val="false"/>
                 <w:u w:val="none"/>
@@ -9312,30 +9178,29 @@
           </w:tcPr>
           <w:p>
             <w:pPr>
-              <w:pStyle w:val="Normal"/>
-              <w:jc w:val="center"/>
-              <w:pBdr>
-                <w:bottom w:val="none" w:sz="0" w:space="0" w:color="000000"/>
-                <w:top w:val="none" w:sz="0" w:space="0" w:color="000000"/>
-                <w:left w:val="none" w:sz="0" w:space="0" w:color="000000"/>
-                <w:right w:val="none" w:sz="0" w:space="0" w:color="000000"/>
-              </w:pBdr>
-              <w:spacing w:after="100" w:before="100" w:line="240"/>
-              <w:ind w:left="100" w:right="100" w:firstLine="0" w:firstLineChars="0"/>
-              <w:rPr>
-                <w:rFonts w:ascii="Helvetica" w:hAnsi="Helvetica" w:eastAsia="Helvetica" w:cs="Helvetica"/>
-                <w:i w:val="false"/>
-                <w:b w:val="false"/>
-                <w:u w:val="none"/>
-                <w:strike w:val="false"/>
-                <w:sz w:val="22"/>
-                <w:szCs w:val="22"/>
-                <w:color w:val="000000"/>
-              </w:rPr>
-            </w:pPr>
-            <w:r>
-              <w:rPr>
-                <w:rFonts w:ascii="Helvetica" w:hAnsi="Helvetica" w:eastAsia="Helvetica" w:cs="Helvetica"/>
+              <w:jc w:val="center"/>
+              <w:pBdr>
+                <w:bottom w:val="none" w:sz="0" w:space="0" w:color="000000"/>
+                <w:top w:val="none" w:sz="0" w:space="0" w:color="000000"/>
+                <w:left w:val="none" w:sz="0" w:space="0" w:color="000000"/>
+                <w:right w:val="none" w:sz="0" w:space="0" w:color="000000"/>
+              </w:pBdr>
+              <w:spacing w:after="100" w:before="100" w:line="240"/>
+              <w:ind w:left="100" w:right="100" w:firstLine="0" w:firstLineChars="0"/>
+              <w:rPr>
+                <w:rFonts w:ascii="Arial" w:hAnsi="Arial" w:eastAsia="Arial" w:cs="Arial"/>
+                <w:i w:val="false"/>
+                <w:b w:val="false"/>
+                <w:u w:val="none"/>
+                <w:strike w:val="false"/>
+                <w:sz w:val="22"/>
+                <w:szCs w:val="22"/>
+                <w:color w:val="000000"/>
+              </w:rPr>
+            </w:pPr>
+            <w:r>
+              <w:rPr>
+                <w:rFonts w:ascii="Arial" w:hAnsi="Arial" w:eastAsia="Arial" w:cs="Arial"/>
                 <w:i w:val="false"/>
                 <w:b w:val="false"/>
                 <w:u w:val="none"/>
@@ -9353,6 +9218,7 @@
         <w:trPr>
           <w:trHeight w:val="360" w:hRule="auto"/>
         </w:trPr>
+        body6
         <w:tc>
           <w:tcPr>
             <w:tcBorders>
@@ -9372,7 +9238,6 @@
           </w:tcPr>
           <w:p>
             <w:pPr>
-              <w:pStyle w:val="Normal"/>
               <w:jc w:val="left"/>
               <w:pBdr>
                 <w:bottom w:val="none" w:sz="0" w:space="0" w:color="000000"/>
@@ -9383,19 +9248,19 @@
               <w:spacing w:after="100" w:before="100" w:line="240"/>
               <w:ind w:left="100" w:right="100" w:firstLine="0" w:firstLineChars="0"/>
               <w:rPr>
-                <w:rFonts w:ascii="Helvetica" w:hAnsi="Helvetica" w:eastAsia="Helvetica" w:cs="Helvetica"/>
-                <w:i w:val="false"/>
-                <w:b w:val="false"/>
-                <w:u w:val="none"/>
-                <w:strike w:val="false"/>
-                <w:sz w:val="22"/>
-                <w:szCs w:val="22"/>
-                <w:color w:val="000000"/>
-              </w:rPr>
-            </w:pPr>
-            <w:r>
-              <w:rPr>
-                <w:rFonts w:ascii="Helvetica" w:hAnsi="Helvetica" w:eastAsia="Helvetica" w:cs="Helvetica"/>
+                <w:rFonts w:ascii="Arial" w:hAnsi="Arial" w:eastAsia="Arial" w:cs="Arial"/>
+                <w:i w:val="false"/>
+                <w:b w:val="false"/>
+                <w:u w:val="none"/>
+                <w:strike w:val="false"/>
+                <w:sz w:val="22"/>
+                <w:szCs w:val="22"/>
+                <w:color w:val="000000"/>
+              </w:rPr>
+            </w:pPr>
+            <w:r>
+              <w:rPr>
+                <w:rFonts w:ascii="Arial" w:hAnsi="Arial" w:eastAsia="Arial" w:cs="Arial"/>
                 <w:i w:val="false"/>
                 <w:b w:val="false"/>
                 <w:u w:val="none"/>
@@ -9427,30 +9292,29 @@
           </w:tcPr>
           <w:p>
             <w:pPr>
-              <w:pStyle w:val="Normal"/>
-              <w:jc w:val="center"/>
-              <w:pBdr>
-                <w:bottom w:val="none" w:sz="0" w:space="0" w:color="000000"/>
-                <w:top w:val="none" w:sz="0" w:space="0" w:color="000000"/>
-                <w:left w:val="none" w:sz="0" w:space="0" w:color="000000"/>
-                <w:right w:val="none" w:sz="0" w:space="0" w:color="000000"/>
-              </w:pBdr>
-              <w:spacing w:after="100" w:before="100" w:line="240"/>
-              <w:ind w:left="100" w:right="100" w:firstLine="0" w:firstLineChars="0"/>
-              <w:rPr>
-                <w:rFonts w:ascii="Helvetica" w:hAnsi="Helvetica" w:eastAsia="Helvetica" w:cs="Helvetica"/>
-                <w:i w:val="false"/>
-                <w:b w:val="false"/>
-                <w:u w:val="none"/>
-                <w:strike w:val="false"/>
-                <w:sz w:val="22"/>
-                <w:szCs w:val="22"/>
-                <w:color w:val="000000"/>
-              </w:rPr>
-            </w:pPr>
-            <w:r>
-              <w:rPr>
-                <w:rFonts w:ascii="Helvetica" w:hAnsi="Helvetica" w:eastAsia="Helvetica" w:cs="Helvetica"/>
+              <w:jc w:val="center"/>
+              <w:pBdr>
+                <w:bottom w:val="none" w:sz="0" w:space="0" w:color="000000"/>
+                <w:top w:val="none" w:sz="0" w:space="0" w:color="000000"/>
+                <w:left w:val="none" w:sz="0" w:space="0" w:color="000000"/>
+                <w:right w:val="none" w:sz="0" w:space="0" w:color="000000"/>
+              </w:pBdr>
+              <w:spacing w:after="100" w:before="100" w:line="240"/>
+              <w:ind w:left="100" w:right="100" w:firstLine="0" w:firstLineChars="0"/>
+              <w:rPr>
+                <w:rFonts w:ascii="Arial" w:hAnsi="Arial" w:eastAsia="Arial" w:cs="Arial"/>
+                <w:i w:val="false"/>
+                <w:b w:val="false"/>
+                <w:u w:val="none"/>
+                <w:strike w:val="false"/>
+                <w:sz w:val="22"/>
+                <w:szCs w:val="22"/>
+                <w:color w:val="000000"/>
+              </w:rPr>
+            </w:pPr>
+            <w:r>
+              <w:rPr>
+                <w:rFonts w:ascii="Arial" w:hAnsi="Arial" w:eastAsia="Arial" w:cs="Arial"/>
                 <w:i w:val="false"/>
                 <w:b w:val="false"/>
                 <w:u w:val="none"/>
@@ -9482,30 +9346,29 @@
           </w:tcPr>
           <w:p>
             <w:pPr>
-              <w:pStyle w:val="Normal"/>
-              <w:jc w:val="center"/>
-              <w:pBdr>
-                <w:bottom w:val="none" w:sz="0" w:space="0" w:color="000000"/>
-                <w:top w:val="none" w:sz="0" w:space="0" w:color="000000"/>
-                <w:left w:val="none" w:sz="0" w:space="0" w:color="000000"/>
-                <w:right w:val="none" w:sz="0" w:space="0" w:color="000000"/>
-              </w:pBdr>
-              <w:spacing w:after="100" w:before="100" w:line="240"/>
-              <w:ind w:left="100" w:right="100" w:firstLine="0" w:firstLineChars="0"/>
-              <w:rPr>
-                <w:rFonts w:ascii="Helvetica" w:hAnsi="Helvetica" w:eastAsia="Helvetica" w:cs="Helvetica"/>
-                <w:i w:val="false"/>
-                <w:b w:val="false"/>
-                <w:u w:val="none"/>
-                <w:strike w:val="false"/>
-                <w:sz w:val="22"/>
-                <w:szCs w:val="22"/>
-                <w:color w:val="000000"/>
-              </w:rPr>
-            </w:pPr>
-            <w:r>
-              <w:rPr>
-                <w:rFonts w:ascii="Helvetica" w:hAnsi="Helvetica" w:eastAsia="Helvetica" w:cs="Helvetica"/>
+              <w:jc w:val="center"/>
+              <w:pBdr>
+                <w:bottom w:val="none" w:sz="0" w:space="0" w:color="000000"/>
+                <w:top w:val="none" w:sz="0" w:space="0" w:color="000000"/>
+                <w:left w:val="none" w:sz="0" w:space="0" w:color="000000"/>
+                <w:right w:val="none" w:sz="0" w:space="0" w:color="000000"/>
+              </w:pBdr>
+              <w:spacing w:after="100" w:before="100" w:line="240"/>
+              <w:ind w:left="100" w:right="100" w:firstLine="0" w:firstLineChars="0"/>
+              <w:rPr>
+                <w:rFonts w:ascii="Arial" w:hAnsi="Arial" w:eastAsia="Arial" w:cs="Arial"/>
+                <w:i w:val="false"/>
+                <w:b w:val="false"/>
+                <w:u w:val="none"/>
+                <w:strike w:val="false"/>
+                <w:sz w:val="22"/>
+                <w:szCs w:val="22"/>
+                <w:color w:val="000000"/>
+              </w:rPr>
+            </w:pPr>
+            <w:r>
+              <w:rPr>
+                <w:rFonts w:ascii="Arial" w:hAnsi="Arial" w:eastAsia="Arial" w:cs="Arial"/>
                 <w:i w:val="false"/>
                 <w:b w:val="false"/>
                 <w:u w:val="none"/>
@@ -9537,30 +9400,29 @@
           </w:tcPr>
           <w:p>
             <w:pPr>
-              <w:pStyle w:val="Normal"/>
-              <w:jc w:val="center"/>
-              <w:pBdr>
-                <w:bottom w:val="none" w:sz="0" w:space="0" w:color="000000"/>
-                <w:top w:val="none" w:sz="0" w:space="0" w:color="000000"/>
-                <w:left w:val="none" w:sz="0" w:space="0" w:color="000000"/>
-                <w:right w:val="none" w:sz="0" w:space="0" w:color="000000"/>
-              </w:pBdr>
-              <w:spacing w:after="100" w:before="100" w:line="240"/>
-              <w:ind w:left="100" w:right="100" w:firstLine="0" w:firstLineChars="0"/>
-              <w:rPr>
-                <w:rFonts w:ascii="Helvetica" w:hAnsi="Helvetica" w:eastAsia="Helvetica" w:cs="Helvetica"/>
-                <w:i w:val="false"/>
-                <w:b w:val="false"/>
-                <w:u w:val="none"/>
-                <w:strike w:val="false"/>
-                <w:sz w:val="22"/>
-                <w:szCs w:val="22"/>
-                <w:color w:val="000000"/>
-              </w:rPr>
-            </w:pPr>
-            <w:r>
-              <w:rPr>
-                <w:rFonts w:ascii="Helvetica" w:hAnsi="Helvetica" w:eastAsia="Helvetica" w:cs="Helvetica"/>
+              <w:jc w:val="center"/>
+              <w:pBdr>
+                <w:bottom w:val="none" w:sz="0" w:space="0" w:color="000000"/>
+                <w:top w:val="none" w:sz="0" w:space="0" w:color="000000"/>
+                <w:left w:val="none" w:sz="0" w:space="0" w:color="000000"/>
+                <w:right w:val="none" w:sz="0" w:space="0" w:color="000000"/>
+              </w:pBdr>
+              <w:spacing w:after="100" w:before="100" w:line="240"/>
+              <w:ind w:left="100" w:right="100" w:firstLine="0" w:firstLineChars="0"/>
+              <w:rPr>
+                <w:rFonts w:ascii="Arial" w:hAnsi="Arial" w:eastAsia="Arial" w:cs="Arial"/>
+                <w:i w:val="false"/>
+                <w:b w:val="false"/>
+                <w:u w:val="none"/>
+                <w:strike w:val="false"/>
+                <w:sz w:val="22"/>
+                <w:szCs w:val="22"/>
+                <w:color w:val="000000"/>
+              </w:rPr>
+            </w:pPr>
+            <w:r>
+              <w:rPr>
+                <w:rFonts w:ascii="Arial" w:hAnsi="Arial" w:eastAsia="Arial" w:cs="Arial"/>
                 <w:i w:val="false"/>
                 <w:b w:val="false"/>
                 <w:u w:val="none"/>
@@ -9592,30 +9454,29 @@
           </w:tcPr>
           <w:p>
             <w:pPr>
-              <w:pStyle w:val="Normal"/>
-              <w:jc w:val="center"/>
-              <w:pBdr>
-                <w:bottom w:val="none" w:sz="0" w:space="0" w:color="000000"/>
-                <w:top w:val="none" w:sz="0" w:space="0" w:color="000000"/>
-                <w:left w:val="none" w:sz="0" w:space="0" w:color="000000"/>
-                <w:right w:val="none" w:sz="0" w:space="0" w:color="000000"/>
-              </w:pBdr>
-              <w:spacing w:after="100" w:before="100" w:line="240"/>
-              <w:ind w:left="100" w:right="100" w:firstLine="0" w:firstLineChars="0"/>
-              <w:rPr>
-                <w:rFonts w:ascii="Helvetica" w:hAnsi="Helvetica" w:eastAsia="Helvetica" w:cs="Helvetica"/>
-                <w:i w:val="false"/>
-                <w:b w:val="false"/>
-                <w:u w:val="none"/>
-                <w:strike w:val="false"/>
-                <w:sz w:val="22"/>
-                <w:szCs w:val="22"/>
-                <w:color w:val="000000"/>
-              </w:rPr>
-            </w:pPr>
-            <w:r>
-              <w:rPr>
-                <w:rFonts w:ascii="Helvetica" w:hAnsi="Helvetica" w:eastAsia="Helvetica" w:cs="Helvetica"/>
+              <w:jc w:val="center"/>
+              <w:pBdr>
+                <w:bottom w:val="none" w:sz="0" w:space="0" w:color="000000"/>
+                <w:top w:val="none" w:sz="0" w:space="0" w:color="000000"/>
+                <w:left w:val="none" w:sz="0" w:space="0" w:color="000000"/>
+                <w:right w:val="none" w:sz="0" w:space="0" w:color="000000"/>
+              </w:pBdr>
+              <w:spacing w:after="100" w:before="100" w:line="240"/>
+              <w:ind w:left="100" w:right="100" w:firstLine="0" w:firstLineChars="0"/>
+              <w:rPr>
+                <w:rFonts w:ascii="Arial" w:hAnsi="Arial" w:eastAsia="Arial" w:cs="Arial"/>
+                <w:i w:val="false"/>
+                <w:b w:val="false"/>
+                <w:u w:val="none"/>
+                <w:strike w:val="false"/>
+                <w:sz w:val="22"/>
+                <w:szCs w:val="22"/>
+                <w:color w:val="000000"/>
+              </w:rPr>
+            </w:pPr>
+            <w:r>
+              <w:rPr>
+                <w:rFonts w:ascii="Arial" w:hAnsi="Arial" w:eastAsia="Arial" w:cs="Arial"/>
                 <w:i w:val="false"/>
                 <w:b w:val="false"/>
                 <w:u w:val="none"/>
@@ -9647,30 +9508,29 @@
           </w:tcPr>
           <w:p>
             <w:pPr>
-              <w:pStyle w:val="Normal"/>
-              <w:jc w:val="center"/>
-              <w:pBdr>
-                <w:bottom w:val="none" w:sz="0" w:space="0" w:color="000000"/>
-                <w:top w:val="none" w:sz="0" w:space="0" w:color="000000"/>
-                <w:left w:val="none" w:sz="0" w:space="0" w:color="000000"/>
-                <w:right w:val="none" w:sz="0" w:space="0" w:color="000000"/>
-              </w:pBdr>
-              <w:spacing w:after="100" w:before="100" w:line="240"/>
-              <w:ind w:left="100" w:right="100" w:firstLine="0" w:firstLineChars="0"/>
-              <w:rPr>
-                <w:rFonts w:ascii="Helvetica" w:hAnsi="Helvetica" w:eastAsia="Helvetica" w:cs="Helvetica"/>
-                <w:i w:val="false"/>
-                <w:b w:val="false"/>
-                <w:u w:val="none"/>
-                <w:strike w:val="false"/>
-                <w:sz w:val="22"/>
-                <w:szCs w:val="22"/>
-                <w:color w:val="000000"/>
-              </w:rPr>
-            </w:pPr>
-            <w:r>
-              <w:rPr>
-                <w:rFonts w:ascii="Helvetica" w:hAnsi="Helvetica" w:eastAsia="Helvetica" w:cs="Helvetica"/>
+              <w:jc w:val="center"/>
+              <w:pBdr>
+                <w:bottom w:val="none" w:sz="0" w:space="0" w:color="000000"/>
+                <w:top w:val="none" w:sz="0" w:space="0" w:color="000000"/>
+                <w:left w:val="none" w:sz="0" w:space="0" w:color="000000"/>
+                <w:right w:val="none" w:sz="0" w:space="0" w:color="000000"/>
+              </w:pBdr>
+              <w:spacing w:after="100" w:before="100" w:line="240"/>
+              <w:ind w:left="100" w:right="100" w:firstLine="0" w:firstLineChars="0"/>
+              <w:rPr>
+                <w:rFonts w:ascii="Arial" w:hAnsi="Arial" w:eastAsia="Arial" w:cs="Arial"/>
+                <w:i w:val="false"/>
+                <w:b w:val="false"/>
+                <w:u w:val="none"/>
+                <w:strike w:val="false"/>
+                <w:sz w:val="22"/>
+                <w:szCs w:val="22"/>
+                <w:color w:val="000000"/>
+              </w:rPr>
+            </w:pPr>
+            <w:r>
+              <w:rPr>
+                <w:rFonts w:ascii="Arial" w:hAnsi="Arial" w:eastAsia="Arial" w:cs="Arial"/>
                 <w:i w:val="false"/>
                 <w:b w:val="false"/>
                 <w:u w:val="none"/>
@@ -9688,6 +9548,7 @@
         <w:trPr>
           <w:trHeight w:val="360" w:hRule="auto"/>
         </w:trPr>
+        footer1
         <w:tc>
           <w:tcPr>
             <w:gridSpan w:val="6"/>
@@ -9708,7 +9569,6 @@
           </w:tcPr>
           <w:p>
             <w:pPr>
-              <w:pStyle w:val="Normal"/>
               <w:jc w:val="left"/>
               <w:pBdr>
                 <w:bottom w:val="none" w:sz="0" w:space="0" w:color="000000"/>
@@ -9719,19 +9579,19 @@
               <w:spacing w:after="100" w:before="100" w:line="240"/>
               <w:ind w:left="100" w:right="100" w:firstLine="0" w:firstLineChars="0"/>
               <w:rPr>
-                <w:rFonts w:ascii="Helvetica" w:hAnsi="Helvetica" w:eastAsia="Helvetica" w:cs="Helvetica"/>
-                <w:i w:val="false"/>
-                <w:b w:val="false"/>
-                <w:u w:val="none"/>
-                <w:strike w:val="false"/>
-                <w:sz w:val="22"/>
-                <w:szCs w:val="22"/>
-                <w:color w:val="000000"/>
-              </w:rPr>
-            </w:pPr>
-            <w:r>
-              <w:rPr>
-                <w:rFonts w:ascii="Helvetica" w:hAnsi="Helvetica" w:eastAsia="Helvetica" w:cs="Helvetica"/>
+                <w:rFonts w:ascii="Arial" w:hAnsi="Arial" w:eastAsia="Arial" w:cs="Arial"/>
+                <w:i w:val="false"/>
+                <w:b w:val="false"/>
+                <w:u w:val="none"/>
+                <w:strike w:val="false"/>
+                <w:sz w:val="22"/>
+                <w:szCs w:val="22"/>
+                <w:color w:val="000000"/>
+              </w:rPr>
+            </w:pPr>
+            <w:r>
+              <w:rPr>
+                <w:rFonts w:ascii="Arial" w:hAnsi="Arial" w:eastAsia="Arial" w:cs="Arial"/>
                 <w:i w:val="false"/>
                 <w:b w:val="false"/>
                 <w:u w:val="none"/>

--- a/Output/grace_overall_white_models.docx
+++ b/Output/grace_overall_white_models.docx
@@ -805,7 +805,7 @@
                 <w:szCs w:val="22"/>
                 <w:color w:val="000000"/>
               </w:rPr>
-              <w:t xml:space="preserve">(0.067)</w:t>
+              <w:t xml:space="preserve">[-3.836, -3.574]</w:t>
             </w:r>
           </w:p>
         </w:tc>
@@ -860,7 +860,7 @@
                 <w:szCs w:val="22"/>
                 <w:color w:val="000000"/>
               </w:rPr>
-              <w:t xml:space="preserve">(0.075)</w:t>
+              <w:t xml:space="preserve">[-3.607, -3.311]</w:t>
             </w:r>
           </w:p>
         </w:tc>
@@ -915,7 +915,7 @@
                 <w:szCs w:val="22"/>
                 <w:color w:val="000000"/>
               </w:rPr>
-              <w:t xml:space="preserve">(0.075)</w:t>
+              <w:t xml:space="preserve">[-3.631, -3.336]</w:t>
             </w:r>
           </w:p>
         </w:tc>
@@ -970,7 +970,7 @@
                 <w:szCs w:val="22"/>
                 <w:color w:val="000000"/>
               </w:rPr>
-              <w:t xml:space="preserve">(0.098)</w:t>
+              <w:t xml:space="preserve">[-3.658, -3.274]</w:t>
             </w:r>
           </w:p>
         </w:tc>
@@ -1025,7 +1025,7 @@
                 <w:szCs w:val="22"/>
                 <w:color w:val="000000"/>
               </w:rPr>
-              <w:t xml:space="preserve">(0.101)</w:t>
+              <w:t xml:space="preserve">[-4.026, -3.632]</w:t>
             </w:r>
           </w:p>
         </w:tc>
@@ -1475,7 +1475,7 @@
                 <w:szCs w:val="22"/>
                 <w:color w:val="000000"/>
               </w:rPr>
-              <w:t xml:space="preserve">(0.014)</w:t>
+              <w:t xml:space="preserve">[0.074, 0.129]</w:t>
             </w:r>
           </w:p>
         </w:tc>
@@ -1530,7 +1530,7 @@
                 <w:szCs w:val="22"/>
                 <w:color w:val="000000"/>
               </w:rPr>
-              <w:t xml:space="preserve">(0.013)</w:t>
+              <w:t xml:space="preserve">[0.059, 0.112]</w:t>
             </w:r>
           </w:p>
         </w:tc>
@@ -1585,7 +1585,7 @@
                 <w:szCs w:val="22"/>
                 <w:color w:val="000000"/>
               </w:rPr>
-              <w:t xml:space="preserve">(0.014)</w:t>
+              <w:t xml:space="preserve">[0.055, 0.109]</w:t>
             </w:r>
           </w:p>
         </w:tc>
@@ -1640,7 +1640,7 @@
                 <w:szCs w:val="22"/>
                 <w:color w:val="000000"/>
               </w:rPr>
-              <w:t xml:space="preserve">(0.014)</w:t>
+              <w:t xml:space="preserve">[0.054, 0.109]</w:t>
             </w:r>
           </w:p>
         </w:tc>
@@ -1695,7 +1695,7 @@
                 <w:szCs w:val="22"/>
                 <w:color w:val="000000"/>
               </w:rPr>
-              <w:t xml:space="preserve">(0.012)</w:t>
+              <w:t xml:space="preserve">[0.003, 0.051]</w:t>
             </w:r>
           </w:p>
         </w:tc>
@@ -3243,7 +3243,7 @@
                 <w:szCs w:val="22"/>
                 <w:color w:val="000000"/>
               </w:rPr>
-              <w:t xml:space="preserve">(0.127)</w:t>
+              <w:t xml:space="preserve">[-1.595, -1.096]</w:t>
             </w:r>
           </w:p>
         </w:tc>
@@ -3298,7 +3298,7 @@
                 <w:szCs w:val="22"/>
                 <w:color w:val="000000"/>
               </w:rPr>
-              <w:t xml:space="preserve">(0.145)</w:t>
+              <w:t xml:space="preserve">[-1.184, -0.615]</w:t>
             </w:r>
           </w:p>
         </w:tc>
@@ -3353,7 +3353,7 @@
                 <w:szCs w:val="22"/>
                 <w:color w:val="000000"/>
               </w:rPr>
-              <w:t xml:space="preserve">(0.145)</w:t>
+              <w:t xml:space="preserve">[-1.230, -0.662]</w:t>
             </w:r>
           </w:p>
         </w:tc>
@@ -3408,7 +3408,7 @@
                 <w:szCs w:val="22"/>
                 <w:color w:val="000000"/>
               </w:rPr>
-              <w:t xml:space="preserve">(0.188)</w:t>
+              <w:t xml:space="preserve">[-1.131, -0.394]</w:t>
             </w:r>
           </w:p>
         </w:tc>
@@ -3463,7 +3463,7 @@
                 <w:szCs w:val="22"/>
                 <w:color w:val="000000"/>
               </w:rPr>
-              <w:t xml:space="preserve">(0.207)</w:t>
+              <w:t xml:space="preserve">[-2.464, -1.653]</w:t>
             </w:r>
           </w:p>
         </w:tc>
@@ -3913,7 +3913,7 @@
                 <w:szCs w:val="22"/>
                 <w:color w:val="000000"/>
               </w:rPr>
-              <w:t xml:space="preserve">(0.027)</w:t>
+              <w:t xml:space="preserve">[0.057, 0.161]</w:t>
             </w:r>
           </w:p>
         </w:tc>
@@ -3968,7 +3968,7 @@
                 <w:szCs w:val="22"/>
                 <w:color w:val="000000"/>
               </w:rPr>
-              <w:t xml:space="preserve">(0.026)</w:t>
+              <w:t xml:space="preserve">[0.031, 0.133]</w:t>
             </w:r>
           </w:p>
         </w:tc>
@@ -4023,7 +4023,7 @@
                 <w:szCs w:val="22"/>
                 <w:color w:val="000000"/>
               </w:rPr>
-              <w:t xml:space="preserve">(0.027)</w:t>
+              <w:t xml:space="preserve">[0.029, 0.134]</w:t>
             </w:r>
           </w:p>
         </w:tc>
@@ -4078,7 +4078,7 @@
                 <w:szCs w:val="22"/>
                 <w:color w:val="000000"/>
               </w:rPr>
-              <w:t xml:space="preserve">(0.027)</w:t>
+              <w:t xml:space="preserve">[0.023, 0.129]</w:t>
             </w:r>
           </w:p>
         </w:tc>
@@ -4133,7 +4133,7 @@
                 <w:szCs w:val="22"/>
                 <w:color w:val="000000"/>
               </w:rPr>
-              <w:t xml:space="preserve">(0.025)</w:t>
+              <w:t xml:space="preserve">[-0.032, 0.067]</w:t>
             </w:r>
           </w:p>
         </w:tc>
@@ -5681,7 +5681,7 @@
                 <w:szCs w:val="22"/>
                 <w:color w:val="000000"/>
               </w:rPr>
-              <w:t xml:space="preserve">(0.074)</w:t>
+              <w:t xml:space="preserve">[-3.801, -3.512]</w:t>
             </w:r>
           </w:p>
         </w:tc>
@@ -5736,7 +5736,7 @@
                 <w:szCs w:val="22"/>
                 <w:color w:val="000000"/>
               </w:rPr>
-              <w:t xml:space="preserve">(0.084)</w:t>
+              <w:t xml:space="preserve">[-3.603, -3.275]</w:t>
             </w:r>
           </w:p>
         </w:tc>
@@ -5791,7 +5791,7 @@
                 <w:szCs w:val="22"/>
                 <w:color w:val="000000"/>
               </w:rPr>
-              <w:t xml:space="preserve">(0.084)</w:t>
+              <w:t xml:space="preserve">[-3.627, -3.297]</w:t>
             </w:r>
           </w:p>
         </w:tc>
@@ -5846,7 +5846,7 @@
                 <w:szCs w:val="22"/>
                 <w:color w:val="000000"/>
               </w:rPr>
-              <w:t xml:space="preserve">(0.115)</w:t>
+              <w:t xml:space="preserve">[-3.735, -3.285]</w:t>
             </w:r>
           </w:p>
         </w:tc>
@@ -5901,7 +5901,7 @@
                 <w:szCs w:val="22"/>
                 <w:color w:val="000000"/>
               </w:rPr>
-              <w:t xml:space="preserve">(0.122)</w:t>
+              <w:t xml:space="preserve">[-4.311, -3.831]</w:t>
             </w:r>
           </w:p>
         </w:tc>
@@ -6351,7 +6351,7 @@
                 <w:szCs w:val="22"/>
                 <w:color w:val="000000"/>
               </w:rPr>
-              <w:t xml:space="preserve">(0.017)</w:t>
+              <w:t xml:space="preserve">[0.041, 0.106]</w:t>
             </w:r>
           </w:p>
         </w:tc>
@@ -6406,7 +6406,7 @@
                 <w:szCs w:val="22"/>
                 <w:color w:val="000000"/>
               </w:rPr>
-              <w:t xml:space="preserve">(0.016)</w:t>
+              <w:t xml:space="preserve">[0.031, 0.094]</w:t>
             </w:r>
           </w:p>
         </w:tc>
@@ -6461,7 +6461,7 @@
                 <w:szCs w:val="22"/>
                 <w:color w:val="000000"/>
               </w:rPr>
-              <w:t xml:space="preserve">(0.017)</w:t>
+              <w:t xml:space="preserve">[0.029, 0.095]</w:t>
             </w:r>
           </w:p>
         </w:tc>
@@ -6516,7 +6516,7 @@
                 <w:szCs w:val="22"/>
                 <w:color w:val="000000"/>
               </w:rPr>
-              <w:t xml:space="preserve">(0.017)</w:t>
+              <w:t xml:space="preserve">[0.031, 0.097]</w:t>
             </w:r>
           </w:p>
         </w:tc>
@@ -6571,7 +6571,7 @@
                 <w:szCs w:val="22"/>
                 <w:color w:val="000000"/>
               </w:rPr>
-              <w:t xml:space="preserve">(0.014)</w:t>
+              <w:t xml:space="preserve">[-0.005, 0.052]</w:t>
             </w:r>
           </w:p>
         </w:tc>
@@ -8119,7 +8119,7 @@
                 <w:szCs w:val="22"/>
                 <w:color w:val="000000"/>
               </w:rPr>
-              <w:t xml:space="preserve">(0.143)</w:t>
+              <w:t xml:space="preserve">[-1.566, -1.004]</w:t>
             </w:r>
           </w:p>
         </w:tc>
@@ -8174,7 +8174,7 @@
                 <w:szCs w:val="22"/>
                 <w:color w:val="000000"/>
               </w:rPr>
-              <w:t xml:space="preserve">(0.164)</w:t>
+              <w:t xml:space="preserve">[-1.257, -0.613]</w:t>
             </w:r>
           </w:p>
         </w:tc>
@@ -8229,7 +8229,7 @@
                 <w:szCs w:val="22"/>
                 <w:color w:val="000000"/>
               </w:rPr>
-              <w:t xml:space="preserve">(0.164)</w:t>
+              <w:t xml:space="preserve">[-1.325, -0.683]</w:t>
             </w:r>
           </w:p>
         </w:tc>
@@ -8284,7 +8284,7 @@
                 <w:szCs w:val="22"/>
                 <w:color w:val="000000"/>
               </w:rPr>
-              <w:t xml:space="preserve">(0.224)</w:t>
+              <w:t xml:space="preserve">[-1.283, -0.404]</w:t>
             </w:r>
           </w:p>
         </w:tc>
@@ -8339,7 +8339,7 @@
                 <w:szCs w:val="22"/>
                 <w:color w:val="000000"/>
               </w:rPr>
-              <w:t xml:space="preserve">(0.256)</w:t>
+              <w:t xml:space="preserve">[-3.089, -2.086]</w:t>
             </w:r>
           </w:p>
         </w:tc>
@@ -8789,7 +8789,7 @@
                 <w:szCs w:val="22"/>
                 <w:color w:val="000000"/>
               </w:rPr>
-              <w:t xml:space="preserve">(0.032)</w:t>
+              <w:t xml:space="preserve">[-0.001, 0.126]</w:t>
             </w:r>
           </w:p>
         </w:tc>
@@ -8844,7 +8844,7 @@
                 <w:szCs w:val="22"/>
                 <w:color w:val="000000"/>
               </w:rPr>
-              <w:t xml:space="preserve">(0.032)</w:t>
+              <w:t xml:space="preserve">[-0.021, 0.104]</w:t>
             </w:r>
           </w:p>
         </w:tc>
@@ -8899,7 +8899,7 @@
                 <w:szCs w:val="22"/>
                 <w:color w:val="000000"/>
               </w:rPr>
-              <w:t xml:space="preserve">(0.033)</w:t>
+              <w:t xml:space="preserve">[-0.022, 0.106]</w:t>
             </w:r>
           </w:p>
         </w:tc>
@@ -8954,7 +8954,7 @@
                 <w:szCs w:val="22"/>
                 <w:color w:val="000000"/>
               </w:rPr>
-              <w:t xml:space="preserve">(0.033)</w:t>
+              <w:t xml:space="preserve">[-0.029, 0.101]</w:t>
             </w:r>
           </w:p>
         </w:tc>
@@ -9009,7 +9009,7 @@
                 <w:szCs w:val="22"/>
                 <w:color w:val="000000"/>
               </w:rPr>
-              <w:t xml:space="preserve">(0.030)</w:t>
+              <w:t xml:space="preserve">[-0.053, 0.065]</w:t>
             </w:r>
           </w:p>
         </w:tc>
